--- a/data/outputs/v2/Chemistry/SS1.5_Periodicity/Chemistry_Periodicity_CBE_LessonSequence.docx
+++ b/data/outputs/v2/Chemistry/SS1.5_Periodicity/Chemistry_Periodicity_CBE_LessonSequence.docx
@@ -3136,32 +3136,32 @@
         <w:tc>
           <w:tcPr>
             <w:tcW w:type="dxa" w:w="1520"/>
-            <w:shd w:fill="F2F2F2" w:color="auto" w:val="clear"/>
-            <w:tcMar>
-              <w:top w:type="dxa" w:w="60"/>
-              <w:left w:type="dxa" w:w="120"/>
-              <w:bottom w:type="dxa" w:w="60"/>
-              <w:right w:type="dxa" w:w="120"/>
-            </w:tcMar>
-            <w:vAlign w:val="top"/>
-          </w:tcPr>
-          <w:p>
-            <w:pPr>
-              <w:spacing w:after="40" w:before="0"/>
-              <w:jc w:val="left"/>
-            </w:pPr>
-            <w:r>
-              <w:rPr>
-                <w:rFonts w:ascii="Arial" w:cs="Arial" w:eastAsia="Arial" w:hAnsi="Arial"/>
-                <w:b/>
-                <w:bCs/>
-                <w:i w:val="false"/>
-                <w:iCs w:val="false"/>
-                <w:color w:val="000000"/>
-                <w:sz w:val="18"/>
-                <w:szCs w:val="18"/>
-              </w:rPr>
-              <w:t xml:space="preserve">Phase 1 — Predict</w:t>
+            <w:shd w:fill="EAD1F5" w:color="auto" w:val="clear"/>
+            <w:tcMar>
+              <w:top w:type="dxa" w:w="60"/>
+              <w:left w:type="dxa" w:w="120"/>
+              <w:bottom w:type="dxa" w:w="60"/>
+              <w:right w:type="dxa" w:w="120"/>
+            </w:tcMar>
+            <w:vAlign w:val="top"/>
+          </w:tcPr>
+          <w:p>
+            <w:pPr>
+              <w:spacing w:after="40" w:before="0"/>
+              <w:jc w:val="left"/>
+            </w:pPr>
+            <w:r>
+              <w:rPr>
+                <w:rFonts w:ascii="Arial" w:cs="Arial" w:eastAsia="Arial" w:hAnsi="Arial"/>
+                <w:b/>
+                <w:bCs/>
+                <w:i w:val="false"/>
+                <w:iCs w:val="false"/>
+                <w:color w:val="000000"/>
+                <w:sz w:val="18"/>
+                <w:szCs w:val="18"/>
+              </w:rPr>
+              <w:t xml:space="preserve">Predict Phase</w:t>
             </w:r>
           </w:p>
           <w:p>
@@ -3184,7 +3184,7 @@
             <w:pPr>
               <w:spacing w:after="20" w:before="0"/>
             </w:pPr>
-            <w:hyperlink w:history="1" r:id="rIdbbwukbttbwd015dnpwlvn">
+            <w:hyperlink w:history="1" r:id="rIdljn8cug594frxch4ebf0z">
               <w:r>
                 <w:rPr>
                   <w:rFonts w:ascii="Arial" w:cs="Arial" w:eastAsia="Arial" w:hAnsi="Arial"/>
@@ -3217,7 +3217,7 @@
               <w:spacing w:after="10" w:before="0"/>
               <w:ind w:left="120"/>
             </w:pPr>
-            <w:hyperlink w:history="1" r:id="rId0az03baf4bbpmqk9dhdje">
+            <w:hyperlink w:history="1" r:id="rIdacqmlxbc85ln90wqd5nfj">
               <w:r>
                 <w:rPr>
                   <w:rFonts w:ascii="Arial" w:cs="Arial" w:eastAsia="Arial" w:hAnsi="Arial"/>
@@ -3262,7 +3262,7 @@
             <w:pPr>
               <w:spacing w:after="20" w:before="0"/>
             </w:pPr>
-            <w:hyperlink w:history="1" r:id="rIdmnsaeic6yewyudebeyfc4">
+            <w:hyperlink w:history="1" r:id="rIdcmphawfuhwq_9aei5em-k">
               <w:r>
                 <w:rPr>
                   <w:rFonts w:ascii="Arial" w:cs="Arial" w:eastAsia="Arial" w:hAnsi="Arial"/>
@@ -3295,7 +3295,7 @@
               <w:spacing w:after="10" w:before="0"/>
               <w:ind w:left="120"/>
             </w:pPr>
-            <w:hyperlink w:history="1" r:id="rIdnsckbt6kkozdrf3q2cbbj">
+            <w:hyperlink w:history="1" r:id="rId6ncbnpwv0paezwryjjkqm">
               <w:r>
                 <w:rPr>
                   <w:rFonts w:ascii="Arial" w:cs="Arial" w:eastAsia="Arial" w:hAnsi="Arial"/>
@@ -3442,32 +3442,32 @@
         <w:tc>
           <w:tcPr>
             <w:tcW w:type="dxa" w:w="1520"/>
-            <w:shd w:fill="F2F2F2" w:color="auto" w:val="clear"/>
-            <w:tcMar>
-              <w:top w:type="dxa" w:w="60"/>
-              <w:left w:type="dxa" w:w="120"/>
-              <w:bottom w:type="dxa" w:w="60"/>
-              <w:right w:type="dxa" w:w="120"/>
-            </w:tcMar>
-            <w:vAlign w:val="top"/>
-          </w:tcPr>
-          <w:p>
-            <w:pPr>
-              <w:spacing w:after="40" w:before="0"/>
-              <w:jc w:val="left"/>
-            </w:pPr>
-            <w:r>
-              <w:rPr>
-                <w:rFonts w:ascii="Arial" w:cs="Arial" w:eastAsia="Arial" w:hAnsi="Arial"/>
-                <w:b/>
-                <w:bCs/>
-                <w:i w:val="false"/>
-                <w:iCs w:val="false"/>
-                <w:color w:val="000000"/>
-                <w:sz w:val="18"/>
-                <w:szCs w:val="18"/>
-              </w:rPr>
-              <w:t xml:space="preserve">Phase 2 — Observe</w:t>
+            <w:shd w:fill="D9EEF1" w:color="auto" w:val="clear"/>
+            <w:tcMar>
+              <w:top w:type="dxa" w:w="60"/>
+              <w:left w:type="dxa" w:w="120"/>
+              <w:bottom w:type="dxa" w:w="60"/>
+              <w:right w:type="dxa" w:w="120"/>
+            </w:tcMar>
+            <w:vAlign w:val="top"/>
+          </w:tcPr>
+          <w:p>
+            <w:pPr>
+              <w:spacing w:after="40" w:before="0"/>
+              <w:jc w:val="left"/>
+            </w:pPr>
+            <w:r>
+              <w:rPr>
+                <w:rFonts w:ascii="Arial" w:cs="Arial" w:eastAsia="Arial" w:hAnsi="Arial"/>
+                <w:b/>
+                <w:bCs/>
+                <w:i w:val="false"/>
+                <w:iCs w:val="false"/>
+                <w:color w:val="000000"/>
+                <w:sz w:val="18"/>
+                <w:szCs w:val="18"/>
+              </w:rPr>
+              <w:t xml:space="preserve">Observe Phase</w:t>
             </w:r>
           </w:p>
           <w:p>
@@ -3490,7 +3490,7 @@
             <w:pPr>
               <w:spacing w:after="20" w:before="0"/>
             </w:pPr>
-            <w:hyperlink w:history="1" r:id="rId0s5o5dhtq7he1fm2b9_1d">
+            <w:hyperlink w:history="1" r:id="rIdt57-nvbx-wogvbvkxpdxm">
               <w:r>
                 <w:rPr>
                   <w:rFonts w:ascii="Arial" w:cs="Arial" w:eastAsia="Arial" w:hAnsi="Arial"/>
@@ -3523,7 +3523,7 @@
               <w:spacing w:after="10" w:before="0"/>
               <w:ind w:left="120"/>
             </w:pPr>
-            <w:hyperlink w:history="1" r:id="rIdwflhvmo6prfec7virrvou">
+            <w:hyperlink w:history="1" r:id="rIdowcuz9mon5elxsxcp0xyd">
               <w:r>
                 <w:rPr>
                   <w:rFonts w:ascii="Arial" w:cs="Arial" w:eastAsia="Arial" w:hAnsi="Arial"/>
@@ -3568,7 +3568,7 @@
             <w:pPr>
               <w:spacing w:after="20" w:before="0"/>
             </w:pPr>
-            <w:hyperlink w:history="1" r:id="rIdix4qsucplmrv6r8kca2lr">
+            <w:hyperlink w:history="1" r:id="rIdjvxxmxo8j3ei9a9h5gk7e">
               <w:r>
                 <w:rPr>
                   <w:rFonts w:ascii="Arial" w:cs="Arial" w:eastAsia="Arial" w:hAnsi="Arial"/>
@@ -3601,7 +3601,7 @@
               <w:spacing w:after="10" w:before="0"/>
               <w:ind w:left="120"/>
             </w:pPr>
-            <w:hyperlink w:history="1" r:id="rIdghidco6y3qqqxd4uodbxw">
+            <w:hyperlink w:history="1" r:id="rIddhogxaypvs22lb1jgvmt0">
               <w:r>
                 <w:rPr>
                   <w:rFonts w:ascii="Arial" w:cs="Arial" w:eastAsia="Arial" w:hAnsi="Arial"/>
@@ -3748,32 +3748,32 @@
         <w:tc>
           <w:tcPr>
             <w:tcW w:type="dxa" w:w="1520"/>
-            <w:shd w:fill="F2F2F2" w:color="auto" w:val="clear"/>
-            <w:tcMar>
-              <w:top w:type="dxa" w:w="60"/>
-              <w:left w:type="dxa" w:w="120"/>
-              <w:bottom w:type="dxa" w:w="60"/>
-              <w:right w:type="dxa" w:w="120"/>
-            </w:tcMar>
-            <w:vAlign w:val="top"/>
-          </w:tcPr>
-          <w:p>
-            <w:pPr>
-              <w:spacing w:after="40" w:before="0"/>
-              <w:jc w:val="left"/>
-            </w:pPr>
-            <w:r>
-              <w:rPr>
-                <w:rFonts w:ascii="Arial" w:cs="Arial" w:eastAsia="Arial" w:hAnsi="Arial"/>
-                <w:b/>
-                <w:bCs/>
-                <w:i w:val="false"/>
-                <w:iCs w:val="false"/>
-                <w:color w:val="000000"/>
-                <w:sz w:val="18"/>
-                <w:szCs w:val="18"/>
-              </w:rPr>
-              <w:t xml:space="preserve">Phase 3 — Explain</w:t>
+            <w:shd w:fill="E2EFDA" w:color="auto" w:val="clear"/>
+            <w:tcMar>
+              <w:top w:type="dxa" w:w="60"/>
+              <w:left w:type="dxa" w:w="120"/>
+              <w:bottom w:type="dxa" w:w="60"/>
+              <w:right w:type="dxa" w:w="120"/>
+            </w:tcMar>
+            <w:vAlign w:val="top"/>
+          </w:tcPr>
+          <w:p>
+            <w:pPr>
+              <w:spacing w:after="40" w:before="0"/>
+              <w:jc w:val="left"/>
+            </w:pPr>
+            <w:r>
+              <w:rPr>
+                <w:rFonts w:ascii="Arial" w:cs="Arial" w:eastAsia="Arial" w:hAnsi="Arial"/>
+                <w:b/>
+                <w:bCs/>
+                <w:i w:val="false"/>
+                <w:iCs w:val="false"/>
+                <w:color w:val="000000"/>
+                <w:sz w:val="18"/>
+                <w:szCs w:val="18"/>
+              </w:rPr>
+              <w:t xml:space="preserve">Explain Phase</w:t>
             </w:r>
           </w:p>
           <w:p>
@@ -3796,7 +3796,7 @@
             <w:pPr>
               <w:spacing w:after="20" w:before="0"/>
             </w:pPr>
-            <w:hyperlink w:history="1" r:id="rIdra5k3dutkfjnx9zbaa6qq">
+            <w:hyperlink w:history="1" r:id="rIdbvhei8jbft8r34qjdrcpz">
               <w:r>
                 <w:rPr>
                   <w:rFonts w:ascii="Arial" w:cs="Arial" w:eastAsia="Arial" w:hAnsi="Arial"/>
@@ -3829,7 +3829,7 @@
               <w:spacing w:after="10" w:before="0"/>
               <w:ind w:left="120"/>
             </w:pPr>
-            <w:hyperlink w:history="1" r:id="rIdi3vgvvkemktrs2twzdluq">
+            <w:hyperlink w:history="1" r:id="rId5znix0mb26wdrrk4nyudl">
               <w:r>
                 <w:rPr>
                   <w:rFonts w:ascii="Arial" w:cs="Arial" w:eastAsia="Arial" w:hAnsi="Arial"/>
@@ -3874,7 +3874,7 @@
             <w:pPr>
               <w:spacing w:after="20" w:before="0"/>
             </w:pPr>
-            <w:hyperlink w:history="1" r:id="rIdd_jnnzggbwbnzf2mo0fek">
+            <w:hyperlink w:history="1" r:id="rIdvqtpxary3x9uty-pxx6n5">
               <w:r>
                 <w:rPr>
                   <w:rFonts w:ascii="Arial" w:cs="Arial" w:eastAsia="Arial" w:hAnsi="Arial"/>
@@ -3907,7 +3907,7 @@
               <w:spacing w:after="10" w:before="0"/>
               <w:ind w:left="120"/>
             </w:pPr>
-            <w:hyperlink w:history="1" r:id="rIdwlhc_kepxhh0tu0ncfh6l">
+            <w:hyperlink w:history="1" r:id="rIdhjhq3ha-7lzzbdxxaport">
               <w:r>
                 <w:rPr>
                   <w:rFonts w:ascii="Arial" w:cs="Arial" w:eastAsia="Arial" w:hAnsi="Arial"/>
@@ -4054,32 +4054,32 @@
         <w:tc>
           <w:tcPr>
             <w:tcW w:type="dxa" w:w="1520"/>
-            <w:shd w:fill="F2F2F2" w:color="auto" w:val="clear"/>
-            <w:tcMar>
-              <w:top w:type="dxa" w:w="60"/>
-              <w:left w:type="dxa" w:w="120"/>
-              <w:bottom w:type="dxa" w:w="60"/>
-              <w:right w:type="dxa" w:w="120"/>
-            </w:tcMar>
-            <w:vAlign w:val="top"/>
-          </w:tcPr>
-          <w:p>
-            <w:pPr>
-              <w:spacing w:after="40" w:before="0"/>
-              <w:jc w:val="left"/>
-            </w:pPr>
-            <w:r>
-              <w:rPr>
-                <w:rFonts w:ascii="Arial" w:cs="Arial" w:eastAsia="Arial" w:hAnsi="Arial"/>
-                <w:b/>
-                <w:bCs/>
-                <w:i w:val="false"/>
-                <w:iCs w:val="false"/>
-                <w:color w:val="000000"/>
-                <w:sz w:val="18"/>
-                <w:szCs w:val="18"/>
-              </w:rPr>
-              <w:t xml:space="preserve">Phase 4 — Driving Question Board (DQB) Creation</w:t>
+            <w:shd w:fill="FCE4D6" w:color="auto" w:val="clear"/>
+            <w:tcMar>
+              <w:top w:type="dxa" w:w="60"/>
+              <w:left w:type="dxa" w:w="120"/>
+              <w:bottom w:type="dxa" w:w="60"/>
+              <w:right w:type="dxa" w:w="120"/>
+            </w:tcMar>
+            <w:vAlign w:val="top"/>
+          </w:tcPr>
+          <w:p>
+            <w:pPr>
+              <w:spacing w:after="40" w:before="0"/>
+              <w:jc w:val="left"/>
+            </w:pPr>
+            <w:r>
+              <w:rPr>
+                <w:rFonts w:ascii="Arial" w:cs="Arial" w:eastAsia="Arial" w:hAnsi="Arial"/>
+                <w:b/>
+                <w:bCs/>
+                <w:i w:val="false"/>
+                <w:iCs w:val="false"/>
+                <w:color w:val="000000"/>
+                <w:sz w:val="18"/>
+                <w:szCs w:val="18"/>
+              </w:rPr>
+              <w:t xml:space="preserve">Driving Question Board (DQB) Creation</w:t>
             </w:r>
           </w:p>
           <w:p>
@@ -4102,7 +4102,7 @@
             <w:pPr>
               <w:spacing w:after="20" w:before="0"/>
             </w:pPr>
-            <w:hyperlink w:history="1" r:id="rIdivpyxw1mrip7ncckemphu">
+            <w:hyperlink w:history="1" r:id="rIdqjs6dsexw1yvapiqnnqyp">
               <w:r>
                 <w:rPr>
                   <w:rFonts w:ascii="Arial" w:cs="Arial" w:eastAsia="Arial" w:hAnsi="Arial"/>
@@ -4135,7 +4135,7 @@
               <w:spacing w:after="10" w:before="0"/>
               <w:ind w:left="120"/>
             </w:pPr>
-            <w:hyperlink w:history="1" r:id="rIdo-m32tp8zj3jww-htjbof">
+            <w:hyperlink w:history="1" r:id="rIdelxomxwnpata4s9u877jc">
               <w:r>
                 <w:rPr>
                   <w:rFonts w:ascii="Arial" w:cs="Arial" w:eastAsia="Arial" w:hAnsi="Arial"/>
@@ -4180,7 +4180,7 @@
             <w:pPr>
               <w:spacing w:after="20" w:before="0"/>
             </w:pPr>
-            <w:hyperlink w:history="1" r:id="rIdbr8wurcpa-g7avnpiq1rw">
+            <w:hyperlink w:history="1" r:id="rIdmk9jobd4vhfweuj3dbvym">
               <w:r>
                 <w:rPr>
                   <w:rFonts w:ascii="Arial" w:cs="Arial" w:eastAsia="Arial" w:hAnsi="Arial"/>
@@ -4213,7 +4213,7 @@
               <w:spacing w:after="10" w:before="0"/>
               <w:ind w:left="120"/>
             </w:pPr>
-            <w:hyperlink w:history="1" r:id="rIdhawuz88sjz7qjnodvbmmt">
+            <w:hyperlink w:history="1" r:id="rIdrxvtexnntrgtsokqbf_1l">
               <w:r>
                 <w:rPr>
                   <w:rFonts w:ascii="Arial" w:cs="Arial" w:eastAsia="Arial" w:hAnsi="Arial"/>
@@ -4360,32 +4360,32 @@
         <w:tc>
           <w:tcPr>
             <w:tcW w:type="dxa" w:w="1520"/>
-            <w:shd w:fill="F2F2F2" w:color="auto" w:val="clear"/>
-            <w:tcMar>
-              <w:top w:type="dxa" w:w="60"/>
-              <w:left w:type="dxa" w:w="120"/>
-              <w:bottom w:type="dxa" w:w="60"/>
-              <w:right w:type="dxa" w:w="120"/>
-            </w:tcMar>
-            <w:vAlign w:val="top"/>
-          </w:tcPr>
-          <w:p>
-            <w:pPr>
-              <w:spacing w:after="40" w:before="0"/>
-              <w:jc w:val="left"/>
-            </w:pPr>
-            <w:r>
-              <w:rPr>
-                <w:rFonts w:ascii="Arial" w:cs="Arial" w:eastAsia="Arial" w:hAnsi="Arial"/>
-                <w:b/>
-                <w:bCs/>
-                <w:i w:val="false"/>
-                <w:iCs w:val="false"/>
-                <w:color w:val="000000"/>
-                <w:sz w:val="18"/>
-                <w:szCs w:val="18"/>
-              </w:rPr>
-              <w:t xml:space="preserve">Phase 5 — Model Building</w:t>
+            <w:shd w:fill="D5E8F0" w:color="auto" w:val="clear"/>
+            <w:tcMar>
+              <w:top w:type="dxa" w:w="60"/>
+              <w:left w:type="dxa" w:w="120"/>
+              <w:bottom w:type="dxa" w:w="60"/>
+              <w:right w:type="dxa" w:w="120"/>
+            </w:tcMar>
+            <w:vAlign w:val="top"/>
+          </w:tcPr>
+          <w:p>
+            <w:pPr>
+              <w:spacing w:after="40" w:before="0"/>
+              <w:jc w:val="left"/>
+            </w:pPr>
+            <w:r>
+              <w:rPr>
+                <w:rFonts w:ascii="Arial" w:cs="Arial" w:eastAsia="Arial" w:hAnsi="Arial"/>
+                <w:b/>
+                <w:bCs/>
+                <w:i w:val="false"/>
+                <w:iCs w:val="false"/>
+                <w:color w:val="000000"/>
+                <w:sz w:val="18"/>
+                <w:szCs w:val="18"/>
+              </w:rPr>
+              <w:t xml:space="preserve">Model Building Phase</w:t>
             </w:r>
           </w:p>
           <w:p>
@@ -4408,7 +4408,7 @@
             <w:pPr>
               <w:spacing w:after="20" w:before="0"/>
             </w:pPr>
-            <w:hyperlink w:history="1" r:id="rId7ezebs5zqunhkfkzcfgqk">
+            <w:hyperlink w:history="1" r:id="rIdnj0ytnjuvm-ytdf-g9pts">
               <w:r>
                 <w:rPr>
                   <w:rFonts w:ascii="Arial" w:cs="Arial" w:eastAsia="Arial" w:hAnsi="Arial"/>
@@ -4441,7 +4441,7 @@
               <w:spacing w:after="10" w:before="0"/>
               <w:ind w:left="120"/>
             </w:pPr>
-            <w:hyperlink w:history="1" r:id="rIdo_646doihstm3lqh5x1ge">
+            <w:hyperlink w:history="1" r:id="rIdygrdplecg_ujzj_jtpobg">
               <w:r>
                 <w:rPr>
                   <w:rFonts w:ascii="Arial" w:cs="Arial" w:eastAsia="Arial" w:hAnsi="Arial"/>
@@ -4486,7 +4486,7 @@
             <w:pPr>
               <w:spacing w:after="20" w:before="0"/>
             </w:pPr>
-            <w:hyperlink w:history="1" r:id="rIdlhwrllaqlrdgamvwdrl5w">
+            <w:hyperlink w:history="1" r:id="rIdzp1as3vvh7ffilraatjcn">
               <w:r>
                 <w:rPr>
                   <w:rFonts w:ascii="Arial" w:cs="Arial" w:eastAsia="Arial" w:hAnsi="Arial"/>
@@ -4519,7 +4519,7 @@
               <w:spacing w:after="10" w:before="0"/>
               <w:ind w:left="120"/>
             </w:pPr>
-            <w:hyperlink w:history="1" r:id="rIdfmymgovxuykthwlidntyf">
+            <w:hyperlink w:history="1" r:id="rIdfnnrwusfrxnvsyusox1_y">
               <w:r>
                 <w:rPr>
                   <w:rFonts w:ascii="Arial" w:cs="Arial" w:eastAsia="Arial" w:hAnsi="Arial"/>
@@ -5614,7 +5614,25 @@
             </w:tcMar>
             <w:vAlign w:val="top"/>
           </w:tcPr>
-          <w:p/>
+          <w:p>
+            <w:pPr>
+              <w:spacing w:after="40" w:before="0"/>
+              <w:jc w:val="left"/>
+            </w:pPr>
+            <w:r>
+              <w:rPr>
+                <w:rFonts w:ascii="Arial" w:cs="Arial" w:eastAsia="Arial" w:hAnsi="Arial"/>
+                <w:b w:val="false"/>
+                <w:bCs w:val="false"/>
+                <w:i w:val="false"/>
+                <w:iCs w:val="false"/>
+                <w:color w:val="000000"/>
+                <w:sz w:val="18"/>
+                <w:szCs w:val="18"/>
+              </w:rPr>
+              <w:t xml:space="preserve">CRITICAL SAFETY REQUIREMENTS: (1) Lithium, sodium and potassium must be stored under oil and cut with a dry spatula/scalpel by the teacher only — students must never handle these metals directly. (2) Use only rice-grain-sized pieces of each metal. (3) Conduct all reactions in a large clear plastic trough or a large beaker placed inside a tray, behind a safety screen. (4) Potassium reaction must be done as a teacher demonstration only — students observe from at least 1.5 metres away. (5) Students must wear safety goggles throughout. (6) The resulting alkaline solutions are irritants — dispose of by diluting with excess water down the drain. (7) Never return unused metal to the stock bottle — dispose of as directed by the teacher. (8) Ensure fire extinguisher is accessible. (9) Ventilate the laboratory.</w:t>
+            </w:r>
+          </w:p>
         </w:tc>
       </w:tr>
     </w:tbl>
@@ -5988,7 +6006,7 @@
             <w:pPr>
               <w:spacing w:after="20" w:before="0"/>
             </w:pPr>
-            <w:hyperlink w:history="1" r:id="rId-m2ollmrhhsr_6d7-gf2d">
+            <w:hyperlink w:history="1" r:id="rIdfhnq5_5t_tarciggfropn">
               <w:r>
                 <w:rPr>
                   <w:rFonts w:ascii="Arial" w:cs="Arial" w:eastAsia="Arial" w:hAnsi="Arial"/>
@@ -6021,7 +6039,7 @@
               <w:spacing w:after="10" w:before="0"/>
               <w:ind w:left="120"/>
             </w:pPr>
-            <w:hyperlink w:history="1" r:id="rIdlgs_5f_kbdehohsydvnly">
+            <w:hyperlink w:history="1" r:id="rIdc06xqbxtf8jhyksy_-sz6">
               <w:r>
                 <w:rPr>
                   <w:rFonts w:ascii="Arial" w:cs="Arial" w:eastAsia="Arial" w:hAnsi="Arial"/>
@@ -6066,7 +6084,7 @@
             <w:pPr>
               <w:spacing w:after="20" w:before="0"/>
             </w:pPr>
-            <w:hyperlink w:history="1" r:id="rIdrlwmc8t0lboqcy7tm_wzh">
+            <w:hyperlink w:history="1" r:id="rId2ln-oyp05fuvjls6fyprh">
               <w:r>
                 <w:rPr>
                   <w:rFonts w:ascii="Arial" w:cs="Arial" w:eastAsia="Arial" w:hAnsi="Arial"/>
@@ -6099,7 +6117,7 @@
               <w:spacing w:after="10" w:before="0"/>
               <w:ind w:left="120"/>
             </w:pPr>
-            <w:hyperlink w:history="1" r:id="rIdkdabjfdu3nwrnq_hmactz">
+            <w:hyperlink w:history="1" r:id="rIdcodnedgtenfzf4vkir5dt">
               <w:r>
                 <w:rPr>
                   <w:rFonts w:ascii="Arial" w:cs="Arial" w:eastAsia="Arial" w:hAnsi="Arial"/>
@@ -6294,7 +6312,7 @@
             <w:pPr>
               <w:spacing w:after="20" w:before="0"/>
             </w:pPr>
-            <w:hyperlink w:history="1" r:id="rId5mq1jtdaki4n4nidgue8h">
+            <w:hyperlink w:history="1" r:id="rId7nfwxkdxfrozyt-rgfqwz">
               <w:r>
                 <w:rPr>
                   <w:rFonts w:ascii="Arial" w:cs="Arial" w:eastAsia="Arial" w:hAnsi="Arial"/>
@@ -6327,7 +6345,7 @@
               <w:spacing w:after="10" w:before="0"/>
               <w:ind w:left="120"/>
             </w:pPr>
-            <w:hyperlink w:history="1" r:id="rIdrpdfhdqvl9vzvjucho1kr">
+            <w:hyperlink w:history="1" r:id="rId_w6jsh6qhzmalweeyinlp">
               <w:r>
                 <w:rPr>
                   <w:rFonts w:ascii="Arial" w:cs="Arial" w:eastAsia="Arial" w:hAnsi="Arial"/>
@@ -6372,7 +6390,7 @@
             <w:pPr>
               <w:spacing w:after="20" w:before="0"/>
             </w:pPr>
-            <w:hyperlink w:history="1" r:id="rIdxdeeqw3vc2rwftg1afrlt">
+            <w:hyperlink w:history="1" r:id="rIdzsblqjh14676nhu3cpoo5">
               <w:r>
                 <w:rPr>
                   <w:rFonts w:ascii="Arial" w:cs="Arial" w:eastAsia="Arial" w:hAnsi="Arial"/>
@@ -6405,7 +6423,7 @@
               <w:spacing w:after="10" w:before="0"/>
               <w:ind w:left="120"/>
             </w:pPr>
-            <w:hyperlink w:history="1" r:id="rIdjluhrkcgljdj0t4gkyjk_">
+            <w:hyperlink w:history="1" r:id="rIdt-onyzjo22h3zouq-ave3">
               <w:r>
                 <w:rPr>
                   <w:rFonts w:ascii="Arial" w:cs="Arial" w:eastAsia="Arial" w:hAnsi="Arial"/>
@@ -6600,7 +6618,7 @@
             <w:pPr>
               <w:spacing w:after="20" w:before="0"/>
             </w:pPr>
-            <w:hyperlink w:history="1" r:id="rIds1vd9ia-fo7p6uadzmk_m">
+            <w:hyperlink w:history="1" r:id="rIdtq9lkkkt9rmucmqkhzwox">
               <w:r>
                 <w:rPr>
                   <w:rFonts w:ascii="Arial" w:cs="Arial" w:eastAsia="Arial" w:hAnsi="Arial"/>
@@ -6633,7 +6651,7 @@
               <w:spacing w:after="10" w:before="0"/>
               <w:ind w:left="120"/>
             </w:pPr>
-            <w:hyperlink w:history="1" r:id="rIdsqd5svwka0t38rvzvp5ut">
+            <w:hyperlink w:history="1" r:id="rIdugfm4qh-2k_lps8c51-iy">
               <w:r>
                 <w:rPr>
                   <w:rFonts w:ascii="Arial" w:cs="Arial" w:eastAsia="Arial" w:hAnsi="Arial"/>
@@ -6678,7 +6696,7 @@
             <w:pPr>
               <w:spacing w:after="20" w:before="0"/>
             </w:pPr>
-            <w:hyperlink w:history="1" r:id="rId9lyrxka81jwall_1j9nnk">
+            <w:hyperlink w:history="1" r:id="rIdfxrdlebm3yu3rpwsnuffp">
               <w:r>
                 <w:rPr>
                   <w:rFonts w:ascii="Arial" w:cs="Arial" w:eastAsia="Arial" w:hAnsi="Arial"/>
@@ -6711,7 +6729,7 @@
               <w:spacing w:after="10" w:before="0"/>
               <w:ind w:left="120"/>
             </w:pPr>
-            <w:hyperlink w:history="1" r:id="rIdnhspnfhcnenuwmfaqrxkm">
+            <w:hyperlink w:history="1" r:id="rId3ewlr80di5pzjpqrjfoi3">
               <w:r>
                 <w:rPr>
                   <w:rFonts w:ascii="Arial" w:cs="Arial" w:eastAsia="Arial" w:hAnsi="Arial"/>
@@ -6906,7 +6924,7 @@
             <w:pPr>
               <w:spacing w:after="20" w:before="0"/>
             </w:pPr>
-            <w:hyperlink w:history="1" r:id="rIdb4il4ritbkfge-lgzazoh">
+            <w:hyperlink w:history="1" r:id="rIdjwmphvmy232heymco_kvw">
               <w:r>
                 <w:rPr>
                   <w:rFonts w:ascii="Arial" w:cs="Arial" w:eastAsia="Arial" w:hAnsi="Arial"/>
@@ -6939,7 +6957,7 @@
               <w:spacing w:after="10" w:before="0"/>
               <w:ind w:left="120"/>
             </w:pPr>
-            <w:hyperlink w:history="1" r:id="rIde1kpym7votlq_vytctsiq">
+            <w:hyperlink w:history="1" r:id="rId6lot8e3bk1s8jymi_mdy_">
               <w:r>
                 <w:rPr>
                   <w:rFonts w:ascii="Arial" w:cs="Arial" w:eastAsia="Arial" w:hAnsi="Arial"/>
@@ -6984,7 +7002,7 @@
             <w:pPr>
               <w:spacing w:after="20" w:before="0"/>
             </w:pPr>
-            <w:hyperlink w:history="1" r:id="rId7ekiyzrgaorxk7ab7ffqf">
+            <w:hyperlink w:history="1" r:id="rIdfxyinucghdu-5hanqd6kt">
               <w:r>
                 <w:rPr>
                   <w:rFonts w:ascii="Arial" w:cs="Arial" w:eastAsia="Arial" w:hAnsi="Arial"/>
@@ -7017,7 +7035,7 @@
               <w:spacing w:after="10" w:before="0"/>
               <w:ind w:left="120"/>
             </w:pPr>
-            <w:hyperlink w:history="1" r:id="rId4jefiuxorfveczlprlwrr">
+            <w:hyperlink w:history="1" r:id="rIdalc2h-zeigezmrj4ydqiv">
               <w:r>
                 <w:rPr>
                   <w:rFonts w:ascii="Arial" w:cs="Arial" w:eastAsia="Arial" w:hAnsi="Arial"/>
@@ -7212,7 +7230,7 @@
             <w:pPr>
               <w:spacing w:after="20" w:before="0"/>
             </w:pPr>
-            <w:hyperlink w:history="1" r:id="rIdr5-u5wrctlotglgww4pad">
+            <w:hyperlink w:history="1" r:id="rId3do6jpu7djhriqki_9vwq">
               <w:r>
                 <w:rPr>
                   <w:rFonts w:ascii="Arial" w:cs="Arial" w:eastAsia="Arial" w:hAnsi="Arial"/>
@@ -7245,7 +7263,7 @@
               <w:spacing w:after="10" w:before="0"/>
               <w:ind w:left="120"/>
             </w:pPr>
-            <w:hyperlink w:history="1" r:id="rIdfdyeo8ootzeh3jcgsn1hy">
+            <w:hyperlink w:history="1" r:id="rIddaztbochk6es32zxfhpld">
               <w:r>
                 <w:rPr>
                   <w:rFonts w:ascii="Arial" w:cs="Arial" w:eastAsia="Arial" w:hAnsi="Arial"/>
@@ -7290,7 +7308,7 @@
             <w:pPr>
               <w:spacing w:after="20" w:before="0"/>
             </w:pPr>
-            <w:hyperlink w:history="1" r:id="rIdysdpprw4czzpt21983xfl">
+            <w:hyperlink w:history="1" r:id="rIdu1wyy575mqvbnv52y_mgo">
               <w:r>
                 <w:rPr>
                   <w:rFonts w:ascii="Arial" w:cs="Arial" w:eastAsia="Arial" w:hAnsi="Arial"/>
@@ -7323,7 +7341,7 @@
               <w:spacing w:after="10" w:before="0"/>
               <w:ind w:left="120"/>
             </w:pPr>
-            <w:hyperlink w:history="1" r:id="rIdf0xmmiy6gji1ky5fwrbfn">
+            <w:hyperlink w:history="1" r:id="rIdyxzf-ur-ktfwhya0nnet_">
               <w:r>
                 <w:rPr>
                   <w:rFonts w:ascii="Arial" w:cs="Arial" w:eastAsia="Arial" w:hAnsi="Arial"/>
@@ -8762,32 +8780,32 @@
         <w:tc>
           <w:tcPr>
             <w:tcW w:type="dxa" w:w="1520"/>
-            <w:shd w:fill="F2F2F2" w:color="auto" w:val="clear"/>
-            <w:tcMar>
-              <w:top w:type="dxa" w:w="60"/>
-              <w:left w:type="dxa" w:w="120"/>
-              <w:bottom w:type="dxa" w:w="60"/>
-              <w:right w:type="dxa" w:w="120"/>
-            </w:tcMar>
-            <w:vAlign w:val="top"/>
-          </w:tcPr>
-          <w:p>
-            <w:pPr>
-              <w:spacing w:after="40" w:before="0"/>
-              <w:jc w:val="left"/>
-            </w:pPr>
-            <w:r>
-              <w:rPr>
-                <w:rFonts w:ascii="Arial" w:cs="Arial" w:eastAsia="Arial" w:hAnsi="Arial"/>
-                <w:b/>
-                <w:bCs/>
-                <w:i w:val="false"/>
-                <w:iCs w:val="false"/>
-                <w:color w:val="000000"/>
-                <w:sz w:val="18"/>
-                <w:szCs w:val="18"/>
-              </w:rPr>
-              <w:t xml:space="preserve">Phase 1 — Predict (10 minutes)</w:t>
+            <w:shd w:fill="EAD1F5" w:color="auto" w:val="clear"/>
+            <w:tcMar>
+              <w:top w:type="dxa" w:w="60"/>
+              <w:left w:type="dxa" w:w="120"/>
+              <w:bottom w:type="dxa" w:w="60"/>
+              <w:right w:type="dxa" w:w="120"/>
+            </w:tcMar>
+            <w:vAlign w:val="top"/>
+          </w:tcPr>
+          <w:p>
+            <w:pPr>
+              <w:spacing w:after="40" w:before="0"/>
+              <w:jc w:val="left"/>
+            </w:pPr>
+            <w:r>
+              <w:rPr>
+                <w:rFonts w:ascii="Arial" w:cs="Arial" w:eastAsia="Arial" w:hAnsi="Arial"/>
+                <w:b/>
+                <w:bCs/>
+                <w:i w:val="false"/>
+                <w:iCs w:val="false"/>
+                <w:color w:val="000000"/>
+                <w:sz w:val="18"/>
+                <w:szCs w:val="18"/>
+              </w:rPr>
+              <w:t xml:space="preserve">Predict Phase</w:t>
             </w:r>
           </w:p>
           <w:p>
@@ -8810,7 +8828,7 @@
             <w:pPr>
               <w:spacing w:after="20" w:before="0"/>
             </w:pPr>
-            <w:hyperlink w:history="1" r:id="rIdoqunye8lcbyi39dkzu0kb">
+            <w:hyperlink w:history="1" r:id="rIdcuciiqlja_uxbs-cxrstw">
               <w:r>
                 <w:rPr>
                   <w:rFonts w:ascii="Arial" w:cs="Arial" w:eastAsia="Arial" w:hAnsi="Arial"/>
@@ -8843,7 +8861,7 @@
               <w:spacing w:after="10" w:before="0"/>
               <w:ind w:left="120"/>
             </w:pPr>
-            <w:hyperlink w:history="1" r:id="rId3aayikdjmsakihnva4oby">
+            <w:hyperlink w:history="1" r:id="rId-8h0thrgpdggruhubpgb7">
               <w:r>
                 <w:rPr>
                   <w:rFonts w:ascii="Arial" w:cs="Arial" w:eastAsia="Arial" w:hAnsi="Arial"/>
@@ -8888,7 +8906,7 @@
             <w:pPr>
               <w:spacing w:after="20" w:before="0"/>
             </w:pPr>
-            <w:hyperlink w:history="1" r:id="rIdkcyfgg0tyxs0tric3ldl0">
+            <w:hyperlink w:history="1" r:id="rId7v6xaz3ty5hqjnxikzbhv">
               <w:r>
                 <w:rPr>
                   <w:rFonts w:ascii="Arial" w:cs="Arial" w:eastAsia="Arial" w:hAnsi="Arial"/>
@@ -8921,7 +8939,7 @@
               <w:spacing w:after="10" w:before="0"/>
               <w:ind w:left="120"/>
             </w:pPr>
-            <w:hyperlink w:history="1" r:id="rIdil3b0g5yxiivodxpidqqa">
+            <w:hyperlink w:history="1" r:id="rIdqeuypm6xwumxll2n9jgep">
               <w:r>
                 <w:rPr>
                   <w:rFonts w:ascii="Arial" w:cs="Arial" w:eastAsia="Arial" w:hAnsi="Arial"/>
@@ -9220,32 +9238,32 @@
         <w:tc>
           <w:tcPr>
             <w:tcW w:type="dxa" w:w="1520"/>
-            <w:shd w:fill="F2F2F2" w:color="auto" w:val="clear"/>
-            <w:tcMar>
-              <w:top w:type="dxa" w:w="60"/>
-              <w:left w:type="dxa" w:w="120"/>
-              <w:bottom w:type="dxa" w:w="60"/>
-              <w:right w:type="dxa" w:w="120"/>
-            </w:tcMar>
-            <w:vAlign w:val="top"/>
-          </w:tcPr>
-          <w:p>
-            <w:pPr>
-              <w:spacing w:after="40" w:before="0"/>
-              <w:jc w:val="left"/>
-            </w:pPr>
-            <w:r>
-              <w:rPr>
-                <w:rFonts w:ascii="Arial" w:cs="Arial" w:eastAsia="Arial" w:hAnsi="Arial"/>
-                <w:b/>
-                <w:bCs/>
-                <w:i w:val="false"/>
-                <w:iCs w:val="false"/>
-                <w:color w:val="000000"/>
-                <w:sz w:val="18"/>
-                <w:szCs w:val="18"/>
-              </w:rPr>
-              <w:t xml:space="preserve">Phase 2 — Observe (28 minutes)</w:t>
+            <w:shd w:fill="D9EEF1" w:color="auto" w:val="clear"/>
+            <w:tcMar>
+              <w:top w:type="dxa" w:w="60"/>
+              <w:left w:type="dxa" w:w="120"/>
+              <w:bottom w:type="dxa" w:w="60"/>
+              <w:right w:type="dxa" w:w="120"/>
+            </w:tcMar>
+            <w:vAlign w:val="top"/>
+          </w:tcPr>
+          <w:p>
+            <w:pPr>
+              <w:spacing w:after="40" w:before="0"/>
+              <w:jc w:val="left"/>
+            </w:pPr>
+            <w:r>
+              <w:rPr>
+                <w:rFonts w:ascii="Arial" w:cs="Arial" w:eastAsia="Arial" w:hAnsi="Arial"/>
+                <w:b/>
+                <w:bCs/>
+                <w:i w:val="false"/>
+                <w:iCs w:val="false"/>
+                <w:color w:val="000000"/>
+                <w:sz w:val="18"/>
+                <w:szCs w:val="18"/>
+              </w:rPr>
+              <w:t xml:space="preserve">Observe Phase</w:t>
             </w:r>
           </w:p>
           <w:p>
@@ -9268,7 +9286,7 @@
             <w:pPr>
               <w:spacing w:after="20" w:before="0"/>
             </w:pPr>
-            <w:hyperlink w:history="1" r:id="rId8kz_ggnx_prrvolvzzzqe">
+            <w:hyperlink w:history="1" r:id="rId7yjsjtwunpwuza2hpykkn">
               <w:r>
                 <w:rPr>
                   <w:rFonts w:ascii="Arial" w:cs="Arial" w:eastAsia="Arial" w:hAnsi="Arial"/>
@@ -9301,7 +9319,7 @@
               <w:spacing w:after="10" w:before="0"/>
               <w:ind w:left="120"/>
             </w:pPr>
-            <w:hyperlink w:history="1" r:id="rIduzzzkhieqlaefikfuchfp">
+            <w:hyperlink w:history="1" r:id="rIdpx9pwtpvm_t-_8ge-xpyu">
               <w:r>
                 <w:rPr>
                   <w:rFonts w:ascii="Arial" w:cs="Arial" w:eastAsia="Arial" w:hAnsi="Arial"/>
@@ -9346,7 +9364,7 @@
             <w:pPr>
               <w:spacing w:after="20" w:before="0"/>
             </w:pPr>
-            <w:hyperlink w:history="1" r:id="rId9xsitrparkkj-ysmor1xd">
+            <w:hyperlink w:history="1" r:id="rIdpfx9vva_aafu3vuzopz5d">
               <w:r>
                 <w:rPr>
                   <w:rFonts w:ascii="Arial" w:cs="Arial" w:eastAsia="Arial" w:hAnsi="Arial"/>
@@ -9379,7 +9397,7 @@
               <w:spacing w:after="10" w:before="0"/>
               <w:ind w:left="120"/>
             </w:pPr>
-            <w:hyperlink w:history="1" r:id="rId1pdbekm9mgszcj2r4eihb">
+            <w:hyperlink w:history="1" r:id="rId5sixkrbxse2s5nfdppg-2">
               <w:r>
                 <w:rPr>
                   <w:rFonts w:ascii="Arial" w:cs="Arial" w:eastAsia="Arial" w:hAnsi="Arial"/>
@@ -9906,32 +9924,32 @@
         <w:tc>
           <w:tcPr>
             <w:tcW w:type="dxa" w:w="1520"/>
-            <w:shd w:fill="F2F2F2" w:color="auto" w:val="clear"/>
-            <w:tcMar>
-              <w:top w:type="dxa" w:w="60"/>
-              <w:left w:type="dxa" w:w="120"/>
-              <w:bottom w:type="dxa" w:w="60"/>
-              <w:right w:type="dxa" w:w="120"/>
-            </w:tcMar>
-            <w:vAlign w:val="top"/>
-          </w:tcPr>
-          <w:p>
-            <w:pPr>
-              <w:spacing w:after="40" w:before="0"/>
-              <w:jc w:val="left"/>
-            </w:pPr>
-            <w:r>
-              <w:rPr>
-                <w:rFonts w:ascii="Arial" w:cs="Arial" w:eastAsia="Arial" w:hAnsi="Arial"/>
-                <w:b/>
-                <w:bCs/>
-                <w:i w:val="false"/>
-                <w:iCs w:val="false"/>
-                <w:color w:val="000000"/>
-                <w:sz w:val="18"/>
-                <w:szCs w:val="18"/>
-              </w:rPr>
-              <w:t xml:space="preserve">Phase 3 — Explain (20 minutes)</w:t>
+            <w:shd w:fill="E2EFDA" w:color="auto" w:val="clear"/>
+            <w:tcMar>
+              <w:top w:type="dxa" w:w="60"/>
+              <w:left w:type="dxa" w:w="120"/>
+              <w:bottom w:type="dxa" w:w="60"/>
+              <w:right w:type="dxa" w:w="120"/>
+            </w:tcMar>
+            <w:vAlign w:val="top"/>
+          </w:tcPr>
+          <w:p>
+            <w:pPr>
+              <w:spacing w:after="40" w:before="0"/>
+              <w:jc w:val="left"/>
+            </w:pPr>
+            <w:r>
+              <w:rPr>
+                <w:rFonts w:ascii="Arial" w:cs="Arial" w:eastAsia="Arial" w:hAnsi="Arial"/>
+                <w:b/>
+                <w:bCs/>
+                <w:i w:val="false"/>
+                <w:iCs w:val="false"/>
+                <w:color w:val="000000"/>
+                <w:sz w:val="18"/>
+                <w:szCs w:val="18"/>
+              </w:rPr>
+              <w:t xml:space="preserve">Explain Phase</w:t>
             </w:r>
           </w:p>
           <w:p>
@@ -9954,7 +9972,7 @@
             <w:pPr>
               <w:spacing w:after="20" w:before="0"/>
             </w:pPr>
-            <w:hyperlink w:history="1" r:id="rIdt_cww5o_lkdazehz3eusw">
+            <w:hyperlink w:history="1" r:id="rIdiu5cghtyfvxkcp9wuqm3s">
               <w:r>
                 <w:rPr>
                   <w:rFonts w:ascii="Arial" w:cs="Arial" w:eastAsia="Arial" w:hAnsi="Arial"/>
@@ -9987,7 +10005,7 @@
               <w:spacing w:after="10" w:before="0"/>
               <w:ind w:left="120"/>
             </w:pPr>
-            <w:hyperlink w:history="1" r:id="rId8qc0tyc4bkkrih3m8eyrq">
+            <w:hyperlink w:history="1" r:id="rId1sw14xvjixd2svrqrs5ne">
               <w:r>
                 <w:rPr>
                   <w:rFonts w:ascii="Arial" w:cs="Arial" w:eastAsia="Arial" w:hAnsi="Arial"/>
@@ -10032,7 +10050,7 @@
             <w:pPr>
               <w:spacing w:after="20" w:before="0"/>
             </w:pPr>
-            <w:hyperlink w:history="1" r:id="rId0a6rwxkc6qyocab4qv_fs">
+            <w:hyperlink w:history="1" r:id="rIdfsv3qs-wdcrxmhb6wfakl">
               <w:r>
                 <w:rPr>
                   <w:rFonts w:ascii="Arial" w:cs="Arial" w:eastAsia="Arial" w:hAnsi="Arial"/>
@@ -10065,7 +10083,7 @@
               <w:spacing w:after="10" w:before="0"/>
               <w:ind w:left="120"/>
             </w:pPr>
-            <w:hyperlink w:history="1" r:id="rIdtjafmmhyqwkgmkgsij99r">
+            <w:hyperlink w:history="1" r:id="rId00lx5q3fbdqjjm3n3zqto">
               <w:r>
                 <w:rPr>
                   <w:rFonts w:ascii="Arial" w:cs="Arial" w:eastAsia="Arial" w:hAnsi="Arial"/>
@@ -10554,32 +10572,32 @@
         <w:tc>
           <w:tcPr>
             <w:tcW w:type="dxa" w:w="1520"/>
-            <w:shd w:fill="F2F2F2" w:color="auto" w:val="clear"/>
-            <w:tcMar>
-              <w:top w:type="dxa" w:w="60"/>
-              <w:left w:type="dxa" w:w="120"/>
-              <w:bottom w:type="dxa" w:w="60"/>
-              <w:right w:type="dxa" w:w="120"/>
-            </w:tcMar>
-            <w:vAlign w:val="top"/>
-          </w:tcPr>
-          <w:p>
-            <w:pPr>
-              <w:spacing w:after="40" w:before="0"/>
-              <w:jc w:val="left"/>
-            </w:pPr>
-            <w:r>
-              <w:rPr>
-                <w:rFonts w:ascii="Arial" w:cs="Arial" w:eastAsia="Arial" w:hAnsi="Arial"/>
-                <w:b/>
-                <w:bCs/>
-                <w:i w:val="false"/>
-                <w:iCs w:val="false"/>
-                <w:color w:val="000000"/>
-                <w:sz w:val="18"/>
-                <w:szCs w:val="18"/>
-              </w:rPr>
-              <w:t xml:space="preserve">Phase 4 — Driving Question Board (DQB) Update (10 minutes)</w:t>
+            <w:shd w:fill="FCE4D6" w:color="auto" w:val="clear"/>
+            <w:tcMar>
+              <w:top w:type="dxa" w:w="60"/>
+              <w:left w:type="dxa" w:w="120"/>
+              <w:bottom w:type="dxa" w:w="60"/>
+              <w:right w:type="dxa" w:w="120"/>
+            </w:tcMar>
+            <w:vAlign w:val="top"/>
+          </w:tcPr>
+          <w:p>
+            <w:pPr>
+              <w:spacing w:after="40" w:before="0"/>
+              <w:jc w:val="left"/>
+            </w:pPr>
+            <w:r>
+              <w:rPr>
+                <w:rFonts w:ascii="Arial" w:cs="Arial" w:eastAsia="Arial" w:hAnsi="Arial"/>
+                <w:b/>
+                <w:bCs/>
+                <w:i w:val="false"/>
+                <w:iCs w:val="false"/>
+                <w:color w:val="000000"/>
+                <w:sz w:val="18"/>
+                <w:szCs w:val="18"/>
+              </w:rPr>
+              <w:t xml:space="preserve">Driving Question Board (DQB) Creation</w:t>
             </w:r>
           </w:p>
           <w:p>
@@ -10602,7 +10620,7 @@
             <w:pPr>
               <w:spacing w:after="20" w:before="0"/>
             </w:pPr>
-            <w:hyperlink w:history="1" r:id="rIdzebysgesjz1pdmqo9pqjy">
+            <w:hyperlink w:history="1" r:id="rId5lseydrs12medxuxqy4sl">
               <w:r>
                 <w:rPr>
                   <w:rFonts w:ascii="Arial" w:cs="Arial" w:eastAsia="Arial" w:hAnsi="Arial"/>
@@ -10635,7 +10653,7 @@
               <w:spacing w:after="10" w:before="0"/>
               <w:ind w:left="120"/>
             </w:pPr>
-            <w:hyperlink w:history="1" r:id="rIdqptxosmm0sm2o08mirlcc">
+            <w:hyperlink w:history="1" r:id="rIdvfd9jja9me4nzy8l692my">
               <w:r>
                 <w:rPr>
                   <w:rFonts w:ascii="Arial" w:cs="Arial" w:eastAsia="Arial" w:hAnsi="Arial"/>
@@ -10680,7 +10698,7 @@
             <w:pPr>
               <w:spacing w:after="20" w:before="0"/>
             </w:pPr>
-            <w:hyperlink w:history="1" r:id="rIdfrju1al4if-kkl7figlr6">
+            <w:hyperlink w:history="1" r:id="rId_jdeaulo4ckafm1mowhaz">
               <w:r>
                 <w:rPr>
                   <w:rFonts w:ascii="Arial" w:cs="Arial" w:eastAsia="Arial" w:hAnsi="Arial"/>
@@ -10713,7 +10731,7 @@
               <w:spacing w:after="10" w:before="0"/>
               <w:ind w:left="120"/>
             </w:pPr>
-            <w:hyperlink w:history="1" r:id="rIdqtlthvgkzmsyathwzpo6c">
+            <w:hyperlink w:history="1" r:id="rIdn54dvvub3k--kc0ntgpbc">
               <w:r>
                 <w:rPr>
                   <w:rFonts w:ascii="Arial" w:cs="Arial" w:eastAsia="Arial" w:hAnsi="Arial"/>
@@ -11088,32 +11106,32 @@
         <w:tc>
           <w:tcPr>
             <w:tcW w:type="dxa" w:w="1520"/>
-            <w:shd w:fill="F2F2F2" w:color="auto" w:val="clear"/>
-            <w:tcMar>
-              <w:top w:type="dxa" w:w="60"/>
-              <w:left w:type="dxa" w:w="120"/>
-              <w:bottom w:type="dxa" w:w="60"/>
-              <w:right w:type="dxa" w:w="120"/>
-            </w:tcMar>
-            <w:vAlign w:val="top"/>
-          </w:tcPr>
-          <w:p>
-            <w:pPr>
-              <w:spacing w:after="40" w:before="0"/>
-              <w:jc w:val="left"/>
-            </w:pPr>
-            <w:r>
-              <w:rPr>
-                <w:rFonts w:ascii="Arial" w:cs="Arial" w:eastAsia="Arial" w:hAnsi="Arial"/>
-                <w:b/>
-                <w:bCs/>
-                <w:i w:val="false"/>
-                <w:iCs w:val="false"/>
-                <w:color w:val="000000"/>
-                <w:sz w:val="18"/>
-                <w:szCs w:val="18"/>
-              </w:rPr>
-              <w:t xml:space="preserve">Phase 5 — Model Building (12 minutes)</w:t>
+            <w:shd w:fill="D5E8F0" w:color="auto" w:val="clear"/>
+            <w:tcMar>
+              <w:top w:type="dxa" w:w="60"/>
+              <w:left w:type="dxa" w:w="120"/>
+              <w:bottom w:type="dxa" w:w="60"/>
+              <w:right w:type="dxa" w:w="120"/>
+            </w:tcMar>
+            <w:vAlign w:val="top"/>
+          </w:tcPr>
+          <w:p>
+            <w:pPr>
+              <w:spacing w:after="40" w:before="0"/>
+              <w:jc w:val="left"/>
+            </w:pPr>
+            <w:r>
+              <w:rPr>
+                <w:rFonts w:ascii="Arial" w:cs="Arial" w:eastAsia="Arial" w:hAnsi="Arial"/>
+                <w:b/>
+                <w:bCs/>
+                <w:i w:val="false"/>
+                <w:iCs w:val="false"/>
+                <w:color w:val="000000"/>
+                <w:sz w:val="18"/>
+                <w:szCs w:val="18"/>
+              </w:rPr>
+              <w:t xml:space="preserve">Model Building Phase</w:t>
             </w:r>
           </w:p>
           <w:p>
@@ -11136,7 +11154,7 @@
             <w:pPr>
               <w:spacing w:after="20" w:before="0"/>
             </w:pPr>
-            <w:hyperlink w:history="1" r:id="rIdzhjmizntbexonnlbaqfi9">
+            <w:hyperlink w:history="1" r:id="rIdrw1pa4z-tbzsejc3wnalr">
               <w:r>
                 <w:rPr>
                   <w:rFonts w:ascii="Arial" w:cs="Arial" w:eastAsia="Arial" w:hAnsi="Arial"/>
@@ -11169,7 +11187,7 @@
               <w:spacing w:after="10" w:before="0"/>
               <w:ind w:left="120"/>
             </w:pPr>
-            <w:hyperlink w:history="1" r:id="rIdzhv5b_bo8occlngcbuo_v">
+            <w:hyperlink w:history="1" r:id="rIdt_hamehnz_4uyifrnbv_a">
               <w:r>
                 <w:rPr>
                   <w:rFonts w:ascii="Arial" w:cs="Arial" w:eastAsia="Arial" w:hAnsi="Arial"/>
@@ -11214,7 +11232,7 @@
             <w:pPr>
               <w:spacing w:after="20" w:before="0"/>
             </w:pPr>
-            <w:hyperlink w:history="1" r:id="rIdzusnvoyhouu6cjfmxzp0g">
+            <w:hyperlink w:history="1" r:id="rIdxrozvgqeoxwsd6wwsnjhi">
               <w:r>
                 <w:rPr>
                   <w:rFonts w:ascii="Arial" w:cs="Arial" w:eastAsia="Arial" w:hAnsi="Arial"/>
@@ -11247,7 +11265,7 @@
               <w:spacing w:after="10" w:before="0"/>
               <w:ind w:left="120"/>
             </w:pPr>
-            <w:hyperlink w:history="1" r:id="rId8bxqvr1haboqjn_gwc7lp">
+            <w:hyperlink w:history="1" r:id="rIdm1uqajpfuawy8n96ltpks">
               <w:r>
                 <w:rPr>
                   <w:rFonts w:ascii="Arial" w:cs="Arial" w:eastAsia="Arial" w:hAnsi="Arial"/>
@@ -12990,32 +13008,32 @@
         <w:tc>
           <w:tcPr>
             <w:tcW w:type="dxa" w:w="1520"/>
-            <w:shd w:fill="F2F2F2" w:color="auto" w:val="clear"/>
-            <w:tcMar>
-              <w:top w:type="dxa" w:w="60"/>
-              <w:left w:type="dxa" w:w="120"/>
-              <w:bottom w:type="dxa" w:w="60"/>
-              <w:right w:type="dxa" w:w="120"/>
-            </w:tcMar>
-            <w:vAlign w:val="top"/>
-          </w:tcPr>
-          <w:p>
-            <w:pPr>
-              <w:spacing w:after="40" w:before="0"/>
-              <w:jc w:val="left"/>
-            </w:pPr>
-            <w:r>
-              <w:rPr>
-                <w:rFonts w:ascii="Arial" w:cs="Arial" w:eastAsia="Arial" w:hAnsi="Arial"/>
-                <w:b/>
-                <w:bCs/>
-                <w:i w:val="false"/>
-                <w:iCs w:val="false"/>
-                <w:color w:val="000000"/>
-                <w:sz w:val="18"/>
-                <w:szCs w:val="18"/>
-              </w:rPr>
-              <w:t xml:space="preserve">Phase 1 — Predict (15 minutes)</w:t>
+            <w:shd w:fill="EAD1F5" w:color="auto" w:val="clear"/>
+            <w:tcMar>
+              <w:top w:type="dxa" w:w="60"/>
+              <w:left w:type="dxa" w:w="120"/>
+              <w:bottom w:type="dxa" w:w="60"/>
+              <w:right w:type="dxa" w:w="120"/>
+            </w:tcMar>
+            <w:vAlign w:val="top"/>
+          </w:tcPr>
+          <w:p>
+            <w:pPr>
+              <w:spacing w:after="40" w:before="0"/>
+              <w:jc w:val="left"/>
+            </w:pPr>
+            <w:r>
+              <w:rPr>
+                <w:rFonts w:ascii="Arial" w:cs="Arial" w:eastAsia="Arial" w:hAnsi="Arial"/>
+                <w:b/>
+                <w:bCs/>
+                <w:i w:val="false"/>
+                <w:iCs w:val="false"/>
+                <w:color w:val="000000"/>
+                <w:sz w:val="18"/>
+                <w:szCs w:val="18"/>
+              </w:rPr>
+              <w:t xml:space="preserve">Predict Phase</w:t>
             </w:r>
           </w:p>
           <w:p>
@@ -13038,7 +13056,7 @@
             <w:pPr>
               <w:spacing w:after="20" w:before="0"/>
             </w:pPr>
-            <w:hyperlink w:history="1" r:id="rIdednjzxpdry1m_cr3kvnhi">
+            <w:hyperlink w:history="1" r:id="rIdry9wg1ec5-xwtjbursia2">
               <w:r>
                 <w:rPr>
                   <w:rFonts w:ascii="Arial" w:cs="Arial" w:eastAsia="Arial" w:hAnsi="Arial"/>
@@ -13071,7 +13089,7 @@
               <w:spacing w:after="10" w:before="0"/>
               <w:ind w:left="120"/>
             </w:pPr>
-            <w:hyperlink w:history="1" r:id="rIdpralgtigxavrhbvqfku4a">
+            <w:hyperlink w:history="1" r:id="rIdi-ukf7gmfs39pxopxw-ks">
               <w:r>
                 <w:rPr>
                   <w:rFonts w:ascii="Arial" w:cs="Arial" w:eastAsia="Arial" w:hAnsi="Arial"/>
@@ -13116,7 +13134,7 @@
             <w:pPr>
               <w:spacing w:after="20" w:before="0"/>
             </w:pPr>
-            <w:hyperlink w:history="1" r:id="rIddykopphdpbdeaxlmvh-ur">
+            <w:hyperlink w:history="1" r:id="rIdce7csoxfzovdk4pbazcek">
               <w:r>
                 <w:rPr>
                   <w:rFonts w:ascii="Arial" w:cs="Arial" w:eastAsia="Arial" w:hAnsi="Arial"/>
@@ -13149,7 +13167,7 @@
               <w:spacing w:after="10" w:before="0"/>
               <w:ind w:left="120"/>
             </w:pPr>
-            <w:hyperlink w:history="1" r:id="rIdgt0va8oyexonqcij3vcmy">
+            <w:hyperlink w:history="1" r:id="rId2vrss8pcneiqxlkwixpqk">
               <w:r>
                 <w:rPr>
                   <w:rFonts w:ascii="Arial" w:cs="Arial" w:eastAsia="Arial" w:hAnsi="Arial"/>
@@ -13296,32 +13314,32 @@
         <w:tc>
           <w:tcPr>
             <w:tcW w:type="dxa" w:w="1520"/>
-            <w:shd w:fill="F2F2F2" w:color="auto" w:val="clear"/>
-            <w:tcMar>
-              <w:top w:type="dxa" w:w="60"/>
-              <w:left w:type="dxa" w:w="120"/>
-              <w:bottom w:type="dxa" w:w="60"/>
-              <w:right w:type="dxa" w:w="120"/>
-            </w:tcMar>
-            <w:vAlign w:val="top"/>
-          </w:tcPr>
-          <w:p>
-            <w:pPr>
-              <w:spacing w:after="40" w:before="0"/>
-              <w:jc w:val="left"/>
-            </w:pPr>
-            <w:r>
-              <w:rPr>
-                <w:rFonts w:ascii="Arial" w:cs="Arial" w:eastAsia="Arial" w:hAnsi="Arial"/>
-                <w:b/>
-                <w:bCs/>
-                <w:i w:val="false"/>
-                <w:iCs w:val="false"/>
-                <w:color w:val="000000"/>
-                <w:sz w:val="18"/>
-                <w:szCs w:val="18"/>
-              </w:rPr>
-              <w:t xml:space="preserve">Phase 2 — Observe (25 minutes)</w:t>
+            <w:shd w:fill="D9EEF1" w:color="auto" w:val="clear"/>
+            <w:tcMar>
+              <w:top w:type="dxa" w:w="60"/>
+              <w:left w:type="dxa" w:w="120"/>
+              <w:bottom w:type="dxa" w:w="60"/>
+              <w:right w:type="dxa" w:w="120"/>
+            </w:tcMar>
+            <w:vAlign w:val="top"/>
+          </w:tcPr>
+          <w:p>
+            <w:pPr>
+              <w:spacing w:after="40" w:before="0"/>
+              <w:jc w:val="left"/>
+            </w:pPr>
+            <w:r>
+              <w:rPr>
+                <w:rFonts w:ascii="Arial" w:cs="Arial" w:eastAsia="Arial" w:hAnsi="Arial"/>
+                <w:b/>
+                <w:bCs/>
+                <w:i w:val="false"/>
+                <w:iCs w:val="false"/>
+                <w:color w:val="000000"/>
+                <w:sz w:val="18"/>
+                <w:szCs w:val="18"/>
+              </w:rPr>
+              <w:t xml:space="preserve">Observe Phase</w:t>
             </w:r>
           </w:p>
           <w:p>
@@ -13344,7 +13362,7 @@
             <w:pPr>
               <w:spacing w:after="20" w:before="0"/>
             </w:pPr>
-            <w:hyperlink w:history="1" r:id="rIdtbs48r01h7ccu_hdeokwg">
+            <w:hyperlink w:history="1" r:id="rIducwsvuvw-yewbdei0pbtj">
               <w:r>
                 <w:rPr>
                   <w:rFonts w:ascii="Arial" w:cs="Arial" w:eastAsia="Arial" w:hAnsi="Arial"/>
@@ -13377,7 +13395,7 @@
               <w:spacing w:after="10" w:before="0"/>
               <w:ind w:left="120"/>
             </w:pPr>
-            <w:hyperlink w:history="1" r:id="rIdhiwkgflag0ev-aovj8ll_">
+            <w:hyperlink w:history="1" r:id="rIdb429ipptvvvlermo_qxy1">
               <w:r>
                 <w:rPr>
                   <w:rFonts w:ascii="Arial" w:cs="Arial" w:eastAsia="Arial" w:hAnsi="Arial"/>
@@ -13422,7 +13440,7 @@
             <w:pPr>
               <w:spacing w:after="20" w:before="0"/>
             </w:pPr>
-            <w:hyperlink w:history="1" r:id="rIdoi3d42bde4qitksyjpayt">
+            <w:hyperlink w:history="1" r:id="rIdd7orkzertdobamhuzlsib">
               <w:r>
                 <w:rPr>
                   <w:rFonts w:ascii="Arial" w:cs="Arial" w:eastAsia="Arial" w:hAnsi="Arial"/>
@@ -13455,7 +13473,7 @@
               <w:spacing w:after="10" w:before="0"/>
               <w:ind w:left="120"/>
             </w:pPr>
-            <w:hyperlink w:history="1" r:id="rIdj6f0xdsg0v_yto0totduh">
+            <w:hyperlink w:history="1" r:id="rIdmsmw2yrte0wjg-qvhvibg">
               <w:r>
                 <w:rPr>
                   <w:rFonts w:ascii="Arial" w:cs="Arial" w:eastAsia="Arial" w:hAnsi="Arial"/>
@@ -13602,32 +13620,32 @@
         <w:tc>
           <w:tcPr>
             <w:tcW w:type="dxa" w:w="1520"/>
-            <w:shd w:fill="F2F2F2" w:color="auto" w:val="clear"/>
-            <w:tcMar>
-              <w:top w:type="dxa" w:w="60"/>
-              <w:left w:type="dxa" w:w="120"/>
-              <w:bottom w:type="dxa" w:w="60"/>
-              <w:right w:type="dxa" w:w="120"/>
-            </w:tcMar>
-            <w:vAlign w:val="top"/>
-          </w:tcPr>
-          <w:p>
-            <w:pPr>
-              <w:spacing w:after="40" w:before="0"/>
-              <w:jc w:val="left"/>
-            </w:pPr>
-            <w:r>
-              <w:rPr>
-                <w:rFonts w:ascii="Arial" w:cs="Arial" w:eastAsia="Arial" w:hAnsi="Arial"/>
-                <w:b/>
-                <w:bCs/>
-                <w:i w:val="false"/>
-                <w:iCs w:val="false"/>
-                <w:color w:val="000000"/>
-                <w:sz w:val="18"/>
-                <w:szCs w:val="18"/>
-              </w:rPr>
-              <w:t xml:space="preserve">Phase 3 — Explain (20 minutes)</w:t>
+            <w:shd w:fill="E2EFDA" w:color="auto" w:val="clear"/>
+            <w:tcMar>
+              <w:top w:type="dxa" w:w="60"/>
+              <w:left w:type="dxa" w:w="120"/>
+              <w:bottom w:type="dxa" w:w="60"/>
+              <w:right w:type="dxa" w:w="120"/>
+            </w:tcMar>
+            <w:vAlign w:val="top"/>
+          </w:tcPr>
+          <w:p>
+            <w:pPr>
+              <w:spacing w:after="40" w:before="0"/>
+              <w:jc w:val="left"/>
+            </w:pPr>
+            <w:r>
+              <w:rPr>
+                <w:rFonts w:ascii="Arial" w:cs="Arial" w:eastAsia="Arial" w:hAnsi="Arial"/>
+                <w:b/>
+                <w:bCs/>
+                <w:i w:val="false"/>
+                <w:iCs w:val="false"/>
+                <w:color w:val="000000"/>
+                <w:sz w:val="18"/>
+                <w:szCs w:val="18"/>
+              </w:rPr>
+              <w:t xml:space="preserve">Explain Phase</w:t>
             </w:r>
           </w:p>
           <w:p>
@@ -13650,7 +13668,7 @@
             <w:pPr>
               <w:spacing w:after="20" w:before="0"/>
             </w:pPr>
-            <w:hyperlink w:history="1" r:id="rIdrvfm3-h5h3lxsyppdtiz5">
+            <w:hyperlink w:history="1" r:id="rId4txcdzcjkqjs5ufzfysqh">
               <w:r>
                 <w:rPr>
                   <w:rFonts w:ascii="Arial" w:cs="Arial" w:eastAsia="Arial" w:hAnsi="Arial"/>
@@ -13683,7 +13701,7 @@
               <w:spacing w:after="10" w:before="0"/>
               <w:ind w:left="120"/>
             </w:pPr>
-            <w:hyperlink w:history="1" r:id="rId3zw17utdvr4obkmetq8fs">
+            <w:hyperlink w:history="1" r:id="rId_5cs3t6jtzwwyvnkey3kt">
               <w:r>
                 <w:rPr>
                   <w:rFonts w:ascii="Arial" w:cs="Arial" w:eastAsia="Arial" w:hAnsi="Arial"/>
@@ -13728,7 +13746,7 @@
             <w:pPr>
               <w:spacing w:after="20" w:before="0"/>
             </w:pPr>
-            <w:hyperlink w:history="1" r:id="rIdqo7lv11dmyvwaslwa5k-y">
+            <w:hyperlink w:history="1" r:id="rId5ev_qv3tq_e8nwcjn5oat">
               <w:r>
                 <w:rPr>
                   <w:rFonts w:ascii="Arial" w:cs="Arial" w:eastAsia="Arial" w:hAnsi="Arial"/>
@@ -13761,7 +13779,7 @@
               <w:spacing w:after="10" w:before="0"/>
               <w:ind w:left="120"/>
             </w:pPr>
-            <w:hyperlink w:history="1" r:id="rIdmv6bbfjjvjx4avoa0o66g">
+            <w:hyperlink w:history="1" r:id="rId8wfgc8okcdmcgyn1try9v">
               <w:r>
                 <w:rPr>
                   <w:rFonts w:ascii="Arial" w:cs="Arial" w:eastAsia="Arial" w:hAnsi="Arial"/>
@@ -13908,32 +13926,32 @@
         <w:tc>
           <w:tcPr>
             <w:tcW w:type="dxa" w:w="1520"/>
-            <w:shd w:fill="F2F2F2" w:color="auto" w:val="clear"/>
-            <w:tcMar>
-              <w:top w:type="dxa" w:w="60"/>
-              <w:left w:type="dxa" w:w="120"/>
-              <w:bottom w:type="dxa" w:w="60"/>
-              <w:right w:type="dxa" w:w="120"/>
-            </w:tcMar>
-            <w:vAlign w:val="top"/>
-          </w:tcPr>
-          <w:p>
-            <w:pPr>
-              <w:spacing w:after="40" w:before="0"/>
-              <w:jc w:val="left"/>
-            </w:pPr>
-            <w:r>
-              <w:rPr>
-                <w:rFonts w:ascii="Arial" w:cs="Arial" w:eastAsia="Arial" w:hAnsi="Arial"/>
-                <w:b/>
-                <w:bCs/>
-                <w:i w:val="false"/>
-                <w:iCs w:val="false"/>
-                <w:color w:val="000000"/>
-                <w:sz w:val="18"/>
-                <w:szCs w:val="18"/>
-              </w:rPr>
-              <w:t xml:space="preserve">Phase 4 — Driving Question Board (DQB) Update (10 minutes)</w:t>
+            <w:shd w:fill="FCE4D6" w:color="auto" w:val="clear"/>
+            <w:tcMar>
+              <w:top w:type="dxa" w:w="60"/>
+              <w:left w:type="dxa" w:w="120"/>
+              <w:bottom w:type="dxa" w:w="60"/>
+              <w:right w:type="dxa" w:w="120"/>
+            </w:tcMar>
+            <w:vAlign w:val="top"/>
+          </w:tcPr>
+          <w:p>
+            <w:pPr>
+              <w:spacing w:after="40" w:before="0"/>
+              <w:jc w:val="left"/>
+            </w:pPr>
+            <w:r>
+              <w:rPr>
+                <w:rFonts w:ascii="Arial" w:cs="Arial" w:eastAsia="Arial" w:hAnsi="Arial"/>
+                <w:b/>
+                <w:bCs/>
+                <w:i w:val="false"/>
+                <w:iCs w:val="false"/>
+                <w:color w:val="000000"/>
+                <w:sz w:val="18"/>
+                <w:szCs w:val="18"/>
+              </w:rPr>
+              <w:t xml:space="preserve">Driving Question Board (DQB) Creation</w:t>
             </w:r>
           </w:p>
           <w:p>
@@ -13956,7 +13974,7 @@
             <w:pPr>
               <w:spacing w:after="20" w:before="0"/>
             </w:pPr>
-            <w:hyperlink w:history="1" r:id="rId3khtkzglip9wszad4ucac">
+            <w:hyperlink w:history="1" r:id="rIdn9pxzehrspfmnctgw-jl3">
               <w:r>
                 <w:rPr>
                   <w:rFonts w:ascii="Arial" w:cs="Arial" w:eastAsia="Arial" w:hAnsi="Arial"/>
@@ -13989,7 +14007,7 @@
               <w:spacing w:after="10" w:before="0"/>
               <w:ind w:left="120"/>
             </w:pPr>
-            <w:hyperlink w:history="1" r:id="rId7msecsrmy-afyewh2f0nv">
+            <w:hyperlink w:history="1" r:id="rIdcgukh3onuek5tmbduuqnr">
               <w:r>
                 <w:rPr>
                   <w:rFonts w:ascii="Arial" w:cs="Arial" w:eastAsia="Arial" w:hAnsi="Arial"/>
@@ -14034,7 +14052,7 @@
             <w:pPr>
               <w:spacing w:after="20" w:before="0"/>
             </w:pPr>
-            <w:hyperlink w:history="1" r:id="rIdm7pcfg7muttileydyqbpi">
+            <w:hyperlink w:history="1" r:id="rIdj2bhgh8m_0t1wmbknxx6z">
               <w:r>
                 <w:rPr>
                   <w:rFonts w:ascii="Arial" w:cs="Arial" w:eastAsia="Arial" w:hAnsi="Arial"/>
@@ -14067,7 +14085,7 @@
               <w:spacing w:after="10" w:before="0"/>
               <w:ind w:left="120"/>
             </w:pPr>
-            <w:hyperlink w:history="1" r:id="rIdxvofodkgl_kt0e12ws0o6">
+            <w:hyperlink w:history="1" r:id="rIdc4lmraxa3r9vztxvbkio6">
               <w:r>
                 <w:rPr>
                   <w:rFonts w:ascii="Arial" w:cs="Arial" w:eastAsia="Arial" w:hAnsi="Arial"/>
@@ -14214,32 +14232,32 @@
         <w:tc>
           <w:tcPr>
             <w:tcW w:type="dxa" w:w="1520"/>
-            <w:shd w:fill="F2F2F2" w:color="auto" w:val="clear"/>
-            <w:tcMar>
-              <w:top w:type="dxa" w:w="60"/>
-              <w:left w:type="dxa" w:w="120"/>
-              <w:bottom w:type="dxa" w:w="60"/>
-              <w:right w:type="dxa" w:w="120"/>
-            </w:tcMar>
-            <w:vAlign w:val="top"/>
-          </w:tcPr>
-          <w:p>
-            <w:pPr>
-              <w:spacing w:after="40" w:before="0"/>
-              <w:jc w:val="left"/>
-            </w:pPr>
-            <w:r>
-              <w:rPr>
-                <w:rFonts w:ascii="Arial" w:cs="Arial" w:eastAsia="Arial" w:hAnsi="Arial"/>
-                <w:b/>
-                <w:bCs/>
-                <w:i w:val="false"/>
-                <w:iCs w:val="false"/>
-                <w:color w:val="000000"/>
-                <w:sz w:val="18"/>
-                <w:szCs w:val="18"/>
-              </w:rPr>
-              <w:t xml:space="preserve">Phase 5 — Model Building (10 minutes)</w:t>
+            <w:shd w:fill="D5E8F0" w:color="auto" w:val="clear"/>
+            <w:tcMar>
+              <w:top w:type="dxa" w:w="60"/>
+              <w:left w:type="dxa" w:w="120"/>
+              <w:bottom w:type="dxa" w:w="60"/>
+              <w:right w:type="dxa" w:w="120"/>
+            </w:tcMar>
+            <w:vAlign w:val="top"/>
+          </w:tcPr>
+          <w:p>
+            <w:pPr>
+              <w:spacing w:after="40" w:before="0"/>
+              <w:jc w:val="left"/>
+            </w:pPr>
+            <w:r>
+              <w:rPr>
+                <w:rFonts w:ascii="Arial" w:cs="Arial" w:eastAsia="Arial" w:hAnsi="Arial"/>
+                <w:b/>
+                <w:bCs/>
+                <w:i w:val="false"/>
+                <w:iCs w:val="false"/>
+                <w:color w:val="000000"/>
+                <w:sz w:val="18"/>
+                <w:szCs w:val="18"/>
+              </w:rPr>
+              <w:t xml:space="preserve">Model Building Phase</w:t>
             </w:r>
           </w:p>
           <w:p>
@@ -14262,7 +14280,7 @@
             <w:pPr>
               <w:spacing w:after="20" w:before="0"/>
             </w:pPr>
-            <w:hyperlink w:history="1" r:id="rIdz9uedej_ivg0-cv2dzu9x">
+            <w:hyperlink w:history="1" r:id="rId9gyucj9-x_wdh8urj2eio">
               <w:r>
                 <w:rPr>
                   <w:rFonts w:ascii="Arial" w:cs="Arial" w:eastAsia="Arial" w:hAnsi="Arial"/>
@@ -14295,7 +14313,7 @@
               <w:spacing w:after="10" w:before="0"/>
               <w:ind w:left="120"/>
             </w:pPr>
-            <w:hyperlink w:history="1" r:id="rIdji-xtwmhm6s0v-q30uqqt">
+            <w:hyperlink w:history="1" r:id="rIdzr-_kkshaahxfh5yy3xhu">
               <w:r>
                 <w:rPr>
                   <w:rFonts w:ascii="Arial" w:cs="Arial" w:eastAsia="Arial" w:hAnsi="Arial"/>
@@ -14340,7 +14358,7 @@
             <w:pPr>
               <w:spacing w:after="20" w:before="0"/>
             </w:pPr>
-            <w:hyperlink w:history="1" r:id="rId3sfxzhvva3xxcqaljne9y">
+            <w:hyperlink w:history="1" r:id="rIdcwayc5gnijd8ryg21r5cc">
               <w:r>
                 <w:rPr>
                   <w:rFonts w:ascii="Arial" w:cs="Arial" w:eastAsia="Arial" w:hAnsi="Arial"/>
@@ -14373,7 +14391,7 @@
               <w:spacing w:after="10" w:before="0"/>
               <w:ind w:left="120"/>
             </w:pPr>
-            <w:hyperlink w:history="1" r:id="rIde_vlovm0t0b8joey0s-rs">
+            <w:hyperlink w:history="1" r:id="rIdrrkvqdexkbt3gqxvddv0u">
               <w:r>
                 <w:rPr>
                   <w:rFonts w:ascii="Arial" w:cs="Arial" w:eastAsia="Arial" w:hAnsi="Arial"/>
@@ -15812,32 +15830,32 @@
         <w:tc>
           <w:tcPr>
             <w:tcW w:type="dxa" w:w="1520"/>
-            <w:shd w:fill="F2F2F2" w:color="auto" w:val="clear"/>
-            <w:tcMar>
-              <w:top w:type="dxa" w:w="60"/>
-              <w:left w:type="dxa" w:w="120"/>
-              <w:bottom w:type="dxa" w:w="60"/>
-              <w:right w:type="dxa" w:w="120"/>
-            </w:tcMar>
-            <w:vAlign w:val="top"/>
-          </w:tcPr>
-          <w:p>
-            <w:pPr>
-              <w:spacing w:after="40" w:before="0"/>
-              <w:jc w:val="left"/>
-            </w:pPr>
-            <w:r>
-              <w:rPr>
-                <w:rFonts w:ascii="Arial" w:cs="Arial" w:eastAsia="Arial" w:hAnsi="Arial"/>
-                <w:b/>
-                <w:bCs/>
-                <w:i w:val="false"/>
-                <w:iCs w:val="false"/>
-                <w:color w:val="000000"/>
-                <w:sz w:val="18"/>
-                <w:szCs w:val="18"/>
-              </w:rPr>
-              <w:t xml:space="preserve">Phase 1 — Predict (10 minutes)</w:t>
+            <w:shd w:fill="EAD1F5" w:color="auto" w:val="clear"/>
+            <w:tcMar>
+              <w:top w:type="dxa" w:w="60"/>
+              <w:left w:type="dxa" w:w="120"/>
+              <w:bottom w:type="dxa" w:w="60"/>
+              <w:right w:type="dxa" w:w="120"/>
+            </w:tcMar>
+            <w:vAlign w:val="top"/>
+          </w:tcPr>
+          <w:p>
+            <w:pPr>
+              <w:spacing w:after="40" w:before="0"/>
+              <w:jc w:val="left"/>
+            </w:pPr>
+            <w:r>
+              <w:rPr>
+                <w:rFonts w:ascii="Arial" w:cs="Arial" w:eastAsia="Arial" w:hAnsi="Arial"/>
+                <w:b/>
+                <w:bCs/>
+                <w:i w:val="false"/>
+                <w:iCs w:val="false"/>
+                <w:color w:val="000000"/>
+                <w:sz w:val="18"/>
+                <w:szCs w:val="18"/>
+              </w:rPr>
+              <w:t xml:space="preserve">Predict Phase</w:t>
             </w:r>
           </w:p>
           <w:p>
@@ -15860,7 +15878,7 @@
             <w:pPr>
               <w:spacing w:after="20" w:before="0"/>
             </w:pPr>
-            <w:hyperlink w:history="1" r:id="rIduzujwlolyqj_klip9ovlv">
+            <w:hyperlink w:history="1" r:id="rIdlbg2ryox_x9kx2uhm1k6m">
               <w:r>
                 <w:rPr>
                   <w:rFonts w:ascii="Arial" w:cs="Arial" w:eastAsia="Arial" w:hAnsi="Arial"/>
@@ -15893,7 +15911,7 @@
               <w:spacing w:after="10" w:before="0"/>
               <w:ind w:left="120"/>
             </w:pPr>
-            <w:hyperlink w:history="1" r:id="rIdcxgn4k9mukydmhbkzblqq">
+            <w:hyperlink w:history="1" r:id="rIdyqer2zvs0lq0a0hdoanke">
               <w:r>
                 <w:rPr>
                   <w:rFonts w:ascii="Arial" w:cs="Arial" w:eastAsia="Arial" w:hAnsi="Arial"/>
@@ -15938,7 +15956,7 @@
             <w:pPr>
               <w:spacing w:after="20" w:before="0"/>
             </w:pPr>
-            <w:hyperlink w:history="1" r:id="rIdy7jhbwikqyfz8ayjoi-lh">
+            <w:hyperlink w:history="1" r:id="rIdnfvxcazqyqezfvlw-lm7m">
               <w:r>
                 <w:rPr>
                   <w:rFonts w:ascii="Arial" w:cs="Arial" w:eastAsia="Arial" w:hAnsi="Arial"/>
@@ -15971,7 +15989,7 @@
               <w:spacing w:after="10" w:before="0"/>
               <w:ind w:left="120"/>
             </w:pPr>
-            <w:hyperlink w:history="1" r:id="rIdzg8bu78lvkm2ctpv5zx1r">
+            <w:hyperlink w:history="1" r:id="rIdtpn-j2xfe1colpi1iu0qu">
               <w:r>
                 <w:rPr>
                   <w:rFonts w:ascii="Arial" w:cs="Arial" w:eastAsia="Arial" w:hAnsi="Arial"/>
@@ -16118,32 +16136,32 @@
         <w:tc>
           <w:tcPr>
             <w:tcW w:type="dxa" w:w="1520"/>
-            <w:shd w:fill="F2F2F2" w:color="auto" w:val="clear"/>
-            <w:tcMar>
-              <w:top w:type="dxa" w:w="60"/>
-              <w:left w:type="dxa" w:w="120"/>
-              <w:bottom w:type="dxa" w:w="60"/>
-              <w:right w:type="dxa" w:w="120"/>
-            </w:tcMar>
-            <w:vAlign w:val="top"/>
-          </w:tcPr>
-          <w:p>
-            <w:pPr>
-              <w:spacing w:after="40" w:before="0"/>
-              <w:jc w:val="left"/>
-            </w:pPr>
-            <w:r>
-              <w:rPr>
-                <w:rFonts w:ascii="Arial" w:cs="Arial" w:eastAsia="Arial" w:hAnsi="Arial"/>
-                <w:b/>
-                <w:bCs/>
-                <w:i w:val="false"/>
-                <w:iCs w:val="false"/>
-                <w:color w:val="000000"/>
-                <w:sz w:val="18"/>
-                <w:szCs w:val="18"/>
-              </w:rPr>
-              <w:t xml:space="preserve">Phase 2 — Observe (20 minutes)</w:t>
+            <w:shd w:fill="D9EEF1" w:color="auto" w:val="clear"/>
+            <w:tcMar>
+              <w:top w:type="dxa" w:w="60"/>
+              <w:left w:type="dxa" w:w="120"/>
+              <w:bottom w:type="dxa" w:w="60"/>
+              <w:right w:type="dxa" w:w="120"/>
+            </w:tcMar>
+            <w:vAlign w:val="top"/>
+          </w:tcPr>
+          <w:p>
+            <w:pPr>
+              <w:spacing w:after="40" w:before="0"/>
+              <w:jc w:val="left"/>
+            </w:pPr>
+            <w:r>
+              <w:rPr>
+                <w:rFonts w:ascii="Arial" w:cs="Arial" w:eastAsia="Arial" w:hAnsi="Arial"/>
+                <w:b/>
+                <w:bCs/>
+                <w:i w:val="false"/>
+                <w:iCs w:val="false"/>
+                <w:color w:val="000000"/>
+                <w:sz w:val="18"/>
+                <w:szCs w:val="18"/>
+              </w:rPr>
+              <w:t xml:space="preserve">Observe Phase</w:t>
             </w:r>
           </w:p>
           <w:p>
@@ -16166,7 +16184,7 @@
             <w:pPr>
               <w:spacing w:after="20" w:before="0"/>
             </w:pPr>
-            <w:hyperlink w:history="1" r:id="rIdcnb7fjyoyghoxyvbpn-d2">
+            <w:hyperlink w:history="1" r:id="rIdcw8cj90o-ud4x48lhu6jm">
               <w:r>
                 <w:rPr>
                   <w:rFonts w:ascii="Arial" w:cs="Arial" w:eastAsia="Arial" w:hAnsi="Arial"/>
@@ -16199,7 +16217,7 @@
               <w:spacing w:after="10" w:before="0"/>
               <w:ind w:left="120"/>
             </w:pPr>
-            <w:hyperlink w:history="1" r:id="rIdyfsauu0np5qrjlnai1q5f">
+            <w:hyperlink w:history="1" r:id="rIdhoi-ulfugtohbatx6hdpe">
               <w:r>
                 <w:rPr>
                   <w:rFonts w:ascii="Arial" w:cs="Arial" w:eastAsia="Arial" w:hAnsi="Arial"/>
@@ -16244,7 +16262,7 @@
             <w:pPr>
               <w:spacing w:after="20" w:before="0"/>
             </w:pPr>
-            <w:hyperlink w:history="1" r:id="rIdhrhzxkrkvvrskwico0w3y">
+            <w:hyperlink w:history="1" r:id="rIdfwi3oyfqsktbnpstz-t29">
               <w:r>
                 <w:rPr>
                   <w:rFonts w:ascii="Arial" w:cs="Arial" w:eastAsia="Arial" w:hAnsi="Arial"/>
@@ -16277,7 +16295,7 @@
               <w:spacing w:after="10" w:before="0"/>
               <w:ind w:left="120"/>
             </w:pPr>
-            <w:hyperlink w:history="1" r:id="rIdmhq3asuvyqexrbw60fvph">
+            <w:hyperlink w:history="1" r:id="rId0vcp1uj_2ck8k7rnahehj">
               <w:r>
                 <w:rPr>
                   <w:rFonts w:ascii="Arial" w:cs="Arial" w:eastAsia="Arial" w:hAnsi="Arial"/>
@@ -16424,32 +16442,32 @@
         <w:tc>
           <w:tcPr>
             <w:tcW w:type="dxa" w:w="1520"/>
-            <w:shd w:fill="F2F2F2" w:color="auto" w:val="clear"/>
-            <w:tcMar>
-              <w:top w:type="dxa" w:w="60"/>
-              <w:left w:type="dxa" w:w="120"/>
-              <w:bottom w:type="dxa" w:w="60"/>
-              <w:right w:type="dxa" w:w="120"/>
-            </w:tcMar>
-            <w:vAlign w:val="top"/>
-          </w:tcPr>
-          <w:p>
-            <w:pPr>
-              <w:spacing w:after="40" w:before="0"/>
-              <w:jc w:val="left"/>
-            </w:pPr>
-            <w:r>
-              <w:rPr>
-                <w:rFonts w:ascii="Arial" w:cs="Arial" w:eastAsia="Arial" w:hAnsi="Arial"/>
-                <w:b/>
-                <w:bCs/>
-                <w:i w:val="false"/>
-                <w:iCs w:val="false"/>
-                <w:color w:val="000000"/>
-                <w:sz w:val="18"/>
-                <w:szCs w:val="18"/>
-              </w:rPr>
-              <w:t xml:space="preserve">Phase 3 — Explain (22 minutes)</w:t>
+            <w:shd w:fill="E2EFDA" w:color="auto" w:val="clear"/>
+            <w:tcMar>
+              <w:top w:type="dxa" w:w="60"/>
+              <w:left w:type="dxa" w:w="120"/>
+              <w:bottom w:type="dxa" w:w="60"/>
+              <w:right w:type="dxa" w:w="120"/>
+            </w:tcMar>
+            <w:vAlign w:val="top"/>
+          </w:tcPr>
+          <w:p>
+            <w:pPr>
+              <w:spacing w:after="40" w:before="0"/>
+              <w:jc w:val="left"/>
+            </w:pPr>
+            <w:r>
+              <w:rPr>
+                <w:rFonts w:ascii="Arial" w:cs="Arial" w:eastAsia="Arial" w:hAnsi="Arial"/>
+                <w:b/>
+                <w:bCs/>
+                <w:i w:val="false"/>
+                <w:iCs w:val="false"/>
+                <w:color w:val="000000"/>
+                <w:sz w:val="18"/>
+                <w:szCs w:val="18"/>
+              </w:rPr>
+              <w:t xml:space="preserve">Explain Phase</w:t>
             </w:r>
           </w:p>
           <w:p>
@@ -16472,7 +16490,7 @@
             <w:pPr>
               <w:spacing w:after="20" w:before="0"/>
             </w:pPr>
-            <w:hyperlink w:history="1" r:id="rId2x1yf3jwppwxgnu0tpz3h">
+            <w:hyperlink w:history="1" r:id="rIdoiza0qrbsc1hiz2w4gjaa">
               <w:r>
                 <w:rPr>
                   <w:rFonts w:ascii="Arial" w:cs="Arial" w:eastAsia="Arial" w:hAnsi="Arial"/>
@@ -16505,7 +16523,7 @@
               <w:spacing w:after="10" w:before="0"/>
               <w:ind w:left="120"/>
             </w:pPr>
-            <w:hyperlink w:history="1" r:id="rIdsdmcuawttq5zlg2jrqfsw">
+            <w:hyperlink w:history="1" r:id="rIdho79jp8tvkjby0bta99sj">
               <w:r>
                 <w:rPr>
                   <w:rFonts w:ascii="Arial" w:cs="Arial" w:eastAsia="Arial" w:hAnsi="Arial"/>
@@ -16550,7 +16568,7 @@
             <w:pPr>
               <w:spacing w:after="20" w:before="0"/>
             </w:pPr>
-            <w:hyperlink w:history="1" r:id="rIda9r-ajzgpgtazkuur99ub">
+            <w:hyperlink w:history="1" r:id="rIdxpekurlaiakvvv2btbf-a">
               <w:r>
                 <w:rPr>
                   <w:rFonts w:ascii="Arial" w:cs="Arial" w:eastAsia="Arial" w:hAnsi="Arial"/>
@@ -16583,7 +16601,7 @@
               <w:spacing w:after="10" w:before="0"/>
               <w:ind w:left="120"/>
             </w:pPr>
-            <w:hyperlink w:history="1" r:id="rIdfinhuwa7b-9ojc5ykzc3o">
+            <w:hyperlink w:history="1" r:id="rIdks8ubi2fzpqcwdtg2ampc">
               <w:r>
                 <w:rPr>
                   <w:rFonts w:ascii="Arial" w:cs="Arial" w:eastAsia="Arial" w:hAnsi="Arial"/>
@@ -16730,32 +16748,32 @@
         <w:tc>
           <w:tcPr>
             <w:tcW w:type="dxa" w:w="1520"/>
-            <w:shd w:fill="F2F2F2" w:color="auto" w:val="clear"/>
-            <w:tcMar>
-              <w:top w:type="dxa" w:w="60"/>
-              <w:left w:type="dxa" w:w="120"/>
-              <w:bottom w:type="dxa" w:w="60"/>
-              <w:right w:type="dxa" w:w="120"/>
-            </w:tcMar>
-            <w:vAlign w:val="top"/>
-          </w:tcPr>
-          <w:p>
-            <w:pPr>
-              <w:spacing w:after="40" w:before="0"/>
-              <w:jc w:val="left"/>
-            </w:pPr>
-            <w:r>
-              <w:rPr>
-                <w:rFonts w:ascii="Arial" w:cs="Arial" w:eastAsia="Arial" w:hAnsi="Arial"/>
-                <w:b/>
-                <w:bCs/>
-                <w:i w:val="false"/>
-                <w:iCs w:val="false"/>
-                <w:color w:val="000000"/>
-                <w:sz w:val="18"/>
-                <w:szCs w:val="18"/>
-              </w:rPr>
-              <w:t xml:space="preserve">Phase 4 — Driving Question Board Update (12 minutes)</w:t>
+            <w:shd w:fill="FCE4D6" w:color="auto" w:val="clear"/>
+            <w:tcMar>
+              <w:top w:type="dxa" w:w="60"/>
+              <w:left w:type="dxa" w:w="120"/>
+              <w:bottom w:type="dxa" w:w="60"/>
+              <w:right w:type="dxa" w:w="120"/>
+            </w:tcMar>
+            <w:vAlign w:val="top"/>
+          </w:tcPr>
+          <w:p>
+            <w:pPr>
+              <w:spacing w:after="40" w:before="0"/>
+              <w:jc w:val="left"/>
+            </w:pPr>
+            <w:r>
+              <w:rPr>
+                <w:rFonts w:ascii="Arial" w:cs="Arial" w:eastAsia="Arial" w:hAnsi="Arial"/>
+                <w:b/>
+                <w:bCs/>
+                <w:i w:val="false"/>
+                <w:iCs w:val="false"/>
+                <w:color w:val="000000"/>
+                <w:sz w:val="18"/>
+                <w:szCs w:val="18"/>
+              </w:rPr>
+              <w:t xml:space="preserve">Driving Question Board (DQB) Creation</w:t>
             </w:r>
           </w:p>
           <w:p>
@@ -16778,7 +16796,7 @@
             <w:pPr>
               <w:spacing w:after="20" w:before="0"/>
             </w:pPr>
-            <w:hyperlink w:history="1" r:id="rId2vm_r8sh1nzha8uhfuaux">
+            <w:hyperlink w:history="1" r:id="rIdy0ttdu5vivhqmyxczdsqk">
               <w:r>
                 <w:rPr>
                   <w:rFonts w:ascii="Arial" w:cs="Arial" w:eastAsia="Arial" w:hAnsi="Arial"/>
@@ -16811,7 +16829,7 @@
               <w:spacing w:after="10" w:before="0"/>
               <w:ind w:left="120"/>
             </w:pPr>
-            <w:hyperlink w:history="1" r:id="rIddsulryb1_v708nckxa0lg">
+            <w:hyperlink w:history="1" r:id="rIdtl2utmztamd3d3aujxwwo">
               <w:r>
                 <w:rPr>
                   <w:rFonts w:ascii="Arial" w:cs="Arial" w:eastAsia="Arial" w:hAnsi="Arial"/>
@@ -16856,7 +16874,7 @@
             <w:pPr>
               <w:spacing w:after="20" w:before="0"/>
             </w:pPr>
-            <w:hyperlink w:history="1" r:id="rIdctzrh9r-gqlzsowgdczpy">
+            <w:hyperlink w:history="1" r:id="rIdm8yrgsgfz6nurbkltnehx">
               <w:r>
                 <w:rPr>
                   <w:rFonts w:ascii="Arial" w:cs="Arial" w:eastAsia="Arial" w:hAnsi="Arial"/>
@@ -16889,7 +16907,7 @@
               <w:spacing w:after="10" w:before="0"/>
               <w:ind w:left="120"/>
             </w:pPr>
-            <w:hyperlink w:history="1" r:id="rIdi_wqcwzdfix6sft1sbwaz">
+            <w:hyperlink w:history="1" r:id="rIdppqmyanbm07_wpnefu_i4">
               <w:r>
                 <w:rPr>
                   <w:rFonts w:ascii="Arial" w:cs="Arial" w:eastAsia="Arial" w:hAnsi="Arial"/>
@@ -17036,32 +17054,32 @@
         <w:tc>
           <w:tcPr>
             <w:tcW w:type="dxa" w:w="1520"/>
-            <w:shd w:fill="F2F2F2" w:color="auto" w:val="clear"/>
-            <w:tcMar>
-              <w:top w:type="dxa" w:w="60"/>
-              <w:left w:type="dxa" w:w="120"/>
-              <w:bottom w:type="dxa" w:w="60"/>
-              <w:right w:type="dxa" w:w="120"/>
-            </w:tcMar>
-            <w:vAlign w:val="top"/>
-          </w:tcPr>
-          <w:p>
-            <w:pPr>
-              <w:spacing w:after="40" w:before="0"/>
-              <w:jc w:val="left"/>
-            </w:pPr>
-            <w:r>
-              <w:rPr>
-                <w:rFonts w:ascii="Arial" w:cs="Arial" w:eastAsia="Arial" w:hAnsi="Arial"/>
-                <w:b/>
-                <w:bCs/>
-                <w:i w:val="false"/>
-                <w:iCs w:val="false"/>
-                <w:color w:val="000000"/>
-                <w:sz w:val="18"/>
-                <w:szCs w:val="18"/>
-              </w:rPr>
-              <w:t xml:space="preserve">Phase 5 — Model Building (16 minutes)</w:t>
+            <w:shd w:fill="D5E8F0" w:color="auto" w:val="clear"/>
+            <w:tcMar>
+              <w:top w:type="dxa" w:w="60"/>
+              <w:left w:type="dxa" w:w="120"/>
+              <w:bottom w:type="dxa" w:w="60"/>
+              <w:right w:type="dxa" w:w="120"/>
+            </w:tcMar>
+            <w:vAlign w:val="top"/>
+          </w:tcPr>
+          <w:p>
+            <w:pPr>
+              <w:spacing w:after="40" w:before="0"/>
+              <w:jc w:val="left"/>
+            </w:pPr>
+            <w:r>
+              <w:rPr>
+                <w:rFonts w:ascii="Arial" w:cs="Arial" w:eastAsia="Arial" w:hAnsi="Arial"/>
+                <w:b/>
+                <w:bCs/>
+                <w:i w:val="false"/>
+                <w:iCs w:val="false"/>
+                <w:color w:val="000000"/>
+                <w:sz w:val="18"/>
+                <w:szCs w:val="18"/>
+              </w:rPr>
+              <w:t xml:space="preserve">Model Building Phase</w:t>
             </w:r>
           </w:p>
           <w:p>
@@ -17084,7 +17102,7 @@
             <w:pPr>
               <w:spacing w:after="20" w:before="0"/>
             </w:pPr>
-            <w:hyperlink w:history="1" r:id="rIdnjzoszrstymwowaciifil">
+            <w:hyperlink w:history="1" r:id="rIdtsm1t_5wc2gh4sv-a4rli">
               <w:r>
                 <w:rPr>
                   <w:rFonts w:ascii="Arial" w:cs="Arial" w:eastAsia="Arial" w:hAnsi="Arial"/>
@@ -17117,7 +17135,7 @@
               <w:spacing w:after="10" w:before="0"/>
               <w:ind w:left="120"/>
             </w:pPr>
-            <w:hyperlink w:history="1" r:id="rIdg-sy-aryqwbku36ulfhzh">
+            <w:hyperlink w:history="1" r:id="rIdpbuuz_hxrxusbwsbvkumc">
               <w:r>
                 <w:rPr>
                   <w:rFonts w:ascii="Arial" w:cs="Arial" w:eastAsia="Arial" w:hAnsi="Arial"/>
@@ -17162,7 +17180,7 @@
             <w:pPr>
               <w:spacing w:after="20" w:before="0"/>
             </w:pPr>
-            <w:hyperlink w:history="1" r:id="rIdhtob_urdxl9mm85u-lcwm">
+            <w:hyperlink w:history="1" r:id="rIdfhqzphvcrgl5pweqkaz8c">
               <w:r>
                 <w:rPr>
                   <w:rFonts w:ascii="Arial" w:cs="Arial" w:eastAsia="Arial" w:hAnsi="Arial"/>
@@ -17195,7 +17213,7 @@
               <w:spacing w:after="10" w:before="0"/>
               <w:ind w:left="120"/>
             </w:pPr>
-            <w:hyperlink w:history="1" r:id="rIdqunyenabzxeo4sbzgaqv9">
+            <w:hyperlink w:history="1" r:id="rIdyukt-5tmx6silkccax8xf">
               <w:r>
                 <w:rPr>
                   <w:rFonts w:ascii="Arial" w:cs="Arial" w:eastAsia="Arial" w:hAnsi="Arial"/>
@@ -18518,7 +18536,25 @@
             </w:tcMar>
             <w:vAlign w:val="top"/>
           </w:tcPr>
-          <w:p/>
+          <w:p>
+            <w:pPr>
+              <w:spacing w:after="40" w:before="0"/>
+              <w:jc w:val="left"/>
+            </w:pPr>
+            <w:r>
+              <w:rPr>
+                <w:rFonts w:ascii="Arial" w:cs="Arial" w:eastAsia="Arial" w:hAnsi="Arial"/>
+                <w:b w:val="false"/>
+                <w:bCs w:val="false"/>
+                <w:i w:val="false"/>
+                <w:iCs w:val="false"/>
+                <w:color w:val="000000"/>
+                <w:sz w:val="18"/>
+                <w:szCs w:val="18"/>
+              </w:rPr>
+              <w:t xml:space="preserve">Sodium must be handled only by the teacher using forceps, cut under mineral oil, stored away from water sources; pieces must be small (2 mm). Dilute HCl (1 mol per litre maximum) used in a well-ventilated room or under a fume cupboard. Burning magnesium ribbon must NEVER be viewed directly — students use dark glass or look away; magnesium ash must not be inhaled. Sulfur burning produces sulfur dioxide — carry out in fume cupboard or outside; small quantities only. Wash hands thoroughly after all activities. A bucket of dry sand must be available as fire suppressant — never use water on burning sodium or magnesium.</w:t>
+            </w:r>
+          </w:p>
         </w:tc>
       </w:tr>
     </w:tbl>
@@ -18892,7 +18928,7 @@
             <w:pPr>
               <w:spacing w:after="20" w:before="0"/>
             </w:pPr>
-            <w:hyperlink w:history="1" r:id="rIdjdvmr-ycthgak1pe-2y7-">
+            <w:hyperlink w:history="1" r:id="rIdch1shsnvdu9ldehejmzto">
               <w:r>
                 <w:rPr>
                   <w:rFonts w:ascii="Arial" w:cs="Arial" w:eastAsia="Arial" w:hAnsi="Arial"/>
@@ -18925,7 +18961,7 @@
               <w:spacing w:after="10" w:before="0"/>
               <w:ind w:left="120"/>
             </w:pPr>
-            <w:hyperlink w:history="1" r:id="rIdljw2wtrpsxzgyhh1eipte">
+            <w:hyperlink w:history="1" r:id="rId_vyrxrqfeqhmt6spkrjjm">
               <w:r>
                 <w:rPr>
                   <w:rFonts w:ascii="Arial" w:cs="Arial" w:eastAsia="Arial" w:hAnsi="Arial"/>
@@ -18970,7 +19006,7 @@
             <w:pPr>
               <w:spacing w:after="20" w:before="0"/>
             </w:pPr>
-            <w:hyperlink w:history="1" r:id="rIdllkcr-xyiennmw9x0tnmb">
+            <w:hyperlink w:history="1" r:id="rIdo3zunqy0mvtpsbkfyx3jn">
               <w:r>
                 <w:rPr>
                   <w:rFonts w:ascii="Arial" w:cs="Arial" w:eastAsia="Arial" w:hAnsi="Arial"/>
@@ -19003,7 +19039,7 @@
               <w:spacing w:after="10" w:before="0"/>
               <w:ind w:left="120"/>
             </w:pPr>
-            <w:hyperlink w:history="1" r:id="rIdexokwzumqi6sgta-kostt">
+            <w:hyperlink w:history="1" r:id="rId5pui8ufa0jjy17526_q9d">
               <w:r>
                 <w:rPr>
                   <w:rFonts w:ascii="Arial" w:cs="Arial" w:eastAsia="Arial" w:hAnsi="Arial"/>
@@ -19198,7 +19234,7 @@
             <w:pPr>
               <w:spacing w:after="20" w:before="0"/>
             </w:pPr>
-            <w:hyperlink w:history="1" r:id="rIdylqcw5_2ujh9n8btq3cuz">
+            <w:hyperlink w:history="1" r:id="rIdxhelkh3vifiusupt30b5z">
               <w:r>
                 <w:rPr>
                   <w:rFonts w:ascii="Arial" w:cs="Arial" w:eastAsia="Arial" w:hAnsi="Arial"/>
@@ -19231,7 +19267,7 @@
               <w:spacing w:after="10" w:before="0"/>
               <w:ind w:left="120"/>
             </w:pPr>
-            <w:hyperlink w:history="1" r:id="rIdywnk-3mck7iwtpwkimz85">
+            <w:hyperlink w:history="1" r:id="rIdtl9gdwn_iysrmcbnsknym">
               <w:r>
                 <w:rPr>
                   <w:rFonts w:ascii="Arial" w:cs="Arial" w:eastAsia="Arial" w:hAnsi="Arial"/>
@@ -19276,7 +19312,7 @@
             <w:pPr>
               <w:spacing w:after="20" w:before="0"/>
             </w:pPr>
-            <w:hyperlink w:history="1" r:id="rIduauww-9hbmp-icf0chsva">
+            <w:hyperlink w:history="1" r:id="rId1rr-afn3ovhvkcmg8ox33">
               <w:r>
                 <w:rPr>
                   <w:rFonts w:ascii="Arial" w:cs="Arial" w:eastAsia="Arial" w:hAnsi="Arial"/>
@@ -19309,7 +19345,7 @@
               <w:spacing w:after="10" w:before="0"/>
               <w:ind w:left="120"/>
             </w:pPr>
-            <w:hyperlink w:history="1" r:id="rId71tn79knxqvr80kryhz74">
+            <w:hyperlink w:history="1" r:id="rIdtj07lvp-vv2i1kvkojerb">
               <w:r>
                 <w:rPr>
                   <w:rFonts w:ascii="Arial" w:cs="Arial" w:eastAsia="Arial" w:hAnsi="Arial"/>
@@ -19504,7 +19540,7 @@
             <w:pPr>
               <w:spacing w:after="20" w:before="0"/>
             </w:pPr>
-            <w:hyperlink w:history="1" r:id="rIdzyssdemqwwpm9xd4tjtct">
+            <w:hyperlink w:history="1" r:id="rId9v1dxjmkvhhbq5a6iq-bq">
               <w:r>
                 <w:rPr>
                   <w:rFonts w:ascii="Arial" w:cs="Arial" w:eastAsia="Arial" w:hAnsi="Arial"/>
@@ -19537,7 +19573,7 @@
               <w:spacing w:after="10" w:before="0"/>
               <w:ind w:left="120"/>
             </w:pPr>
-            <w:hyperlink w:history="1" r:id="rIddtgy7-08yfdal0-dtlkeo">
+            <w:hyperlink w:history="1" r:id="rIdrh5qrwsfkqrovc2wdbooh">
               <w:r>
                 <w:rPr>
                   <w:rFonts w:ascii="Arial" w:cs="Arial" w:eastAsia="Arial" w:hAnsi="Arial"/>
@@ -19582,7 +19618,7 @@
             <w:pPr>
               <w:spacing w:after="20" w:before="0"/>
             </w:pPr>
-            <w:hyperlink w:history="1" r:id="rIduaepiw0vr-rrhxklquymr">
+            <w:hyperlink w:history="1" r:id="rIdohwpezor4ogfv6fzczfdc">
               <w:r>
                 <w:rPr>
                   <w:rFonts w:ascii="Arial" w:cs="Arial" w:eastAsia="Arial" w:hAnsi="Arial"/>
@@ -19615,7 +19651,7 @@
               <w:spacing w:after="10" w:before="0"/>
               <w:ind w:left="120"/>
             </w:pPr>
-            <w:hyperlink w:history="1" r:id="rIdllqerhwrfobxm4rrtrwgf">
+            <w:hyperlink w:history="1" r:id="rIdzm3hd2v6lf1skevmkucwe">
               <w:r>
                 <w:rPr>
                   <w:rFonts w:ascii="Arial" w:cs="Arial" w:eastAsia="Arial" w:hAnsi="Arial"/>
@@ -19810,7 +19846,7 @@
             <w:pPr>
               <w:spacing w:after="20" w:before="0"/>
             </w:pPr>
-            <w:hyperlink w:history="1" r:id="rIdt6ue6z5xj3wgdngw98xzb">
+            <w:hyperlink w:history="1" r:id="rIdm1cva6gpqebopjjqt3bh1">
               <w:r>
                 <w:rPr>
                   <w:rFonts w:ascii="Arial" w:cs="Arial" w:eastAsia="Arial" w:hAnsi="Arial"/>
@@ -19843,7 +19879,7 @@
               <w:spacing w:after="10" w:before="0"/>
               <w:ind w:left="120"/>
             </w:pPr>
-            <w:hyperlink w:history="1" r:id="rId3_rlryixktfqmavsbg1j6">
+            <w:hyperlink w:history="1" r:id="rIdqzikgwp03pbocwfqkpwwh">
               <w:r>
                 <w:rPr>
                   <w:rFonts w:ascii="Arial" w:cs="Arial" w:eastAsia="Arial" w:hAnsi="Arial"/>
@@ -19888,7 +19924,7 @@
             <w:pPr>
               <w:spacing w:after="20" w:before="0"/>
             </w:pPr>
-            <w:hyperlink w:history="1" r:id="rIdz9yjsgcwygfkpftcc02z1">
+            <w:hyperlink w:history="1" r:id="rIdcjw-6a-9zqztuqv7x3y6d">
               <w:r>
                 <w:rPr>
                   <w:rFonts w:ascii="Arial" w:cs="Arial" w:eastAsia="Arial" w:hAnsi="Arial"/>
@@ -19921,7 +19957,7 @@
               <w:spacing w:after="10" w:before="0"/>
               <w:ind w:left="120"/>
             </w:pPr>
-            <w:hyperlink w:history="1" r:id="rId8e-so9u705bi2sz8a1vzq">
+            <w:hyperlink w:history="1" r:id="rIddxjouco-infnw3qlaid8d">
               <w:r>
                 <w:rPr>
                   <w:rFonts w:ascii="Arial" w:cs="Arial" w:eastAsia="Arial" w:hAnsi="Arial"/>
@@ -20116,7 +20152,7 @@
             <w:pPr>
               <w:spacing w:after="20" w:before="0"/>
             </w:pPr>
-            <w:hyperlink w:history="1" r:id="rIdmotaigrdhqlvxj6scpav3">
+            <w:hyperlink w:history="1" r:id="rId2grtio3ex4qxzfvpf8mps">
               <w:r>
                 <w:rPr>
                   <w:rFonts w:ascii="Arial" w:cs="Arial" w:eastAsia="Arial" w:hAnsi="Arial"/>
@@ -20149,7 +20185,7 @@
               <w:spacing w:after="10" w:before="0"/>
               <w:ind w:left="120"/>
             </w:pPr>
-            <w:hyperlink w:history="1" r:id="rId5dgymz5ygganfpvopzqrb">
+            <w:hyperlink w:history="1" r:id="rIdbzm6xmwtzcciy0d5zd01i">
               <w:r>
                 <w:rPr>
                   <w:rFonts w:ascii="Arial" w:cs="Arial" w:eastAsia="Arial" w:hAnsi="Arial"/>
@@ -20194,7 +20230,7 @@
             <w:pPr>
               <w:spacing w:after="20" w:before="0"/>
             </w:pPr>
-            <w:hyperlink w:history="1" r:id="rIdeyao5qf6gchctef7fgyaw">
+            <w:hyperlink w:history="1" r:id="rId_5plnmosdf4cep6ryv63d">
               <w:r>
                 <w:rPr>
                   <w:rFonts w:ascii="Arial" w:cs="Arial" w:eastAsia="Arial" w:hAnsi="Arial"/>
@@ -20227,7 +20263,7 @@
               <w:spacing w:after="10" w:before="0"/>
               <w:ind w:left="120"/>
             </w:pPr>
-            <w:hyperlink w:history="1" r:id="rIdwxylofbcntp4ryxrpz6g-">
+            <w:hyperlink w:history="1" r:id="rIdpfrqvurjzdfwcjtwt652i">
               <w:r>
                 <w:rPr>
                   <w:rFonts w:ascii="Arial" w:cs="Arial" w:eastAsia="Arial" w:hAnsi="Arial"/>
@@ -21666,32 +21702,32 @@
         <w:tc>
           <w:tcPr>
             <w:tcW w:type="dxa" w:w="1520"/>
-            <w:shd w:fill="F2F2F2" w:color="auto" w:val="clear"/>
-            <w:tcMar>
-              <w:top w:type="dxa" w:w="60"/>
-              <w:left w:type="dxa" w:w="120"/>
-              <w:bottom w:type="dxa" w:w="60"/>
-              <w:right w:type="dxa" w:w="120"/>
-            </w:tcMar>
-            <w:vAlign w:val="top"/>
-          </w:tcPr>
-          <w:p>
-            <w:pPr>
-              <w:spacing w:after="40" w:before="0"/>
-              <w:jc w:val="left"/>
-            </w:pPr>
-            <w:r>
-              <w:rPr>
-                <w:rFonts w:ascii="Arial" w:cs="Arial" w:eastAsia="Arial" w:hAnsi="Arial"/>
-                <w:b/>
-                <w:bCs/>
-                <w:i w:val="false"/>
-                <w:iCs w:val="false"/>
-                <w:color w:val="000000"/>
-                <w:sz w:val="18"/>
-                <w:szCs w:val="18"/>
-              </w:rPr>
-              <w:t xml:space="preserve">Phase 1 — Predict: Revisiting the Phenomenon &amp; Activating Prior Knowledge (10 minutes)</w:t>
+            <w:shd w:fill="EAD1F5" w:color="auto" w:val="clear"/>
+            <w:tcMar>
+              <w:top w:type="dxa" w:w="60"/>
+              <w:left w:type="dxa" w:w="120"/>
+              <w:bottom w:type="dxa" w:w="60"/>
+              <w:right w:type="dxa" w:w="120"/>
+            </w:tcMar>
+            <w:vAlign w:val="top"/>
+          </w:tcPr>
+          <w:p>
+            <w:pPr>
+              <w:spacing w:after="40" w:before="0"/>
+              <w:jc w:val="left"/>
+            </w:pPr>
+            <w:r>
+              <w:rPr>
+                <w:rFonts w:ascii="Arial" w:cs="Arial" w:eastAsia="Arial" w:hAnsi="Arial"/>
+                <w:b/>
+                <w:bCs/>
+                <w:i w:val="false"/>
+                <w:iCs w:val="false"/>
+                <w:color w:val="000000"/>
+                <w:sz w:val="18"/>
+                <w:szCs w:val="18"/>
+              </w:rPr>
+              <w:t xml:space="preserve">Predict Phase</w:t>
             </w:r>
           </w:p>
           <w:p>
@@ -21714,7 +21750,7 @@
             <w:pPr>
               <w:spacing w:after="20" w:before="0"/>
             </w:pPr>
-            <w:hyperlink w:history="1" r:id="rIdh9v6xtb5ipxkoqpalcfh3">
+            <w:hyperlink w:history="1" r:id="rIdhkpduqh0blwlvnwbg-x1s">
               <w:r>
                 <w:rPr>
                   <w:rFonts w:ascii="Arial" w:cs="Arial" w:eastAsia="Arial" w:hAnsi="Arial"/>
@@ -21747,7 +21783,7 @@
               <w:spacing w:after="10" w:before="0"/>
               <w:ind w:left="120"/>
             </w:pPr>
-            <w:hyperlink w:history="1" r:id="rIdfxt1bropz34hhz-smmslx">
+            <w:hyperlink w:history="1" r:id="rIdpk95qnrrj7uyffr8z0j7e">
               <w:r>
                 <w:rPr>
                   <w:rFonts w:ascii="Arial" w:cs="Arial" w:eastAsia="Arial" w:hAnsi="Arial"/>
@@ -21792,7 +21828,7 @@
             <w:pPr>
               <w:spacing w:after="20" w:before="0"/>
             </w:pPr>
-            <w:hyperlink w:history="1" r:id="rIdj9m2hwsffrkj3vk9_p6en">
+            <w:hyperlink w:history="1" r:id="rIdigydmlgtqp-sdkktcn9w0">
               <w:r>
                 <w:rPr>
                   <w:rFonts w:ascii="Arial" w:cs="Arial" w:eastAsia="Arial" w:hAnsi="Arial"/>
@@ -21825,7 +21861,7 @@
               <w:spacing w:after="10" w:before="0"/>
               <w:ind w:left="120"/>
             </w:pPr>
-            <w:hyperlink w:history="1" r:id="rIdka8ivn3fgn4-kyt2zp_yy">
+            <w:hyperlink w:history="1" r:id="rIdbwa-bgvdc3kfiefygcm_4">
               <w:r>
                 <w:rPr>
                   <w:rFonts w:ascii="Arial" w:cs="Arial" w:eastAsia="Arial" w:hAnsi="Arial"/>
@@ -21972,32 +22008,32 @@
         <w:tc>
           <w:tcPr>
             <w:tcW w:type="dxa" w:w="1520"/>
-            <w:shd w:fill="F2F2F2" w:color="auto" w:val="clear"/>
-            <w:tcMar>
-              <w:top w:type="dxa" w:w="60"/>
-              <w:left w:type="dxa" w:w="120"/>
-              <w:bottom w:type="dxa" w:w="60"/>
-              <w:right w:type="dxa" w:w="120"/>
-            </w:tcMar>
-            <w:vAlign w:val="top"/>
-          </w:tcPr>
-          <w:p>
-            <w:pPr>
-              <w:spacing w:after="40" w:before="0"/>
-              <w:jc w:val="left"/>
-            </w:pPr>
-            <w:r>
-              <w:rPr>
-                <w:rFonts w:ascii="Arial" w:cs="Arial" w:eastAsia="Arial" w:hAnsi="Arial"/>
-                <w:b/>
-                <w:bCs/>
-                <w:i w:val="false"/>
-                <w:iCs w:val="false"/>
-                <w:color w:val="000000"/>
-                <w:sz w:val="18"/>
-                <w:szCs w:val="18"/>
-              </w:rPr>
-              <w:t xml:space="preserve">Phase 2 — Observe: Expert-Group Research on Kenyan Applications (20 minutes)</w:t>
+            <w:shd w:fill="D9EEF1" w:color="auto" w:val="clear"/>
+            <w:tcMar>
+              <w:top w:type="dxa" w:w="60"/>
+              <w:left w:type="dxa" w:w="120"/>
+              <w:bottom w:type="dxa" w:w="60"/>
+              <w:right w:type="dxa" w:w="120"/>
+            </w:tcMar>
+            <w:vAlign w:val="top"/>
+          </w:tcPr>
+          <w:p>
+            <w:pPr>
+              <w:spacing w:after="40" w:before="0"/>
+              <w:jc w:val="left"/>
+            </w:pPr>
+            <w:r>
+              <w:rPr>
+                <w:rFonts w:ascii="Arial" w:cs="Arial" w:eastAsia="Arial" w:hAnsi="Arial"/>
+                <w:b/>
+                <w:bCs/>
+                <w:i w:val="false"/>
+                <w:iCs w:val="false"/>
+                <w:color w:val="000000"/>
+                <w:sz w:val="18"/>
+                <w:szCs w:val="18"/>
+              </w:rPr>
+              <w:t xml:space="preserve">Observe Phase</w:t>
             </w:r>
           </w:p>
           <w:p>
@@ -22020,7 +22056,7 @@
             <w:pPr>
               <w:spacing w:after="20" w:before="0"/>
             </w:pPr>
-            <w:hyperlink w:history="1" r:id="rIdxl7kso0bfzotrcta5uyj-">
+            <w:hyperlink w:history="1" r:id="rIdeubyvdrks_qreuurafnht">
               <w:r>
                 <w:rPr>
                   <w:rFonts w:ascii="Arial" w:cs="Arial" w:eastAsia="Arial" w:hAnsi="Arial"/>
@@ -22053,7 +22089,7 @@
               <w:spacing w:after="10" w:before="0"/>
               <w:ind w:left="120"/>
             </w:pPr>
-            <w:hyperlink w:history="1" r:id="rIdwikcqfkg_qbyiw-bzsr6q">
+            <w:hyperlink w:history="1" r:id="rId5rmr-wrzfvys_5xfdi99n">
               <w:r>
                 <w:rPr>
                   <w:rFonts w:ascii="Arial" w:cs="Arial" w:eastAsia="Arial" w:hAnsi="Arial"/>
@@ -22098,7 +22134,7 @@
             <w:pPr>
               <w:spacing w:after="20" w:before="0"/>
             </w:pPr>
-            <w:hyperlink w:history="1" r:id="rIdgrz1c_pataf_8jkxqdrkp">
+            <w:hyperlink w:history="1" r:id="rIdo4siy3inefov0fcdu6_ra">
               <w:r>
                 <w:rPr>
                   <w:rFonts w:ascii="Arial" w:cs="Arial" w:eastAsia="Arial" w:hAnsi="Arial"/>
@@ -22131,7 +22167,7 @@
               <w:spacing w:after="10" w:before="0"/>
               <w:ind w:left="120"/>
             </w:pPr>
-            <w:hyperlink w:history="1" r:id="rId44whdwquozvmd0rwpc2e8">
+            <w:hyperlink w:history="1" r:id="rIdfgoon2fofzo75axu1-s51">
               <w:r>
                 <w:rPr>
                   <w:rFonts w:ascii="Arial" w:cs="Arial" w:eastAsia="Arial" w:hAnsi="Arial"/>
@@ -22278,32 +22314,32 @@
         <w:tc>
           <w:tcPr>
             <w:tcW w:type="dxa" w:w="1520"/>
-            <w:shd w:fill="F2F2F2" w:color="auto" w:val="clear"/>
-            <w:tcMar>
-              <w:top w:type="dxa" w:w="60"/>
-              <w:left w:type="dxa" w:w="120"/>
-              <w:bottom w:type="dxa" w:w="60"/>
-              <w:right w:type="dxa" w:w="120"/>
-            </w:tcMar>
-            <w:vAlign w:val="top"/>
-          </w:tcPr>
-          <w:p>
-            <w:pPr>
-              <w:spacing w:after="40" w:before="0"/>
-              <w:jc w:val="left"/>
-            </w:pPr>
-            <w:r>
-              <w:rPr>
-                <w:rFonts w:ascii="Arial" w:cs="Arial" w:eastAsia="Arial" w:hAnsi="Arial"/>
-                <w:b/>
-                <w:bCs/>
-                <w:i w:val="false"/>
-                <w:iCs w:val="false"/>
-                <w:color w:val="000000"/>
-                <w:sz w:val="18"/>
-                <w:szCs w:val="18"/>
-              </w:rPr>
-              <w:t xml:space="preserve">Phase 3 — Explain: Whole-Class Synthesis — Electron Configuration as the Master Explanation (15 minutes)</w:t>
+            <w:shd w:fill="E2EFDA" w:color="auto" w:val="clear"/>
+            <w:tcMar>
+              <w:top w:type="dxa" w:w="60"/>
+              <w:left w:type="dxa" w:w="120"/>
+              <w:bottom w:type="dxa" w:w="60"/>
+              <w:right w:type="dxa" w:w="120"/>
+            </w:tcMar>
+            <w:vAlign w:val="top"/>
+          </w:tcPr>
+          <w:p>
+            <w:pPr>
+              <w:spacing w:after="40" w:before="0"/>
+              <w:jc w:val="left"/>
+            </w:pPr>
+            <w:r>
+              <w:rPr>
+                <w:rFonts w:ascii="Arial" w:cs="Arial" w:eastAsia="Arial" w:hAnsi="Arial"/>
+                <w:b/>
+                <w:bCs/>
+                <w:i w:val="false"/>
+                <w:iCs w:val="false"/>
+                <w:color w:val="000000"/>
+                <w:sz w:val="18"/>
+                <w:szCs w:val="18"/>
+              </w:rPr>
+              <w:t xml:space="preserve">Explain Phase</w:t>
             </w:r>
           </w:p>
           <w:p>
@@ -22326,7 +22362,7 @@
             <w:pPr>
               <w:spacing w:after="20" w:before="0"/>
             </w:pPr>
-            <w:hyperlink w:history="1" r:id="rIdbhurmnffolqhbqo8vm19_">
+            <w:hyperlink w:history="1" r:id="rIdqrkpvarkq-8uj5kiunzeh">
               <w:r>
                 <w:rPr>
                   <w:rFonts w:ascii="Arial" w:cs="Arial" w:eastAsia="Arial" w:hAnsi="Arial"/>
@@ -22359,7 +22395,7 @@
               <w:spacing w:after="10" w:before="0"/>
               <w:ind w:left="120"/>
             </w:pPr>
-            <w:hyperlink w:history="1" r:id="rIdfdcwgvdhd7gpdn7rii4xj">
+            <w:hyperlink w:history="1" r:id="rIdagzzv0c9izwsvv6iii0f2">
               <w:r>
                 <w:rPr>
                   <w:rFonts w:ascii="Arial" w:cs="Arial" w:eastAsia="Arial" w:hAnsi="Arial"/>
@@ -22404,7 +22440,7 @@
             <w:pPr>
               <w:spacing w:after="20" w:before="0"/>
             </w:pPr>
-            <w:hyperlink w:history="1" r:id="rIdges97t_gn4v-kxf7o7yj6">
+            <w:hyperlink w:history="1" r:id="rId_tkafhqbhjesb5is2sh_d">
               <w:r>
                 <w:rPr>
                   <w:rFonts w:ascii="Arial" w:cs="Arial" w:eastAsia="Arial" w:hAnsi="Arial"/>
@@ -22437,7 +22473,7 @@
               <w:spacing w:after="10" w:before="0"/>
               <w:ind w:left="120"/>
             </w:pPr>
-            <w:hyperlink w:history="1" r:id="rIdisg2bourkiz0yfajvembe">
+            <w:hyperlink w:history="1" r:id="rIdporqrv0_rdpcxghfk5ahc">
               <w:r>
                 <w:rPr>
                   <w:rFonts w:ascii="Arial" w:cs="Arial" w:eastAsia="Arial" w:hAnsi="Arial"/>
@@ -22584,32 +22620,32 @@
         <w:tc>
           <w:tcPr>
             <w:tcW w:type="dxa" w:w="1520"/>
-            <w:shd w:fill="F2F2F2" w:color="auto" w:val="clear"/>
-            <w:tcMar>
-              <w:top w:type="dxa" w:w="60"/>
-              <w:left w:type="dxa" w:w="120"/>
-              <w:bottom w:type="dxa" w:w="60"/>
-              <w:right w:type="dxa" w:w="120"/>
-            </w:tcMar>
-            <w:vAlign w:val="top"/>
-          </w:tcPr>
-          <w:p>
-            <w:pPr>
-              <w:spacing w:after="40" w:before="0"/>
-              <w:jc w:val="left"/>
-            </w:pPr>
-            <w:r>
-              <w:rPr>
-                <w:rFonts w:ascii="Arial" w:cs="Arial" w:eastAsia="Arial" w:hAnsi="Arial"/>
-                <w:b/>
-                <w:bCs/>
-                <w:i w:val="false"/>
-                <w:iCs w:val="false"/>
-                <w:color w:val="000000"/>
-                <w:sz w:val="18"/>
-                <w:szCs w:val="18"/>
-              </w:rPr>
-              <w:t xml:space="preserve">Phase 4 — Driving Question Board (DQB) Closure: Answering Every Question from Lesson 1 (15 minutes)</w:t>
+            <w:shd w:fill="FCE4D6" w:color="auto" w:val="clear"/>
+            <w:tcMar>
+              <w:top w:type="dxa" w:w="60"/>
+              <w:left w:type="dxa" w:w="120"/>
+              <w:bottom w:type="dxa" w:w="60"/>
+              <w:right w:type="dxa" w:w="120"/>
+            </w:tcMar>
+            <w:vAlign w:val="top"/>
+          </w:tcPr>
+          <w:p>
+            <w:pPr>
+              <w:spacing w:after="40" w:before="0"/>
+              <w:jc w:val="left"/>
+            </w:pPr>
+            <w:r>
+              <w:rPr>
+                <w:rFonts w:ascii="Arial" w:cs="Arial" w:eastAsia="Arial" w:hAnsi="Arial"/>
+                <w:b/>
+                <w:bCs/>
+                <w:i w:val="false"/>
+                <w:iCs w:val="false"/>
+                <w:color w:val="000000"/>
+                <w:sz w:val="18"/>
+                <w:szCs w:val="18"/>
+              </w:rPr>
+              <w:t xml:space="preserve">Driving Question Board (DQB) Creation</w:t>
             </w:r>
           </w:p>
           <w:p>
@@ -22632,7 +22668,7 @@
             <w:pPr>
               <w:spacing w:after="20" w:before="0"/>
             </w:pPr>
-            <w:hyperlink w:history="1" r:id="rIdozannzwsyww0vd2n4kc4k">
+            <w:hyperlink w:history="1" r:id="rIdd_geasffs8_t8w7io6uyz">
               <w:r>
                 <w:rPr>
                   <w:rFonts w:ascii="Arial" w:cs="Arial" w:eastAsia="Arial" w:hAnsi="Arial"/>
@@ -22665,7 +22701,7 @@
               <w:spacing w:after="10" w:before="0"/>
               <w:ind w:left="120"/>
             </w:pPr>
-            <w:hyperlink w:history="1" r:id="rIdrveypiawlaft8cnds18ym">
+            <w:hyperlink w:history="1" r:id="rIddtsow9rug9zs0qpfqthau">
               <w:r>
                 <w:rPr>
                   <w:rFonts w:ascii="Arial" w:cs="Arial" w:eastAsia="Arial" w:hAnsi="Arial"/>
@@ -22710,7 +22746,7 @@
             <w:pPr>
               <w:spacing w:after="20" w:before="0"/>
             </w:pPr>
-            <w:hyperlink w:history="1" r:id="rIdpxdnswsgus0-nevfeghgj">
+            <w:hyperlink w:history="1" r:id="rIdbb0qpf7lnswzlwdczksut">
               <w:r>
                 <w:rPr>
                   <w:rFonts w:ascii="Arial" w:cs="Arial" w:eastAsia="Arial" w:hAnsi="Arial"/>
@@ -22743,7 +22779,7 @@
               <w:spacing w:after="10" w:before="0"/>
               <w:ind w:left="120"/>
             </w:pPr>
-            <w:hyperlink w:history="1" r:id="rIduilpcj7lykrazpxylylsw">
+            <w:hyperlink w:history="1" r:id="rId_7etevq7akt0evmqxod75">
               <w:r>
                 <w:rPr>
                   <w:rFonts w:ascii="Arial" w:cs="Arial" w:eastAsia="Arial" w:hAnsi="Arial"/>
@@ -22890,32 +22926,32 @@
         <w:tc>
           <w:tcPr>
             <w:tcW w:type="dxa" w:w="1520"/>
-            <w:shd w:fill="F2F2F2" w:color="auto" w:val="clear"/>
-            <w:tcMar>
-              <w:top w:type="dxa" w:w="60"/>
-              <w:left w:type="dxa" w:w="120"/>
-              <w:bottom w:type="dxa" w:w="60"/>
-              <w:right w:type="dxa" w:w="120"/>
-            </w:tcMar>
-            <w:vAlign w:val="top"/>
-          </w:tcPr>
-          <w:p>
-            <w:pPr>
-              <w:spacing w:after="40" w:before="0"/>
-              <w:jc w:val="left"/>
-            </w:pPr>
-            <w:r>
-              <w:rPr>
-                <w:rFonts w:ascii="Arial" w:cs="Arial" w:eastAsia="Arial" w:hAnsi="Arial"/>
-                <w:b/>
-                <w:bCs/>
-                <w:i w:val="false"/>
-                <w:iCs w:val="false"/>
-                <w:color w:val="000000"/>
-                <w:sz w:val="18"/>
-                <w:szCs w:val="18"/>
-              </w:rPr>
-              <w:t xml:space="preserve">Phase 5 — Model Building: Final Cumulative Annotated Periodic Table Model &amp; Individual Final Explanation (20 minutes)</w:t>
+            <w:shd w:fill="D5E8F0" w:color="auto" w:val="clear"/>
+            <w:tcMar>
+              <w:top w:type="dxa" w:w="60"/>
+              <w:left w:type="dxa" w:w="120"/>
+              <w:bottom w:type="dxa" w:w="60"/>
+              <w:right w:type="dxa" w:w="120"/>
+            </w:tcMar>
+            <w:vAlign w:val="top"/>
+          </w:tcPr>
+          <w:p>
+            <w:pPr>
+              <w:spacing w:after="40" w:before="0"/>
+              <w:jc w:val="left"/>
+            </w:pPr>
+            <w:r>
+              <w:rPr>
+                <w:rFonts w:ascii="Arial" w:cs="Arial" w:eastAsia="Arial" w:hAnsi="Arial"/>
+                <w:b/>
+                <w:bCs/>
+                <w:i w:val="false"/>
+                <w:iCs w:val="false"/>
+                <w:color w:val="000000"/>
+                <w:sz w:val="18"/>
+                <w:szCs w:val="18"/>
+              </w:rPr>
+              <w:t xml:space="preserve">Model Building Phase</w:t>
             </w:r>
           </w:p>
           <w:p>
@@ -22938,7 +22974,7 @@
             <w:pPr>
               <w:spacing w:after="20" w:before="0"/>
             </w:pPr>
-            <w:hyperlink w:history="1" r:id="rIdagsmq3_nkfahx6un9muef">
+            <w:hyperlink w:history="1" r:id="rId3jqci1pnmsful3hizr8uw">
               <w:r>
                 <w:rPr>
                   <w:rFonts w:ascii="Arial" w:cs="Arial" w:eastAsia="Arial" w:hAnsi="Arial"/>
@@ -22971,7 +23007,7 @@
               <w:spacing w:after="10" w:before="0"/>
               <w:ind w:left="120"/>
             </w:pPr>
-            <w:hyperlink w:history="1" r:id="rIddoljyxq0aahzk7eblsp7w">
+            <w:hyperlink w:history="1" r:id="rIdnqy_ixww_fcufgl4dadhh">
               <w:r>
                 <w:rPr>
                   <w:rFonts w:ascii="Arial" w:cs="Arial" w:eastAsia="Arial" w:hAnsi="Arial"/>
@@ -23016,7 +23052,7 @@
             <w:pPr>
               <w:spacing w:after="20" w:before="0"/>
             </w:pPr>
-            <w:hyperlink w:history="1" r:id="rId0ycs82tncjbtuwkrosl3-">
+            <w:hyperlink w:history="1" r:id="rId64-ypsj-p1aqfhjctzd7t">
               <w:r>
                 <w:rPr>
                   <w:rFonts w:ascii="Arial" w:cs="Arial" w:eastAsia="Arial" w:hAnsi="Arial"/>
@@ -23049,7 +23085,7 @@
               <w:spacing w:after="10" w:before="0"/>
               <w:ind w:left="120"/>
             </w:pPr>
-            <w:hyperlink w:history="1" r:id="rIdulh_t6gxdluyc0ds28xfi">
+            <w:hyperlink w:history="1" r:id="rIdo1hvis6a3ypej6qjnc9v-">
               <w:r>
                 <w:rPr>
                   <w:rFonts w:ascii="Arial" w:cs="Arial" w:eastAsia="Arial" w:hAnsi="Arial"/>

--- a/data/outputs/v2/Chemistry/SS1.5_Periodicity/Chemistry_Periodicity_CBE_LessonSequence.docx
+++ b/data/outputs/v2/Chemistry/SS1.5_Periodicity/Chemistry_Periodicity_CBE_LessonSequence.docx
@@ -3184,7 +3184,7 @@
             <w:pPr>
               <w:spacing w:after="20" w:before="0"/>
             </w:pPr>
-            <w:hyperlink w:history="1" r:id="rIdljn8cug594frxch4ebf0z">
+            <w:hyperlink w:history="1" r:id="rIdxa_1-v-_kkb2_8sn6lgt3">
               <w:r>
                 <w:rPr>
                   <w:rFonts w:ascii="Arial" w:cs="Arial" w:eastAsia="Arial" w:hAnsi="Arial"/>
@@ -3217,7 +3217,7 @@
               <w:spacing w:after="10" w:before="0"/>
               <w:ind w:left="120"/>
             </w:pPr>
-            <w:hyperlink w:history="1" r:id="rIdacqmlxbc85ln90wqd5nfj">
+            <w:hyperlink w:history="1" r:id="rId6bnpsox2ezec1vwb-lygf">
               <w:r>
                 <w:rPr>
                   <w:rFonts w:ascii="Arial" w:cs="Arial" w:eastAsia="Arial" w:hAnsi="Arial"/>
@@ -3262,7 +3262,7 @@
             <w:pPr>
               <w:spacing w:after="20" w:before="0"/>
             </w:pPr>
-            <w:hyperlink w:history="1" r:id="rIdcmphawfuhwq_9aei5em-k">
+            <w:hyperlink w:history="1" r:id="rIdzjgkfstasukxpdjio3hpw">
               <w:r>
                 <w:rPr>
                   <w:rFonts w:ascii="Arial" w:cs="Arial" w:eastAsia="Arial" w:hAnsi="Arial"/>
@@ -3295,7 +3295,7 @@
               <w:spacing w:after="10" w:before="0"/>
               <w:ind w:left="120"/>
             </w:pPr>
-            <w:hyperlink w:history="1" r:id="rId6ncbnpwv0paezwryjjkqm">
+            <w:hyperlink w:history="1" r:id="rIdnvye3w9-eu1ycs1zttasi">
               <w:r>
                 <w:rPr>
                   <w:rFonts w:ascii="Arial" w:cs="Arial" w:eastAsia="Arial" w:hAnsi="Arial"/>
@@ -3490,7 +3490,7 @@
             <w:pPr>
               <w:spacing w:after="20" w:before="0"/>
             </w:pPr>
-            <w:hyperlink w:history="1" r:id="rIdt57-nvbx-wogvbvkxpdxm">
+            <w:hyperlink w:history="1" r:id="rIdztmkwy_d1naxuroprvb4v">
               <w:r>
                 <w:rPr>
                   <w:rFonts w:ascii="Arial" w:cs="Arial" w:eastAsia="Arial" w:hAnsi="Arial"/>
@@ -3523,7 +3523,7 @@
               <w:spacing w:after="10" w:before="0"/>
               <w:ind w:left="120"/>
             </w:pPr>
-            <w:hyperlink w:history="1" r:id="rIdowcuz9mon5elxsxcp0xyd">
+            <w:hyperlink w:history="1" r:id="rIdkm7lejedsiq2dwf9ptzsg">
               <w:r>
                 <w:rPr>
                   <w:rFonts w:ascii="Arial" w:cs="Arial" w:eastAsia="Arial" w:hAnsi="Arial"/>
@@ -3568,7 +3568,7 @@
             <w:pPr>
               <w:spacing w:after="20" w:before="0"/>
             </w:pPr>
-            <w:hyperlink w:history="1" r:id="rIdjvxxmxo8j3ei9a9h5gk7e">
+            <w:hyperlink w:history="1" r:id="rId19w5ndjgl0j9ksv223lw4">
               <w:r>
                 <w:rPr>
                   <w:rFonts w:ascii="Arial" w:cs="Arial" w:eastAsia="Arial" w:hAnsi="Arial"/>
@@ -3601,7 +3601,7 @@
               <w:spacing w:after="10" w:before="0"/>
               <w:ind w:left="120"/>
             </w:pPr>
-            <w:hyperlink w:history="1" r:id="rIddhogxaypvs22lb1jgvmt0">
+            <w:hyperlink w:history="1" r:id="rIdcopih9ytieobbck5sukfj">
               <w:r>
                 <w:rPr>
                   <w:rFonts w:ascii="Arial" w:cs="Arial" w:eastAsia="Arial" w:hAnsi="Arial"/>
@@ -3796,7 +3796,7 @@
             <w:pPr>
               <w:spacing w:after="20" w:before="0"/>
             </w:pPr>
-            <w:hyperlink w:history="1" r:id="rIdbvhei8jbft8r34qjdrcpz">
+            <w:hyperlink w:history="1" r:id="rIdy3_3loizr0d1osq7i8lzy">
               <w:r>
                 <w:rPr>
                   <w:rFonts w:ascii="Arial" w:cs="Arial" w:eastAsia="Arial" w:hAnsi="Arial"/>
@@ -3829,7 +3829,7 @@
               <w:spacing w:after="10" w:before="0"/>
               <w:ind w:left="120"/>
             </w:pPr>
-            <w:hyperlink w:history="1" r:id="rId5znix0mb26wdrrk4nyudl">
+            <w:hyperlink w:history="1" r:id="rIdfp2nlvyrapu_jlyynhoya">
               <w:r>
                 <w:rPr>
                   <w:rFonts w:ascii="Arial" w:cs="Arial" w:eastAsia="Arial" w:hAnsi="Arial"/>
@@ -3874,7 +3874,7 @@
             <w:pPr>
               <w:spacing w:after="20" w:before="0"/>
             </w:pPr>
-            <w:hyperlink w:history="1" r:id="rIdvqtpxary3x9uty-pxx6n5">
+            <w:hyperlink w:history="1" r:id="rIdmkiw17nfexudbum-h_gzj">
               <w:r>
                 <w:rPr>
                   <w:rFonts w:ascii="Arial" w:cs="Arial" w:eastAsia="Arial" w:hAnsi="Arial"/>
@@ -3907,7 +3907,7 @@
               <w:spacing w:after="10" w:before="0"/>
               <w:ind w:left="120"/>
             </w:pPr>
-            <w:hyperlink w:history="1" r:id="rIdhjhq3ha-7lzzbdxxaport">
+            <w:hyperlink w:history="1" r:id="rIddr0hn80adeiksbcrnyx3f">
               <w:r>
                 <w:rPr>
                   <w:rFonts w:ascii="Arial" w:cs="Arial" w:eastAsia="Arial" w:hAnsi="Arial"/>
@@ -4102,7 +4102,7 @@
             <w:pPr>
               <w:spacing w:after="20" w:before="0"/>
             </w:pPr>
-            <w:hyperlink w:history="1" r:id="rIdqjs6dsexw1yvapiqnnqyp">
+            <w:hyperlink w:history="1" r:id="rIdhiqv1rseos5ib90uyjobn">
               <w:r>
                 <w:rPr>
                   <w:rFonts w:ascii="Arial" w:cs="Arial" w:eastAsia="Arial" w:hAnsi="Arial"/>
@@ -4135,7 +4135,7 @@
               <w:spacing w:after="10" w:before="0"/>
               <w:ind w:left="120"/>
             </w:pPr>
-            <w:hyperlink w:history="1" r:id="rIdelxomxwnpata4s9u877jc">
+            <w:hyperlink w:history="1" r:id="rIdowrda6oanha6dmsaj5mnb">
               <w:r>
                 <w:rPr>
                   <w:rFonts w:ascii="Arial" w:cs="Arial" w:eastAsia="Arial" w:hAnsi="Arial"/>
@@ -4180,7 +4180,7 @@
             <w:pPr>
               <w:spacing w:after="20" w:before="0"/>
             </w:pPr>
-            <w:hyperlink w:history="1" r:id="rIdmk9jobd4vhfweuj3dbvym">
+            <w:hyperlink w:history="1" r:id="rIdqumyc91mp1hvpl9sky2de">
               <w:r>
                 <w:rPr>
                   <w:rFonts w:ascii="Arial" w:cs="Arial" w:eastAsia="Arial" w:hAnsi="Arial"/>
@@ -4213,7 +4213,7 @@
               <w:spacing w:after="10" w:before="0"/>
               <w:ind w:left="120"/>
             </w:pPr>
-            <w:hyperlink w:history="1" r:id="rIdrxvtexnntrgtsokqbf_1l">
+            <w:hyperlink w:history="1" r:id="rId90ql0ko8m4bmwbnabuz0z">
               <w:r>
                 <w:rPr>
                   <w:rFonts w:ascii="Arial" w:cs="Arial" w:eastAsia="Arial" w:hAnsi="Arial"/>
@@ -4408,7 +4408,7 @@
             <w:pPr>
               <w:spacing w:after="20" w:before="0"/>
             </w:pPr>
-            <w:hyperlink w:history="1" r:id="rIdnj0ytnjuvm-ytdf-g9pts">
+            <w:hyperlink w:history="1" r:id="rIdlmdhjh74thuxj4mjdtjwb">
               <w:r>
                 <w:rPr>
                   <w:rFonts w:ascii="Arial" w:cs="Arial" w:eastAsia="Arial" w:hAnsi="Arial"/>
@@ -4441,7 +4441,7 @@
               <w:spacing w:after="10" w:before="0"/>
               <w:ind w:left="120"/>
             </w:pPr>
-            <w:hyperlink w:history="1" r:id="rIdygrdplecg_ujzj_jtpobg">
+            <w:hyperlink w:history="1" r:id="rId8xo1b7w-p_mv9edx-ekj_">
               <w:r>
                 <w:rPr>
                   <w:rFonts w:ascii="Arial" w:cs="Arial" w:eastAsia="Arial" w:hAnsi="Arial"/>
@@ -4486,7 +4486,7 @@
             <w:pPr>
               <w:spacing w:after="20" w:before="0"/>
             </w:pPr>
-            <w:hyperlink w:history="1" r:id="rIdzp1as3vvh7ffilraatjcn">
+            <w:hyperlink w:history="1" r:id="rIdcxbsszztpayar2u2ejxxv">
               <w:r>
                 <w:rPr>
                   <w:rFonts w:ascii="Arial" w:cs="Arial" w:eastAsia="Arial" w:hAnsi="Arial"/>
@@ -4519,7 +4519,7 @@
               <w:spacing w:after="10" w:before="0"/>
               <w:ind w:left="120"/>
             </w:pPr>
-            <w:hyperlink w:history="1" r:id="rIdfnnrwusfrxnvsyusox1_y">
+            <w:hyperlink w:history="1" r:id="rIdoebdmrns7kn5ewfnjis0i">
               <w:r>
                 <w:rPr>
                   <w:rFonts w:ascii="Arial" w:cs="Arial" w:eastAsia="Arial" w:hAnsi="Arial"/>
@@ -6006,7 +6006,7 @@
             <w:pPr>
               <w:spacing w:after="20" w:before="0"/>
             </w:pPr>
-            <w:hyperlink w:history="1" r:id="rIdfhnq5_5t_tarciggfropn">
+            <w:hyperlink w:history="1" r:id="rIdoa7xee9ewyvrjg1qzxjdr">
               <w:r>
                 <w:rPr>
                   <w:rFonts w:ascii="Arial" w:cs="Arial" w:eastAsia="Arial" w:hAnsi="Arial"/>
@@ -6039,7 +6039,7 @@
               <w:spacing w:after="10" w:before="0"/>
               <w:ind w:left="120"/>
             </w:pPr>
-            <w:hyperlink w:history="1" r:id="rIdc06xqbxtf8jhyksy_-sz6">
+            <w:hyperlink w:history="1" r:id="rIdwxslif968ltcr48otnf1b">
               <w:r>
                 <w:rPr>
                   <w:rFonts w:ascii="Arial" w:cs="Arial" w:eastAsia="Arial" w:hAnsi="Arial"/>
@@ -6084,7 +6084,7 @@
             <w:pPr>
               <w:spacing w:after="20" w:before="0"/>
             </w:pPr>
-            <w:hyperlink w:history="1" r:id="rId2ln-oyp05fuvjls6fyprh">
+            <w:hyperlink w:history="1" r:id="rIdittk68tqe74f3o7blwigs">
               <w:r>
                 <w:rPr>
                   <w:rFonts w:ascii="Arial" w:cs="Arial" w:eastAsia="Arial" w:hAnsi="Arial"/>
@@ -6117,7 +6117,7 @@
               <w:spacing w:after="10" w:before="0"/>
               <w:ind w:left="120"/>
             </w:pPr>
-            <w:hyperlink w:history="1" r:id="rIdcodnedgtenfzf4vkir5dt">
+            <w:hyperlink w:history="1" r:id="rIdlzvpdpsmji5nq8cljeqef">
               <w:r>
                 <w:rPr>
                   <w:rFonts w:ascii="Arial" w:cs="Arial" w:eastAsia="Arial" w:hAnsi="Arial"/>
@@ -6312,7 +6312,7 @@
             <w:pPr>
               <w:spacing w:after="20" w:before="0"/>
             </w:pPr>
-            <w:hyperlink w:history="1" r:id="rId7nfwxkdxfrozyt-rgfqwz">
+            <w:hyperlink w:history="1" r:id="rId-w_rey4ow06bk7hfpkovo">
               <w:r>
                 <w:rPr>
                   <w:rFonts w:ascii="Arial" w:cs="Arial" w:eastAsia="Arial" w:hAnsi="Arial"/>
@@ -6345,7 +6345,7 @@
               <w:spacing w:after="10" w:before="0"/>
               <w:ind w:left="120"/>
             </w:pPr>
-            <w:hyperlink w:history="1" r:id="rId_w6jsh6qhzmalweeyinlp">
+            <w:hyperlink w:history="1" r:id="rId8_tflvq9q8be7k8eszfh4">
               <w:r>
                 <w:rPr>
                   <w:rFonts w:ascii="Arial" w:cs="Arial" w:eastAsia="Arial" w:hAnsi="Arial"/>
@@ -6390,7 +6390,7 @@
             <w:pPr>
               <w:spacing w:after="20" w:before="0"/>
             </w:pPr>
-            <w:hyperlink w:history="1" r:id="rIdzsblqjh14676nhu3cpoo5">
+            <w:hyperlink w:history="1" r:id="rIdwzyzmwgjwjejgy9tkopvh">
               <w:r>
                 <w:rPr>
                   <w:rFonts w:ascii="Arial" w:cs="Arial" w:eastAsia="Arial" w:hAnsi="Arial"/>
@@ -6423,7 +6423,7 @@
               <w:spacing w:after="10" w:before="0"/>
               <w:ind w:left="120"/>
             </w:pPr>
-            <w:hyperlink w:history="1" r:id="rIdt-onyzjo22h3zouq-ave3">
+            <w:hyperlink w:history="1" r:id="rIdggmjezyfcv2kjkfzyw-a8">
               <w:r>
                 <w:rPr>
                   <w:rFonts w:ascii="Arial" w:cs="Arial" w:eastAsia="Arial" w:hAnsi="Arial"/>
@@ -6618,7 +6618,7 @@
             <w:pPr>
               <w:spacing w:after="20" w:before="0"/>
             </w:pPr>
-            <w:hyperlink w:history="1" r:id="rIdtq9lkkkt9rmucmqkhzwox">
+            <w:hyperlink w:history="1" r:id="rIdxajmm4a8x3h2aovbhsjay">
               <w:r>
                 <w:rPr>
                   <w:rFonts w:ascii="Arial" w:cs="Arial" w:eastAsia="Arial" w:hAnsi="Arial"/>
@@ -6651,7 +6651,7 @@
               <w:spacing w:after="10" w:before="0"/>
               <w:ind w:left="120"/>
             </w:pPr>
-            <w:hyperlink w:history="1" r:id="rIdugfm4qh-2k_lps8c51-iy">
+            <w:hyperlink w:history="1" r:id="rIdpbzhqnejiemm6su4d1nqs">
               <w:r>
                 <w:rPr>
                   <w:rFonts w:ascii="Arial" w:cs="Arial" w:eastAsia="Arial" w:hAnsi="Arial"/>
@@ -6696,7 +6696,7 @@
             <w:pPr>
               <w:spacing w:after="20" w:before="0"/>
             </w:pPr>
-            <w:hyperlink w:history="1" r:id="rIdfxrdlebm3yu3rpwsnuffp">
+            <w:hyperlink w:history="1" r:id="rIdsjauqeqw8viktq4gpaqsj">
               <w:r>
                 <w:rPr>
                   <w:rFonts w:ascii="Arial" w:cs="Arial" w:eastAsia="Arial" w:hAnsi="Arial"/>
@@ -6729,7 +6729,7 @@
               <w:spacing w:after="10" w:before="0"/>
               <w:ind w:left="120"/>
             </w:pPr>
-            <w:hyperlink w:history="1" r:id="rId3ewlr80di5pzjpqrjfoi3">
+            <w:hyperlink w:history="1" r:id="rIdek9vsrdt13yliltzmzg6g">
               <w:r>
                 <w:rPr>
                   <w:rFonts w:ascii="Arial" w:cs="Arial" w:eastAsia="Arial" w:hAnsi="Arial"/>
@@ -6924,7 +6924,7 @@
             <w:pPr>
               <w:spacing w:after="20" w:before="0"/>
             </w:pPr>
-            <w:hyperlink w:history="1" r:id="rIdjwmphvmy232heymco_kvw">
+            <w:hyperlink w:history="1" r:id="rIdr4kaxngwdnrxwaqc4p72q">
               <w:r>
                 <w:rPr>
                   <w:rFonts w:ascii="Arial" w:cs="Arial" w:eastAsia="Arial" w:hAnsi="Arial"/>
@@ -6957,7 +6957,7 @@
               <w:spacing w:after="10" w:before="0"/>
               <w:ind w:left="120"/>
             </w:pPr>
-            <w:hyperlink w:history="1" r:id="rId6lot8e3bk1s8jymi_mdy_">
+            <w:hyperlink w:history="1" r:id="rId_qrj2lnnczfdqgxkf_n47">
               <w:r>
                 <w:rPr>
                   <w:rFonts w:ascii="Arial" w:cs="Arial" w:eastAsia="Arial" w:hAnsi="Arial"/>
@@ -7002,7 +7002,7 @@
             <w:pPr>
               <w:spacing w:after="20" w:before="0"/>
             </w:pPr>
-            <w:hyperlink w:history="1" r:id="rIdfxyinucghdu-5hanqd6kt">
+            <w:hyperlink w:history="1" r:id="rIdzss5xedpkj3itbbywz4v1">
               <w:r>
                 <w:rPr>
                   <w:rFonts w:ascii="Arial" w:cs="Arial" w:eastAsia="Arial" w:hAnsi="Arial"/>
@@ -7035,7 +7035,7 @@
               <w:spacing w:after="10" w:before="0"/>
               <w:ind w:left="120"/>
             </w:pPr>
-            <w:hyperlink w:history="1" r:id="rIdalc2h-zeigezmrj4ydqiv">
+            <w:hyperlink w:history="1" r:id="rId-fqvu3gzcc3hmjdcegf2q">
               <w:r>
                 <w:rPr>
                   <w:rFonts w:ascii="Arial" w:cs="Arial" w:eastAsia="Arial" w:hAnsi="Arial"/>
@@ -7230,7 +7230,7 @@
             <w:pPr>
               <w:spacing w:after="20" w:before="0"/>
             </w:pPr>
-            <w:hyperlink w:history="1" r:id="rId3do6jpu7djhriqki_9vwq">
+            <w:hyperlink w:history="1" r:id="rIdgj01zkkgw5r5gl0cmynzg">
               <w:r>
                 <w:rPr>
                   <w:rFonts w:ascii="Arial" w:cs="Arial" w:eastAsia="Arial" w:hAnsi="Arial"/>
@@ -7263,7 +7263,7 @@
               <w:spacing w:after="10" w:before="0"/>
               <w:ind w:left="120"/>
             </w:pPr>
-            <w:hyperlink w:history="1" r:id="rIddaztbochk6es32zxfhpld">
+            <w:hyperlink w:history="1" r:id="rIdfh7-5gbobbnvcdboauem1">
               <w:r>
                 <w:rPr>
                   <w:rFonts w:ascii="Arial" w:cs="Arial" w:eastAsia="Arial" w:hAnsi="Arial"/>
@@ -7308,7 +7308,7 @@
             <w:pPr>
               <w:spacing w:after="20" w:before="0"/>
             </w:pPr>
-            <w:hyperlink w:history="1" r:id="rIdu1wyy575mqvbnv52y_mgo">
+            <w:hyperlink w:history="1" r:id="rIdorqlqi67rgmkdbpx1ge-r">
               <w:r>
                 <w:rPr>
                   <w:rFonts w:ascii="Arial" w:cs="Arial" w:eastAsia="Arial" w:hAnsi="Arial"/>
@@ -7341,7 +7341,7 @@
               <w:spacing w:after="10" w:before="0"/>
               <w:ind w:left="120"/>
             </w:pPr>
-            <w:hyperlink w:history="1" r:id="rIdyxzf-ur-ktfwhya0nnet_">
+            <w:hyperlink w:history="1" r:id="rIdj6txau3wunrhzhk_eubvn">
               <w:r>
                 <w:rPr>
                   <w:rFonts w:ascii="Arial" w:cs="Arial" w:eastAsia="Arial" w:hAnsi="Arial"/>
@@ -8828,7 +8828,7 @@
             <w:pPr>
               <w:spacing w:after="20" w:before="0"/>
             </w:pPr>
-            <w:hyperlink w:history="1" r:id="rIdcuciiqlja_uxbs-cxrstw">
+            <w:hyperlink w:history="1" r:id="rIdeogebs8esq8uyytneqa_b">
               <w:r>
                 <w:rPr>
                   <w:rFonts w:ascii="Arial" w:cs="Arial" w:eastAsia="Arial" w:hAnsi="Arial"/>
@@ -8861,7 +8861,7 @@
               <w:spacing w:after="10" w:before="0"/>
               <w:ind w:left="120"/>
             </w:pPr>
-            <w:hyperlink w:history="1" r:id="rId-8h0thrgpdggruhubpgb7">
+            <w:hyperlink w:history="1" r:id="rIdtep_ngg3tbrt2_vzyozoj">
               <w:r>
                 <w:rPr>
                   <w:rFonts w:ascii="Arial" w:cs="Arial" w:eastAsia="Arial" w:hAnsi="Arial"/>
@@ -8906,7 +8906,7 @@
             <w:pPr>
               <w:spacing w:after="20" w:before="0"/>
             </w:pPr>
-            <w:hyperlink w:history="1" r:id="rId7v6xaz3ty5hqjnxikzbhv">
+            <w:hyperlink w:history="1" r:id="rId3lf9yeglcjludw0qhzndf">
               <w:r>
                 <w:rPr>
                   <w:rFonts w:ascii="Arial" w:cs="Arial" w:eastAsia="Arial" w:hAnsi="Arial"/>
@@ -8939,7 +8939,7 @@
               <w:spacing w:after="10" w:before="0"/>
               <w:ind w:left="120"/>
             </w:pPr>
-            <w:hyperlink w:history="1" r:id="rIdqeuypm6xwumxll2n9jgep">
+            <w:hyperlink w:history="1" r:id="rIdkniiqaamllbzn4pr1eo-9">
               <w:r>
                 <w:rPr>
                   <w:rFonts w:ascii="Arial" w:cs="Arial" w:eastAsia="Arial" w:hAnsi="Arial"/>
@@ -9286,7 +9286,7 @@
             <w:pPr>
               <w:spacing w:after="20" w:before="0"/>
             </w:pPr>
-            <w:hyperlink w:history="1" r:id="rId7yjsjtwunpwuza2hpykkn">
+            <w:hyperlink w:history="1" r:id="rId0pfzqne-1tz-scytpzrcd">
               <w:r>
                 <w:rPr>
                   <w:rFonts w:ascii="Arial" w:cs="Arial" w:eastAsia="Arial" w:hAnsi="Arial"/>
@@ -9319,7 +9319,7 @@
               <w:spacing w:after="10" w:before="0"/>
               <w:ind w:left="120"/>
             </w:pPr>
-            <w:hyperlink w:history="1" r:id="rIdpx9pwtpvm_t-_8ge-xpyu">
+            <w:hyperlink w:history="1" r:id="rIdae7kidlglhze0a490ghkh">
               <w:r>
                 <w:rPr>
                   <w:rFonts w:ascii="Arial" w:cs="Arial" w:eastAsia="Arial" w:hAnsi="Arial"/>
@@ -9364,7 +9364,7 @@
             <w:pPr>
               <w:spacing w:after="20" w:before="0"/>
             </w:pPr>
-            <w:hyperlink w:history="1" r:id="rIdpfx9vva_aafu3vuzopz5d">
+            <w:hyperlink w:history="1" r:id="rIdv_zxegxkhk6fmwhlc6qm1">
               <w:r>
                 <w:rPr>
                   <w:rFonts w:ascii="Arial" w:cs="Arial" w:eastAsia="Arial" w:hAnsi="Arial"/>
@@ -9397,7 +9397,7 @@
               <w:spacing w:after="10" w:before="0"/>
               <w:ind w:left="120"/>
             </w:pPr>
-            <w:hyperlink w:history="1" r:id="rId5sixkrbxse2s5nfdppg-2">
+            <w:hyperlink w:history="1" r:id="rIdpn8adfcgoe80ibbhjntak">
               <w:r>
                 <w:rPr>
                   <w:rFonts w:ascii="Arial" w:cs="Arial" w:eastAsia="Arial" w:hAnsi="Arial"/>
@@ -9972,7 +9972,7 @@
             <w:pPr>
               <w:spacing w:after="20" w:before="0"/>
             </w:pPr>
-            <w:hyperlink w:history="1" r:id="rIdiu5cghtyfvxkcp9wuqm3s">
+            <w:hyperlink w:history="1" r:id="rIdaeceu7laeduu56d0ddvtr">
               <w:r>
                 <w:rPr>
                   <w:rFonts w:ascii="Arial" w:cs="Arial" w:eastAsia="Arial" w:hAnsi="Arial"/>
@@ -10005,7 +10005,7 @@
               <w:spacing w:after="10" w:before="0"/>
               <w:ind w:left="120"/>
             </w:pPr>
-            <w:hyperlink w:history="1" r:id="rId1sw14xvjixd2svrqrs5ne">
+            <w:hyperlink w:history="1" r:id="rId-nuxqgtrobinkwpfqreuq">
               <w:r>
                 <w:rPr>
                   <w:rFonts w:ascii="Arial" w:cs="Arial" w:eastAsia="Arial" w:hAnsi="Arial"/>
@@ -10050,7 +10050,7 @@
             <w:pPr>
               <w:spacing w:after="20" w:before="0"/>
             </w:pPr>
-            <w:hyperlink w:history="1" r:id="rIdfsv3qs-wdcrxmhb6wfakl">
+            <w:hyperlink w:history="1" r:id="rIdjeeb37gushsaevcmurwlz">
               <w:r>
                 <w:rPr>
                   <w:rFonts w:ascii="Arial" w:cs="Arial" w:eastAsia="Arial" w:hAnsi="Arial"/>
@@ -10083,7 +10083,7 @@
               <w:spacing w:after="10" w:before="0"/>
               <w:ind w:left="120"/>
             </w:pPr>
-            <w:hyperlink w:history="1" r:id="rId00lx5q3fbdqjjm3n3zqto">
+            <w:hyperlink w:history="1" r:id="rIdvlulydqkdvnmin2vbufpw">
               <w:r>
                 <w:rPr>
                   <w:rFonts w:ascii="Arial" w:cs="Arial" w:eastAsia="Arial" w:hAnsi="Arial"/>
@@ -10620,7 +10620,7 @@
             <w:pPr>
               <w:spacing w:after="20" w:before="0"/>
             </w:pPr>
-            <w:hyperlink w:history="1" r:id="rId5lseydrs12medxuxqy4sl">
+            <w:hyperlink w:history="1" r:id="rIdz6_nuuvqs5wyzten8kdhp">
               <w:r>
                 <w:rPr>
                   <w:rFonts w:ascii="Arial" w:cs="Arial" w:eastAsia="Arial" w:hAnsi="Arial"/>
@@ -10653,7 +10653,7 @@
               <w:spacing w:after="10" w:before="0"/>
               <w:ind w:left="120"/>
             </w:pPr>
-            <w:hyperlink w:history="1" r:id="rIdvfd9jja9me4nzy8l692my">
+            <w:hyperlink w:history="1" r:id="rIdp8f1b9-bqmeqhggfvgceb">
               <w:r>
                 <w:rPr>
                   <w:rFonts w:ascii="Arial" w:cs="Arial" w:eastAsia="Arial" w:hAnsi="Arial"/>
@@ -10698,7 +10698,7 @@
             <w:pPr>
               <w:spacing w:after="20" w:before="0"/>
             </w:pPr>
-            <w:hyperlink w:history="1" r:id="rId_jdeaulo4ckafm1mowhaz">
+            <w:hyperlink w:history="1" r:id="rId2deqkt_ct81xa_ksyi5uk">
               <w:r>
                 <w:rPr>
                   <w:rFonts w:ascii="Arial" w:cs="Arial" w:eastAsia="Arial" w:hAnsi="Arial"/>
@@ -10731,7 +10731,7 @@
               <w:spacing w:after="10" w:before="0"/>
               <w:ind w:left="120"/>
             </w:pPr>
-            <w:hyperlink w:history="1" r:id="rIdn54dvvub3k--kc0ntgpbc">
+            <w:hyperlink w:history="1" r:id="rIdy0k9e3oauwa2m_geu5wvv">
               <w:r>
                 <w:rPr>
                   <w:rFonts w:ascii="Arial" w:cs="Arial" w:eastAsia="Arial" w:hAnsi="Arial"/>
@@ -11154,7 +11154,7 @@
             <w:pPr>
               <w:spacing w:after="20" w:before="0"/>
             </w:pPr>
-            <w:hyperlink w:history="1" r:id="rIdrw1pa4z-tbzsejc3wnalr">
+            <w:hyperlink w:history="1" r:id="rIdjeorbjf4ojzpwtvjqxiim">
               <w:r>
                 <w:rPr>
                   <w:rFonts w:ascii="Arial" w:cs="Arial" w:eastAsia="Arial" w:hAnsi="Arial"/>
@@ -11187,7 +11187,7 @@
               <w:spacing w:after="10" w:before="0"/>
               <w:ind w:left="120"/>
             </w:pPr>
-            <w:hyperlink w:history="1" r:id="rIdt_hamehnz_4uyifrnbv_a">
+            <w:hyperlink w:history="1" r:id="rIdr9qyru_c-yju8ofgd3b18">
               <w:r>
                 <w:rPr>
                   <w:rFonts w:ascii="Arial" w:cs="Arial" w:eastAsia="Arial" w:hAnsi="Arial"/>
@@ -11232,7 +11232,7 @@
             <w:pPr>
               <w:spacing w:after="20" w:before="0"/>
             </w:pPr>
-            <w:hyperlink w:history="1" r:id="rIdxrozvgqeoxwsd6wwsnjhi">
+            <w:hyperlink w:history="1" r:id="rId4vmm6zjfuthavhl8svcc8">
               <w:r>
                 <w:rPr>
                   <w:rFonts w:ascii="Arial" w:cs="Arial" w:eastAsia="Arial" w:hAnsi="Arial"/>
@@ -11265,7 +11265,7 @@
               <w:spacing w:after="10" w:before="0"/>
               <w:ind w:left="120"/>
             </w:pPr>
-            <w:hyperlink w:history="1" r:id="rIdm1uqajpfuawy8n96ltpks">
+            <w:hyperlink w:history="1" r:id="rIdo0-v-pdiqqbtof4nv9agj">
               <w:r>
                 <w:rPr>
                   <w:rFonts w:ascii="Arial" w:cs="Arial" w:eastAsia="Arial" w:hAnsi="Arial"/>
@@ -13056,7 +13056,7 @@
             <w:pPr>
               <w:spacing w:after="20" w:before="0"/>
             </w:pPr>
-            <w:hyperlink w:history="1" r:id="rIdry9wg1ec5-xwtjbursia2">
+            <w:hyperlink w:history="1" r:id="rId9zgvif8bvfqtzyftgndvv">
               <w:r>
                 <w:rPr>
                   <w:rFonts w:ascii="Arial" w:cs="Arial" w:eastAsia="Arial" w:hAnsi="Arial"/>
@@ -13089,7 +13089,7 @@
               <w:spacing w:after="10" w:before="0"/>
               <w:ind w:left="120"/>
             </w:pPr>
-            <w:hyperlink w:history="1" r:id="rIdi-ukf7gmfs39pxopxw-ks">
+            <w:hyperlink w:history="1" r:id="rIdxuz_xzuhf6qfkmocjdw6l">
               <w:r>
                 <w:rPr>
                   <w:rFonts w:ascii="Arial" w:cs="Arial" w:eastAsia="Arial" w:hAnsi="Arial"/>
@@ -13134,7 +13134,7 @@
             <w:pPr>
               <w:spacing w:after="20" w:before="0"/>
             </w:pPr>
-            <w:hyperlink w:history="1" r:id="rIdce7csoxfzovdk4pbazcek">
+            <w:hyperlink w:history="1" r:id="rIdz5vknd0471w2fyxb0xvnl">
               <w:r>
                 <w:rPr>
                   <w:rFonts w:ascii="Arial" w:cs="Arial" w:eastAsia="Arial" w:hAnsi="Arial"/>
@@ -13167,7 +13167,7 @@
               <w:spacing w:after="10" w:before="0"/>
               <w:ind w:left="120"/>
             </w:pPr>
-            <w:hyperlink w:history="1" r:id="rId2vrss8pcneiqxlkwixpqk">
+            <w:hyperlink w:history="1" r:id="rIdlt0eiyylx5z1sagyy29wp">
               <w:r>
                 <w:rPr>
                   <w:rFonts w:ascii="Arial" w:cs="Arial" w:eastAsia="Arial" w:hAnsi="Arial"/>
@@ -13362,7 +13362,7 @@
             <w:pPr>
               <w:spacing w:after="20" w:before="0"/>
             </w:pPr>
-            <w:hyperlink w:history="1" r:id="rIducwsvuvw-yewbdei0pbtj">
+            <w:hyperlink w:history="1" r:id="rIdhlxhibdhmuz5ta9jcnmh9">
               <w:r>
                 <w:rPr>
                   <w:rFonts w:ascii="Arial" w:cs="Arial" w:eastAsia="Arial" w:hAnsi="Arial"/>
@@ -13395,7 +13395,7 @@
               <w:spacing w:after="10" w:before="0"/>
               <w:ind w:left="120"/>
             </w:pPr>
-            <w:hyperlink w:history="1" r:id="rIdb429ipptvvvlermo_qxy1">
+            <w:hyperlink w:history="1" r:id="rId_i3pwkdjuygeiu13d6iqj">
               <w:r>
                 <w:rPr>
                   <w:rFonts w:ascii="Arial" w:cs="Arial" w:eastAsia="Arial" w:hAnsi="Arial"/>
@@ -13440,7 +13440,7 @@
             <w:pPr>
               <w:spacing w:after="20" w:before="0"/>
             </w:pPr>
-            <w:hyperlink w:history="1" r:id="rIdd7orkzertdobamhuzlsib">
+            <w:hyperlink w:history="1" r:id="rIdls8rmk357y4c3il0q9teh">
               <w:r>
                 <w:rPr>
                   <w:rFonts w:ascii="Arial" w:cs="Arial" w:eastAsia="Arial" w:hAnsi="Arial"/>
@@ -13473,7 +13473,7 @@
               <w:spacing w:after="10" w:before="0"/>
               <w:ind w:left="120"/>
             </w:pPr>
-            <w:hyperlink w:history="1" r:id="rIdmsmw2yrte0wjg-qvhvibg">
+            <w:hyperlink w:history="1" r:id="rIdf4urqrgsharnwlj77fslm">
               <w:r>
                 <w:rPr>
                   <w:rFonts w:ascii="Arial" w:cs="Arial" w:eastAsia="Arial" w:hAnsi="Arial"/>
@@ -13668,7 +13668,7 @@
             <w:pPr>
               <w:spacing w:after="20" w:before="0"/>
             </w:pPr>
-            <w:hyperlink w:history="1" r:id="rId4txcdzcjkqjs5ufzfysqh">
+            <w:hyperlink w:history="1" r:id="rIdvbbq9p7qaldmnv4b0gn2l">
               <w:r>
                 <w:rPr>
                   <w:rFonts w:ascii="Arial" w:cs="Arial" w:eastAsia="Arial" w:hAnsi="Arial"/>
@@ -13701,7 +13701,7 @@
               <w:spacing w:after="10" w:before="0"/>
               <w:ind w:left="120"/>
             </w:pPr>
-            <w:hyperlink w:history="1" r:id="rId_5cs3t6jtzwwyvnkey3kt">
+            <w:hyperlink w:history="1" r:id="rId9qstdb0g8jpbkspnljl9a">
               <w:r>
                 <w:rPr>
                   <w:rFonts w:ascii="Arial" w:cs="Arial" w:eastAsia="Arial" w:hAnsi="Arial"/>
@@ -13746,7 +13746,7 @@
             <w:pPr>
               <w:spacing w:after="20" w:before="0"/>
             </w:pPr>
-            <w:hyperlink w:history="1" r:id="rId5ev_qv3tq_e8nwcjn5oat">
+            <w:hyperlink w:history="1" r:id="rIdxbtw6cglngbocxfx5pasf">
               <w:r>
                 <w:rPr>
                   <w:rFonts w:ascii="Arial" w:cs="Arial" w:eastAsia="Arial" w:hAnsi="Arial"/>
@@ -13779,7 +13779,7 @@
               <w:spacing w:after="10" w:before="0"/>
               <w:ind w:left="120"/>
             </w:pPr>
-            <w:hyperlink w:history="1" r:id="rId8wfgc8okcdmcgyn1try9v">
+            <w:hyperlink w:history="1" r:id="rIdcn6fxkjg45gxhdak9dlaj">
               <w:r>
                 <w:rPr>
                   <w:rFonts w:ascii="Arial" w:cs="Arial" w:eastAsia="Arial" w:hAnsi="Arial"/>
@@ -13974,7 +13974,7 @@
             <w:pPr>
               <w:spacing w:after="20" w:before="0"/>
             </w:pPr>
-            <w:hyperlink w:history="1" r:id="rIdn9pxzehrspfmnctgw-jl3">
+            <w:hyperlink w:history="1" r:id="rIdj9jiyvjmljrzki4bm17wb">
               <w:r>
                 <w:rPr>
                   <w:rFonts w:ascii="Arial" w:cs="Arial" w:eastAsia="Arial" w:hAnsi="Arial"/>
@@ -14007,7 +14007,7 @@
               <w:spacing w:after="10" w:before="0"/>
               <w:ind w:left="120"/>
             </w:pPr>
-            <w:hyperlink w:history="1" r:id="rIdcgukh3onuek5tmbduuqnr">
+            <w:hyperlink w:history="1" r:id="rIdm7wb3civw4-tfxywcdb6j">
               <w:r>
                 <w:rPr>
                   <w:rFonts w:ascii="Arial" w:cs="Arial" w:eastAsia="Arial" w:hAnsi="Arial"/>
@@ -14052,7 +14052,7 @@
             <w:pPr>
               <w:spacing w:after="20" w:before="0"/>
             </w:pPr>
-            <w:hyperlink w:history="1" r:id="rIdj2bhgh8m_0t1wmbknxx6z">
+            <w:hyperlink w:history="1" r:id="rIdetqboy4b41vphctvz9k8t">
               <w:r>
                 <w:rPr>
                   <w:rFonts w:ascii="Arial" w:cs="Arial" w:eastAsia="Arial" w:hAnsi="Arial"/>
@@ -14085,7 +14085,7 @@
               <w:spacing w:after="10" w:before="0"/>
               <w:ind w:left="120"/>
             </w:pPr>
-            <w:hyperlink w:history="1" r:id="rIdc4lmraxa3r9vztxvbkio6">
+            <w:hyperlink w:history="1" r:id="rIdptdo1fu0ilxepzkwhnh8p">
               <w:r>
                 <w:rPr>
                   <w:rFonts w:ascii="Arial" w:cs="Arial" w:eastAsia="Arial" w:hAnsi="Arial"/>
@@ -14280,7 +14280,7 @@
             <w:pPr>
               <w:spacing w:after="20" w:before="0"/>
             </w:pPr>
-            <w:hyperlink w:history="1" r:id="rId9gyucj9-x_wdh8urj2eio">
+            <w:hyperlink w:history="1" r:id="rIdzfikk9lj1r3jcr-m_dhsx">
               <w:r>
                 <w:rPr>
                   <w:rFonts w:ascii="Arial" w:cs="Arial" w:eastAsia="Arial" w:hAnsi="Arial"/>
@@ -14313,7 +14313,7 @@
               <w:spacing w:after="10" w:before="0"/>
               <w:ind w:left="120"/>
             </w:pPr>
-            <w:hyperlink w:history="1" r:id="rIdzr-_kkshaahxfh5yy3xhu">
+            <w:hyperlink w:history="1" r:id="rId9jiovlbzqpkc96w0tjugs">
               <w:r>
                 <w:rPr>
                   <w:rFonts w:ascii="Arial" w:cs="Arial" w:eastAsia="Arial" w:hAnsi="Arial"/>
@@ -14358,7 +14358,7 @@
             <w:pPr>
               <w:spacing w:after="20" w:before="0"/>
             </w:pPr>
-            <w:hyperlink w:history="1" r:id="rIdcwayc5gnijd8ryg21r5cc">
+            <w:hyperlink w:history="1" r:id="rIdv7sapcrh9feb6bwvffkik">
               <w:r>
                 <w:rPr>
                   <w:rFonts w:ascii="Arial" w:cs="Arial" w:eastAsia="Arial" w:hAnsi="Arial"/>
@@ -14391,7 +14391,7 @@
               <w:spacing w:after="10" w:before="0"/>
               <w:ind w:left="120"/>
             </w:pPr>
-            <w:hyperlink w:history="1" r:id="rIdrrkvqdexkbt3gqxvddv0u">
+            <w:hyperlink w:history="1" r:id="rIdz9digk8acxrvgow-sohfc">
               <w:r>
                 <w:rPr>
                   <w:rFonts w:ascii="Arial" w:cs="Arial" w:eastAsia="Arial" w:hAnsi="Arial"/>
@@ -15878,7 +15878,7 @@
             <w:pPr>
               <w:spacing w:after="20" w:before="0"/>
             </w:pPr>
-            <w:hyperlink w:history="1" r:id="rIdlbg2ryox_x9kx2uhm1k6m">
+            <w:hyperlink w:history="1" r:id="rId23ojkfctkmtoo8fxleo1w">
               <w:r>
                 <w:rPr>
                   <w:rFonts w:ascii="Arial" w:cs="Arial" w:eastAsia="Arial" w:hAnsi="Arial"/>
@@ -15911,7 +15911,7 @@
               <w:spacing w:after="10" w:before="0"/>
               <w:ind w:left="120"/>
             </w:pPr>
-            <w:hyperlink w:history="1" r:id="rIdyqer2zvs0lq0a0hdoanke">
+            <w:hyperlink w:history="1" r:id="rIdfjwpya4gw6ufnidnpmxpy">
               <w:r>
                 <w:rPr>
                   <w:rFonts w:ascii="Arial" w:cs="Arial" w:eastAsia="Arial" w:hAnsi="Arial"/>
@@ -15956,7 +15956,7 @@
             <w:pPr>
               <w:spacing w:after="20" w:before="0"/>
             </w:pPr>
-            <w:hyperlink w:history="1" r:id="rIdnfvxcazqyqezfvlw-lm7m">
+            <w:hyperlink w:history="1" r:id="rIdds3voplxuudym24z7oiun">
               <w:r>
                 <w:rPr>
                   <w:rFonts w:ascii="Arial" w:cs="Arial" w:eastAsia="Arial" w:hAnsi="Arial"/>
@@ -15989,7 +15989,7 @@
               <w:spacing w:after="10" w:before="0"/>
               <w:ind w:left="120"/>
             </w:pPr>
-            <w:hyperlink w:history="1" r:id="rIdtpn-j2xfe1colpi1iu0qu">
+            <w:hyperlink w:history="1" r:id="rIdhpyog7rqf3fpgnugqtbtq">
               <w:r>
                 <w:rPr>
                   <w:rFonts w:ascii="Arial" w:cs="Arial" w:eastAsia="Arial" w:hAnsi="Arial"/>
@@ -16184,7 +16184,7 @@
             <w:pPr>
               <w:spacing w:after="20" w:before="0"/>
             </w:pPr>
-            <w:hyperlink w:history="1" r:id="rIdcw8cj90o-ud4x48lhu6jm">
+            <w:hyperlink w:history="1" r:id="rIdovrgayge_yv30yfagxuq_">
               <w:r>
                 <w:rPr>
                   <w:rFonts w:ascii="Arial" w:cs="Arial" w:eastAsia="Arial" w:hAnsi="Arial"/>
@@ -16217,7 +16217,7 @@
               <w:spacing w:after="10" w:before="0"/>
               <w:ind w:left="120"/>
             </w:pPr>
-            <w:hyperlink w:history="1" r:id="rIdhoi-ulfugtohbatx6hdpe">
+            <w:hyperlink w:history="1" r:id="rIdp6n9ivfm4dxt2ztl07d5q">
               <w:r>
                 <w:rPr>
                   <w:rFonts w:ascii="Arial" w:cs="Arial" w:eastAsia="Arial" w:hAnsi="Arial"/>
@@ -16262,7 +16262,7 @@
             <w:pPr>
               <w:spacing w:after="20" w:before="0"/>
             </w:pPr>
-            <w:hyperlink w:history="1" r:id="rIdfwi3oyfqsktbnpstz-t29">
+            <w:hyperlink w:history="1" r:id="rIdyr8dcw8mcwmweukvvlznc">
               <w:r>
                 <w:rPr>
                   <w:rFonts w:ascii="Arial" w:cs="Arial" w:eastAsia="Arial" w:hAnsi="Arial"/>
@@ -16295,7 +16295,7 @@
               <w:spacing w:after="10" w:before="0"/>
               <w:ind w:left="120"/>
             </w:pPr>
-            <w:hyperlink w:history="1" r:id="rId0vcp1uj_2ck8k7rnahehj">
+            <w:hyperlink w:history="1" r:id="rIdg7kkls1xwkudggqa2tpqv">
               <w:r>
                 <w:rPr>
                   <w:rFonts w:ascii="Arial" w:cs="Arial" w:eastAsia="Arial" w:hAnsi="Arial"/>
@@ -16490,7 +16490,7 @@
             <w:pPr>
               <w:spacing w:after="20" w:before="0"/>
             </w:pPr>
-            <w:hyperlink w:history="1" r:id="rIdoiza0qrbsc1hiz2w4gjaa">
+            <w:hyperlink w:history="1" r:id="rIdx9jzm5z6lz1wl50vevvwg">
               <w:r>
                 <w:rPr>
                   <w:rFonts w:ascii="Arial" w:cs="Arial" w:eastAsia="Arial" w:hAnsi="Arial"/>
@@ -16523,7 +16523,7 @@
               <w:spacing w:after="10" w:before="0"/>
               <w:ind w:left="120"/>
             </w:pPr>
-            <w:hyperlink w:history="1" r:id="rIdho79jp8tvkjby0bta99sj">
+            <w:hyperlink w:history="1" r:id="rIdueg0du2scuatywxi7mh7p">
               <w:r>
                 <w:rPr>
                   <w:rFonts w:ascii="Arial" w:cs="Arial" w:eastAsia="Arial" w:hAnsi="Arial"/>
@@ -16568,7 +16568,7 @@
             <w:pPr>
               <w:spacing w:after="20" w:before="0"/>
             </w:pPr>
-            <w:hyperlink w:history="1" r:id="rIdxpekurlaiakvvv2btbf-a">
+            <w:hyperlink w:history="1" r:id="rIdh9e9joxeqazfzdm2i5_tk">
               <w:r>
                 <w:rPr>
                   <w:rFonts w:ascii="Arial" w:cs="Arial" w:eastAsia="Arial" w:hAnsi="Arial"/>
@@ -16601,7 +16601,7 @@
               <w:spacing w:after="10" w:before="0"/>
               <w:ind w:left="120"/>
             </w:pPr>
-            <w:hyperlink w:history="1" r:id="rIdks8ubi2fzpqcwdtg2ampc">
+            <w:hyperlink w:history="1" r:id="rIdfwu8ejqih2tltsl_lce5g">
               <w:r>
                 <w:rPr>
                   <w:rFonts w:ascii="Arial" w:cs="Arial" w:eastAsia="Arial" w:hAnsi="Arial"/>
@@ -16796,7 +16796,7 @@
             <w:pPr>
               <w:spacing w:after="20" w:before="0"/>
             </w:pPr>
-            <w:hyperlink w:history="1" r:id="rIdy0ttdu5vivhqmyxczdsqk">
+            <w:hyperlink w:history="1" r:id="rIddx5x6mf-hvrpbtock3ub9">
               <w:r>
                 <w:rPr>
                   <w:rFonts w:ascii="Arial" w:cs="Arial" w:eastAsia="Arial" w:hAnsi="Arial"/>
@@ -16829,7 +16829,7 @@
               <w:spacing w:after="10" w:before="0"/>
               <w:ind w:left="120"/>
             </w:pPr>
-            <w:hyperlink w:history="1" r:id="rIdtl2utmztamd3d3aujxwwo">
+            <w:hyperlink w:history="1" r:id="rIdmervmtuc45f8epinqak-o">
               <w:r>
                 <w:rPr>
                   <w:rFonts w:ascii="Arial" w:cs="Arial" w:eastAsia="Arial" w:hAnsi="Arial"/>
@@ -16874,7 +16874,7 @@
             <w:pPr>
               <w:spacing w:after="20" w:before="0"/>
             </w:pPr>
-            <w:hyperlink w:history="1" r:id="rIdm8yrgsgfz6nurbkltnehx">
+            <w:hyperlink w:history="1" r:id="rIdr0q8poih5t_q1t_kaf7f_">
               <w:r>
                 <w:rPr>
                   <w:rFonts w:ascii="Arial" w:cs="Arial" w:eastAsia="Arial" w:hAnsi="Arial"/>
@@ -16907,7 +16907,7 @@
               <w:spacing w:after="10" w:before="0"/>
               <w:ind w:left="120"/>
             </w:pPr>
-            <w:hyperlink w:history="1" r:id="rIdppqmyanbm07_wpnefu_i4">
+            <w:hyperlink w:history="1" r:id="rIdxrdprja1hsxhe27okupht">
               <w:r>
                 <w:rPr>
                   <w:rFonts w:ascii="Arial" w:cs="Arial" w:eastAsia="Arial" w:hAnsi="Arial"/>
@@ -17102,7 +17102,7 @@
             <w:pPr>
               <w:spacing w:after="20" w:before="0"/>
             </w:pPr>
-            <w:hyperlink w:history="1" r:id="rIdtsm1t_5wc2gh4sv-a4rli">
+            <w:hyperlink w:history="1" r:id="rIdw42zupfh0hujlzutnzzjb">
               <w:r>
                 <w:rPr>
                   <w:rFonts w:ascii="Arial" w:cs="Arial" w:eastAsia="Arial" w:hAnsi="Arial"/>
@@ -17135,7 +17135,7 @@
               <w:spacing w:after="10" w:before="0"/>
               <w:ind w:left="120"/>
             </w:pPr>
-            <w:hyperlink w:history="1" r:id="rIdpbuuz_hxrxusbwsbvkumc">
+            <w:hyperlink w:history="1" r:id="rIdfsjg3rpcxmfmrd4p8ujbi">
               <w:r>
                 <w:rPr>
                   <w:rFonts w:ascii="Arial" w:cs="Arial" w:eastAsia="Arial" w:hAnsi="Arial"/>
@@ -17180,7 +17180,7 @@
             <w:pPr>
               <w:spacing w:after="20" w:before="0"/>
             </w:pPr>
-            <w:hyperlink w:history="1" r:id="rIdfhqzphvcrgl5pweqkaz8c">
+            <w:hyperlink w:history="1" r:id="rIdui_cocvrgeolzy5xeh9uz">
               <w:r>
                 <w:rPr>
                   <w:rFonts w:ascii="Arial" w:cs="Arial" w:eastAsia="Arial" w:hAnsi="Arial"/>
@@ -17213,7 +17213,7 @@
               <w:spacing w:after="10" w:before="0"/>
               <w:ind w:left="120"/>
             </w:pPr>
-            <w:hyperlink w:history="1" r:id="rIdyukt-5tmx6silkccax8xf">
+            <w:hyperlink w:history="1" r:id="rIdpnvyuvtl2dm9oxnv-rskw">
               <w:r>
                 <w:rPr>
                   <w:rFonts w:ascii="Arial" w:cs="Arial" w:eastAsia="Arial" w:hAnsi="Arial"/>
@@ -18928,7 +18928,7 @@
             <w:pPr>
               <w:spacing w:after="20" w:before="0"/>
             </w:pPr>
-            <w:hyperlink w:history="1" r:id="rIdch1shsnvdu9ldehejmzto">
+            <w:hyperlink w:history="1" r:id="rIdlupo7dwlmf_tfcg_cbbvh">
               <w:r>
                 <w:rPr>
                   <w:rFonts w:ascii="Arial" w:cs="Arial" w:eastAsia="Arial" w:hAnsi="Arial"/>
@@ -18961,7 +18961,7 @@
               <w:spacing w:after="10" w:before="0"/>
               <w:ind w:left="120"/>
             </w:pPr>
-            <w:hyperlink w:history="1" r:id="rId_vyrxrqfeqhmt6spkrjjm">
+            <w:hyperlink w:history="1" r:id="rId6iunpq3hqwkbkorxii1lc">
               <w:r>
                 <w:rPr>
                   <w:rFonts w:ascii="Arial" w:cs="Arial" w:eastAsia="Arial" w:hAnsi="Arial"/>
@@ -19006,7 +19006,7 @@
             <w:pPr>
               <w:spacing w:after="20" w:before="0"/>
             </w:pPr>
-            <w:hyperlink w:history="1" r:id="rIdo3zunqy0mvtpsbkfyx3jn">
+            <w:hyperlink w:history="1" r:id="rIdhknunkenuthjh8j0m2hyg">
               <w:r>
                 <w:rPr>
                   <w:rFonts w:ascii="Arial" w:cs="Arial" w:eastAsia="Arial" w:hAnsi="Arial"/>
@@ -19039,7 +19039,7 @@
               <w:spacing w:after="10" w:before="0"/>
               <w:ind w:left="120"/>
             </w:pPr>
-            <w:hyperlink w:history="1" r:id="rId5pui8ufa0jjy17526_q9d">
+            <w:hyperlink w:history="1" r:id="rIdhr-d5ymnp-alav1jx5j-w">
               <w:r>
                 <w:rPr>
                   <w:rFonts w:ascii="Arial" w:cs="Arial" w:eastAsia="Arial" w:hAnsi="Arial"/>
@@ -19234,7 +19234,7 @@
             <w:pPr>
               <w:spacing w:after="20" w:before="0"/>
             </w:pPr>
-            <w:hyperlink w:history="1" r:id="rIdxhelkh3vifiusupt30b5z">
+            <w:hyperlink w:history="1" r:id="rId1wo5dicgkpfiabpz2_gtj">
               <w:r>
                 <w:rPr>
                   <w:rFonts w:ascii="Arial" w:cs="Arial" w:eastAsia="Arial" w:hAnsi="Arial"/>
@@ -19267,7 +19267,7 @@
               <w:spacing w:after="10" w:before="0"/>
               <w:ind w:left="120"/>
             </w:pPr>
-            <w:hyperlink w:history="1" r:id="rIdtl9gdwn_iysrmcbnsknym">
+            <w:hyperlink w:history="1" r:id="rId6prpbb-yn2i7p7hgc1tay">
               <w:r>
                 <w:rPr>
                   <w:rFonts w:ascii="Arial" w:cs="Arial" w:eastAsia="Arial" w:hAnsi="Arial"/>
@@ -19312,7 +19312,7 @@
             <w:pPr>
               <w:spacing w:after="20" w:before="0"/>
             </w:pPr>
-            <w:hyperlink w:history="1" r:id="rId1rr-afn3ovhvkcmg8ox33">
+            <w:hyperlink w:history="1" r:id="rIdc9fv_9qfyabtsm4em69nc">
               <w:r>
                 <w:rPr>
                   <w:rFonts w:ascii="Arial" w:cs="Arial" w:eastAsia="Arial" w:hAnsi="Arial"/>
@@ -19345,7 +19345,7 @@
               <w:spacing w:after="10" w:before="0"/>
               <w:ind w:left="120"/>
             </w:pPr>
-            <w:hyperlink w:history="1" r:id="rIdtj07lvp-vv2i1kvkojerb">
+            <w:hyperlink w:history="1" r:id="rIdzmhf_pfwftedktvjmnsif">
               <w:r>
                 <w:rPr>
                   <w:rFonts w:ascii="Arial" w:cs="Arial" w:eastAsia="Arial" w:hAnsi="Arial"/>
@@ -19540,7 +19540,7 @@
             <w:pPr>
               <w:spacing w:after="20" w:before="0"/>
             </w:pPr>
-            <w:hyperlink w:history="1" r:id="rId9v1dxjmkvhhbq5a6iq-bq">
+            <w:hyperlink w:history="1" r:id="rIdx61epmu-tfnlbco_aop5y">
               <w:r>
                 <w:rPr>
                   <w:rFonts w:ascii="Arial" w:cs="Arial" w:eastAsia="Arial" w:hAnsi="Arial"/>
@@ -19573,7 +19573,7 @@
               <w:spacing w:after="10" w:before="0"/>
               <w:ind w:left="120"/>
             </w:pPr>
-            <w:hyperlink w:history="1" r:id="rIdrh5qrwsfkqrovc2wdbooh">
+            <w:hyperlink w:history="1" r:id="rIdgha1pokqm_rbti-7fxpnp">
               <w:r>
                 <w:rPr>
                   <w:rFonts w:ascii="Arial" w:cs="Arial" w:eastAsia="Arial" w:hAnsi="Arial"/>
@@ -19618,7 +19618,7 @@
             <w:pPr>
               <w:spacing w:after="20" w:before="0"/>
             </w:pPr>
-            <w:hyperlink w:history="1" r:id="rIdohwpezor4ogfv6fzczfdc">
+            <w:hyperlink w:history="1" r:id="rId4ggzdta4jwvnkw-wohqo4">
               <w:r>
                 <w:rPr>
                   <w:rFonts w:ascii="Arial" w:cs="Arial" w:eastAsia="Arial" w:hAnsi="Arial"/>
@@ -19651,7 +19651,7 @@
               <w:spacing w:after="10" w:before="0"/>
               <w:ind w:left="120"/>
             </w:pPr>
-            <w:hyperlink w:history="1" r:id="rIdzm3hd2v6lf1skevmkucwe">
+            <w:hyperlink w:history="1" r:id="rIdsilcqc8_or49_gjoxj60o">
               <w:r>
                 <w:rPr>
                   <w:rFonts w:ascii="Arial" w:cs="Arial" w:eastAsia="Arial" w:hAnsi="Arial"/>
@@ -19846,7 +19846,7 @@
             <w:pPr>
               <w:spacing w:after="20" w:before="0"/>
             </w:pPr>
-            <w:hyperlink w:history="1" r:id="rIdm1cva6gpqebopjjqt3bh1">
+            <w:hyperlink w:history="1" r:id="rIdw1trg5jnkqmrowp9lerul">
               <w:r>
                 <w:rPr>
                   <w:rFonts w:ascii="Arial" w:cs="Arial" w:eastAsia="Arial" w:hAnsi="Arial"/>
@@ -19879,7 +19879,7 @@
               <w:spacing w:after="10" w:before="0"/>
               <w:ind w:left="120"/>
             </w:pPr>
-            <w:hyperlink w:history="1" r:id="rIdqzikgwp03pbocwfqkpwwh">
+            <w:hyperlink w:history="1" r:id="rIdji-5u04-qnonmv5kpb7h9">
               <w:r>
                 <w:rPr>
                   <w:rFonts w:ascii="Arial" w:cs="Arial" w:eastAsia="Arial" w:hAnsi="Arial"/>
@@ -19924,7 +19924,7 @@
             <w:pPr>
               <w:spacing w:after="20" w:before="0"/>
             </w:pPr>
-            <w:hyperlink w:history="1" r:id="rIdcjw-6a-9zqztuqv7x3y6d">
+            <w:hyperlink w:history="1" r:id="rIdcdasfqzfm-ecdmy38v9ru">
               <w:r>
                 <w:rPr>
                   <w:rFonts w:ascii="Arial" w:cs="Arial" w:eastAsia="Arial" w:hAnsi="Arial"/>
@@ -19957,7 +19957,7 @@
               <w:spacing w:after="10" w:before="0"/>
               <w:ind w:left="120"/>
             </w:pPr>
-            <w:hyperlink w:history="1" r:id="rIddxjouco-infnw3qlaid8d">
+            <w:hyperlink w:history="1" r:id="rIdfo-2hzmtl8i0sgwthazlg">
               <w:r>
                 <w:rPr>
                   <w:rFonts w:ascii="Arial" w:cs="Arial" w:eastAsia="Arial" w:hAnsi="Arial"/>
@@ -20152,7 +20152,7 @@
             <w:pPr>
               <w:spacing w:after="20" w:before="0"/>
             </w:pPr>
-            <w:hyperlink w:history="1" r:id="rId2grtio3ex4qxzfvpf8mps">
+            <w:hyperlink w:history="1" r:id="rIdtmr6p6f7d1ir1uov96xez">
               <w:r>
                 <w:rPr>
                   <w:rFonts w:ascii="Arial" w:cs="Arial" w:eastAsia="Arial" w:hAnsi="Arial"/>
@@ -20185,7 +20185,7 @@
               <w:spacing w:after="10" w:before="0"/>
               <w:ind w:left="120"/>
             </w:pPr>
-            <w:hyperlink w:history="1" r:id="rIdbzm6xmwtzcciy0d5zd01i">
+            <w:hyperlink w:history="1" r:id="rIdhnyczxquv8pejxafhhzea">
               <w:r>
                 <w:rPr>
                   <w:rFonts w:ascii="Arial" w:cs="Arial" w:eastAsia="Arial" w:hAnsi="Arial"/>
@@ -20230,7 +20230,7 @@
             <w:pPr>
               <w:spacing w:after="20" w:before="0"/>
             </w:pPr>
-            <w:hyperlink w:history="1" r:id="rId_5plnmosdf4cep6ryv63d">
+            <w:hyperlink w:history="1" r:id="rIdivv2wrw-al8mwscrcjvdr">
               <w:r>
                 <w:rPr>
                   <w:rFonts w:ascii="Arial" w:cs="Arial" w:eastAsia="Arial" w:hAnsi="Arial"/>
@@ -20263,7 +20263,7 @@
               <w:spacing w:after="10" w:before="0"/>
               <w:ind w:left="120"/>
             </w:pPr>
-            <w:hyperlink w:history="1" r:id="rIdpfrqvurjzdfwcjtwt652i">
+            <w:hyperlink w:history="1" r:id="rIdr1bq39_ftoftdhzvc9-lw">
               <w:r>
                 <w:rPr>
                   <w:rFonts w:ascii="Arial" w:cs="Arial" w:eastAsia="Arial" w:hAnsi="Arial"/>
@@ -21750,7 +21750,7 @@
             <w:pPr>
               <w:spacing w:after="20" w:before="0"/>
             </w:pPr>
-            <w:hyperlink w:history="1" r:id="rIdhkpduqh0blwlvnwbg-x1s">
+            <w:hyperlink w:history="1" r:id="rIdehbikekhvbksa2paog24-">
               <w:r>
                 <w:rPr>
                   <w:rFonts w:ascii="Arial" w:cs="Arial" w:eastAsia="Arial" w:hAnsi="Arial"/>
@@ -21783,7 +21783,7 @@
               <w:spacing w:after="10" w:before="0"/>
               <w:ind w:left="120"/>
             </w:pPr>
-            <w:hyperlink w:history="1" r:id="rIdpk95qnrrj7uyffr8z0j7e">
+            <w:hyperlink w:history="1" r:id="rId3ay4us-ta2chcjhgebtkw">
               <w:r>
                 <w:rPr>
                   <w:rFonts w:ascii="Arial" w:cs="Arial" w:eastAsia="Arial" w:hAnsi="Arial"/>
@@ -21828,7 +21828,7 @@
             <w:pPr>
               <w:spacing w:after="20" w:before="0"/>
             </w:pPr>
-            <w:hyperlink w:history="1" r:id="rIdigydmlgtqp-sdkktcn9w0">
+            <w:hyperlink w:history="1" r:id="rId-7e-lcurs4hloik4dfcyv">
               <w:r>
                 <w:rPr>
                   <w:rFonts w:ascii="Arial" w:cs="Arial" w:eastAsia="Arial" w:hAnsi="Arial"/>
@@ -21861,7 +21861,7 @@
               <w:spacing w:after="10" w:before="0"/>
               <w:ind w:left="120"/>
             </w:pPr>
-            <w:hyperlink w:history="1" r:id="rIdbwa-bgvdc3kfiefygcm_4">
+            <w:hyperlink w:history="1" r:id="rIdwqphxwkrpivox0bes5gvy">
               <w:r>
                 <w:rPr>
                   <w:rFonts w:ascii="Arial" w:cs="Arial" w:eastAsia="Arial" w:hAnsi="Arial"/>
@@ -22056,7 +22056,7 @@
             <w:pPr>
               <w:spacing w:after="20" w:before="0"/>
             </w:pPr>
-            <w:hyperlink w:history="1" r:id="rIdeubyvdrks_qreuurafnht">
+            <w:hyperlink w:history="1" r:id="rIdhdspno55tiggvsw66uck5">
               <w:r>
                 <w:rPr>
                   <w:rFonts w:ascii="Arial" w:cs="Arial" w:eastAsia="Arial" w:hAnsi="Arial"/>
@@ -22089,7 +22089,7 @@
               <w:spacing w:after="10" w:before="0"/>
               <w:ind w:left="120"/>
             </w:pPr>
-            <w:hyperlink w:history="1" r:id="rId5rmr-wrzfvys_5xfdi99n">
+            <w:hyperlink w:history="1" r:id="rIdlaw6bqdovyozmkukezloq">
               <w:r>
                 <w:rPr>
                   <w:rFonts w:ascii="Arial" w:cs="Arial" w:eastAsia="Arial" w:hAnsi="Arial"/>
@@ -22134,7 +22134,7 @@
             <w:pPr>
               <w:spacing w:after="20" w:before="0"/>
             </w:pPr>
-            <w:hyperlink w:history="1" r:id="rIdo4siy3inefov0fcdu6_ra">
+            <w:hyperlink w:history="1" r:id="rId4_cmmbhahagciafjmjttp">
               <w:r>
                 <w:rPr>
                   <w:rFonts w:ascii="Arial" w:cs="Arial" w:eastAsia="Arial" w:hAnsi="Arial"/>
@@ -22167,7 +22167,7 @@
               <w:spacing w:after="10" w:before="0"/>
               <w:ind w:left="120"/>
             </w:pPr>
-            <w:hyperlink w:history="1" r:id="rIdfgoon2fofzo75axu1-s51">
+            <w:hyperlink w:history="1" r:id="rId3elyfoxbabpq3wsxwpmhs">
               <w:r>
                 <w:rPr>
                   <w:rFonts w:ascii="Arial" w:cs="Arial" w:eastAsia="Arial" w:hAnsi="Arial"/>
@@ -22362,7 +22362,7 @@
             <w:pPr>
               <w:spacing w:after="20" w:before="0"/>
             </w:pPr>
-            <w:hyperlink w:history="1" r:id="rIdqrkpvarkq-8uj5kiunzeh">
+            <w:hyperlink w:history="1" r:id="rIdhrgkumqrwbogiroqtzbpc">
               <w:r>
                 <w:rPr>
                   <w:rFonts w:ascii="Arial" w:cs="Arial" w:eastAsia="Arial" w:hAnsi="Arial"/>
@@ -22395,7 +22395,7 @@
               <w:spacing w:after="10" w:before="0"/>
               <w:ind w:left="120"/>
             </w:pPr>
-            <w:hyperlink w:history="1" r:id="rIdagzzv0c9izwsvv6iii0f2">
+            <w:hyperlink w:history="1" r:id="rIdjwxtevdjwmtb0-nhmxmle">
               <w:r>
                 <w:rPr>
                   <w:rFonts w:ascii="Arial" w:cs="Arial" w:eastAsia="Arial" w:hAnsi="Arial"/>
@@ -22440,7 +22440,7 @@
             <w:pPr>
               <w:spacing w:after="20" w:before="0"/>
             </w:pPr>
-            <w:hyperlink w:history="1" r:id="rId_tkafhqbhjesb5is2sh_d">
+            <w:hyperlink w:history="1" r:id="rIddylorllk1kobmoet1aqtn">
               <w:r>
                 <w:rPr>
                   <w:rFonts w:ascii="Arial" w:cs="Arial" w:eastAsia="Arial" w:hAnsi="Arial"/>
@@ -22473,7 +22473,7 @@
               <w:spacing w:after="10" w:before="0"/>
               <w:ind w:left="120"/>
             </w:pPr>
-            <w:hyperlink w:history="1" r:id="rIdporqrv0_rdpcxghfk5ahc">
+            <w:hyperlink w:history="1" r:id="rId6hiivqeuadshnnzsu8xpr">
               <w:r>
                 <w:rPr>
                   <w:rFonts w:ascii="Arial" w:cs="Arial" w:eastAsia="Arial" w:hAnsi="Arial"/>
@@ -22668,7 +22668,7 @@
             <w:pPr>
               <w:spacing w:after="20" w:before="0"/>
             </w:pPr>
-            <w:hyperlink w:history="1" r:id="rIdd_geasffs8_t8w7io6uyz">
+            <w:hyperlink w:history="1" r:id="rIdseiuurhyrzgmh0dllwmr0">
               <w:r>
                 <w:rPr>
                   <w:rFonts w:ascii="Arial" w:cs="Arial" w:eastAsia="Arial" w:hAnsi="Arial"/>
@@ -22701,7 +22701,7 @@
               <w:spacing w:after="10" w:before="0"/>
               <w:ind w:left="120"/>
             </w:pPr>
-            <w:hyperlink w:history="1" r:id="rIddtsow9rug9zs0qpfqthau">
+            <w:hyperlink w:history="1" r:id="rId1kc2mvapzvyyxssrfmti5">
               <w:r>
                 <w:rPr>
                   <w:rFonts w:ascii="Arial" w:cs="Arial" w:eastAsia="Arial" w:hAnsi="Arial"/>
@@ -22746,7 +22746,7 @@
             <w:pPr>
               <w:spacing w:after="20" w:before="0"/>
             </w:pPr>
-            <w:hyperlink w:history="1" r:id="rIdbb0qpf7lnswzlwdczksut">
+            <w:hyperlink w:history="1" r:id="rIdfx9xqgg5inwbvuostew0k">
               <w:r>
                 <w:rPr>
                   <w:rFonts w:ascii="Arial" w:cs="Arial" w:eastAsia="Arial" w:hAnsi="Arial"/>
@@ -22779,7 +22779,7 @@
               <w:spacing w:after="10" w:before="0"/>
               <w:ind w:left="120"/>
             </w:pPr>
-            <w:hyperlink w:history="1" r:id="rId_7etevq7akt0evmqxod75">
+            <w:hyperlink w:history="1" r:id="rIdsut_sbhqei98bwqtg2azx">
               <w:r>
                 <w:rPr>
                   <w:rFonts w:ascii="Arial" w:cs="Arial" w:eastAsia="Arial" w:hAnsi="Arial"/>
@@ -22974,7 +22974,7 @@
             <w:pPr>
               <w:spacing w:after="20" w:before="0"/>
             </w:pPr>
-            <w:hyperlink w:history="1" r:id="rId3jqci1pnmsful3hizr8uw">
+            <w:hyperlink w:history="1" r:id="rIddzmggiurfl_zlbekga1fa">
               <w:r>
                 <w:rPr>
                   <w:rFonts w:ascii="Arial" w:cs="Arial" w:eastAsia="Arial" w:hAnsi="Arial"/>
@@ -23007,7 +23007,7 @@
               <w:spacing w:after="10" w:before="0"/>
               <w:ind w:left="120"/>
             </w:pPr>
-            <w:hyperlink w:history="1" r:id="rIdnqy_ixww_fcufgl4dadhh">
+            <w:hyperlink w:history="1" r:id="rId6xxoltyo6caulw3hxt0y8">
               <w:r>
                 <w:rPr>
                   <w:rFonts w:ascii="Arial" w:cs="Arial" w:eastAsia="Arial" w:hAnsi="Arial"/>
@@ -23052,7 +23052,7 @@
             <w:pPr>
               <w:spacing w:after="20" w:before="0"/>
             </w:pPr>
-            <w:hyperlink w:history="1" r:id="rId64-ypsj-p1aqfhjctzd7t">
+            <w:hyperlink w:history="1" r:id="rIdpnpvhok_1ip1pqfdee5oq">
               <w:r>
                 <w:rPr>
                   <w:rFonts w:ascii="Arial" w:cs="Arial" w:eastAsia="Arial" w:hAnsi="Arial"/>
@@ -23085,7 +23085,7 @@
               <w:spacing w:after="10" w:before="0"/>
               <w:ind w:left="120"/>
             </w:pPr>
-            <w:hyperlink w:history="1" r:id="rIdo1hvis6a3ypej6qjnc9v-">
+            <w:hyperlink w:history="1" r:id="rId0hhtmzbqileiqxbpjlujo">
               <w:r>
                 <w:rPr>
                   <w:rFonts w:ascii="Arial" w:cs="Arial" w:eastAsia="Arial" w:hAnsi="Arial"/>

--- a/data/outputs/v2/Chemistry/SS1.5_Periodicity/Chemistry_Periodicity_CBE_LessonSequence.docx
+++ b/data/outputs/v2/Chemistry/SS1.5_Periodicity/Chemistry_Periodicity_CBE_LessonSequence.docx
@@ -3184,7 +3184,7 @@
             <w:pPr>
               <w:spacing w:after="20" w:before="0"/>
             </w:pPr>
-            <w:hyperlink w:history="1" r:id="rIdxa_1-v-_kkb2_8sn6lgt3">
+            <w:hyperlink w:history="1" r:id="rIdxrvqxlxcpzn6xlxvpoytm">
               <w:r>
                 <w:rPr>
                   <w:rFonts w:ascii="Arial" w:cs="Arial" w:eastAsia="Arial" w:hAnsi="Arial"/>
@@ -3217,7 +3217,7 @@
               <w:spacing w:after="10" w:before="0"/>
               <w:ind w:left="120"/>
             </w:pPr>
-            <w:hyperlink w:history="1" r:id="rId6bnpsox2ezec1vwb-lygf">
+            <w:hyperlink w:history="1" r:id="rId8yqzql3z4tl_ahs-lcy3r">
               <w:r>
                 <w:rPr>
                   <w:rFonts w:ascii="Arial" w:cs="Arial" w:eastAsia="Arial" w:hAnsi="Arial"/>
@@ -3262,7 +3262,7 @@
             <w:pPr>
               <w:spacing w:after="20" w:before="0"/>
             </w:pPr>
-            <w:hyperlink w:history="1" r:id="rIdzjgkfstasukxpdjio3hpw">
+            <w:hyperlink w:history="1" r:id="rIdgugfodqeqgm4ylyrctz6z">
               <w:r>
                 <w:rPr>
                   <w:rFonts w:ascii="Arial" w:cs="Arial" w:eastAsia="Arial" w:hAnsi="Arial"/>
@@ -3295,7 +3295,7 @@
               <w:spacing w:after="10" w:before="0"/>
               <w:ind w:left="120"/>
             </w:pPr>
-            <w:hyperlink w:history="1" r:id="rIdnvye3w9-eu1ycs1zttasi">
+            <w:hyperlink w:history="1" r:id="rIdcfv_emvodwqdha67jzp6h">
               <w:r>
                 <w:rPr>
                   <w:rFonts w:ascii="Arial" w:cs="Arial" w:eastAsia="Arial" w:hAnsi="Arial"/>
@@ -3490,7 +3490,7 @@
             <w:pPr>
               <w:spacing w:after="20" w:before="0"/>
             </w:pPr>
-            <w:hyperlink w:history="1" r:id="rIdztmkwy_d1naxuroprvb4v">
+            <w:hyperlink w:history="1" r:id="rIdglrbqdsl1jdrykaupzptk">
               <w:r>
                 <w:rPr>
                   <w:rFonts w:ascii="Arial" w:cs="Arial" w:eastAsia="Arial" w:hAnsi="Arial"/>
@@ -3523,7 +3523,7 @@
               <w:spacing w:after="10" w:before="0"/>
               <w:ind w:left="120"/>
             </w:pPr>
-            <w:hyperlink w:history="1" r:id="rIdkm7lejedsiq2dwf9ptzsg">
+            <w:hyperlink w:history="1" r:id="rIdlffdpy9z7xyw1rxqmlrva">
               <w:r>
                 <w:rPr>
                   <w:rFonts w:ascii="Arial" w:cs="Arial" w:eastAsia="Arial" w:hAnsi="Arial"/>
@@ -3568,7 +3568,7 @@
             <w:pPr>
               <w:spacing w:after="20" w:before="0"/>
             </w:pPr>
-            <w:hyperlink w:history="1" r:id="rId19w5ndjgl0j9ksv223lw4">
+            <w:hyperlink w:history="1" r:id="rIdntbum2pw_l7h4goc3korr">
               <w:r>
                 <w:rPr>
                   <w:rFonts w:ascii="Arial" w:cs="Arial" w:eastAsia="Arial" w:hAnsi="Arial"/>
@@ -3601,7 +3601,7 @@
               <w:spacing w:after="10" w:before="0"/>
               <w:ind w:left="120"/>
             </w:pPr>
-            <w:hyperlink w:history="1" r:id="rIdcopih9ytieobbck5sukfj">
+            <w:hyperlink w:history="1" r:id="rIdc-oddb0c9dhhbaavylkii">
               <w:r>
                 <w:rPr>
                   <w:rFonts w:ascii="Arial" w:cs="Arial" w:eastAsia="Arial" w:hAnsi="Arial"/>
@@ -3796,7 +3796,7 @@
             <w:pPr>
               <w:spacing w:after="20" w:before="0"/>
             </w:pPr>
-            <w:hyperlink w:history="1" r:id="rIdy3_3loizr0d1osq7i8lzy">
+            <w:hyperlink w:history="1" r:id="rIdq5obnn4sogegg52amwx1q">
               <w:r>
                 <w:rPr>
                   <w:rFonts w:ascii="Arial" w:cs="Arial" w:eastAsia="Arial" w:hAnsi="Arial"/>
@@ -3829,7 +3829,7 @@
               <w:spacing w:after="10" w:before="0"/>
               <w:ind w:left="120"/>
             </w:pPr>
-            <w:hyperlink w:history="1" r:id="rIdfp2nlvyrapu_jlyynhoya">
+            <w:hyperlink w:history="1" r:id="rId6i7njbw7pj3lysjabp-zg">
               <w:r>
                 <w:rPr>
                   <w:rFonts w:ascii="Arial" w:cs="Arial" w:eastAsia="Arial" w:hAnsi="Arial"/>
@@ -3874,7 +3874,7 @@
             <w:pPr>
               <w:spacing w:after="20" w:before="0"/>
             </w:pPr>
-            <w:hyperlink w:history="1" r:id="rIdmkiw17nfexudbum-h_gzj">
+            <w:hyperlink w:history="1" r:id="rIdr6doj4tidfjjuxw_oivgk">
               <w:r>
                 <w:rPr>
                   <w:rFonts w:ascii="Arial" w:cs="Arial" w:eastAsia="Arial" w:hAnsi="Arial"/>
@@ -3907,7 +3907,7 @@
               <w:spacing w:after="10" w:before="0"/>
               <w:ind w:left="120"/>
             </w:pPr>
-            <w:hyperlink w:history="1" r:id="rIddr0hn80adeiksbcrnyx3f">
+            <w:hyperlink w:history="1" r:id="rId0mketwcptanmczpheds9s">
               <w:r>
                 <w:rPr>
                   <w:rFonts w:ascii="Arial" w:cs="Arial" w:eastAsia="Arial" w:hAnsi="Arial"/>
@@ -4102,7 +4102,7 @@
             <w:pPr>
               <w:spacing w:after="20" w:before="0"/>
             </w:pPr>
-            <w:hyperlink w:history="1" r:id="rIdhiqv1rseos5ib90uyjobn">
+            <w:hyperlink w:history="1" r:id="rIdhrx90emj5puuqu2hnv39o">
               <w:r>
                 <w:rPr>
                   <w:rFonts w:ascii="Arial" w:cs="Arial" w:eastAsia="Arial" w:hAnsi="Arial"/>
@@ -4135,7 +4135,7 @@
               <w:spacing w:after="10" w:before="0"/>
               <w:ind w:left="120"/>
             </w:pPr>
-            <w:hyperlink w:history="1" r:id="rIdowrda6oanha6dmsaj5mnb">
+            <w:hyperlink w:history="1" r:id="rIdh4b22elabofbviaj61dcr">
               <w:r>
                 <w:rPr>
                   <w:rFonts w:ascii="Arial" w:cs="Arial" w:eastAsia="Arial" w:hAnsi="Arial"/>
@@ -4180,7 +4180,7 @@
             <w:pPr>
               <w:spacing w:after="20" w:before="0"/>
             </w:pPr>
-            <w:hyperlink w:history="1" r:id="rIdqumyc91mp1hvpl9sky2de">
+            <w:hyperlink w:history="1" r:id="rId9xbq4yzqley-szqc_3ogd">
               <w:r>
                 <w:rPr>
                   <w:rFonts w:ascii="Arial" w:cs="Arial" w:eastAsia="Arial" w:hAnsi="Arial"/>
@@ -4213,7 +4213,7 @@
               <w:spacing w:after="10" w:before="0"/>
               <w:ind w:left="120"/>
             </w:pPr>
-            <w:hyperlink w:history="1" r:id="rId90ql0ko8m4bmwbnabuz0z">
+            <w:hyperlink w:history="1" r:id="rIdnj6qnswusqenn8o1kuqnq">
               <w:r>
                 <w:rPr>
                   <w:rFonts w:ascii="Arial" w:cs="Arial" w:eastAsia="Arial" w:hAnsi="Arial"/>
@@ -4408,7 +4408,7 @@
             <w:pPr>
               <w:spacing w:after="20" w:before="0"/>
             </w:pPr>
-            <w:hyperlink w:history="1" r:id="rIdlmdhjh74thuxj4mjdtjwb">
+            <w:hyperlink w:history="1" r:id="rIdoyydztt0a4gfob5ehszmo">
               <w:r>
                 <w:rPr>
                   <w:rFonts w:ascii="Arial" w:cs="Arial" w:eastAsia="Arial" w:hAnsi="Arial"/>
@@ -4441,7 +4441,7 @@
               <w:spacing w:after="10" w:before="0"/>
               <w:ind w:left="120"/>
             </w:pPr>
-            <w:hyperlink w:history="1" r:id="rId8xo1b7w-p_mv9edx-ekj_">
+            <w:hyperlink w:history="1" r:id="rIdxb5-elbq6x--mifuroamy">
               <w:r>
                 <w:rPr>
                   <w:rFonts w:ascii="Arial" w:cs="Arial" w:eastAsia="Arial" w:hAnsi="Arial"/>
@@ -4486,7 +4486,7 @@
             <w:pPr>
               <w:spacing w:after="20" w:before="0"/>
             </w:pPr>
-            <w:hyperlink w:history="1" r:id="rIdcxbsszztpayar2u2ejxxv">
+            <w:hyperlink w:history="1" r:id="rIdsn-ql5fzo-ynqyqcomm4s">
               <w:r>
                 <w:rPr>
                   <w:rFonts w:ascii="Arial" w:cs="Arial" w:eastAsia="Arial" w:hAnsi="Arial"/>
@@ -4519,7 +4519,7 @@
               <w:spacing w:after="10" w:before="0"/>
               <w:ind w:left="120"/>
             </w:pPr>
-            <w:hyperlink w:history="1" r:id="rIdoebdmrns7kn5ewfnjis0i">
+            <w:hyperlink w:history="1" r:id="rIdox0vo13ogvqgm_bhtkpmd">
               <w:r>
                 <w:rPr>
                   <w:rFonts w:ascii="Arial" w:cs="Arial" w:eastAsia="Arial" w:hAnsi="Arial"/>
@@ -6006,7 +6006,7 @@
             <w:pPr>
               <w:spacing w:after="20" w:before="0"/>
             </w:pPr>
-            <w:hyperlink w:history="1" r:id="rIdoa7xee9ewyvrjg1qzxjdr">
+            <w:hyperlink w:history="1" r:id="rId6nvvftukreb53sgfebxqd">
               <w:r>
                 <w:rPr>
                   <w:rFonts w:ascii="Arial" w:cs="Arial" w:eastAsia="Arial" w:hAnsi="Arial"/>
@@ -6039,7 +6039,7 @@
               <w:spacing w:after="10" w:before="0"/>
               <w:ind w:left="120"/>
             </w:pPr>
-            <w:hyperlink w:history="1" r:id="rIdwxslif968ltcr48otnf1b">
+            <w:hyperlink w:history="1" r:id="rIdmknxarmzt8mk-qzoy9yrj">
               <w:r>
                 <w:rPr>
                   <w:rFonts w:ascii="Arial" w:cs="Arial" w:eastAsia="Arial" w:hAnsi="Arial"/>
@@ -6084,7 +6084,7 @@
             <w:pPr>
               <w:spacing w:after="20" w:before="0"/>
             </w:pPr>
-            <w:hyperlink w:history="1" r:id="rIdittk68tqe74f3o7blwigs">
+            <w:hyperlink w:history="1" r:id="rIdpoxmthbadl5awrj-g2kel">
               <w:r>
                 <w:rPr>
                   <w:rFonts w:ascii="Arial" w:cs="Arial" w:eastAsia="Arial" w:hAnsi="Arial"/>
@@ -6117,7 +6117,7 @@
               <w:spacing w:after="10" w:before="0"/>
               <w:ind w:left="120"/>
             </w:pPr>
-            <w:hyperlink w:history="1" r:id="rIdlzvpdpsmji5nq8cljeqef">
+            <w:hyperlink w:history="1" r:id="rId2c8kn8b1s6czpj6z72m5d">
               <w:r>
                 <w:rPr>
                   <w:rFonts w:ascii="Arial" w:cs="Arial" w:eastAsia="Arial" w:hAnsi="Arial"/>
@@ -6312,7 +6312,7 @@
             <w:pPr>
               <w:spacing w:after="20" w:before="0"/>
             </w:pPr>
-            <w:hyperlink w:history="1" r:id="rId-w_rey4ow06bk7hfpkovo">
+            <w:hyperlink w:history="1" r:id="rId5mgx96tv2jekavttfsipe">
               <w:r>
                 <w:rPr>
                   <w:rFonts w:ascii="Arial" w:cs="Arial" w:eastAsia="Arial" w:hAnsi="Arial"/>
@@ -6345,7 +6345,7 @@
               <w:spacing w:after="10" w:before="0"/>
               <w:ind w:left="120"/>
             </w:pPr>
-            <w:hyperlink w:history="1" r:id="rId8_tflvq9q8be7k8eszfh4">
+            <w:hyperlink w:history="1" r:id="rIdemt8fqth9m4pw9rgexxnp">
               <w:r>
                 <w:rPr>
                   <w:rFonts w:ascii="Arial" w:cs="Arial" w:eastAsia="Arial" w:hAnsi="Arial"/>
@@ -6390,7 +6390,7 @@
             <w:pPr>
               <w:spacing w:after="20" w:before="0"/>
             </w:pPr>
-            <w:hyperlink w:history="1" r:id="rIdwzyzmwgjwjejgy9tkopvh">
+            <w:hyperlink w:history="1" r:id="rIdaqjvmtyrmefu8u1bcqtxi">
               <w:r>
                 <w:rPr>
                   <w:rFonts w:ascii="Arial" w:cs="Arial" w:eastAsia="Arial" w:hAnsi="Arial"/>
@@ -6423,7 +6423,7 @@
               <w:spacing w:after="10" w:before="0"/>
               <w:ind w:left="120"/>
             </w:pPr>
-            <w:hyperlink w:history="1" r:id="rIdggmjezyfcv2kjkfzyw-a8">
+            <w:hyperlink w:history="1" r:id="rIdnp4zud1gnjmvehhgxgelh">
               <w:r>
                 <w:rPr>
                   <w:rFonts w:ascii="Arial" w:cs="Arial" w:eastAsia="Arial" w:hAnsi="Arial"/>
@@ -6618,7 +6618,7 @@
             <w:pPr>
               <w:spacing w:after="20" w:before="0"/>
             </w:pPr>
-            <w:hyperlink w:history="1" r:id="rIdxajmm4a8x3h2aovbhsjay">
+            <w:hyperlink w:history="1" r:id="rIdx-8lk9lwjloiqaceg1nun">
               <w:r>
                 <w:rPr>
                   <w:rFonts w:ascii="Arial" w:cs="Arial" w:eastAsia="Arial" w:hAnsi="Arial"/>
@@ -6651,7 +6651,7 @@
               <w:spacing w:after="10" w:before="0"/>
               <w:ind w:left="120"/>
             </w:pPr>
-            <w:hyperlink w:history="1" r:id="rIdpbzhqnejiemm6su4d1nqs">
+            <w:hyperlink w:history="1" r:id="rIdxj_f7cosf5y4k6wvsypc9">
               <w:r>
                 <w:rPr>
                   <w:rFonts w:ascii="Arial" w:cs="Arial" w:eastAsia="Arial" w:hAnsi="Arial"/>
@@ -6696,7 +6696,7 @@
             <w:pPr>
               <w:spacing w:after="20" w:before="0"/>
             </w:pPr>
-            <w:hyperlink w:history="1" r:id="rIdsjauqeqw8viktq4gpaqsj">
+            <w:hyperlink w:history="1" r:id="rIdaq55i1e7zzqivftavbvls">
               <w:r>
                 <w:rPr>
                   <w:rFonts w:ascii="Arial" w:cs="Arial" w:eastAsia="Arial" w:hAnsi="Arial"/>
@@ -6729,7 +6729,7 @@
               <w:spacing w:after="10" w:before="0"/>
               <w:ind w:left="120"/>
             </w:pPr>
-            <w:hyperlink w:history="1" r:id="rIdek9vsrdt13yliltzmzg6g">
+            <w:hyperlink w:history="1" r:id="rIdxf4-a3g50vkzr-fkhigu5">
               <w:r>
                 <w:rPr>
                   <w:rFonts w:ascii="Arial" w:cs="Arial" w:eastAsia="Arial" w:hAnsi="Arial"/>
@@ -6924,7 +6924,7 @@
             <w:pPr>
               <w:spacing w:after="20" w:before="0"/>
             </w:pPr>
-            <w:hyperlink w:history="1" r:id="rIdr4kaxngwdnrxwaqc4p72q">
+            <w:hyperlink w:history="1" r:id="rId67_984wyv_e8f_3lhvs05">
               <w:r>
                 <w:rPr>
                   <w:rFonts w:ascii="Arial" w:cs="Arial" w:eastAsia="Arial" w:hAnsi="Arial"/>
@@ -6957,7 +6957,7 @@
               <w:spacing w:after="10" w:before="0"/>
               <w:ind w:left="120"/>
             </w:pPr>
-            <w:hyperlink w:history="1" r:id="rId_qrj2lnnczfdqgxkf_n47">
+            <w:hyperlink w:history="1" r:id="rIdhnoxyxdbeecnde-bljvys">
               <w:r>
                 <w:rPr>
                   <w:rFonts w:ascii="Arial" w:cs="Arial" w:eastAsia="Arial" w:hAnsi="Arial"/>
@@ -7002,7 +7002,7 @@
             <w:pPr>
               <w:spacing w:after="20" w:before="0"/>
             </w:pPr>
-            <w:hyperlink w:history="1" r:id="rIdzss5xedpkj3itbbywz4v1">
+            <w:hyperlink w:history="1" r:id="rId-ugoroub3qws6-g7erh-r">
               <w:r>
                 <w:rPr>
                   <w:rFonts w:ascii="Arial" w:cs="Arial" w:eastAsia="Arial" w:hAnsi="Arial"/>
@@ -7035,7 +7035,7 @@
               <w:spacing w:after="10" w:before="0"/>
               <w:ind w:left="120"/>
             </w:pPr>
-            <w:hyperlink w:history="1" r:id="rId-fqvu3gzcc3hmjdcegf2q">
+            <w:hyperlink w:history="1" r:id="rIddixxbpe79zavayhogwtto">
               <w:r>
                 <w:rPr>
                   <w:rFonts w:ascii="Arial" w:cs="Arial" w:eastAsia="Arial" w:hAnsi="Arial"/>
@@ -7230,7 +7230,7 @@
             <w:pPr>
               <w:spacing w:after="20" w:before="0"/>
             </w:pPr>
-            <w:hyperlink w:history="1" r:id="rIdgj01zkkgw5r5gl0cmynzg">
+            <w:hyperlink w:history="1" r:id="rIdgj1bbobeadtcvsyomo_bx">
               <w:r>
                 <w:rPr>
                   <w:rFonts w:ascii="Arial" w:cs="Arial" w:eastAsia="Arial" w:hAnsi="Arial"/>
@@ -7263,7 +7263,7 @@
               <w:spacing w:after="10" w:before="0"/>
               <w:ind w:left="120"/>
             </w:pPr>
-            <w:hyperlink w:history="1" r:id="rIdfh7-5gbobbnvcdboauem1">
+            <w:hyperlink w:history="1" r:id="rIdj62feywricnex4ddqwe7t">
               <w:r>
                 <w:rPr>
                   <w:rFonts w:ascii="Arial" w:cs="Arial" w:eastAsia="Arial" w:hAnsi="Arial"/>
@@ -7308,7 +7308,7 @@
             <w:pPr>
               <w:spacing w:after="20" w:before="0"/>
             </w:pPr>
-            <w:hyperlink w:history="1" r:id="rIdorqlqi67rgmkdbpx1ge-r">
+            <w:hyperlink w:history="1" r:id="rId4ndhhg75tfrreifvusits">
               <w:r>
                 <w:rPr>
                   <w:rFonts w:ascii="Arial" w:cs="Arial" w:eastAsia="Arial" w:hAnsi="Arial"/>
@@ -7341,7 +7341,7 @@
               <w:spacing w:after="10" w:before="0"/>
               <w:ind w:left="120"/>
             </w:pPr>
-            <w:hyperlink w:history="1" r:id="rIdj6txau3wunrhzhk_eubvn">
+            <w:hyperlink w:history="1" r:id="rId2tqzxpykvw7pzskzrmdgq">
               <w:r>
                 <w:rPr>
                   <w:rFonts w:ascii="Arial" w:cs="Arial" w:eastAsia="Arial" w:hAnsi="Arial"/>
@@ -8828,7 +8828,7 @@
             <w:pPr>
               <w:spacing w:after="20" w:before="0"/>
             </w:pPr>
-            <w:hyperlink w:history="1" r:id="rIdeogebs8esq8uyytneqa_b">
+            <w:hyperlink w:history="1" r:id="rIdpjub9r_uoisb_rik4psdw">
               <w:r>
                 <w:rPr>
                   <w:rFonts w:ascii="Arial" w:cs="Arial" w:eastAsia="Arial" w:hAnsi="Arial"/>
@@ -8861,7 +8861,7 @@
               <w:spacing w:after="10" w:before="0"/>
               <w:ind w:left="120"/>
             </w:pPr>
-            <w:hyperlink w:history="1" r:id="rIdtep_ngg3tbrt2_vzyozoj">
+            <w:hyperlink w:history="1" r:id="rIdnhkn0gmzn67oj_y40xo3j">
               <w:r>
                 <w:rPr>
                   <w:rFonts w:ascii="Arial" w:cs="Arial" w:eastAsia="Arial" w:hAnsi="Arial"/>
@@ -8906,7 +8906,7 @@
             <w:pPr>
               <w:spacing w:after="20" w:before="0"/>
             </w:pPr>
-            <w:hyperlink w:history="1" r:id="rId3lf9yeglcjludw0qhzndf">
+            <w:hyperlink w:history="1" r:id="rId7qamlcwnu3uj7_vvbxx4l">
               <w:r>
                 <w:rPr>
                   <w:rFonts w:ascii="Arial" w:cs="Arial" w:eastAsia="Arial" w:hAnsi="Arial"/>
@@ -8939,7 +8939,7 @@
               <w:spacing w:after="10" w:before="0"/>
               <w:ind w:left="120"/>
             </w:pPr>
-            <w:hyperlink w:history="1" r:id="rIdkniiqaamllbzn4pr1eo-9">
+            <w:hyperlink w:history="1" r:id="rIdx3z-p4tjyoyzbqnp5x7cn">
               <w:r>
                 <w:rPr>
                   <w:rFonts w:ascii="Arial" w:cs="Arial" w:eastAsia="Arial" w:hAnsi="Arial"/>
@@ -9286,7 +9286,7 @@
             <w:pPr>
               <w:spacing w:after="20" w:before="0"/>
             </w:pPr>
-            <w:hyperlink w:history="1" r:id="rId0pfzqne-1tz-scytpzrcd">
+            <w:hyperlink w:history="1" r:id="rIdrbbkoucfy0m-vdm8gmvar">
               <w:r>
                 <w:rPr>
                   <w:rFonts w:ascii="Arial" w:cs="Arial" w:eastAsia="Arial" w:hAnsi="Arial"/>
@@ -9319,7 +9319,7 @@
               <w:spacing w:after="10" w:before="0"/>
               <w:ind w:left="120"/>
             </w:pPr>
-            <w:hyperlink w:history="1" r:id="rIdae7kidlglhze0a490ghkh">
+            <w:hyperlink w:history="1" r:id="rIdncfwnqrr60cnr2skvmj8h">
               <w:r>
                 <w:rPr>
                   <w:rFonts w:ascii="Arial" w:cs="Arial" w:eastAsia="Arial" w:hAnsi="Arial"/>
@@ -9364,7 +9364,7 @@
             <w:pPr>
               <w:spacing w:after="20" w:before="0"/>
             </w:pPr>
-            <w:hyperlink w:history="1" r:id="rIdv_zxegxkhk6fmwhlc6qm1">
+            <w:hyperlink w:history="1" r:id="rIdj3cdxeg0npwys_yxxibyi">
               <w:r>
                 <w:rPr>
                   <w:rFonts w:ascii="Arial" w:cs="Arial" w:eastAsia="Arial" w:hAnsi="Arial"/>
@@ -9397,7 +9397,7 @@
               <w:spacing w:after="10" w:before="0"/>
               <w:ind w:left="120"/>
             </w:pPr>
-            <w:hyperlink w:history="1" r:id="rIdpn8adfcgoe80ibbhjntak">
+            <w:hyperlink w:history="1" r:id="rIdvxvpibb8bpdpu1aart6rg">
               <w:r>
                 <w:rPr>
                   <w:rFonts w:ascii="Arial" w:cs="Arial" w:eastAsia="Arial" w:hAnsi="Arial"/>
@@ -9972,7 +9972,7 @@
             <w:pPr>
               <w:spacing w:after="20" w:before="0"/>
             </w:pPr>
-            <w:hyperlink w:history="1" r:id="rIdaeceu7laeduu56d0ddvtr">
+            <w:hyperlink w:history="1" r:id="rIdukjp6cxxtfxaeypki0zvb">
               <w:r>
                 <w:rPr>
                   <w:rFonts w:ascii="Arial" w:cs="Arial" w:eastAsia="Arial" w:hAnsi="Arial"/>
@@ -10005,7 +10005,7 @@
               <w:spacing w:after="10" w:before="0"/>
               <w:ind w:left="120"/>
             </w:pPr>
-            <w:hyperlink w:history="1" r:id="rId-nuxqgtrobinkwpfqreuq">
+            <w:hyperlink w:history="1" r:id="rId_g2q7dckanqu2r59ktteg">
               <w:r>
                 <w:rPr>
                   <w:rFonts w:ascii="Arial" w:cs="Arial" w:eastAsia="Arial" w:hAnsi="Arial"/>
@@ -10050,7 +10050,7 @@
             <w:pPr>
               <w:spacing w:after="20" w:before="0"/>
             </w:pPr>
-            <w:hyperlink w:history="1" r:id="rIdjeeb37gushsaevcmurwlz">
+            <w:hyperlink w:history="1" r:id="rIdel3xiju_qvlfhhajzeuoz">
               <w:r>
                 <w:rPr>
                   <w:rFonts w:ascii="Arial" w:cs="Arial" w:eastAsia="Arial" w:hAnsi="Arial"/>
@@ -10083,7 +10083,7 @@
               <w:spacing w:after="10" w:before="0"/>
               <w:ind w:left="120"/>
             </w:pPr>
-            <w:hyperlink w:history="1" r:id="rIdvlulydqkdvnmin2vbufpw">
+            <w:hyperlink w:history="1" r:id="rId1_iorqzlkgoahftuxzyap">
               <w:r>
                 <w:rPr>
                   <w:rFonts w:ascii="Arial" w:cs="Arial" w:eastAsia="Arial" w:hAnsi="Arial"/>
@@ -10620,7 +10620,7 @@
             <w:pPr>
               <w:spacing w:after="20" w:before="0"/>
             </w:pPr>
-            <w:hyperlink w:history="1" r:id="rIdz6_nuuvqs5wyzten8kdhp">
+            <w:hyperlink w:history="1" r:id="rIddqxrgmpywiyettsl03qh2">
               <w:r>
                 <w:rPr>
                   <w:rFonts w:ascii="Arial" w:cs="Arial" w:eastAsia="Arial" w:hAnsi="Arial"/>
@@ -10653,7 +10653,7 @@
               <w:spacing w:after="10" w:before="0"/>
               <w:ind w:left="120"/>
             </w:pPr>
-            <w:hyperlink w:history="1" r:id="rIdp8f1b9-bqmeqhggfvgceb">
+            <w:hyperlink w:history="1" r:id="rIdh0jzsvnzvqgox9iak3khf">
               <w:r>
                 <w:rPr>
                   <w:rFonts w:ascii="Arial" w:cs="Arial" w:eastAsia="Arial" w:hAnsi="Arial"/>
@@ -10698,7 +10698,7 @@
             <w:pPr>
               <w:spacing w:after="20" w:before="0"/>
             </w:pPr>
-            <w:hyperlink w:history="1" r:id="rId2deqkt_ct81xa_ksyi5uk">
+            <w:hyperlink w:history="1" r:id="rIdhsrbvbdjddn0mjdkjw8xs">
               <w:r>
                 <w:rPr>
                   <w:rFonts w:ascii="Arial" w:cs="Arial" w:eastAsia="Arial" w:hAnsi="Arial"/>
@@ -10731,7 +10731,7 @@
               <w:spacing w:after="10" w:before="0"/>
               <w:ind w:left="120"/>
             </w:pPr>
-            <w:hyperlink w:history="1" r:id="rIdy0k9e3oauwa2m_geu5wvv">
+            <w:hyperlink w:history="1" r:id="rId_bj6zd6wd6mbykd3srpuh">
               <w:r>
                 <w:rPr>
                   <w:rFonts w:ascii="Arial" w:cs="Arial" w:eastAsia="Arial" w:hAnsi="Arial"/>
@@ -11154,7 +11154,7 @@
             <w:pPr>
               <w:spacing w:after="20" w:before="0"/>
             </w:pPr>
-            <w:hyperlink w:history="1" r:id="rIdjeorbjf4ojzpwtvjqxiim">
+            <w:hyperlink w:history="1" r:id="rIdohfshtxxspfv1kxgzjwm1">
               <w:r>
                 <w:rPr>
                   <w:rFonts w:ascii="Arial" w:cs="Arial" w:eastAsia="Arial" w:hAnsi="Arial"/>
@@ -11187,7 +11187,7 @@
               <w:spacing w:after="10" w:before="0"/>
               <w:ind w:left="120"/>
             </w:pPr>
-            <w:hyperlink w:history="1" r:id="rIdr9qyru_c-yju8ofgd3b18">
+            <w:hyperlink w:history="1" r:id="rIddlrhz0f_ffjssc_qgb1nt">
               <w:r>
                 <w:rPr>
                   <w:rFonts w:ascii="Arial" w:cs="Arial" w:eastAsia="Arial" w:hAnsi="Arial"/>
@@ -11232,7 +11232,7 @@
             <w:pPr>
               <w:spacing w:after="20" w:before="0"/>
             </w:pPr>
-            <w:hyperlink w:history="1" r:id="rId4vmm6zjfuthavhl8svcc8">
+            <w:hyperlink w:history="1" r:id="rIdclfanelgavztczijbis0p">
               <w:r>
                 <w:rPr>
                   <w:rFonts w:ascii="Arial" w:cs="Arial" w:eastAsia="Arial" w:hAnsi="Arial"/>
@@ -11265,7 +11265,7 @@
               <w:spacing w:after="10" w:before="0"/>
               <w:ind w:left="120"/>
             </w:pPr>
-            <w:hyperlink w:history="1" r:id="rIdo0-v-pdiqqbtof4nv9agj">
+            <w:hyperlink w:history="1" r:id="rIdtj8fisselgzqtap-qoki2">
               <w:r>
                 <w:rPr>
                   <w:rFonts w:ascii="Arial" w:cs="Arial" w:eastAsia="Arial" w:hAnsi="Arial"/>
@@ -13056,7 +13056,7 @@
             <w:pPr>
               <w:spacing w:after="20" w:before="0"/>
             </w:pPr>
-            <w:hyperlink w:history="1" r:id="rId9zgvif8bvfqtzyftgndvv">
+            <w:hyperlink w:history="1" r:id="rIdnnm5juip3kb-jb89ilgjd">
               <w:r>
                 <w:rPr>
                   <w:rFonts w:ascii="Arial" w:cs="Arial" w:eastAsia="Arial" w:hAnsi="Arial"/>
@@ -13089,7 +13089,7 @@
               <w:spacing w:after="10" w:before="0"/>
               <w:ind w:left="120"/>
             </w:pPr>
-            <w:hyperlink w:history="1" r:id="rIdxuz_xzuhf6qfkmocjdw6l">
+            <w:hyperlink w:history="1" r:id="rIdyxg1hqnngqsmtou4exral">
               <w:r>
                 <w:rPr>
                   <w:rFonts w:ascii="Arial" w:cs="Arial" w:eastAsia="Arial" w:hAnsi="Arial"/>
@@ -13134,7 +13134,7 @@
             <w:pPr>
               <w:spacing w:after="20" w:before="0"/>
             </w:pPr>
-            <w:hyperlink w:history="1" r:id="rIdz5vknd0471w2fyxb0xvnl">
+            <w:hyperlink w:history="1" r:id="rIdomc75olnwnfdsjtbk9c-z">
               <w:r>
                 <w:rPr>
                   <w:rFonts w:ascii="Arial" w:cs="Arial" w:eastAsia="Arial" w:hAnsi="Arial"/>
@@ -13167,7 +13167,7 @@
               <w:spacing w:after="10" w:before="0"/>
               <w:ind w:left="120"/>
             </w:pPr>
-            <w:hyperlink w:history="1" r:id="rIdlt0eiyylx5z1sagyy29wp">
+            <w:hyperlink w:history="1" r:id="rIdpcbniedtebbxne_zqxyil">
               <w:r>
                 <w:rPr>
                   <w:rFonts w:ascii="Arial" w:cs="Arial" w:eastAsia="Arial" w:hAnsi="Arial"/>
@@ -13362,7 +13362,7 @@
             <w:pPr>
               <w:spacing w:after="20" w:before="0"/>
             </w:pPr>
-            <w:hyperlink w:history="1" r:id="rIdhlxhibdhmuz5ta9jcnmh9">
+            <w:hyperlink w:history="1" r:id="rIdxfcvii3sjr14uwjbaqodo">
               <w:r>
                 <w:rPr>
                   <w:rFonts w:ascii="Arial" w:cs="Arial" w:eastAsia="Arial" w:hAnsi="Arial"/>
@@ -13395,7 +13395,7 @@
               <w:spacing w:after="10" w:before="0"/>
               <w:ind w:left="120"/>
             </w:pPr>
-            <w:hyperlink w:history="1" r:id="rId_i3pwkdjuygeiu13d6iqj">
+            <w:hyperlink w:history="1" r:id="rId1jbxlfy93iyyygbhmaqja">
               <w:r>
                 <w:rPr>
                   <w:rFonts w:ascii="Arial" w:cs="Arial" w:eastAsia="Arial" w:hAnsi="Arial"/>
@@ -13440,7 +13440,7 @@
             <w:pPr>
               <w:spacing w:after="20" w:before="0"/>
             </w:pPr>
-            <w:hyperlink w:history="1" r:id="rIdls8rmk357y4c3il0q9teh">
+            <w:hyperlink w:history="1" r:id="rIdog88gpb8prjvhmyyoxer_">
               <w:r>
                 <w:rPr>
                   <w:rFonts w:ascii="Arial" w:cs="Arial" w:eastAsia="Arial" w:hAnsi="Arial"/>
@@ -13473,7 +13473,7 @@
               <w:spacing w:after="10" w:before="0"/>
               <w:ind w:left="120"/>
             </w:pPr>
-            <w:hyperlink w:history="1" r:id="rIdf4urqrgsharnwlj77fslm">
+            <w:hyperlink w:history="1" r:id="rIda4qpyhdx7dex0bzquz3pv">
               <w:r>
                 <w:rPr>
                   <w:rFonts w:ascii="Arial" w:cs="Arial" w:eastAsia="Arial" w:hAnsi="Arial"/>
@@ -13668,7 +13668,7 @@
             <w:pPr>
               <w:spacing w:after="20" w:before="0"/>
             </w:pPr>
-            <w:hyperlink w:history="1" r:id="rIdvbbq9p7qaldmnv4b0gn2l">
+            <w:hyperlink w:history="1" r:id="rIdajwjkvu3ulcbh7agi_elh">
               <w:r>
                 <w:rPr>
                   <w:rFonts w:ascii="Arial" w:cs="Arial" w:eastAsia="Arial" w:hAnsi="Arial"/>
@@ -13701,7 +13701,7 @@
               <w:spacing w:after="10" w:before="0"/>
               <w:ind w:left="120"/>
             </w:pPr>
-            <w:hyperlink w:history="1" r:id="rId9qstdb0g8jpbkspnljl9a">
+            <w:hyperlink w:history="1" r:id="rId_bgc-ouban-smjb5c07vf">
               <w:r>
                 <w:rPr>
                   <w:rFonts w:ascii="Arial" w:cs="Arial" w:eastAsia="Arial" w:hAnsi="Arial"/>
@@ -13746,7 +13746,7 @@
             <w:pPr>
               <w:spacing w:after="20" w:before="0"/>
             </w:pPr>
-            <w:hyperlink w:history="1" r:id="rIdxbtw6cglngbocxfx5pasf">
+            <w:hyperlink w:history="1" r:id="rIdiwvsvv2qiysmyqzw-ckcy">
               <w:r>
                 <w:rPr>
                   <w:rFonts w:ascii="Arial" w:cs="Arial" w:eastAsia="Arial" w:hAnsi="Arial"/>
@@ -13779,7 +13779,7 @@
               <w:spacing w:after="10" w:before="0"/>
               <w:ind w:left="120"/>
             </w:pPr>
-            <w:hyperlink w:history="1" r:id="rIdcn6fxkjg45gxhdak9dlaj">
+            <w:hyperlink w:history="1" r:id="rIdxix0cphmdnwpozkeygenf">
               <w:r>
                 <w:rPr>
                   <w:rFonts w:ascii="Arial" w:cs="Arial" w:eastAsia="Arial" w:hAnsi="Arial"/>
@@ -13974,7 +13974,7 @@
             <w:pPr>
               <w:spacing w:after="20" w:before="0"/>
             </w:pPr>
-            <w:hyperlink w:history="1" r:id="rIdj9jiyvjmljrzki4bm17wb">
+            <w:hyperlink w:history="1" r:id="rIdexlgviimhqa_xg1hdce87">
               <w:r>
                 <w:rPr>
                   <w:rFonts w:ascii="Arial" w:cs="Arial" w:eastAsia="Arial" w:hAnsi="Arial"/>
@@ -14007,7 +14007,7 @@
               <w:spacing w:after="10" w:before="0"/>
               <w:ind w:left="120"/>
             </w:pPr>
-            <w:hyperlink w:history="1" r:id="rIdm7wb3civw4-tfxywcdb6j">
+            <w:hyperlink w:history="1" r:id="rIdl-o8bswqb_4b80xi5vpzr">
               <w:r>
                 <w:rPr>
                   <w:rFonts w:ascii="Arial" w:cs="Arial" w:eastAsia="Arial" w:hAnsi="Arial"/>
@@ -14052,7 +14052,7 @@
             <w:pPr>
               <w:spacing w:after="20" w:before="0"/>
             </w:pPr>
-            <w:hyperlink w:history="1" r:id="rIdetqboy4b41vphctvz9k8t">
+            <w:hyperlink w:history="1" r:id="rIdyojksvghcgw1vbfrfqeu7">
               <w:r>
                 <w:rPr>
                   <w:rFonts w:ascii="Arial" w:cs="Arial" w:eastAsia="Arial" w:hAnsi="Arial"/>
@@ -14085,7 +14085,7 @@
               <w:spacing w:after="10" w:before="0"/>
               <w:ind w:left="120"/>
             </w:pPr>
-            <w:hyperlink w:history="1" r:id="rIdptdo1fu0ilxepzkwhnh8p">
+            <w:hyperlink w:history="1" r:id="rIdsflgq50iekqcs1lxexxsv">
               <w:r>
                 <w:rPr>
                   <w:rFonts w:ascii="Arial" w:cs="Arial" w:eastAsia="Arial" w:hAnsi="Arial"/>
@@ -14280,7 +14280,7 @@
             <w:pPr>
               <w:spacing w:after="20" w:before="0"/>
             </w:pPr>
-            <w:hyperlink w:history="1" r:id="rIdzfikk9lj1r3jcr-m_dhsx">
+            <w:hyperlink w:history="1" r:id="rIdrl8n7uhl7wdcqyqgbb7lg">
               <w:r>
                 <w:rPr>
                   <w:rFonts w:ascii="Arial" w:cs="Arial" w:eastAsia="Arial" w:hAnsi="Arial"/>
@@ -14313,7 +14313,7 @@
               <w:spacing w:after="10" w:before="0"/>
               <w:ind w:left="120"/>
             </w:pPr>
-            <w:hyperlink w:history="1" r:id="rId9jiovlbzqpkc96w0tjugs">
+            <w:hyperlink w:history="1" r:id="rIdlxnswsgfykike3_qokq_l">
               <w:r>
                 <w:rPr>
                   <w:rFonts w:ascii="Arial" w:cs="Arial" w:eastAsia="Arial" w:hAnsi="Arial"/>
@@ -14358,7 +14358,7 @@
             <w:pPr>
               <w:spacing w:after="20" w:before="0"/>
             </w:pPr>
-            <w:hyperlink w:history="1" r:id="rIdv7sapcrh9feb6bwvffkik">
+            <w:hyperlink w:history="1" r:id="rIdn7b1pabm87-ybows0hlho">
               <w:r>
                 <w:rPr>
                   <w:rFonts w:ascii="Arial" w:cs="Arial" w:eastAsia="Arial" w:hAnsi="Arial"/>
@@ -14391,7 +14391,7 @@
               <w:spacing w:after="10" w:before="0"/>
               <w:ind w:left="120"/>
             </w:pPr>
-            <w:hyperlink w:history="1" r:id="rIdz9digk8acxrvgow-sohfc">
+            <w:hyperlink w:history="1" r:id="rIdufocpv2s9aprqqvnripvf">
               <w:r>
                 <w:rPr>
                   <w:rFonts w:ascii="Arial" w:cs="Arial" w:eastAsia="Arial" w:hAnsi="Arial"/>
@@ -15878,7 +15878,7 @@
             <w:pPr>
               <w:spacing w:after="20" w:before="0"/>
             </w:pPr>
-            <w:hyperlink w:history="1" r:id="rId23ojkfctkmtoo8fxleo1w">
+            <w:hyperlink w:history="1" r:id="rId-vumm4q6vudamwebalzah">
               <w:r>
                 <w:rPr>
                   <w:rFonts w:ascii="Arial" w:cs="Arial" w:eastAsia="Arial" w:hAnsi="Arial"/>
@@ -15911,7 +15911,7 @@
               <w:spacing w:after="10" w:before="0"/>
               <w:ind w:left="120"/>
             </w:pPr>
-            <w:hyperlink w:history="1" r:id="rIdfjwpya4gw6ufnidnpmxpy">
+            <w:hyperlink w:history="1" r:id="rId-teklr56btf3o8nw7objd">
               <w:r>
                 <w:rPr>
                   <w:rFonts w:ascii="Arial" w:cs="Arial" w:eastAsia="Arial" w:hAnsi="Arial"/>
@@ -15956,7 +15956,7 @@
             <w:pPr>
               <w:spacing w:after="20" w:before="0"/>
             </w:pPr>
-            <w:hyperlink w:history="1" r:id="rIdds3voplxuudym24z7oiun">
+            <w:hyperlink w:history="1" r:id="rId95pspfvkptnzda4oysgyz">
               <w:r>
                 <w:rPr>
                   <w:rFonts w:ascii="Arial" w:cs="Arial" w:eastAsia="Arial" w:hAnsi="Arial"/>
@@ -15989,7 +15989,7 @@
               <w:spacing w:after="10" w:before="0"/>
               <w:ind w:left="120"/>
             </w:pPr>
-            <w:hyperlink w:history="1" r:id="rIdhpyog7rqf3fpgnugqtbtq">
+            <w:hyperlink w:history="1" r:id="rIdlmilmerkumlby0zjaevgo">
               <w:r>
                 <w:rPr>
                   <w:rFonts w:ascii="Arial" w:cs="Arial" w:eastAsia="Arial" w:hAnsi="Arial"/>
@@ -16184,7 +16184,7 @@
             <w:pPr>
               <w:spacing w:after="20" w:before="0"/>
             </w:pPr>
-            <w:hyperlink w:history="1" r:id="rIdovrgayge_yv30yfagxuq_">
+            <w:hyperlink w:history="1" r:id="rIdsnsywpcr2umk8kbgofluj">
               <w:r>
                 <w:rPr>
                   <w:rFonts w:ascii="Arial" w:cs="Arial" w:eastAsia="Arial" w:hAnsi="Arial"/>
@@ -16217,7 +16217,7 @@
               <w:spacing w:after="10" w:before="0"/>
               <w:ind w:left="120"/>
             </w:pPr>
-            <w:hyperlink w:history="1" r:id="rIdp6n9ivfm4dxt2ztl07d5q">
+            <w:hyperlink w:history="1" r:id="rId_pbbu0kfd-ejfdegzw5ml">
               <w:r>
                 <w:rPr>
                   <w:rFonts w:ascii="Arial" w:cs="Arial" w:eastAsia="Arial" w:hAnsi="Arial"/>
@@ -16262,7 +16262,7 @@
             <w:pPr>
               <w:spacing w:after="20" w:before="0"/>
             </w:pPr>
-            <w:hyperlink w:history="1" r:id="rIdyr8dcw8mcwmweukvvlznc">
+            <w:hyperlink w:history="1" r:id="rIdg_9kvjuwj8bd7wgvnv4m1">
               <w:r>
                 <w:rPr>
                   <w:rFonts w:ascii="Arial" w:cs="Arial" w:eastAsia="Arial" w:hAnsi="Arial"/>
@@ -16295,7 +16295,7 @@
               <w:spacing w:after="10" w:before="0"/>
               <w:ind w:left="120"/>
             </w:pPr>
-            <w:hyperlink w:history="1" r:id="rIdg7kkls1xwkudggqa2tpqv">
+            <w:hyperlink w:history="1" r:id="rIdn7ub1gl1drwchvvnraoxh">
               <w:r>
                 <w:rPr>
                   <w:rFonts w:ascii="Arial" w:cs="Arial" w:eastAsia="Arial" w:hAnsi="Arial"/>
@@ -16490,7 +16490,7 @@
             <w:pPr>
               <w:spacing w:after="20" w:before="0"/>
             </w:pPr>
-            <w:hyperlink w:history="1" r:id="rIdx9jzm5z6lz1wl50vevvwg">
+            <w:hyperlink w:history="1" r:id="rId0airkeae4mn7b7lppnq2h">
               <w:r>
                 <w:rPr>
                   <w:rFonts w:ascii="Arial" w:cs="Arial" w:eastAsia="Arial" w:hAnsi="Arial"/>
@@ -16523,7 +16523,7 @@
               <w:spacing w:after="10" w:before="0"/>
               <w:ind w:left="120"/>
             </w:pPr>
-            <w:hyperlink w:history="1" r:id="rIdueg0du2scuatywxi7mh7p">
+            <w:hyperlink w:history="1" r:id="rIdzxba8d9fovjz9bfsw-enb">
               <w:r>
                 <w:rPr>
                   <w:rFonts w:ascii="Arial" w:cs="Arial" w:eastAsia="Arial" w:hAnsi="Arial"/>
@@ -16568,7 +16568,7 @@
             <w:pPr>
               <w:spacing w:after="20" w:before="0"/>
             </w:pPr>
-            <w:hyperlink w:history="1" r:id="rIdh9e9joxeqazfzdm2i5_tk">
+            <w:hyperlink w:history="1" r:id="rIduqsz9qb8ti8pfbribby33">
               <w:r>
                 <w:rPr>
                   <w:rFonts w:ascii="Arial" w:cs="Arial" w:eastAsia="Arial" w:hAnsi="Arial"/>
@@ -16601,7 +16601,7 @@
               <w:spacing w:after="10" w:before="0"/>
               <w:ind w:left="120"/>
             </w:pPr>
-            <w:hyperlink w:history="1" r:id="rIdfwu8ejqih2tltsl_lce5g">
+            <w:hyperlink w:history="1" r:id="rIdtpleuratzsj-bktjth2bt">
               <w:r>
                 <w:rPr>
                   <w:rFonts w:ascii="Arial" w:cs="Arial" w:eastAsia="Arial" w:hAnsi="Arial"/>
@@ -16796,7 +16796,7 @@
             <w:pPr>
               <w:spacing w:after="20" w:before="0"/>
             </w:pPr>
-            <w:hyperlink w:history="1" r:id="rIddx5x6mf-hvrpbtock3ub9">
+            <w:hyperlink w:history="1" r:id="rIdabrjhvr7yqilubk1oi1ju">
               <w:r>
                 <w:rPr>
                   <w:rFonts w:ascii="Arial" w:cs="Arial" w:eastAsia="Arial" w:hAnsi="Arial"/>
@@ -16829,7 +16829,7 @@
               <w:spacing w:after="10" w:before="0"/>
               <w:ind w:left="120"/>
             </w:pPr>
-            <w:hyperlink w:history="1" r:id="rIdmervmtuc45f8epinqak-o">
+            <w:hyperlink w:history="1" r:id="rIdlegdbsvzpmkm9hw-cb5bq">
               <w:r>
                 <w:rPr>
                   <w:rFonts w:ascii="Arial" w:cs="Arial" w:eastAsia="Arial" w:hAnsi="Arial"/>
@@ -16874,7 +16874,7 @@
             <w:pPr>
               <w:spacing w:after="20" w:before="0"/>
             </w:pPr>
-            <w:hyperlink w:history="1" r:id="rIdr0q8poih5t_q1t_kaf7f_">
+            <w:hyperlink w:history="1" r:id="rIdefcqe9lieom6kbdt1mzcb">
               <w:r>
                 <w:rPr>
                   <w:rFonts w:ascii="Arial" w:cs="Arial" w:eastAsia="Arial" w:hAnsi="Arial"/>
@@ -16907,7 +16907,7 @@
               <w:spacing w:after="10" w:before="0"/>
               <w:ind w:left="120"/>
             </w:pPr>
-            <w:hyperlink w:history="1" r:id="rIdxrdprja1hsxhe27okupht">
+            <w:hyperlink w:history="1" r:id="rIdlfzfsogsypecbybfyoy-w">
               <w:r>
                 <w:rPr>
                   <w:rFonts w:ascii="Arial" w:cs="Arial" w:eastAsia="Arial" w:hAnsi="Arial"/>
@@ -17102,7 +17102,7 @@
             <w:pPr>
               <w:spacing w:after="20" w:before="0"/>
             </w:pPr>
-            <w:hyperlink w:history="1" r:id="rIdw42zupfh0hujlzutnzzjb">
+            <w:hyperlink w:history="1" r:id="rIdwg2awcwckbq-mcbcqzcsl">
               <w:r>
                 <w:rPr>
                   <w:rFonts w:ascii="Arial" w:cs="Arial" w:eastAsia="Arial" w:hAnsi="Arial"/>
@@ -17135,7 +17135,7 @@
               <w:spacing w:after="10" w:before="0"/>
               <w:ind w:left="120"/>
             </w:pPr>
-            <w:hyperlink w:history="1" r:id="rIdfsjg3rpcxmfmrd4p8ujbi">
+            <w:hyperlink w:history="1" r:id="rIdyfulz8iekmxjxvavnekic">
               <w:r>
                 <w:rPr>
                   <w:rFonts w:ascii="Arial" w:cs="Arial" w:eastAsia="Arial" w:hAnsi="Arial"/>
@@ -17180,7 +17180,7 @@
             <w:pPr>
               <w:spacing w:after="20" w:before="0"/>
             </w:pPr>
-            <w:hyperlink w:history="1" r:id="rIdui_cocvrgeolzy5xeh9uz">
+            <w:hyperlink w:history="1" r:id="rId8gdwnpx4s7gazpgwlh-qq">
               <w:r>
                 <w:rPr>
                   <w:rFonts w:ascii="Arial" w:cs="Arial" w:eastAsia="Arial" w:hAnsi="Arial"/>
@@ -17213,7 +17213,7 @@
               <w:spacing w:after="10" w:before="0"/>
               <w:ind w:left="120"/>
             </w:pPr>
-            <w:hyperlink w:history="1" r:id="rIdpnvyuvtl2dm9oxnv-rskw">
+            <w:hyperlink w:history="1" r:id="rIdxgpso-b2rztwzthefijck">
               <w:r>
                 <w:rPr>
                   <w:rFonts w:ascii="Arial" w:cs="Arial" w:eastAsia="Arial" w:hAnsi="Arial"/>
@@ -18928,7 +18928,7 @@
             <w:pPr>
               <w:spacing w:after="20" w:before="0"/>
             </w:pPr>
-            <w:hyperlink w:history="1" r:id="rIdlupo7dwlmf_tfcg_cbbvh">
+            <w:hyperlink w:history="1" r:id="rIdo0oouhtls1nztlx3t_9sk">
               <w:r>
                 <w:rPr>
                   <w:rFonts w:ascii="Arial" w:cs="Arial" w:eastAsia="Arial" w:hAnsi="Arial"/>
@@ -18961,7 +18961,7 @@
               <w:spacing w:after="10" w:before="0"/>
               <w:ind w:left="120"/>
             </w:pPr>
-            <w:hyperlink w:history="1" r:id="rId6iunpq3hqwkbkorxii1lc">
+            <w:hyperlink w:history="1" r:id="rIdo8qa3esdii9sjmhuzuf6x">
               <w:r>
                 <w:rPr>
                   <w:rFonts w:ascii="Arial" w:cs="Arial" w:eastAsia="Arial" w:hAnsi="Arial"/>
@@ -19006,7 +19006,7 @@
             <w:pPr>
               <w:spacing w:after="20" w:before="0"/>
             </w:pPr>
-            <w:hyperlink w:history="1" r:id="rIdhknunkenuthjh8j0m2hyg">
+            <w:hyperlink w:history="1" r:id="rIdblqkic9nicymfbv02pd72">
               <w:r>
                 <w:rPr>
                   <w:rFonts w:ascii="Arial" w:cs="Arial" w:eastAsia="Arial" w:hAnsi="Arial"/>
@@ -19039,7 +19039,7 @@
               <w:spacing w:after="10" w:before="0"/>
               <w:ind w:left="120"/>
             </w:pPr>
-            <w:hyperlink w:history="1" r:id="rIdhr-d5ymnp-alav1jx5j-w">
+            <w:hyperlink w:history="1" r:id="rIdgcpugmscosdt1siwcseov">
               <w:r>
                 <w:rPr>
                   <w:rFonts w:ascii="Arial" w:cs="Arial" w:eastAsia="Arial" w:hAnsi="Arial"/>
@@ -19234,7 +19234,7 @@
             <w:pPr>
               <w:spacing w:after="20" w:before="0"/>
             </w:pPr>
-            <w:hyperlink w:history="1" r:id="rId1wo5dicgkpfiabpz2_gtj">
+            <w:hyperlink w:history="1" r:id="rIdxnzqv2etfsc-lqazc9lzz">
               <w:r>
                 <w:rPr>
                   <w:rFonts w:ascii="Arial" w:cs="Arial" w:eastAsia="Arial" w:hAnsi="Arial"/>
@@ -19267,7 +19267,7 @@
               <w:spacing w:after="10" w:before="0"/>
               <w:ind w:left="120"/>
             </w:pPr>
-            <w:hyperlink w:history="1" r:id="rId6prpbb-yn2i7p7hgc1tay">
+            <w:hyperlink w:history="1" r:id="rIdixgd1irniukooshd6zyke">
               <w:r>
                 <w:rPr>
                   <w:rFonts w:ascii="Arial" w:cs="Arial" w:eastAsia="Arial" w:hAnsi="Arial"/>
@@ -19312,7 +19312,7 @@
             <w:pPr>
               <w:spacing w:after="20" w:before="0"/>
             </w:pPr>
-            <w:hyperlink w:history="1" r:id="rIdc9fv_9qfyabtsm4em69nc">
+            <w:hyperlink w:history="1" r:id="rIdew5buko84abh0zz0zbd52">
               <w:r>
                 <w:rPr>
                   <w:rFonts w:ascii="Arial" w:cs="Arial" w:eastAsia="Arial" w:hAnsi="Arial"/>
@@ -19345,7 +19345,7 @@
               <w:spacing w:after="10" w:before="0"/>
               <w:ind w:left="120"/>
             </w:pPr>
-            <w:hyperlink w:history="1" r:id="rIdzmhf_pfwftedktvjmnsif">
+            <w:hyperlink w:history="1" r:id="rId0dmcz_-mnl0i7aprkzmfc">
               <w:r>
                 <w:rPr>
                   <w:rFonts w:ascii="Arial" w:cs="Arial" w:eastAsia="Arial" w:hAnsi="Arial"/>
@@ -19540,7 +19540,7 @@
             <w:pPr>
               <w:spacing w:after="20" w:before="0"/>
             </w:pPr>
-            <w:hyperlink w:history="1" r:id="rIdx61epmu-tfnlbco_aop5y">
+            <w:hyperlink w:history="1" r:id="rIdg0zw9gao184-nqzol5rwv">
               <w:r>
                 <w:rPr>
                   <w:rFonts w:ascii="Arial" w:cs="Arial" w:eastAsia="Arial" w:hAnsi="Arial"/>
@@ -19573,7 +19573,7 @@
               <w:spacing w:after="10" w:before="0"/>
               <w:ind w:left="120"/>
             </w:pPr>
-            <w:hyperlink w:history="1" r:id="rIdgha1pokqm_rbti-7fxpnp">
+            <w:hyperlink w:history="1" r:id="rIdobvuydoian3ifehkmhcd6">
               <w:r>
                 <w:rPr>
                   <w:rFonts w:ascii="Arial" w:cs="Arial" w:eastAsia="Arial" w:hAnsi="Arial"/>
@@ -19618,7 +19618,7 @@
             <w:pPr>
               <w:spacing w:after="20" w:before="0"/>
             </w:pPr>
-            <w:hyperlink w:history="1" r:id="rId4ggzdta4jwvnkw-wohqo4">
+            <w:hyperlink w:history="1" r:id="rIdrcpzvpv2zl2e4lqwbnos9">
               <w:r>
                 <w:rPr>
                   <w:rFonts w:ascii="Arial" w:cs="Arial" w:eastAsia="Arial" w:hAnsi="Arial"/>
@@ -19651,7 +19651,7 @@
               <w:spacing w:after="10" w:before="0"/>
               <w:ind w:left="120"/>
             </w:pPr>
-            <w:hyperlink w:history="1" r:id="rIdsilcqc8_or49_gjoxj60o">
+            <w:hyperlink w:history="1" r:id="rId5hjhlxbvgii6y3iwdmz8h">
               <w:r>
                 <w:rPr>
                   <w:rFonts w:ascii="Arial" w:cs="Arial" w:eastAsia="Arial" w:hAnsi="Arial"/>
@@ -19846,7 +19846,7 @@
             <w:pPr>
               <w:spacing w:after="20" w:before="0"/>
             </w:pPr>
-            <w:hyperlink w:history="1" r:id="rIdw1trg5jnkqmrowp9lerul">
+            <w:hyperlink w:history="1" r:id="rIds2dtej9lxtbc1xda07xys">
               <w:r>
                 <w:rPr>
                   <w:rFonts w:ascii="Arial" w:cs="Arial" w:eastAsia="Arial" w:hAnsi="Arial"/>
@@ -19879,7 +19879,7 @@
               <w:spacing w:after="10" w:before="0"/>
               <w:ind w:left="120"/>
             </w:pPr>
-            <w:hyperlink w:history="1" r:id="rIdji-5u04-qnonmv5kpb7h9">
+            <w:hyperlink w:history="1" r:id="rIdyltzurxvzao74t6cbrjrl">
               <w:r>
                 <w:rPr>
                   <w:rFonts w:ascii="Arial" w:cs="Arial" w:eastAsia="Arial" w:hAnsi="Arial"/>
@@ -19924,7 +19924,7 @@
             <w:pPr>
               <w:spacing w:after="20" w:before="0"/>
             </w:pPr>
-            <w:hyperlink w:history="1" r:id="rIdcdasfqzfm-ecdmy38v9ru">
+            <w:hyperlink w:history="1" r:id="rIdkg9matjouvp3smdjkvusb">
               <w:r>
                 <w:rPr>
                   <w:rFonts w:ascii="Arial" w:cs="Arial" w:eastAsia="Arial" w:hAnsi="Arial"/>
@@ -19957,7 +19957,7 @@
               <w:spacing w:after="10" w:before="0"/>
               <w:ind w:left="120"/>
             </w:pPr>
-            <w:hyperlink w:history="1" r:id="rIdfo-2hzmtl8i0sgwthazlg">
+            <w:hyperlink w:history="1" r:id="rIdgy-bwvdgl3y_vmmgs3mfd">
               <w:r>
                 <w:rPr>
                   <w:rFonts w:ascii="Arial" w:cs="Arial" w:eastAsia="Arial" w:hAnsi="Arial"/>
@@ -20152,7 +20152,7 @@
             <w:pPr>
               <w:spacing w:after="20" w:before="0"/>
             </w:pPr>
-            <w:hyperlink w:history="1" r:id="rIdtmr6p6f7d1ir1uov96xez">
+            <w:hyperlink w:history="1" r:id="rIdrsyndjidkkc6--n-sul-i">
               <w:r>
                 <w:rPr>
                   <w:rFonts w:ascii="Arial" w:cs="Arial" w:eastAsia="Arial" w:hAnsi="Arial"/>
@@ -20185,7 +20185,7 @@
               <w:spacing w:after="10" w:before="0"/>
               <w:ind w:left="120"/>
             </w:pPr>
-            <w:hyperlink w:history="1" r:id="rIdhnyczxquv8pejxafhhzea">
+            <w:hyperlink w:history="1" r:id="rIdxitkk_dnacrjrmqpqw8ju">
               <w:r>
                 <w:rPr>
                   <w:rFonts w:ascii="Arial" w:cs="Arial" w:eastAsia="Arial" w:hAnsi="Arial"/>
@@ -20230,7 +20230,7 @@
             <w:pPr>
               <w:spacing w:after="20" w:before="0"/>
             </w:pPr>
-            <w:hyperlink w:history="1" r:id="rIdivv2wrw-al8mwscrcjvdr">
+            <w:hyperlink w:history="1" r:id="rIdqbqpmxo2qldviydzsfyhi">
               <w:r>
                 <w:rPr>
                   <w:rFonts w:ascii="Arial" w:cs="Arial" w:eastAsia="Arial" w:hAnsi="Arial"/>
@@ -20263,7 +20263,7 @@
               <w:spacing w:after="10" w:before="0"/>
               <w:ind w:left="120"/>
             </w:pPr>
-            <w:hyperlink w:history="1" r:id="rIdr1bq39_ftoftdhzvc9-lw">
+            <w:hyperlink w:history="1" r:id="rIdglkvrta84a2szptqvarr0">
               <w:r>
                 <w:rPr>
                   <w:rFonts w:ascii="Arial" w:cs="Arial" w:eastAsia="Arial" w:hAnsi="Arial"/>
@@ -21750,7 +21750,7 @@
             <w:pPr>
               <w:spacing w:after="20" w:before="0"/>
             </w:pPr>
-            <w:hyperlink w:history="1" r:id="rIdehbikekhvbksa2paog24-">
+            <w:hyperlink w:history="1" r:id="rIdla_6mzeu82kf3rnqyyidw">
               <w:r>
                 <w:rPr>
                   <w:rFonts w:ascii="Arial" w:cs="Arial" w:eastAsia="Arial" w:hAnsi="Arial"/>
@@ -21783,7 +21783,7 @@
               <w:spacing w:after="10" w:before="0"/>
               <w:ind w:left="120"/>
             </w:pPr>
-            <w:hyperlink w:history="1" r:id="rId3ay4us-ta2chcjhgebtkw">
+            <w:hyperlink w:history="1" r:id="rIdxhmryd9vsl1d6xp689xsi">
               <w:r>
                 <w:rPr>
                   <w:rFonts w:ascii="Arial" w:cs="Arial" w:eastAsia="Arial" w:hAnsi="Arial"/>
@@ -21828,7 +21828,7 @@
             <w:pPr>
               <w:spacing w:after="20" w:before="0"/>
             </w:pPr>
-            <w:hyperlink w:history="1" r:id="rId-7e-lcurs4hloik4dfcyv">
+            <w:hyperlink w:history="1" r:id="rIdreurknmemhiemotfxua6w">
               <w:r>
                 <w:rPr>
                   <w:rFonts w:ascii="Arial" w:cs="Arial" w:eastAsia="Arial" w:hAnsi="Arial"/>
@@ -21861,7 +21861,7 @@
               <w:spacing w:after="10" w:before="0"/>
               <w:ind w:left="120"/>
             </w:pPr>
-            <w:hyperlink w:history="1" r:id="rIdwqphxwkrpivox0bes5gvy">
+            <w:hyperlink w:history="1" r:id="rId8udc0xqq8us7ddsg5f6wp">
               <w:r>
                 <w:rPr>
                   <w:rFonts w:ascii="Arial" w:cs="Arial" w:eastAsia="Arial" w:hAnsi="Arial"/>
@@ -22056,7 +22056,7 @@
             <w:pPr>
               <w:spacing w:after="20" w:before="0"/>
             </w:pPr>
-            <w:hyperlink w:history="1" r:id="rIdhdspno55tiggvsw66uck5">
+            <w:hyperlink w:history="1" r:id="rId7hg4s_zb7e1is3mgs_tt4">
               <w:r>
                 <w:rPr>
                   <w:rFonts w:ascii="Arial" w:cs="Arial" w:eastAsia="Arial" w:hAnsi="Arial"/>
@@ -22089,7 +22089,7 @@
               <w:spacing w:after="10" w:before="0"/>
               <w:ind w:left="120"/>
             </w:pPr>
-            <w:hyperlink w:history="1" r:id="rIdlaw6bqdovyozmkukezloq">
+            <w:hyperlink w:history="1" r:id="rIdi8eygoez2ydjrrgumuokh">
               <w:r>
                 <w:rPr>
                   <w:rFonts w:ascii="Arial" w:cs="Arial" w:eastAsia="Arial" w:hAnsi="Arial"/>
@@ -22134,7 +22134,7 @@
             <w:pPr>
               <w:spacing w:after="20" w:before="0"/>
             </w:pPr>
-            <w:hyperlink w:history="1" r:id="rId4_cmmbhahagciafjmjttp">
+            <w:hyperlink w:history="1" r:id="rIdhv4yulaa0cyg_2h-fkeok">
               <w:r>
                 <w:rPr>
                   <w:rFonts w:ascii="Arial" w:cs="Arial" w:eastAsia="Arial" w:hAnsi="Arial"/>
@@ -22167,7 +22167,7 @@
               <w:spacing w:after="10" w:before="0"/>
               <w:ind w:left="120"/>
             </w:pPr>
-            <w:hyperlink w:history="1" r:id="rId3elyfoxbabpq3wsxwpmhs">
+            <w:hyperlink w:history="1" r:id="rIdt7xp964vqk_zk-ykskd15">
               <w:r>
                 <w:rPr>
                   <w:rFonts w:ascii="Arial" w:cs="Arial" w:eastAsia="Arial" w:hAnsi="Arial"/>
@@ -22362,7 +22362,7 @@
             <w:pPr>
               <w:spacing w:after="20" w:before="0"/>
             </w:pPr>
-            <w:hyperlink w:history="1" r:id="rIdhrgkumqrwbogiroqtzbpc">
+            <w:hyperlink w:history="1" r:id="rIdprw3hrry7wi7dav_zlvjx">
               <w:r>
                 <w:rPr>
                   <w:rFonts w:ascii="Arial" w:cs="Arial" w:eastAsia="Arial" w:hAnsi="Arial"/>
@@ -22395,7 +22395,7 @@
               <w:spacing w:after="10" w:before="0"/>
               <w:ind w:left="120"/>
             </w:pPr>
-            <w:hyperlink w:history="1" r:id="rIdjwxtevdjwmtb0-nhmxmle">
+            <w:hyperlink w:history="1" r:id="rId8jzupet-pkqsttinng0ai">
               <w:r>
                 <w:rPr>
                   <w:rFonts w:ascii="Arial" w:cs="Arial" w:eastAsia="Arial" w:hAnsi="Arial"/>
@@ -22440,7 +22440,7 @@
             <w:pPr>
               <w:spacing w:after="20" w:before="0"/>
             </w:pPr>
-            <w:hyperlink w:history="1" r:id="rIddylorllk1kobmoet1aqtn">
+            <w:hyperlink w:history="1" r:id="rIdg-o7upzi359peiptnq1op">
               <w:r>
                 <w:rPr>
                   <w:rFonts w:ascii="Arial" w:cs="Arial" w:eastAsia="Arial" w:hAnsi="Arial"/>
@@ -22473,7 +22473,7 @@
               <w:spacing w:after="10" w:before="0"/>
               <w:ind w:left="120"/>
             </w:pPr>
-            <w:hyperlink w:history="1" r:id="rId6hiivqeuadshnnzsu8xpr">
+            <w:hyperlink w:history="1" r:id="rIdxohuoo1dw6byiyftj9y_g">
               <w:r>
                 <w:rPr>
                   <w:rFonts w:ascii="Arial" w:cs="Arial" w:eastAsia="Arial" w:hAnsi="Arial"/>
@@ -22668,7 +22668,7 @@
             <w:pPr>
               <w:spacing w:after="20" w:before="0"/>
             </w:pPr>
-            <w:hyperlink w:history="1" r:id="rIdseiuurhyrzgmh0dllwmr0">
+            <w:hyperlink w:history="1" r:id="rIdbzaejn9nqragavscpjvtg">
               <w:r>
                 <w:rPr>
                   <w:rFonts w:ascii="Arial" w:cs="Arial" w:eastAsia="Arial" w:hAnsi="Arial"/>
@@ -22701,7 +22701,7 @@
               <w:spacing w:after="10" w:before="0"/>
               <w:ind w:left="120"/>
             </w:pPr>
-            <w:hyperlink w:history="1" r:id="rId1kc2mvapzvyyxssrfmti5">
+            <w:hyperlink w:history="1" r:id="rIdktpt71rj1mbyzs1cxfzs5">
               <w:r>
                 <w:rPr>
                   <w:rFonts w:ascii="Arial" w:cs="Arial" w:eastAsia="Arial" w:hAnsi="Arial"/>
@@ -22746,7 +22746,7 @@
             <w:pPr>
               <w:spacing w:after="20" w:before="0"/>
             </w:pPr>
-            <w:hyperlink w:history="1" r:id="rIdfx9xqgg5inwbvuostew0k">
+            <w:hyperlink w:history="1" r:id="rIdfijwauuf5wuoxrpks3sle">
               <w:r>
                 <w:rPr>
                   <w:rFonts w:ascii="Arial" w:cs="Arial" w:eastAsia="Arial" w:hAnsi="Arial"/>
@@ -22779,7 +22779,7 @@
               <w:spacing w:after="10" w:before="0"/>
               <w:ind w:left="120"/>
             </w:pPr>
-            <w:hyperlink w:history="1" r:id="rIdsut_sbhqei98bwqtg2azx">
+            <w:hyperlink w:history="1" r:id="rIdxl1ordpyr04pvwsjoiakh">
               <w:r>
                 <w:rPr>
                   <w:rFonts w:ascii="Arial" w:cs="Arial" w:eastAsia="Arial" w:hAnsi="Arial"/>
@@ -22974,7 +22974,7 @@
             <w:pPr>
               <w:spacing w:after="20" w:before="0"/>
             </w:pPr>
-            <w:hyperlink w:history="1" r:id="rIddzmggiurfl_zlbekga1fa">
+            <w:hyperlink w:history="1" r:id="rIdfpzoy2yke982kgagc0z8s">
               <w:r>
                 <w:rPr>
                   <w:rFonts w:ascii="Arial" w:cs="Arial" w:eastAsia="Arial" w:hAnsi="Arial"/>
@@ -23007,7 +23007,7 @@
               <w:spacing w:after="10" w:before="0"/>
               <w:ind w:left="120"/>
             </w:pPr>
-            <w:hyperlink w:history="1" r:id="rId6xxoltyo6caulw3hxt0y8">
+            <w:hyperlink w:history="1" r:id="rIdigfg9ilkc680shrh_o_xk">
               <w:r>
                 <w:rPr>
                   <w:rFonts w:ascii="Arial" w:cs="Arial" w:eastAsia="Arial" w:hAnsi="Arial"/>
@@ -23052,7 +23052,7 @@
             <w:pPr>
               <w:spacing w:after="20" w:before="0"/>
             </w:pPr>
-            <w:hyperlink w:history="1" r:id="rIdpnpvhok_1ip1pqfdee5oq">
+            <w:hyperlink w:history="1" r:id="rIddd3ailvc8obbyir-cincx">
               <w:r>
                 <w:rPr>
                   <w:rFonts w:ascii="Arial" w:cs="Arial" w:eastAsia="Arial" w:hAnsi="Arial"/>
@@ -23085,7 +23085,7 @@
               <w:spacing w:after="10" w:before="0"/>
               <w:ind w:left="120"/>
             </w:pPr>
-            <w:hyperlink w:history="1" r:id="rId0hhtmzbqileiqxbpjlujo">
+            <w:hyperlink w:history="1" r:id="rIdgxyyydsmb256q9zeh4amt">
               <w:r>
                 <w:rPr>
                   <w:rFonts w:ascii="Arial" w:cs="Arial" w:eastAsia="Arial" w:hAnsi="Arial"/>

--- a/data/outputs/v2/Chemistry/SS1.5_Periodicity/Chemistry_Periodicity_CBE_LessonSequence.docx
+++ b/data/outputs/v2/Chemistry/SS1.5_Periodicity/Chemistry_Periodicity_CBE_LessonSequence.docx
@@ -3184,7 +3184,7 @@
             <w:pPr>
               <w:spacing w:after="20" w:before="0"/>
             </w:pPr>
-            <w:hyperlink w:history="1" r:id="rIdxrvqxlxcpzn6xlxvpoytm">
+            <w:hyperlink w:history="1" r:id="rIdiefcvpgibkjnbgmaiswnr">
               <w:r>
                 <w:rPr>
                   <w:rFonts w:ascii="Arial" w:cs="Arial" w:eastAsia="Arial" w:hAnsi="Arial"/>
@@ -3217,7 +3217,7 @@
               <w:spacing w:after="10" w:before="0"/>
               <w:ind w:left="120"/>
             </w:pPr>
-            <w:hyperlink w:history="1" r:id="rId8yqzql3z4tl_ahs-lcy3r">
+            <w:hyperlink w:history="1" r:id="rIdf25q-ijfbdcdxcr4599er">
               <w:r>
                 <w:rPr>
                   <w:rFonts w:ascii="Arial" w:cs="Arial" w:eastAsia="Arial" w:hAnsi="Arial"/>
@@ -3262,7 +3262,7 @@
             <w:pPr>
               <w:spacing w:after="20" w:before="0"/>
             </w:pPr>
-            <w:hyperlink w:history="1" r:id="rIdgugfodqeqgm4ylyrctz6z">
+            <w:hyperlink w:history="1" r:id="rIdwj_-mxwtwhrv50g33ngt7">
               <w:r>
                 <w:rPr>
                   <w:rFonts w:ascii="Arial" w:cs="Arial" w:eastAsia="Arial" w:hAnsi="Arial"/>
@@ -3295,7 +3295,7 @@
               <w:spacing w:after="10" w:before="0"/>
               <w:ind w:left="120"/>
             </w:pPr>
-            <w:hyperlink w:history="1" r:id="rIdcfv_emvodwqdha67jzp6h">
+            <w:hyperlink w:history="1" r:id="rIdm2op-byhgzmv7r3twep77">
               <w:r>
                 <w:rPr>
                   <w:rFonts w:ascii="Arial" w:cs="Arial" w:eastAsia="Arial" w:hAnsi="Arial"/>
@@ -3490,7 +3490,7 @@
             <w:pPr>
               <w:spacing w:after="20" w:before="0"/>
             </w:pPr>
-            <w:hyperlink w:history="1" r:id="rIdglrbqdsl1jdrykaupzptk">
+            <w:hyperlink w:history="1" r:id="rIdiqzkf1alo2jkuagxilvkw">
               <w:r>
                 <w:rPr>
                   <w:rFonts w:ascii="Arial" w:cs="Arial" w:eastAsia="Arial" w:hAnsi="Arial"/>
@@ -3523,7 +3523,7 @@
               <w:spacing w:after="10" w:before="0"/>
               <w:ind w:left="120"/>
             </w:pPr>
-            <w:hyperlink w:history="1" r:id="rIdlffdpy9z7xyw1rxqmlrva">
+            <w:hyperlink w:history="1" r:id="rIdvh32oxrxchv-lc18wnl3u">
               <w:r>
                 <w:rPr>
                   <w:rFonts w:ascii="Arial" w:cs="Arial" w:eastAsia="Arial" w:hAnsi="Arial"/>
@@ -3568,7 +3568,7 @@
             <w:pPr>
               <w:spacing w:after="20" w:before="0"/>
             </w:pPr>
-            <w:hyperlink w:history="1" r:id="rIdntbum2pw_l7h4goc3korr">
+            <w:hyperlink w:history="1" r:id="rIds6z1kirmzskitjmyfkez0">
               <w:r>
                 <w:rPr>
                   <w:rFonts w:ascii="Arial" w:cs="Arial" w:eastAsia="Arial" w:hAnsi="Arial"/>
@@ -3601,7 +3601,7 @@
               <w:spacing w:after="10" w:before="0"/>
               <w:ind w:left="120"/>
             </w:pPr>
-            <w:hyperlink w:history="1" r:id="rIdc-oddb0c9dhhbaavylkii">
+            <w:hyperlink w:history="1" r:id="rIdbc4v7ivjiych9lz687tzc">
               <w:r>
                 <w:rPr>
                   <w:rFonts w:ascii="Arial" w:cs="Arial" w:eastAsia="Arial" w:hAnsi="Arial"/>
@@ -3796,7 +3796,7 @@
             <w:pPr>
               <w:spacing w:after="20" w:before="0"/>
             </w:pPr>
-            <w:hyperlink w:history="1" r:id="rIdq5obnn4sogegg52amwx1q">
+            <w:hyperlink w:history="1" r:id="rIdeq1brtpz7a8xck_tzou3z">
               <w:r>
                 <w:rPr>
                   <w:rFonts w:ascii="Arial" w:cs="Arial" w:eastAsia="Arial" w:hAnsi="Arial"/>
@@ -3829,7 +3829,7 @@
               <w:spacing w:after="10" w:before="0"/>
               <w:ind w:left="120"/>
             </w:pPr>
-            <w:hyperlink w:history="1" r:id="rId6i7njbw7pj3lysjabp-zg">
+            <w:hyperlink w:history="1" r:id="rIdpo0vfalgkjiejn0qv_5a3">
               <w:r>
                 <w:rPr>
                   <w:rFonts w:ascii="Arial" w:cs="Arial" w:eastAsia="Arial" w:hAnsi="Arial"/>
@@ -3874,7 +3874,7 @@
             <w:pPr>
               <w:spacing w:after="20" w:before="0"/>
             </w:pPr>
-            <w:hyperlink w:history="1" r:id="rIdr6doj4tidfjjuxw_oivgk">
+            <w:hyperlink w:history="1" r:id="rId0xhjbmwzh3yi-kcefd20o">
               <w:r>
                 <w:rPr>
                   <w:rFonts w:ascii="Arial" w:cs="Arial" w:eastAsia="Arial" w:hAnsi="Arial"/>
@@ -3907,7 +3907,7 @@
               <w:spacing w:after="10" w:before="0"/>
               <w:ind w:left="120"/>
             </w:pPr>
-            <w:hyperlink w:history="1" r:id="rId0mketwcptanmczpheds9s">
+            <w:hyperlink w:history="1" r:id="rIdll3rdglndq0r2lzegrptv">
               <w:r>
                 <w:rPr>
                   <w:rFonts w:ascii="Arial" w:cs="Arial" w:eastAsia="Arial" w:hAnsi="Arial"/>
@@ -4102,7 +4102,7 @@
             <w:pPr>
               <w:spacing w:after="20" w:before="0"/>
             </w:pPr>
-            <w:hyperlink w:history="1" r:id="rIdhrx90emj5puuqu2hnv39o">
+            <w:hyperlink w:history="1" r:id="rIdvvcellieps7lvz0kzhtax">
               <w:r>
                 <w:rPr>
                   <w:rFonts w:ascii="Arial" w:cs="Arial" w:eastAsia="Arial" w:hAnsi="Arial"/>
@@ -4135,7 +4135,7 @@
               <w:spacing w:after="10" w:before="0"/>
               <w:ind w:left="120"/>
             </w:pPr>
-            <w:hyperlink w:history="1" r:id="rIdh4b22elabofbviaj61dcr">
+            <w:hyperlink w:history="1" r:id="rIdnkerm8lyz3psoz00bz6ev">
               <w:r>
                 <w:rPr>
                   <w:rFonts w:ascii="Arial" w:cs="Arial" w:eastAsia="Arial" w:hAnsi="Arial"/>
@@ -4180,7 +4180,7 @@
             <w:pPr>
               <w:spacing w:after="20" w:before="0"/>
             </w:pPr>
-            <w:hyperlink w:history="1" r:id="rId9xbq4yzqley-szqc_3ogd">
+            <w:hyperlink w:history="1" r:id="rId925pg19w2u_c8dzi3jvgu">
               <w:r>
                 <w:rPr>
                   <w:rFonts w:ascii="Arial" w:cs="Arial" w:eastAsia="Arial" w:hAnsi="Arial"/>
@@ -4213,7 +4213,7 @@
               <w:spacing w:after="10" w:before="0"/>
               <w:ind w:left="120"/>
             </w:pPr>
-            <w:hyperlink w:history="1" r:id="rIdnj6qnswusqenn8o1kuqnq">
+            <w:hyperlink w:history="1" r:id="rIdiq_ord24azxkk_jn5i6vq">
               <w:r>
                 <w:rPr>
                   <w:rFonts w:ascii="Arial" w:cs="Arial" w:eastAsia="Arial" w:hAnsi="Arial"/>
@@ -4408,7 +4408,7 @@
             <w:pPr>
               <w:spacing w:after="20" w:before="0"/>
             </w:pPr>
-            <w:hyperlink w:history="1" r:id="rIdoyydztt0a4gfob5ehszmo">
+            <w:hyperlink w:history="1" r:id="rIdrgu3rkdgk5qmeiz8xeekc">
               <w:r>
                 <w:rPr>
                   <w:rFonts w:ascii="Arial" w:cs="Arial" w:eastAsia="Arial" w:hAnsi="Arial"/>
@@ -4441,7 +4441,7 @@
               <w:spacing w:after="10" w:before="0"/>
               <w:ind w:left="120"/>
             </w:pPr>
-            <w:hyperlink w:history="1" r:id="rIdxb5-elbq6x--mifuroamy">
+            <w:hyperlink w:history="1" r:id="rIdzytzagutm23jvuqavh7ub">
               <w:r>
                 <w:rPr>
                   <w:rFonts w:ascii="Arial" w:cs="Arial" w:eastAsia="Arial" w:hAnsi="Arial"/>
@@ -4486,7 +4486,7 @@
             <w:pPr>
               <w:spacing w:after="20" w:before="0"/>
             </w:pPr>
-            <w:hyperlink w:history="1" r:id="rIdsn-ql5fzo-ynqyqcomm4s">
+            <w:hyperlink w:history="1" r:id="rIdjzz9kib69du9r8an7ubs4">
               <w:r>
                 <w:rPr>
                   <w:rFonts w:ascii="Arial" w:cs="Arial" w:eastAsia="Arial" w:hAnsi="Arial"/>
@@ -4519,7 +4519,7 @@
               <w:spacing w:after="10" w:before="0"/>
               <w:ind w:left="120"/>
             </w:pPr>
-            <w:hyperlink w:history="1" r:id="rIdox0vo13ogvqgm_bhtkpmd">
+            <w:hyperlink w:history="1" r:id="rIdnyybgmb1zgvuxbtiemn6q">
               <w:r>
                 <w:rPr>
                   <w:rFonts w:ascii="Arial" w:cs="Arial" w:eastAsia="Arial" w:hAnsi="Arial"/>
@@ -6006,7 +6006,7 @@
             <w:pPr>
               <w:spacing w:after="20" w:before="0"/>
             </w:pPr>
-            <w:hyperlink w:history="1" r:id="rId6nvvftukreb53sgfebxqd">
+            <w:hyperlink w:history="1" r:id="rIdb2asxhddsmc_ngstznjoh">
               <w:r>
                 <w:rPr>
                   <w:rFonts w:ascii="Arial" w:cs="Arial" w:eastAsia="Arial" w:hAnsi="Arial"/>
@@ -6039,7 +6039,7 @@
               <w:spacing w:after="10" w:before="0"/>
               <w:ind w:left="120"/>
             </w:pPr>
-            <w:hyperlink w:history="1" r:id="rIdmknxarmzt8mk-qzoy9yrj">
+            <w:hyperlink w:history="1" r:id="rId_ksx5arbo5gvwrdt-3giz">
               <w:r>
                 <w:rPr>
                   <w:rFonts w:ascii="Arial" w:cs="Arial" w:eastAsia="Arial" w:hAnsi="Arial"/>
@@ -6084,7 +6084,7 @@
             <w:pPr>
               <w:spacing w:after="20" w:before="0"/>
             </w:pPr>
-            <w:hyperlink w:history="1" r:id="rIdpoxmthbadl5awrj-g2kel">
+            <w:hyperlink w:history="1" r:id="rIdezgp8uv6u6shi0-686ili">
               <w:r>
                 <w:rPr>
                   <w:rFonts w:ascii="Arial" w:cs="Arial" w:eastAsia="Arial" w:hAnsi="Arial"/>
@@ -6117,7 +6117,7 @@
               <w:spacing w:after="10" w:before="0"/>
               <w:ind w:left="120"/>
             </w:pPr>
-            <w:hyperlink w:history="1" r:id="rId2c8kn8b1s6czpj6z72m5d">
+            <w:hyperlink w:history="1" r:id="rId3zqz2vk-yogsstrzg-lrz">
               <w:r>
                 <w:rPr>
                   <w:rFonts w:ascii="Arial" w:cs="Arial" w:eastAsia="Arial" w:hAnsi="Arial"/>
@@ -6312,7 +6312,7 @@
             <w:pPr>
               <w:spacing w:after="20" w:before="0"/>
             </w:pPr>
-            <w:hyperlink w:history="1" r:id="rId5mgx96tv2jekavttfsipe">
+            <w:hyperlink w:history="1" r:id="rId5xel59rev6pag1dfqfmyk">
               <w:r>
                 <w:rPr>
                   <w:rFonts w:ascii="Arial" w:cs="Arial" w:eastAsia="Arial" w:hAnsi="Arial"/>
@@ -6345,7 +6345,7 @@
               <w:spacing w:after="10" w:before="0"/>
               <w:ind w:left="120"/>
             </w:pPr>
-            <w:hyperlink w:history="1" r:id="rIdemt8fqth9m4pw9rgexxnp">
+            <w:hyperlink w:history="1" r:id="rIdn5hlodgilgg4emqagdnaj">
               <w:r>
                 <w:rPr>
                   <w:rFonts w:ascii="Arial" w:cs="Arial" w:eastAsia="Arial" w:hAnsi="Arial"/>
@@ -6390,7 +6390,7 @@
             <w:pPr>
               <w:spacing w:after="20" w:before="0"/>
             </w:pPr>
-            <w:hyperlink w:history="1" r:id="rIdaqjvmtyrmefu8u1bcqtxi">
+            <w:hyperlink w:history="1" r:id="rIdmryrfnix6iukz5npkf28j">
               <w:r>
                 <w:rPr>
                   <w:rFonts w:ascii="Arial" w:cs="Arial" w:eastAsia="Arial" w:hAnsi="Arial"/>
@@ -6423,7 +6423,7 @@
               <w:spacing w:after="10" w:before="0"/>
               <w:ind w:left="120"/>
             </w:pPr>
-            <w:hyperlink w:history="1" r:id="rIdnp4zud1gnjmvehhgxgelh">
+            <w:hyperlink w:history="1" r:id="rIdstdrvedbqctecabkq_r7c">
               <w:r>
                 <w:rPr>
                   <w:rFonts w:ascii="Arial" w:cs="Arial" w:eastAsia="Arial" w:hAnsi="Arial"/>
@@ -6618,7 +6618,7 @@
             <w:pPr>
               <w:spacing w:after="20" w:before="0"/>
             </w:pPr>
-            <w:hyperlink w:history="1" r:id="rIdx-8lk9lwjloiqaceg1nun">
+            <w:hyperlink w:history="1" r:id="rIdooxnp-fmlcl-a3dqulmvq">
               <w:r>
                 <w:rPr>
                   <w:rFonts w:ascii="Arial" w:cs="Arial" w:eastAsia="Arial" w:hAnsi="Arial"/>
@@ -6651,7 +6651,7 @@
               <w:spacing w:after="10" w:before="0"/>
               <w:ind w:left="120"/>
             </w:pPr>
-            <w:hyperlink w:history="1" r:id="rIdxj_f7cosf5y4k6wvsypc9">
+            <w:hyperlink w:history="1" r:id="rId-ai0an1h7nhvnex7eo6gp">
               <w:r>
                 <w:rPr>
                   <w:rFonts w:ascii="Arial" w:cs="Arial" w:eastAsia="Arial" w:hAnsi="Arial"/>
@@ -6696,7 +6696,7 @@
             <w:pPr>
               <w:spacing w:after="20" w:before="0"/>
             </w:pPr>
-            <w:hyperlink w:history="1" r:id="rIdaq55i1e7zzqivftavbvls">
+            <w:hyperlink w:history="1" r:id="rId-jkzyf9fjtm3d2qkz3df5">
               <w:r>
                 <w:rPr>
                   <w:rFonts w:ascii="Arial" w:cs="Arial" w:eastAsia="Arial" w:hAnsi="Arial"/>
@@ -6729,7 +6729,7 @@
               <w:spacing w:after="10" w:before="0"/>
               <w:ind w:left="120"/>
             </w:pPr>
-            <w:hyperlink w:history="1" r:id="rIdxf4-a3g50vkzr-fkhigu5">
+            <w:hyperlink w:history="1" r:id="rIdtimjadxwrffmcp2ptjapz">
               <w:r>
                 <w:rPr>
                   <w:rFonts w:ascii="Arial" w:cs="Arial" w:eastAsia="Arial" w:hAnsi="Arial"/>
@@ -6924,7 +6924,7 @@
             <w:pPr>
               <w:spacing w:after="20" w:before="0"/>
             </w:pPr>
-            <w:hyperlink w:history="1" r:id="rId67_984wyv_e8f_3lhvs05">
+            <w:hyperlink w:history="1" r:id="rIdp7xu-8si7fnvazvt-tznz">
               <w:r>
                 <w:rPr>
                   <w:rFonts w:ascii="Arial" w:cs="Arial" w:eastAsia="Arial" w:hAnsi="Arial"/>
@@ -6957,7 +6957,7 @@
               <w:spacing w:after="10" w:before="0"/>
               <w:ind w:left="120"/>
             </w:pPr>
-            <w:hyperlink w:history="1" r:id="rIdhnoxyxdbeecnde-bljvys">
+            <w:hyperlink w:history="1" r:id="rId9mpi1uzj-wajpbe0yt4th">
               <w:r>
                 <w:rPr>
                   <w:rFonts w:ascii="Arial" w:cs="Arial" w:eastAsia="Arial" w:hAnsi="Arial"/>
@@ -7002,7 +7002,7 @@
             <w:pPr>
               <w:spacing w:after="20" w:before="0"/>
             </w:pPr>
-            <w:hyperlink w:history="1" r:id="rId-ugoroub3qws6-g7erh-r">
+            <w:hyperlink w:history="1" r:id="rIdxrxedoggil29ehslenjib">
               <w:r>
                 <w:rPr>
                   <w:rFonts w:ascii="Arial" w:cs="Arial" w:eastAsia="Arial" w:hAnsi="Arial"/>
@@ -7035,7 +7035,7 @@
               <w:spacing w:after="10" w:before="0"/>
               <w:ind w:left="120"/>
             </w:pPr>
-            <w:hyperlink w:history="1" r:id="rIddixxbpe79zavayhogwtto">
+            <w:hyperlink w:history="1" r:id="rIdtl5wwrxzkov0mhu1t9x1t">
               <w:r>
                 <w:rPr>
                   <w:rFonts w:ascii="Arial" w:cs="Arial" w:eastAsia="Arial" w:hAnsi="Arial"/>
@@ -7230,7 +7230,7 @@
             <w:pPr>
               <w:spacing w:after="20" w:before="0"/>
             </w:pPr>
-            <w:hyperlink w:history="1" r:id="rIdgj1bbobeadtcvsyomo_bx">
+            <w:hyperlink w:history="1" r:id="rIdp0nzfd-nnv21fa8vdgow7">
               <w:r>
                 <w:rPr>
                   <w:rFonts w:ascii="Arial" w:cs="Arial" w:eastAsia="Arial" w:hAnsi="Arial"/>
@@ -7263,7 +7263,7 @@
               <w:spacing w:after="10" w:before="0"/>
               <w:ind w:left="120"/>
             </w:pPr>
-            <w:hyperlink w:history="1" r:id="rIdj62feywricnex4ddqwe7t">
+            <w:hyperlink w:history="1" r:id="rIdkd0_xjhccllcnr2reey7k">
               <w:r>
                 <w:rPr>
                   <w:rFonts w:ascii="Arial" w:cs="Arial" w:eastAsia="Arial" w:hAnsi="Arial"/>
@@ -7308,7 +7308,7 @@
             <w:pPr>
               <w:spacing w:after="20" w:before="0"/>
             </w:pPr>
-            <w:hyperlink w:history="1" r:id="rId4ndhhg75tfrreifvusits">
+            <w:hyperlink w:history="1" r:id="rIdggxrqlnwsulge7g6p-gvm">
               <w:r>
                 <w:rPr>
                   <w:rFonts w:ascii="Arial" w:cs="Arial" w:eastAsia="Arial" w:hAnsi="Arial"/>
@@ -7341,7 +7341,7 @@
               <w:spacing w:after="10" w:before="0"/>
               <w:ind w:left="120"/>
             </w:pPr>
-            <w:hyperlink w:history="1" r:id="rId2tqzxpykvw7pzskzrmdgq">
+            <w:hyperlink w:history="1" r:id="rIdnp-t__3o1xndnisrefmad">
               <w:r>
                 <w:rPr>
                   <w:rFonts w:ascii="Arial" w:cs="Arial" w:eastAsia="Arial" w:hAnsi="Arial"/>
@@ -8828,7 +8828,7 @@
             <w:pPr>
               <w:spacing w:after="20" w:before="0"/>
             </w:pPr>
-            <w:hyperlink w:history="1" r:id="rIdpjub9r_uoisb_rik4psdw">
+            <w:hyperlink w:history="1" r:id="rId5m6_y75drd_o62ikxlc_t">
               <w:r>
                 <w:rPr>
                   <w:rFonts w:ascii="Arial" w:cs="Arial" w:eastAsia="Arial" w:hAnsi="Arial"/>
@@ -8861,7 +8861,7 @@
               <w:spacing w:after="10" w:before="0"/>
               <w:ind w:left="120"/>
             </w:pPr>
-            <w:hyperlink w:history="1" r:id="rIdnhkn0gmzn67oj_y40xo3j">
+            <w:hyperlink w:history="1" r:id="rId6ddxff-fbbcyehzphwnmn">
               <w:r>
                 <w:rPr>
                   <w:rFonts w:ascii="Arial" w:cs="Arial" w:eastAsia="Arial" w:hAnsi="Arial"/>
@@ -8906,7 +8906,7 @@
             <w:pPr>
               <w:spacing w:after="20" w:before="0"/>
             </w:pPr>
-            <w:hyperlink w:history="1" r:id="rId7qamlcwnu3uj7_vvbxx4l">
+            <w:hyperlink w:history="1" r:id="rIdtmeecu27esabekfz1gvtm">
               <w:r>
                 <w:rPr>
                   <w:rFonts w:ascii="Arial" w:cs="Arial" w:eastAsia="Arial" w:hAnsi="Arial"/>
@@ -8939,7 +8939,7 @@
               <w:spacing w:after="10" w:before="0"/>
               <w:ind w:left="120"/>
             </w:pPr>
-            <w:hyperlink w:history="1" r:id="rIdx3z-p4tjyoyzbqnp5x7cn">
+            <w:hyperlink w:history="1" r:id="rIdurhgqpguh4zy-5err1v5i">
               <w:r>
                 <w:rPr>
                   <w:rFonts w:ascii="Arial" w:cs="Arial" w:eastAsia="Arial" w:hAnsi="Arial"/>
@@ -9286,7 +9286,7 @@
             <w:pPr>
               <w:spacing w:after="20" w:before="0"/>
             </w:pPr>
-            <w:hyperlink w:history="1" r:id="rIdrbbkoucfy0m-vdm8gmvar">
+            <w:hyperlink w:history="1" r:id="rIdy40yy8i8qe5aao0vamyu1">
               <w:r>
                 <w:rPr>
                   <w:rFonts w:ascii="Arial" w:cs="Arial" w:eastAsia="Arial" w:hAnsi="Arial"/>
@@ -9319,7 +9319,7 @@
               <w:spacing w:after="10" w:before="0"/>
               <w:ind w:left="120"/>
             </w:pPr>
-            <w:hyperlink w:history="1" r:id="rIdncfwnqrr60cnr2skvmj8h">
+            <w:hyperlink w:history="1" r:id="rId0u01yncivnuqyltj3qfxt">
               <w:r>
                 <w:rPr>
                   <w:rFonts w:ascii="Arial" w:cs="Arial" w:eastAsia="Arial" w:hAnsi="Arial"/>
@@ -9364,7 +9364,7 @@
             <w:pPr>
               <w:spacing w:after="20" w:before="0"/>
             </w:pPr>
-            <w:hyperlink w:history="1" r:id="rIdj3cdxeg0npwys_yxxibyi">
+            <w:hyperlink w:history="1" r:id="rIdpzzhdzasrtkb9ggzzglge">
               <w:r>
                 <w:rPr>
                   <w:rFonts w:ascii="Arial" w:cs="Arial" w:eastAsia="Arial" w:hAnsi="Arial"/>
@@ -9397,7 +9397,7 @@
               <w:spacing w:after="10" w:before="0"/>
               <w:ind w:left="120"/>
             </w:pPr>
-            <w:hyperlink w:history="1" r:id="rIdvxvpibb8bpdpu1aart6rg">
+            <w:hyperlink w:history="1" r:id="rIdwfldrdj8mk6geakojfrzb">
               <w:r>
                 <w:rPr>
                   <w:rFonts w:ascii="Arial" w:cs="Arial" w:eastAsia="Arial" w:hAnsi="Arial"/>
@@ -9972,7 +9972,7 @@
             <w:pPr>
               <w:spacing w:after="20" w:before="0"/>
             </w:pPr>
-            <w:hyperlink w:history="1" r:id="rIdukjp6cxxtfxaeypki0zvb">
+            <w:hyperlink w:history="1" r:id="rIdpjhedk-e1le84h35reoti">
               <w:r>
                 <w:rPr>
                   <w:rFonts w:ascii="Arial" w:cs="Arial" w:eastAsia="Arial" w:hAnsi="Arial"/>
@@ -10005,7 +10005,7 @@
               <w:spacing w:after="10" w:before="0"/>
               <w:ind w:left="120"/>
             </w:pPr>
-            <w:hyperlink w:history="1" r:id="rId_g2q7dckanqu2r59ktteg">
+            <w:hyperlink w:history="1" r:id="rIdg5ljkm2wcxltrgz-zsegw">
               <w:r>
                 <w:rPr>
                   <w:rFonts w:ascii="Arial" w:cs="Arial" w:eastAsia="Arial" w:hAnsi="Arial"/>
@@ -10050,7 +10050,7 @@
             <w:pPr>
               <w:spacing w:after="20" w:before="0"/>
             </w:pPr>
-            <w:hyperlink w:history="1" r:id="rIdel3xiju_qvlfhhajzeuoz">
+            <w:hyperlink w:history="1" r:id="rIdpz9xm8ulucetdhitlh6uo">
               <w:r>
                 <w:rPr>
                   <w:rFonts w:ascii="Arial" w:cs="Arial" w:eastAsia="Arial" w:hAnsi="Arial"/>
@@ -10083,7 +10083,7 @@
               <w:spacing w:after="10" w:before="0"/>
               <w:ind w:left="120"/>
             </w:pPr>
-            <w:hyperlink w:history="1" r:id="rId1_iorqzlkgoahftuxzyap">
+            <w:hyperlink w:history="1" r:id="rIdsnpswdvjr5joxdfg5la-p">
               <w:r>
                 <w:rPr>
                   <w:rFonts w:ascii="Arial" w:cs="Arial" w:eastAsia="Arial" w:hAnsi="Arial"/>
@@ -10620,7 +10620,7 @@
             <w:pPr>
               <w:spacing w:after="20" w:before="0"/>
             </w:pPr>
-            <w:hyperlink w:history="1" r:id="rIddqxrgmpywiyettsl03qh2">
+            <w:hyperlink w:history="1" r:id="rIdknxab3u5bn0at6lur_wye">
               <w:r>
                 <w:rPr>
                   <w:rFonts w:ascii="Arial" w:cs="Arial" w:eastAsia="Arial" w:hAnsi="Arial"/>
@@ -10653,7 +10653,7 @@
               <w:spacing w:after="10" w:before="0"/>
               <w:ind w:left="120"/>
             </w:pPr>
-            <w:hyperlink w:history="1" r:id="rIdh0jzsvnzvqgox9iak3khf">
+            <w:hyperlink w:history="1" r:id="rIda5h-rwiivz5tpd276euaj">
               <w:r>
                 <w:rPr>
                   <w:rFonts w:ascii="Arial" w:cs="Arial" w:eastAsia="Arial" w:hAnsi="Arial"/>
@@ -10698,7 +10698,7 @@
             <w:pPr>
               <w:spacing w:after="20" w:before="0"/>
             </w:pPr>
-            <w:hyperlink w:history="1" r:id="rIdhsrbvbdjddn0mjdkjw8xs">
+            <w:hyperlink w:history="1" r:id="rIdrptvs5qojidybka2jskxf">
               <w:r>
                 <w:rPr>
                   <w:rFonts w:ascii="Arial" w:cs="Arial" w:eastAsia="Arial" w:hAnsi="Arial"/>
@@ -10731,7 +10731,7 @@
               <w:spacing w:after="10" w:before="0"/>
               <w:ind w:left="120"/>
             </w:pPr>
-            <w:hyperlink w:history="1" r:id="rId_bj6zd6wd6mbykd3srpuh">
+            <w:hyperlink w:history="1" r:id="rIdrfmjuvzd_gofs-ajciyiz">
               <w:r>
                 <w:rPr>
                   <w:rFonts w:ascii="Arial" w:cs="Arial" w:eastAsia="Arial" w:hAnsi="Arial"/>
@@ -11154,7 +11154,7 @@
             <w:pPr>
               <w:spacing w:after="20" w:before="0"/>
             </w:pPr>
-            <w:hyperlink w:history="1" r:id="rIdohfshtxxspfv1kxgzjwm1">
+            <w:hyperlink w:history="1" r:id="rIdrysx7a2rufs7_lslmw8ci">
               <w:r>
                 <w:rPr>
                   <w:rFonts w:ascii="Arial" w:cs="Arial" w:eastAsia="Arial" w:hAnsi="Arial"/>
@@ -11187,7 +11187,7 @@
               <w:spacing w:after="10" w:before="0"/>
               <w:ind w:left="120"/>
             </w:pPr>
-            <w:hyperlink w:history="1" r:id="rIddlrhz0f_ffjssc_qgb1nt">
+            <w:hyperlink w:history="1" r:id="rIdsnz0tqlp53g4sdilknpcl">
               <w:r>
                 <w:rPr>
                   <w:rFonts w:ascii="Arial" w:cs="Arial" w:eastAsia="Arial" w:hAnsi="Arial"/>
@@ -11232,7 +11232,7 @@
             <w:pPr>
               <w:spacing w:after="20" w:before="0"/>
             </w:pPr>
-            <w:hyperlink w:history="1" r:id="rIdclfanelgavztczijbis0p">
+            <w:hyperlink w:history="1" r:id="rIdxwrlxw14eh-q1yh1bes3t">
               <w:r>
                 <w:rPr>
                   <w:rFonts w:ascii="Arial" w:cs="Arial" w:eastAsia="Arial" w:hAnsi="Arial"/>
@@ -11265,7 +11265,7 @@
               <w:spacing w:after="10" w:before="0"/>
               <w:ind w:left="120"/>
             </w:pPr>
-            <w:hyperlink w:history="1" r:id="rIdtj8fisselgzqtap-qoki2">
+            <w:hyperlink w:history="1" r:id="rIdydjvw8nrsgifkeek1oh_p">
               <w:r>
                 <w:rPr>
                   <w:rFonts w:ascii="Arial" w:cs="Arial" w:eastAsia="Arial" w:hAnsi="Arial"/>
@@ -13056,7 +13056,7 @@
             <w:pPr>
               <w:spacing w:after="20" w:before="0"/>
             </w:pPr>
-            <w:hyperlink w:history="1" r:id="rIdnnm5juip3kb-jb89ilgjd">
+            <w:hyperlink w:history="1" r:id="rIdco0q6ykh039lanjhcw_cn">
               <w:r>
                 <w:rPr>
                   <w:rFonts w:ascii="Arial" w:cs="Arial" w:eastAsia="Arial" w:hAnsi="Arial"/>
@@ -13089,7 +13089,7 @@
               <w:spacing w:after="10" w:before="0"/>
               <w:ind w:left="120"/>
             </w:pPr>
-            <w:hyperlink w:history="1" r:id="rIdyxg1hqnngqsmtou4exral">
+            <w:hyperlink w:history="1" r:id="rIdqpq_3xkgej8p_vfwkmvjy">
               <w:r>
                 <w:rPr>
                   <w:rFonts w:ascii="Arial" w:cs="Arial" w:eastAsia="Arial" w:hAnsi="Arial"/>
@@ -13134,7 +13134,7 @@
             <w:pPr>
               <w:spacing w:after="20" w:before="0"/>
             </w:pPr>
-            <w:hyperlink w:history="1" r:id="rIdomc75olnwnfdsjtbk9c-z">
+            <w:hyperlink w:history="1" r:id="rIdkatmxotslfwaqsahe0_x3">
               <w:r>
                 <w:rPr>
                   <w:rFonts w:ascii="Arial" w:cs="Arial" w:eastAsia="Arial" w:hAnsi="Arial"/>
@@ -13167,7 +13167,7 @@
               <w:spacing w:after="10" w:before="0"/>
               <w:ind w:left="120"/>
             </w:pPr>
-            <w:hyperlink w:history="1" r:id="rIdpcbniedtebbxne_zqxyil">
+            <w:hyperlink w:history="1" r:id="rId3dvb6gazbe36g3ro2qzid">
               <w:r>
                 <w:rPr>
                   <w:rFonts w:ascii="Arial" w:cs="Arial" w:eastAsia="Arial" w:hAnsi="Arial"/>
@@ -13362,7 +13362,7 @@
             <w:pPr>
               <w:spacing w:after="20" w:before="0"/>
             </w:pPr>
-            <w:hyperlink w:history="1" r:id="rIdxfcvii3sjr14uwjbaqodo">
+            <w:hyperlink w:history="1" r:id="rIdwegrirm5ya91ges7xrkqd">
               <w:r>
                 <w:rPr>
                   <w:rFonts w:ascii="Arial" w:cs="Arial" w:eastAsia="Arial" w:hAnsi="Arial"/>
@@ -13395,7 +13395,7 @@
               <w:spacing w:after="10" w:before="0"/>
               <w:ind w:left="120"/>
             </w:pPr>
-            <w:hyperlink w:history="1" r:id="rId1jbxlfy93iyyygbhmaqja">
+            <w:hyperlink w:history="1" r:id="rIdmukjgawrbhcwkawoj-wc-">
               <w:r>
                 <w:rPr>
                   <w:rFonts w:ascii="Arial" w:cs="Arial" w:eastAsia="Arial" w:hAnsi="Arial"/>
@@ -13440,7 +13440,7 @@
             <w:pPr>
               <w:spacing w:after="20" w:before="0"/>
             </w:pPr>
-            <w:hyperlink w:history="1" r:id="rIdog88gpb8prjvhmyyoxer_">
+            <w:hyperlink w:history="1" r:id="rIdwtpcc-qw4w2pa3b-deexr">
               <w:r>
                 <w:rPr>
                   <w:rFonts w:ascii="Arial" w:cs="Arial" w:eastAsia="Arial" w:hAnsi="Arial"/>
@@ -13473,7 +13473,7 @@
               <w:spacing w:after="10" w:before="0"/>
               <w:ind w:left="120"/>
             </w:pPr>
-            <w:hyperlink w:history="1" r:id="rIda4qpyhdx7dex0bzquz3pv">
+            <w:hyperlink w:history="1" r:id="rId5uw-vfflz0rh9ydukuppe">
               <w:r>
                 <w:rPr>
                   <w:rFonts w:ascii="Arial" w:cs="Arial" w:eastAsia="Arial" w:hAnsi="Arial"/>
@@ -13668,7 +13668,7 @@
             <w:pPr>
               <w:spacing w:after="20" w:before="0"/>
             </w:pPr>
-            <w:hyperlink w:history="1" r:id="rIdajwjkvu3ulcbh7agi_elh">
+            <w:hyperlink w:history="1" r:id="rId-s0cgmpcguwkoqj1iqsd6">
               <w:r>
                 <w:rPr>
                   <w:rFonts w:ascii="Arial" w:cs="Arial" w:eastAsia="Arial" w:hAnsi="Arial"/>
@@ -13701,7 +13701,7 @@
               <w:spacing w:after="10" w:before="0"/>
               <w:ind w:left="120"/>
             </w:pPr>
-            <w:hyperlink w:history="1" r:id="rId_bgc-ouban-smjb5c07vf">
+            <w:hyperlink w:history="1" r:id="rIdwrzdot0w3tlsaw6kamfwp">
               <w:r>
                 <w:rPr>
                   <w:rFonts w:ascii="Arial" w:cs="Arial" w:eastAsia="Arial" w:hAnsi="Arial"/>
@@ -13746,7 +13746,7 @@
             <w:pPr>
               <w:spacing w:after="20" w:before="0"/>
             </w:pPr>
-            <w:hyperlink w:history="1" r:id="rIdiwvsvv2qiysmyqzw-ckcy">
+            <w:hyperlink w:history="1" r:id="rIdfnq6kspvgpewg8lecxnhg">
               <w:r>
                 <w:rPr>
                   <w:rFonts w:ascii="Arial" w:cs="Arial" w:eastAsia="Arial" w:hAnsi="Arial"/>
@@ -13779,7 +13779,7 @@
               <w:spacing w:after="10" w:before="0"/>
               <w:ind w:left="120"/>
             </w:pPr>
-            <w:hyperlink w:history="1" r:id="rIdxix0cphmdnwpozkeygenf">
+            <w:hyperlink w:history="1" r:id="rIda_jeowm0wympk4sky_do3">
               <w:r>
                 <w:rPr>
                   <w:rFonts w:ascii="Arial" w:cs="Arial" w:eastAsia="Arial" w:hAnsi="Arial"/>
@@ -13974,7 +13974,7 @@
             <w:pPr>
               <w:spacing w:after="20" w:before="0"/>
             </w:pPr>
-            <w:hyperlink w:history="1" r:id="rIdexlgviimhqa_xg1hdce87">
+            <w:hyperlink w:history="1" r:id="rIdtcah6mrfrq9tkhnqxinjs">
               <w:r>
                 <w:rPr>
                   <w:rFonts w:ascii="Arial" w:cs="Arial" w:eastAsia="Arial" w:hAnsi="Arial"/>
@@ -14007,7 +14007,7 @@
               <w:spacing w:after="10" w:before="0"/>
               <w:ind w:left="120"/>
             </w:pPr>
-            <w:hyperlink w:history="1" r:id="rIdl-o8bswqb_4b80xi5vpzr">
+            <w:hyperlink w:history="1" r:id="rIdhrhoxe0ejzjunwnqbbtpe">
               <w:r>
                 <w:rPr>
                   <w:rFonts w:ascii="Arial" w:cs="Arial" w:eastAsia="Arial" w:hAnsi="Arial"/>
@@ -14052,7 +14052,7 @@
             <w:pPr>
               <w:spacing w:after="20" w:before="0"/>
             </w:pPr>
-            <w:hyperlink w:history="1" r:id="rIdyojksvghcgw1vbfrfqeu7">
+            <w:hyperlink w:history="1" r:id="rIdnm7v4ojvoweg9b8hg6b90">
               <w:r>
                 <w:rPr>
                   <w:rFonts w:ascii="Arial" w:cs="Arial" w:eastAsia="Arial" w:hAnsi="Arial"/>
@@ -14085,7 +14085,7 @@
               <w:spacing w:after="10" w:before="0"/>
               <w:ind w:left="120"/>
             </w:pPr>
-            <w:hyperlink w:history="1" r:id="rIdsflgq50iekqcs1lxexxsv">
+            <w:hyperlink w:history="1" r:id="rIdkyjvcxz3mu_hnypdelrjq">
               <w:r>
                 <w:rPr>
                   <w:rFonts w:ascii="Arial" w:cs="Arial" w:eastAsia="Arial" w:hAnsi="Arial"/>
@@ -14280,7 +14280,7 @@
             <w:pPr>
               <w:spacing w:after="20" w:before="0"/>
             </w:pPr>
-            <w:hyperlink w:history="1" r:id="rIdrl8n7uhl7wdcqyqgbb7lg">
+            <w:hyperlink w:history="1" r:id="rId9doo5doi2yfkdewgl-341">
               <w:r>
                 <w:rPr>
                   <w:rFonts w:ascii="Arial" w:cs="Arial" w:eastAsia="Arial" w:hAnsi="Arial"/>
@@ -14313,7 +14313,7 @@
               <w:spacing w:after="10" w:before="0"/>
               <w:ind w:left="120"/>
             </w:pPr>
-            <w:hyperlink w:history="1" r:id="rIdlxnswsgfykike3_qokq_l">
+            <w:hyperlink w:history="1" r:id="rId_ltum-aoeqolkqfan0lg8">
               <w:r>
                 <w:rPr>
                   <w:rFonts w:ascii="Arial" w:cs="Arial" w:eastAsia="Arial" w:hAnsi="Arial"/>
@@ -14358,7 +14358,7 @@
             <w:pPr>
               <w:spacing w:after="20" w:before="0"/>
             </w:pPr>
-            <w:hyperlink w:history="1" r:id="rIdn7b1pabm87-ybows0hlho">
+            <w:hyperlink w:history="1" r:id="rId5ftwsdr7u-znpak79y4im">
               <w:r>
                 <w:rPr>
                   <w:rFonts w:ascii="Arial" w:cs="Arial" w:eastAsia="Arial" w:hAnsi="Arial"/>
@@ -14391,7 +14391,7 @@
               <w:spacing w:after="10" w:before="0"/>
               <w:ind w:left="120"/>
             </w:pPr>
-            <w:hyperlink w:history="1" r:id="rIdufocpv2s9aprqqvnripvf">
+            <w:hyperlink w:history="1" r:id="rIdch9b6ph1ivhxpnq3661t0">
               <w:r>
                 <w:rPr>
                   <w:rFonts w:ascii="Arial" w:cs="Arial" w:eastAsia="Arial" w:hAnsi="Arial"/>
@@ -15878,7 +15878,7 @@
             <w:pPr>
               <w:spacing w:after="20" w:before="0"/>
             </w:pPr>
-            <w:hyperlink w:history="1" r:id="rId-vumm4q6vudamwebalzah">
+            <w:hyperlink w:history="1" r:id="rIdiysri7xobtd4kjuagfzza">
               <w:r>
                 <w:rPr>
                   <w:rFonts w:ascii="Arial" w:cs="Arial" w:eastAsia="Arial" w:hAnsi="Arial"/>
@@ -15911,7 +15911,7 @@
               <w:spacing w:after="10" w:before="0"/>
               <w:ind w:left="120"/>
             </w:pPr>
-            <w:hyperlink w:history="1" r:id="rId-teklr56btf3o8nw7objd">
+            <w:hyperlink w:history="1" r:id="rIdspt6ihod4_ocy_-e8otyf">
               <w:r>
                 <w:rPr>
                   <w:rFonts w:ascii="Arial" w:cs="Arial" w:eastAsia="Arial" w:hAnsi="Arial"/>
@@ -15956,7 +15956,7 @@
             <w:pPr>
               <w:spacing w:after="20" w:before="0"/>
             </w:pPr>
-            <w:hyperlink w:history="1" r:id="rId95pspfvkptnzda4oysgyz">
+            <w:hyperlink w:history="1" r:id="rIdgopihmmker59-b3mpqfbj">
               <w:r>
                 <w:rPr>
                   <w:rFonts w:ascii="Arial" w:cs="Arial" w:eastAsia="Arial" w:hAnsi="Arial"/>
@@ -15989,7 +15989,7 @@
               <w:spacing w:after="10" w:before="0"/>
               <w:ind w:left="120"/>
             </w:pPr>
-            <w:hyperlink w:history="1" r:id="rIdlmilmerkumlby0zjaevgo">
+            <w:hyperlink w:history="1" r:id="rIdyw-v7xmgx8lkzntgeo8dr">
               <w:r>
                 <w:rPr>
                   <w:rFonts w:ascii="Arial" w:cs="Arial" w:eastAsia="Arial" w:hAnsi="Arial"/>
@@ -16184,7 +16184,7 @@
             <w:pPr>
               <w:spacing w:after="20" w:before="0"/>
             </w:pPr>
-            <w:hyperlink w:history="1" r:id="rIdsnsywpcr2umk8kbgofluj">
+            <w:hyperlink w:history="1" r:id="rIdybn1nslxoikrvdjsygrfl">
               <w:r>
                 <w:rPr>
                   <w:rFonts w:ascii="Arial" w:cs="Arial" w:eastAsia="Arial" w:hAnsi="Arial"/>
@@ -16217,7 +16217,7 @@
               <w:spacing w:after="10" w:before="0"/>
               <w:ind w:left="120"/>
             </w:pPr>
-            <w:hyperlink w:history="1" r:id="rId_pbbu0kfd-ejfdegzw5ml">
+            <w:hyperlink w:history="1" r:id="rIdbbpl20exs7_rzkxiu1gaq">
               <w:r>
                 <w:rPr>
                   <w:rFonts w:ascii="Arial" w:cs="Arial" w:eastAsia="Arial" w:hAnsi="Arial"/>
@@ -16262,7 +16262,7 @@
             <w:pPr>
               <w:spacing w:after="20" w:before="0"/>
             </w:pPr>
-            <w:hyperlink w:history="1" r:id="rIdg_9kvjuwj8bd7wgvnv4m1">
+            <w:hyperlink w:history="1" r:id="rIdeojiee36eqtqo_b7niasg">
               <w:r>
                 <w:rPr>
                   <w:rFonts w:ascii="Arial" w:cs="Arial" w:eastAsia="Arial" w:hAnsi="Arial"/>
@@ -16295,7 +16295,7 @@
               <w:spacing w:after="10" w:before="0"/>
               <w:ind w:left="120"/>
             </w:pPr>
-            <w:hyperlink w:history="1" r:id="rIdn7ub1gl1drwchvvnraoxh">
+            <w:hyperlink w:history="1" r:id="rIdltqzovql0ehrxo8_ehwt0">
               <w:r>
                 <w:rPr>
                   <w:rFonts w:ascii="Arial" w:cs="Arial" w:eastAsia="Arial" w:hAnsi="Arial"/>
@@ -16490,7 +16490,7 @@
             <w:pPr>
               <w:spacing w:after="20" w:before="0"/>
             </w:pPr>
-            <w:hyperlink w:history="1" r:id="rId0airkeae4mn7b7lppnq2h">
+            <w:hyperlink w:history="1" r:id="rIdbrel12isftjo9pezc4s5m">
               <w:r>
                 <w:rPr>
                   <w:rFonts w:ascii="Arial" w:cs="Arial" w:eastAsia="Arial" w:hAnsi="Arial"/>
@@ -16523,7 +16523,7 @@
               <w:spacing w:after="10" w:before="0"/>
               <w:ind w:left="120"/>
             </w:pPr>
-            <w:hyperlink w:history="1" r:id="rIdzxba8d9fovjz9bfsw-enb">
+            <w:hyperlink w:history="1" r:id="rIdubxeweuycg1genmvmhf9y">
               <w:r>
                 <w:rPr>
                   <w:rFonts w:ascii="Arial" w:cs="Arial" w:eastAsia="Arial" w:hAnsi="Arial"/>
@@ -16568,7 +16568,7 @@
             <w:pPr>
               <w:spacing w:after="20" w:before="0"/>
             </w:pPr>
-            <w:hyperlink w:history="1" r:id="rIduqsz9qb8ti8pfbribby33">
+            <w:hyperlink w:history="1" r:id="rIdnml71udmhp3bb64ukjnwj">
               <w:r>
                 <w:rPr>
                   <w:rFonts w:ascii="Arial" w:cs="Arial" w:eastAsia="Arial" w:hAnsi="Arial"/>
@@ -16601,7 +16601,7 @@
               <w:spacing w:after="10" w:before="0"/>
               <w:ind w:left="120"/>
             </w:pPr>
-            <w:hyperlink w:history="1" r:id="rIdtpleuratzsj-bktjth2bt">
+            <w:hyperlink w:history="1" r:id="rIdpk5q68r4ecx3zr-mfoh0m">
               <w:r>
                 <w:rPr>
                   <w:rFonts w:ascii="Arial" w:cs="Arial" w:eastAsia="Arial" w:hAnsi="Arial"/>
@@ -16796,7 +16796,7 @@
             <w:pPr>
               <w:spacing w:after="20" w:before="0"/>
             </w:pPr>
-            <w:hyperlink w:history="1" r:id="rIdabrjhvr7yqilubk1oi1ju">
+            <w:hyperlink w:history="1" r:id="rIddy-znicjjxg0layk1fngg">
               <w:r>
                 <w:rPr>
                   <w:rFonts w:ascii="Arial" w:cs="Arial" w:eastAsia="Arial" w:hAnsi="Arial"/>
@@ -16829,7 +16829,7 @@
               <w:spacing w:after="10" w:before="0"/>
               <w:ind w:left="120"/>
             </w:pPr>
-            <w:hyperlink w:history="1" r:id="rIdlegdbsvzpmkm9hw-cb5bq">
+            <w:hyperlink w:history="1" r:id="rIduow-1mbamppgvel8hkt8e">
               <w:r>
                 <w:rPr>
                   <w:rFonts w:ascii="Arial" w:cs="Arial" w:eastAsia="Arial" w:hAnsi="Arial"/>
@@ -16874,7 +16874,7 @@
             <w:pPr>
               <w:spacing w:after="20" w:before="0"/>
             </w:pPr>
-            <w:hyperlink w:history="1" r:id="rIdefcqe9lieom6kbdt1mzcb">
+            <w:hyperlink w:history="1" r:id="rIdafuu20hcybz7fnrz_9_6m">
               <w:r>
                 <w:rPr>
                   <w:rFonts w:ascii="Arial" w:cs="Arial" w:eastAsia="Arial" w:hAnsi="Arial"/>
@@ -16907,7 +16907,7 @@
               <w:spacing w:after="10" w:before="0"/>
               <w:ind w:left="120"/>
             </w:pPr>
-            <w:hyperlink w:history="1" r:id="rIdlfzfsogsypecbybfyoy-w">
+            <w:hyperlink w:history="1" r:id="rIdruchztmmh1y-_lymeemg8">
               <w:r>
                 <w:rPr>
                   <w:rFonts w:ascii="Arial" w:cs="Arial" w:eastAsia="Arial" w:hAnsi="Arial"/>
@@ -17102,7 +17102,7 @@
             <w:pPr>
               <w:spacing w:after="20" w:before="0"/>
             </w:pPr>
-            <w:hyperlink w:history="1" r:id="rIdwg2awcwckbq-mcbcqzcsl">
+            <w:hyperlink w:history="1" r:id="rIdlceiuikjgjivwacubxwta">
               <w:r>
                 <w:rPr>
                   <w:rFonts w:ascii="Arial" w:cs="Arial" w:eastAsia="Arial" w:hAnsi="Arial"/>
@@ -17135,7 +17135,7 @@
               <w:spacing w:after="10" w:before="0"/>
               <w:ind w:left="120"/>
             </w:pPr>
-            <w:hyperlink w:history="1" r:id="rIdyfulz8iekmxjxvavnekic">
+            <w:hyperlink w:history="1" r:id="rIdgwnzrp-gm6yk-5xeruwxm">
               <w:r>
                 <w:rPr>
                   <w:rFonts w:ascii="Arial" w:cs="Arial" w:eastAsia="Arial" w:hAnsi="Arial"/>
@@ -17180,7 +17180,7 @@
             <w:pPr>
               <w:spacing w:after="20" w:before="0"/>
             </w:pPr>
-            <w:hyperlink w:history="1" r:id="rId8gdwnpx4s7gazpgwlh-qq">
+            <w:hyperlink w:history="1" r:id="rIdvm2ugxkfnsrb-udarackk">
               <w:r>
                 <w:rPr>
                   <w:rFonts w:ascii="Arial" w:cs="Arial" w:eastAsia="Arial" w:hAnsi="Arial"/>
@@ -17213,7 +17213,7 @@
               <w:spacing w:after="10" w:before="0"/>
               <w:ind w:left="120"/>
             </w:pPr>
-            <w:hyperlink w:history="1" r:id="rIdxgpso-b2rztwzthefijck">
+            <w:hyperlink w:history="1" r:id="rIdfwyqlao_tzrmmjd0k7coc">
               <w:r>
                 <w:rPr>
                   <w:rFonts w:ascii="Arial" w:cs="Arial" w:eastAsia="Arial" w:hAnsi="Arial"/>
@@ -18928,7 +18928,7 @@
             <w:pPr>
               <w:spacing w:after="20" w:before="0"/>
             </w:pPr>
-            <w:hyperlink w:history="1" r:id="rIdo0oouhtls1nztlx3t_9sk">
+            <w:hyperlink w:history="1" r:id="rIdlodkokckl2dmo3ncal810">
               <w:r>
                 <w:rPr>
                   <w:rFonts w:ascii="Arial" w:cs="Arial" w:eastAsia="Arial" w:hAnsi="Arial"/>
@@ -18961,7 +18961,7 @@
               <w:spacing w:after="10" w:before="0"/>
               <w:ind w:left="120"/>
             </w:pPr>
-            <w:hyperlink w:history="1" r:id="rIdo8qa3esdii9sjmhuzuf6x">
+            <w:hyperlink w:history="1" r:id="rId5flkgxkieqs2v0zhjlpki">
               <w:r>
                 <w:rPr>
                   <w:rFonts w:ascii="Arial" w:cs="Arial" w:eastAsia="Arial" w:hAnsi="Arial"/>
@@ -19006,7 +19006,7 @@
             <w:pPr>
               <w:spacing w:after="20" w:before="0"/>
             </w:pPr>
-            <w:hyperlink w:history="1" r:id="rIdblqkic9nicymfbv02pd72">
+            <w:hyperlink w:history="1" r:id="rIdj_cdij25uk8ymg2ujaixb">
               <w:r>
                 <w:rPr>
                   <w:rFonts w:ascii="Arial" w:cs="Arial" w:eastAsia="Arial" w:hAnsi="Arial"/>
@@ -19039,7 +19039,7 @@
               <w:spacing w:after="10" w:before="0"/>
               <w:ind w:left="120"/>
             </w:pPr>
-            <w:hyperlink w:history="1" r:id="rIdgcpugmscosdt1siwcseov">
+            <w:hyperlink w:history="1" r:id="rIdkv-6d5tuenvnrqxhu626j">
               <w:r>
                 <w:rPr>
                   <w:rFonts w:ascii="Arial" w:cs="Arial" w:eastAsia="Arial" w:hAnsi="Arial"/>
@@ -19234,7 +19234,7 @@
             <w:pPr>
               <w:spacing w:after="20" w:before="0"/>
             </w:pPr>
-            <w:hyperlink w:history="1" r:id="rIdxnzqv2etfsc-lqazc9lzz">
+            <w:hyperlink w:history="1" r:id="rIdfmvbjvfgrlhc54w4ttg9_">
               <w:r>
                 <w:rPr>
                   <w:rFonts w:ascii="Arial" w:cs="Arial" w:eastAsia="Arial" w:hAnsi="Arial"/>
@@ -19267,7 +19267,7 @@
               <w:spacing w:after="10" w:before="0"/>
               <w:ind w:left="120"/>
             </w:pPr>
-            <w:hyperlink w:history="1" r:id="rIdixgd1irniukooshd6zyke">
+            <w:hyperlink w:history="1" r:id="rIdmdult4lndiegjd7shiudf">
               <w:r>
                 <w:rPr>
                   <w:rFonts w:ascii="Arial" w:cs="Arial" w:eastAsia="Arial" w:hAnsi="Arial"/>
@@ -19312,7 +19312,7 @@
             <w:pPr>
               <w:spacing w:after="20" w:before="0"/>
             </w:pPr>
-            <w:hyperlink w:history="1" r:id="rIdew5buko84abh0zz0zbd52">
+            <w:hyperlink w:history="1" r:id="rIdxgb4cedcfg69-ai5yenog">
               <w:r>
                 <w:rPr>
                   <w:rFonts w:ascii="Arial" w:cs="Arial" w:eastAsia="Arial" w:hAnsi="Arial"/>
@@ -19345,7 +19345,7 @@
               <w:spacing w:after="10" w:before="0"/>
               <w:ind w:left="120"/>
             </w:pPr>
-            <w:hyperlink w:history="1" r:id="rId0dmcz_-mnl0i7aprkzmfc">
+            <w:hyperlink w:history="1" r:id="rIdeummpdchsmepxbtyixbf_">
               <w:r>
                 <w:rPr>
                   <w:rFonts w:ascii="Arial" w:cs="Arial" w:eastAsia="Arial" w:hAnsi="Arial"/>
@@ -19540,7 +19540,7 @@
             <w:pPr>
               <w:spacing w:after="20" w:before="0"/>
             </w:pPr>
-            <w:hyperlink w:history="1" r:id="rIdg0zw9gao184-nqzol5rwv">
+            <w:hyperlink w:history="1" r:id="rIdboryhg_46mb7xc2zpiloz">
               <w:r>
                 <w:rPr>
                   <w:rFonts w:ascii="Arial" w:cs="Arial" w:eastAsia="Arial" w:hAnsi="Arial"/>
@@ -19573,7 +19573,7 @@
               <w:spacing w:after="10" w:before="0"/>
               <w:ind w:left="120"/>
             </w:pPr>
-            <w:hyperlink w:history="1" r:id="rIdobvuydoian3ifehkmhcd6">
+            <w:hyperlink w:history="1" r:id="rIdu34vehe_gokfpmgilw4gn">
               <w:r>
                 <w:rPr>
                   <w:rFonts w:ascii="Arial" w:cs="Arial" w:eastAsia="Arial" w:hAnsi="Arial"/>
@@ -19618,7 +19618,7 @@
             <w:pPr>
               <w:spacing w:after="20" w:before="0"/>
             </w:pPr>
-            <w:hyperlink w:history="1" r:id="rIdrcpzvpv2zl2e4lqwbnos9">
+            <w:hyperlink w:history="1" r:id="rIdtotwhbmz3hic1ourhcwmj">
               <w:r>
                 <w:rPr>
                   <w:rFonts w:ascii="Arial" w:cs="Arial" w:eastAsia="Arial" w:hAnsi="Arial"/>
@@ -19651,7 +19651,7 @@
               <w:spacing w:after="10" w:before="0"/>
               <w:ind w:left="120"/>
             </w:pPr>
-            <w:hyperlink w:history="1" r:id="rId5hjhlxbvgii6y3iwdmz8h">
+            <w:hyperlink w:history="1" r:id="rIdxktadqs6lyqnrqvbtlweb">
               <w:r>
                 <w:rPr>
                   <w:rFonts w:ascii="Arial" w:cs="Arial" w:eastAsia="Arial" w:hAnsi="Arial"/>
@@ -19846,7 +19846,7 @@
             <w:pPr>
               <w:spacing w:after="20" w:before="0"/>
             </w:pPr>
-            <w:hyperlink w:history="1" r:id="rIds2dtej9lxtbc1xda07xys">
+            <w:hyperlink w:history="1" r:id="rIdzjwpbszip-xnkm2tvywvs">
               <w:r>
                 <w:rPr>
                   <w:rFonts w:ascii="Arial" w:cs="Arial" w:eastAsia="Arial" w:hAnsi="Arial"/>
@@ -19879,7 +19879,7 @@
               <w:spacing w:after="10" w:before="0"/>
               <w:ind w:left="120"/>
             </w:pPr>
-            <w:hyperlink w:history="1" r:id="rIdyltzurxvzao74t6cbrjrl">
+            <w:hyperlink w:history="1" r:id="rIdtcn4feeevv8gnmgx4ru_i">
               <w:r>
                 <w:rPr>
                   <w:rFonts w:ascii="Arial" w:cs="Arial" w:eastAsia="Arial" w:hAnsi="Arial"/>
@@ -19924,7 +19924,7 @@
             <w:pPr>
               <w:spacing w:after="20" w:before="0"/>
             </w:pPr>
-            <w:hyperlink w:history="1" r:id="rIdkg9matjouvp3smdjkvusb">
+            <w:hyperlink w:history="1" r:id="rIdocnqo6dva_b7stwvremwg">
               <w:r>
                 <w:rPr>
                   <w:rFonts w:ascii="Arial" w:cs="Arial" w:eastAsia="Arial" w:hAnsi="Arial"/>
@@ -19957,7 +19957,7 @@
               <w:spacing w:after="10" w:before="0"/>
               <w:ind w:left="120"/>
             </w:pPr>
-            <w:hyperlink w:history="1" r:id="rIdgy-bwvdgl3y_vmmgs3mfd">
+            <w:hyperlink w:history="1" r:id="rIdtd1oxhgmmuf9fpa6ve_wk">
               <w:r>
                 <w:rPr>
                   <w:rFonts w:ascii="Arial" w:cs="Arial" w:eastAsia="Arial" w:hAnsi="Arial"/>
@@ -20152,7 +20152,7 @@
             <w:pPr>
               <w:spacing w:after="20" w:before="0"/>
             </w:pPr>
-            <w:hyperlink w:history="1" r:id="rIdrsyndjidkkc6--n-sul-i">
+            <w:hyperlink w:history="1" r:id="rIdr_l0ylds6x59hgu9uextg">
               <w:r>
                 <w:rPr>
                   <w:rFonts w:ascii="Arial" w:cs="Arial" w:eastAsia="Arial" w:hAnsi="Arial"/>
@@ -20185,7 +20185,7 @@
               <w:spacing w:after="10" w:before="0"/>
               <w:ind w:left="120"/>
             </w:pPr>
-            <w:hyperlink w:history="1" r:id="rIdxitkk_dnacrjrmqpqw8ju">
+            <w:hyperlink w:history="1" r:id="rIdjqzgbhr0bzzfdgugep62w">
               <w:r>
                 <w:rPr>
                   <w:rFonts w:ascii="Arial" w:cs="Arial" w:eastAsia="Arial" w:hAnsi="Arial"/>
@@ -20230,7 +20230,7 @@
             <w:pPr>
               <w:spacing w:after="20" w:before="0"/>
             </w:pPr>
-            <w:hyperlink w:history="1" r:id="rIdqbqpmxo2qldviydzsfyhi">
+            <w:hyperlink w:history="1" r:id="rId9u90sjjwnkpt7cux5ip2d">
               <w:r>
                 <w:rPr>
                   <w:rFonts w:ascii="Arial" w:cs="Arial" w:eastAsia="Arial" w:hAnsi="Arial"/>
@@ -20263,7 +20263,7 @@
               <w:spacing w:after="10" w:before="0"/>
               <w:ind w:left="120"/>
             </w:pPr>
-            <w:hyperlink w:history="1" r:id="rIdglkvrta84a2szptqvarr0">
+            <w:hyperlink w:history="1" r:id="rIdb7vievuc6yk09qwjyphoe">
               <w:r>
                 <w:rPr>
                   <w:rFonts w:ascii="Arial" w:cs="Arial" w:eastAsia="Arial" w:hAnsi="Arial"/>
@@ -21750,7 +21750,7 @@
             <w:pPr>
               <w:spacing w:after="20" w:before="0"/>
             </w:pPr>
-            <w:hyperlink w:history="1" r:id="rIdla_6mzeu82kf3rnqyyidw">
+            <w:hyperlink w:history="1" r:id="rId52mskmhs94qh6fi-h8jbd">
               <w:r>
                 <w:rPr>
                   <w:rFonts w:ascii="Arial" w:cs="Arial" w:eastAsia="Arial" w:hAnsi="Arial"/>
@@ -21783,7 +21783,7 @@
               <w:spacing w:after="10" w:before="0"/>
               <w:ind w:left="120"/>
             </w:pPr>
-            <w:hyperlink w:history="1" r:id="rIdxhmryd9vsl1d6xp689xsi">
+            <w:hyperlink w:history="1" r:id="rIdh-bgxmfn46aulnog2fghu">
               <w:r>
                 <w:rPr>
                   <w:rFonts w:ascii="Arial" w:cs="Arial" w:eastAsia="Arial" w:hAnsi="Arial"/>
@@ -21828,7 +21828,7 @@
             <w:pPr>
               <w:spacing w:after="20" w:before="0"/>
             </w:pPr>
-            <w:hyperlink w:history="1" r:id="rIdreurknmemhiemotfxua6w">
+            <w:hyperlink w:history="1" r:id="rIdrwtn9t09n_99khlj7mrda">
               <w:r>
                 <w:rPr>
                   <w:rFonts w:ascii="Arial" w:cs="Arial" w:eastAsia="Arial" w:hAnsi="Arial"/>
@@ -21861,7 +21861,7 @@
               <w:spacing w:after="10" w:before="0"/>
               <w:ind w:left="120"/>
             </w:pPr>
-            <w:hyperlink w:history="1" r:id="rId8udc0xqq8us7ddsg5f6wp">
+            <w:hyperlink w:history="1" r:id="rIdwabvko5ttoiy8zpzt3uq5">
               <w:r>
                 <w:rPr>
                   <w:rFonts w:ascii="Arial" w:cs="Arial" w:eastAsia="Arial" w:hAnsi="Arial"/>
@@ -22056,7 +22056,7 @@
             <w:pPr>
               <w:spacing w:after="20" w:before="0"/>
             </w:pPr>
-            <w:hyperlink w:history="1" r:id="rId7hg4s_zb7e1is3mgs_tt4">
+            <w:hyperlink w:history="1" r:id="rIdnnjuk7mxccdn6o5wnklg2">
               <w:r>
                 <w:rPr>
                   <w:rFonts w:ascii="Arial" w:cs="Arial" w:eastAsia="Arial" w:hAnsi="Arial"/>
@@ -22089,7 +22089,7 @@
               <w:spacing w:after="10" w:before="0"/>
               <w:ind w:left="120"/>
             </w:pPr>
-            <w:hyperlink w:history="1" r:id="rIdi8eygoez2ydjrrgumuokh">
+            <w:hyperlink w:history="1" r:id="rIdrf8cnhp1jfgtq9wlatufj">
               <w:r>
                 <w:rPr>
                   <w:rFonts w:ascii="Arial" w:cs="Arial" w:eastAsia="Arial" w:hAnsi="Arial"/>
@@ -22134,7 +22134,7 @@
             <w:pPr>
               <w:spacing w:after="20" w:before="0"/>
             </w:pPr>
-            <w:hyperlink w:history="1" r:id="rIdhv4yulaa0cyg_2h-fkeok">
+            <w:hyperlink w:history="1" r:id="rIdl52o4z4nr9cawcrut4r5x">
               <w:r>
                 <w:rPr>
                   <w:rFonts w:ascii="Arial" w:cs="Arial" w:eastAsia="Arial" w:hAnsi="Arial"/>
@@ -22167,7 +22167,7 @@
               <w:spacing w:after="10" w:before="0"/>
               <w:ind w:left="120"/>
             </w:pPr>
-            <w:hyperlink w:history="1" r:id="rIdt7xp964vqk_zk-ykskd15">
+            <w:hyperlink w:history="1" r:id="rIdnx07rkdpgdjdkg4zmyhy4">
               <w:r>
                 <w:rPr>
                   <w:rFonts w:ascii="Arial" w:cs="Arial" w:eastAsia="Arial" w:hAnsi="Arial"/>
@@ -22362,7 +22362,7 @@
             <w:pPr>
               <w:spacing w:after="20" w:before="0"/>
             </w:pPr>
-            <w:hyperlink w:history="1" r:id="rIdprw3hrry7wi7dav_zlvjx">
+            <w:hyperlink w:history="1" r:id="rIdgww45alvw21uutph2kjfx">
               <w:r>
                 <w:rPr>
                   <w:rFonts w:ascii="Arial" w:cs="Arial" w:eastAsia="Arial" w:hAnsi="Arial"/>
@@ -22395,7 +22395,7 @@
               <w:spacing w:after="10" w:before="0"/>
               <w:ind w:left="120"/>
             </w:pPr>
-            <w:hyperlink w:history="1" r:id="rId8jzupet-pkqsttinng0ai">
+            <w:hyperlink w:history="1" r:id="rIdphskud45yyd3_w_jyijvd">
               <w:r>
                 <w:rPr>
                   <w:rFonts w:ascii="Arial" w:cs="Arial" w:eastAsia="Arial" w:hAnsi="Arial"/>
@@ -22440,7 +22440,7 @@
             <w:pPr>
               <w:spacing w:after="20" w:before="0"/>
             </w:pPr>
-            <w:hyperlink w:history="1" r:id="rIdg-o7upzi359peiptnq1op">
+            <w:hyperlink w:history="1" r:id="rIdmgpyffkdl_jzjyn-k0fuy">
               <w:r>
                 <w:rPr>
                   <w:rFonts w:ascii="Arial" w:cs="Arial" w:eastAsia="Arial" w:hAnsi="Arial"/>
@@ -22473,7 +22473,7 @@
               <w:spacing w:after="10" w:before="0"/>
               <w:ind w:left="120"/>
             </w:pPr>
-            <w:hyperlink w:history="1" r:id="rIdxohuoo1dw6byiyftj9y_g">
+            <w:hyperlink w:history="1" r:id="rIdehidoifzbaik-ketgbqdd">
               <w:r>
                 <w:rPr>
                   <w:rFonts w:ascii="Arial" w:cs="Arial" w:eastAsia="Arial" w:hAnsi="Arial"/>
@@ -22668,7 +22668,7 @@
             <w:pPr>
               <w:spacing w:after="20" w:before="0"/>
             </w:pPr>
-            <w:hyperlink w:history="1" r:id="rIdbzaejn9nqragavscpjvtg">
+            <w:hyperlink w:history="1" r:id="rIdthjbubhgok_wdxvriz-fu">
               <w:r>
                 <w:rPr>
                   <w:rFonts w:ascii="Arial" w:cs="Arial" w:eastAsia="Arial" w:hAnsi="Arial"/>
@@ -22701,7 +22701,7 @@
               <w:spacing w:after="10" w:before="0"/>
               <w:ind w:left="120"/>
             </w:pPr>
-            <w:hyperlink w:history="1" r:id="rIdktpt71rj1mbyzs1cxfzs5">
+            <w:hyperlink w:history="1" r:id="rIdn5czoea6lwwbs_dpgqmip">
               <w:r>
                 <w:rPr>
                   <w:rFonts w:ascii="Arial" w:cs="Arial" w:eastAsia="Arial" w:hAnsi="Arial"/>
@@ -22746,7 +22746,7 @@
             <w:pPr>
               <w:spacing w:after="20" w:before="0"/>
             </w:pPr>
-            <w:hyperlink w:history="1" r:id="rIdfijwauuf5wuoxrpks3sle">
+            <w:hyperlink w:history="1" r:id="rIdogxy6i11v2maauluq3v2n">
               <w:r>
                 <w:rPr>
                   <w:rFonts w:ascii="Arial" w:cs="Arial" w:eastAsia="Arial" w:hAnsi="Arial"/>
@@ -22779,7 +22779,7 @@
               <w:spacing w:after="10" w:before="0"/>
               <w:ind w:left="120"/>
             </w:pPr>
-            <w:hyperlink w:history="1" r:id="rIdxl1ordpyr04pvwsjoiakh">
+            <w:hyperlink w:history="1" r:id="rId2wsskdqevncehdz9iqqom">
               <w:r>
                 <w:rPr>
                   <w:rFonts w:ascii="Arial" w:cs="Arial" w:eastAsia="Arial" w:hAnsi="Arial"/>
@@ -22974,7 +22974,7 @@
             <w:pPr>
               <w:spacing w:after="20" w:before="0"/>
             </w:pPr>
-            <w:hyperlink w:history="1" r:id="rIdfpzoy2yke982kgagc0z8s">
+            <w:hyperlink w:history="1" r:id="rIdpkepviwyzoxnqsqhh5ji8">
               <w:r>
                 <w:rPr>
                   <w:rFonts w:ascii="Arial" w:cs="Arial" w:eastAsia="Arial" w:hAnsi="Arial"/>
@@ -23007,7 +23007,7 @@
               <w:spacing w:after="10" w:before="0"/>
               <w:ind w:left="120"/>
             </w:pPr>
-            <w:hyperlink w:history="1" r:id="rIdigfg9ilkc680shrh_o_xk">
+            <w:hyperlink w:history="1" r:id="rIds0noo1ab2bzelydhzzamf">
               <w:r>
                 <w:rPr>
                   <w:rFonts w:ascii="Arial" w:cs="Arial" w:eastAsia="Arial" w:hAnsi="Arial"/>
@@ -23052,7 +23052,7 @@
             <w:pPr>
               <w:spacing w:after="20" w:before="0"/>
             </w:pPr>
-            <w:hyperlink w:history="1" r:id="rIddd3ailvc8obbyir-cincx">
+            <w:hyperlink w:history="1" r:id="rId6baj0wgrhjjs8ty8xxdro">
               <w:r>
                 <w:rPr>
                   <w:rFonts w:ascii="Arial" w:cs="Arial" w:eastAsia="Arial" w:hAnsi="Arial"/>
@@ -23085,7 +23085,7 @@
               <w:spacing w:after="10" w:before="0"/>
               <w:ind w:left="120"/>
             </w:pPr>
-            <w:hyperlink w:history="1" r:id="rIdgxyyydsmb256q9zeh4amt">
+            <w:hyperlink w:history="1" r:id="rIdn_uiqbrog4tlg9xhlnczi">
               <w:r>
                 <w:rPr>
                   <w:rFonts w:ascii="Arial" w:cs="Arial" w:eastAsia="Arial" w:hAnsi="Arial"/>

--- a/data/outputs/v2/Chemistry/SS1.5_Periodicity/Chemistry_Periodicity_CBE_LessonSequence.docx
+++ b/data/outputs/v2/Chemistry/SS1.5_Periodicity/Chemistry_Periodicity_CBE_LessonSequence.docx
@@ -3184,7 +3184,7 @@
             <w:pPr>
               <w:spacing w:after="20" w:before="0"/>
             </w:pPr>
-            <w:hyperlink w:history="1" r:id="rIdiefcvpgibkjnbgmaiswnr">
+            <w:hyperlink w:history="1" r:id="rIdqjxrstds_5tp-qgnqprl1">
               <w:r>
                 <w:rPr>
                   <w:rFonts w:ascii="Arial" w:cs="Arial" w:eastAsia="Arial" w:hAnsi="Arial"/>
@@ -3217,7 +3217,7 @@
               <w:spacing w:after="10" w:before="0"/>
               <w:ind w:left="120"/>
             </w:pPr>
-            <w:hyperlink w:history="1" r:id="rIdf25q-ijfbdcdxcr4599er">
+            <w:hyperlink w:history="1" r:id="rIdpsohcxdzg0hnuzfadht8s">
               <w:r>
                 <w:rPr>
                   <w:rFonts w:ascii="Arial" w:cs="Arial" w:eastAsia="Arial" w:hAnsi="Arial"/>
@@ -3262,7 +3262,7 @@
             <w:pPr>
               <w:spacing w:after="20" w:before="0"/>
             </w:pPr>
-            <w:hyperlink w:history="1" r:id="rIdwj_-mxwtwhrv50g33ngt7">
+            <w:hyperlink w:history="1" r:id="rId1ivtr2dfjbxdycazh8irp">
               <w:r>
                 <w:rPr>
                   <w:rFonts w:ascii="Arial" w:cs="Arial" w:eastAsia="Arial" w:hAnsi="Arial"/>
@@ -3295,7 +3295,7 @@
               <w:spacing w:after="10" w:before="0"/>
               <w:ind w:left="120"/>
             </w:pPr>
-            <w:hyperlink w:history="1" r:id="rIdm2op-byhgzmv7r3twep77">
+            <w:hyperlink w:history="1" r:id="rIdsrn7p6bh2ay0he2kqx2x8">
               <w:r>
                 <w:rPr>
                   <w:rFonts w:ascii="Arial" w:cs="Arial" w:eastAsia="Arial" w:hAnsi="Arial"/>
@@ -3490,7 +3490,7 @@
             <w:pPr>
               <w:spacing w:after="20" w:before="0"/>
             </w:pPr>
-            <w:hyperlink w:history="1" r:id="rIdiqzkf1alo2jkuagxilvkw">
+            <w:hyperlink w:history="1" r:id="rId0j5lr4dgdx9qmmzt620ag">
               <w:r>
                 <w:rPr>
                   <w:rFonts w:ascii="Arial" w:cs="Arial" w:eastAsia="Arial" w:hAnsi="Arial"/>
@@ -3523,7 +3523,7 @@
               <w:spacing w:after="10" w:before="0"/>
               <w:ind w:left="120"/>
             </w:pPr>
-            <w:hyperlink w:history="1" r:id="rIdvh32oxrxchv-lc18wnl3u">
+            <w:hyperlink w:history="1" r:id="rIdincxpat8rvtqdi4_u8kqs">
               <w:r>
                 <w:rPr>
                   <w:rFonts w:ascii="Arial" w:cs="Arial" w:eastAsia="Arial" w:hAnsi="Arial"/>
@@ -3568,7 +3568,7 @@
             <w:pPr>
               <w:spacing w:after="20" w:before="0"/>
             </w:pPr>
-            <w:hyperlink w:history="1" r:id="rIds6z1kirmzskitjmyfkez0">
+            <w:hyperlink w:history="1" r:id="rIdt1trp9bh57crpbkpuv1kk">
               <w:r>
                 <w:rPr>
                   <w:rFonts w:ascii="Arial" w:cs="Arial" w:eastAsia="Arial" w:hAnsi="Arial"/>
@@ -3601,7 +3601,7 @@
               <w:spacing w:after="10" w:before="0"/>
               <w:ind w:left="120"/>
             </w:pPr>
-            <w:hyperlink w:history="1" r:id="rIdbc4v7ivjiych9lz687tzc">
+            <w:hyperlink w:history="1" r:id="rId2wvdbqo_3ztkioxtsiwzo">
               <w:r>
                 <w:rPr>
                   <w:rFonts w:ascii="Arial" w:cs="Arial" w:eastAsia="Arial" w:hAnsi="Arial"/>
@@ -3796,7 +3796,7 @@
             <w:pPr>
               <w:spacing w:after="20" w:before="0"/>
             </w:pPr>
-            <w:hyperlink w:history="1" r:id="rIdeq1brtpz7a8xck_tzou3z">
+            <w:hyperlink w:history="1" r:id="rIdzcltwhdqr-cd4ojlnvdgx">
               <w:r>
                 <w:rPr>
                   <w:rFonts w:ascii="Arial" w:cs="Arial" w:eastAsia="Arial" w:hAnsi="Arial"/>
@@ -3829,7 +3829,7 @@
               <w:spacing w:after="10" w:before="0"/>
               <w:ind w:left="120"/>
             </w:pPr>
-            <w:hyperlink w:history="1" r:id="rIdpo0vfalgkjiejn0qv_5a3">
+            <w:hyperlink w:history="1" r:id="rIdqsw0ifaj3hjgbqyx30v9u">
               <w:r>
                 <w:rPr>
                   <w:rFonts w:ascii="Arial" w:cs="Arial" w:eastAsia="Arial" w:hAnsi="Arial"/>
@@ -3874,7 +3874,7 @@
             <w:pPr>
               <w:spacing w:after="20" w:before="0"/>
             </w:pPr>
-            <w:hyperlink w:history="1" r:id="rId0xhjbmwzh3yi-kcefd20o">
+            <w:hyperlink w:history="1" r:id="rId2nrx0lyobyeoxqfikfr9e">
               <w:r>
                 <w:rPr>
                   <w:rFonts w:ascii="Arial" w:cs="Arial" w:eastAsia="Arial" w:hAnsi="Arial"/>
@@ -3907,7 +3907,7 @@
               <w:spacing w:after="10" w:before="0"/>
               <w:ind w:left="120"/>
             </w:pPr>
-            <w:hyperlink w:history="1" r:id="rIdll3rdglndq0r2lzegrptv">
+            <w:hyperlink w:history="1" r:id="rIdvonvfbte2opatvafzpul1">
               <w:r>
                 <w:rPr>
                   <w:rFonts w:ascii="Arial" w:cs="Arial" w:eastAsia="Arial" w:hAnsi="Arial"/>
@@ -4102,7 +4102,7 @@
             <w:pPr>
               <w:spacing w:after="20" w:before="0"/>
             </w:pPr>
-            <w:hyperlink w:history="1" r:id="rIdvvcellieps7lvz0kzhtax">
+            <w:hyperlink w:history="1" r:id="rIddolyaai7ljm7dh-xxgwtf">
               <w:r>
                 <w:rPr>
                   <w:rFonts w:ascii="Arial" w:cs="Arial" w:eastAsia="Arial" w:hAnsi="Arial"/>
@@ -4135,7 +4135,7 @@
               <w:spacing w:after="10" w:before="0"/>
               <w:ind w:left="120"/>
             </w:pPr>
-            <w:hyperlink w:history="1" r:id="rIdnkerm8lyz3psoz00bz6ev">
+            <w:hyperlink w:history="1" r:id="rId1a8pbovw8jcfxnehxjxuv">
               <w:r>
                 <w:rPr>
                   <w:rFonts w:ascii="Arial" w:cs="Arial" w:eastAsia="Arial" w:hAnsi="Arial"/>
@@ -4180,7 +4180,7 @@
             <w:pPr>
               <w:spacing w:after="20" w:before="0"/>
             </w:pPr>
-            <w:hyperlink w:history="1" r:id="rId925pg19w2u_c8dzi3jvgu">
+            <w:hyperlink w:history="1" r:id="rIdudhbxfsmhcevn2na0lknm">
               <w:r>
                 <w:rPr>
                   <w:rFonts w:ascii="Arial" w:cs="Arial" w:eastAsia="Arial" w:hAnsi="Arial"/>
@@ -4213,7 +4213,7 @@
               <w:spacing w:after="10" w:before="0"/>
               <w:ind w:left="120"/>
             </w:pPr>
-            <w:hyperlink w:history="1" r:id="rIdiq_ord24azxkk_jn5i6vq">
+            <w:hyperlink w:history="1" r:id="rId28ohcwwl9aohhcu70iq0c">
               <w:r>
                 <w:rPr>
                   <w:rFonts w:ascii="Arial" w:cs="Arial" w:eastAsia="Arial" w:hAnsi="Arial"/>
@@ -4408,7 +4408,7 @@
             <w:pPr>
               <w:spacing w:after="20" w:before="0"/>
             </w:pPr>
-            <w:hyperlink w:history="1" r:id="rIdrgu3rkdgk5qmeiz8xeekc">
+            <w:hyperlink w:history="1" r:id="rIdidjut6mklacasmkackasz">
               <w:r>
                 <w:rPr>
                   <w:rFonts w:ascii="Arial" w:cs="Arial" w:eastAsia="Arial" w:hAnsi="Arial"/>
@@ -4441,7 +4441,7 @@
               <w:spacing w:after="10" w:before="0"/>
               <w:ind w:left="120"/>
             </w:pPr>
-            <w:hyperlink w:history="1" r:id="rIdzytzagutm23jvuqavh7ub">
+            <w:hyperlink w:history="1" r:id="rIdzilwch76it6x-jw4fx9d2">
               <w:r>
                 <w:rPr>
                   <w:rFonts w:ascii="Arial" w:cs="Arial" w:eastAsia="Arial" w:hAnsi="Arial"/>
@@ -4486,7 +4486,7 @@
             <w:pPr>
               <w:spacing w:after="20" w:before="0"/>
             </w:pPr>
-            <w:hyperlink w:history="1" r:id="rIdjzz9kib69du9r8an7ubs4">
+            <w:hyperlink w:history="1" r:id="rIdshsopog5oynjqhv6nevnz">
               <w:r>
                 <w:rPr>
                   <w:rFonts w:ascii="Arial" w:cs="Arial" w:eastAsia="Arial" w:hAnsi="Arial"/>
@@ -4519,7 +4519,7 @@
               <w:spacing w:after="10" w:before="0"/>
               <w:ind w:left="120"/>
             </w:pPr>
-            <w:hyperlink w:history="1" r:id="rIdnyybgmb1zgvuxbtiemn6q">
+            <w:hyperlink w:history="1" r:id="rIdkqpuypatey8buzncwgefc">
               <w:r>
                 <w:rPr>
                   <w:rFonts w:ascii="Arial" w:cs="Arial" w:eastAsia="Arial" w:hAnsi="Arial"/>
@@ -6006,7 +6006,7 @@
             <w:pPr>
               <w:spacing w:after="20" w:before="0"/>
             </w:pPr>
-            <w:hyperlink w:history="1" r:id="rIdb2asxhddsmc_ngstznjoh">
+            <w:hyperlink w:history="1" r:id="rId1rwnay9_tyz-iv7vraivh">
               <w:r>
                 <w:rPr>
                   <w:rFonts w:ascii="Arial" w:cs="Arial" w:eastAsia="Arial" w:hAnsi="Arial"/>
@@ -6039,7 +6039,7 @@
               <w:spacing w:after="10" w:before="0"/>
               <w:ind w:left="120"/>
             </w:pPr>
-            <w:hyperlink w:history="1" r:id="rId_ksx5arbo5gvwrdt-3giz">
+            <w:hyperlink w:history="1" r:id="rIdrrdql_mvea_dob-sy7-rj">
               <w:r>
                 <w:rPr>
                   <w:rFonts w:ascii="Arial" w:cs="Arial" w:eastAsia="Arial" w:hAnsi="Arial"/>
@@ -6084,7 +6084,7 @@
             <w:pPr>
               <w:spacing w:after="20" w:before="0"/>
             </w:pPr>
-            <w:hyperlink w:history="1" r:id="rIdezgp8uv6u6shi0-686ili">
+            <w:hyperlink w:history="1" r:id="rIdnkh4qe0aeuba_yhbzztff">
               <w:r>
                 <w:rPr>
                   <w:rFonts w:ascii="Arial" w:cs="Arial" w:eastAsia="Arial" w:hAnsi="Arial"/>
@@ -6117,7 +6117,7 @@
               <w:spacing w:after="10" w:before="0"/>
               <w:ind w:left="120"/>
             </w:pPr>
-            <w:hyperlink w:history="1" r:id="rId3zqz2vk-yogsstrzg-lrz">
+            <w:hyperlink w:history="1" r:id="rId4vorlxt-gc4dsmebezv9m">
               <w:r>
                 <w:rPr>
                   <w:rFonts w:ascii="Arial" w:cs="Arial" w:eastAsia="Arial" w:hAnsi="Arial"/>
@@ -6312,7 +6312,7 @@
             <w:pPr>
               <w:spacing w:after="20" w:before="0"/>
             </w:pPr>
-            <w:hyperlink w:history="1" r:id="rId5xel59rev6pag1dfqfmyk">
+            <w:hyperlink w:history="1" r:id="rIdspqkmlb95_xibw1ovwmqn">
               <w:r>
                 <w:rPr>
                   <w:rFonts w:ascii="Arial" w:cs="Arial" w:eastAsia="Arial" w:hAnsi="Arial"/>
@@ -6345,7 +6345,7 @@
               <w:spacing w:after="10" w:before="0"/>
               <w:ind w:left="120"/>
             </w:pPr>
-            <w:hyperlink w:history="1" r:id="rIdn5hlodgilgg4emqagdnaj">
+            <w:hyperlink w:history="1" r:id="rIdghrbnxsjqweawszcw69bj">
               <w:r>
                 <w:rPr>
                   <w:rFonts w:ascii="Arial" w:cs="Arial" w:eastAsia="Arial" w:hAnsi="Arial"/>
@@ -6390,7 +6390,7 @@
             <w:pPr>
               <w:spacing w:after="20" w:before="0"/>
             </w:pPr>
-            <w:hyperlink w:history="1" r:id="rIdmryrfnix6iukz5npkf28j">
+            <w:hyperlink w:history="1" r:id="rIdcjqelhz9ewnkor9xlyq0h">
               <w:r>
                 <w:rPr>
                   <w:rFonts w:ascii="Arial" w:cs="Arial" w:eastAsia="Arial" w:hAnsi="Arial"/>
@@ -6423,7 +6423,7 @@
               <w:spacing w:after="10" w:before="0"/>
               <w:ind w:left="120"/>
             </w:pPr>
-            <w:hyperlink w:history="1" r:id="rIdstdrvedbqctecabkq_r7c">
+            <w:hyperlink w:history="1" r:id="rIdvn9eq0bi9j15-mc_yrdzj">
               <w:r>
                 <w:rPr>
                   <w:rFonts w:ascii="Arial" w:cs="Arial" w:eastAsia="Arial" w:hAnsi="Arial"/>
@@ -6618,7 +6618,7 @@
             <w:pPr>
               <w:spacing w:after="20" w:before="0"/>
             </w:pPr>
-            <w:hyperlink w:history="1" r:id="rIdooxnp-fmlcl-a3dqulmvq">
+            <w:hyperlink w:history="1" r:id="rIdbjvdcssk5tcjylchlyn46">
               <w:r>
                 <w:rPr>
                   <w:rFonts w:ascii="Arial" w:cs="Arial" w:eastAsia="Arial" w:hAnsi="Arial"/>
@@ -6651,7 +6651,7 @@
               <w:spacing w:after="10" w:before="0"/>
               <w:ind w:left="120"/>
             </w:pPr>
-            <w:hyperlink w:history="1" r:id="rId-ai0an1h7nhvnex7eo6gp">
+            <w:hyperlink w:history="1" r:id="rIdxsuoghlf5tcrxhh0m9i0h">
               <w:r>
                 <w:rPr>
                   <w:rFonts w:ascii="Arial" w:cs="Arial" w:eastAsia="Arial" w:hAnsi="Arial"/>
@@ -6696,7 +6696,7 @@
             <w:pPr>
               <w:spacing w:after="20" w:before="0"/>
             </w:pPr>
-            <w:hyperlink w:history="1" r:id="rId-jkzyf9fjtm3d2qkz3df5">
+            <w:hyperlink w:history="1" r:id="rIdqmarcnz6lo-sk1pm48k7u">
               <w:r>
                 <w:rPr>
                   <w:rFonts w:ascii="Arial" w:cs="Arial" w:eastAsia="Arial" w:hAnsi="Arial"/>
@@ -6729,7 +6729,7 @@
               <w:spacing w:after="10" w:before="0"/>
               <w:ind w:left="120"/>
             </w:pPr>
-            <w:hyperlink w:history="1" r:id="rIdtimjadxwrffmcp2ptjapz">
+            <w:hyperlink w:history="1" r:id="rIdozxv6tt_cesvpiqgwwjep">
               <w:r>
                 <w:rPr>
                   <w:rFonts w:ascii="Arial" w:cs="Arial" w:eastAsia="Arial" w:hAnsi="Arial"/>
@@ -6924,7 +6924,7 @@
             <w:pPr>
               <w:spacing w:after="20" w:before="0"/>
             </w:pPr>
-            <w:hyperlink w:history="1" r:id="rIdp7xu-8si7fnvazvt-tznz">
+            <w:hyperlink w:history="1" r:id="rIdfdmeat8p8gxutu0_mdycv">
               <w:r>
                 <w:rPr>
                   <w:rFonts w:ascii="Arial" w:cs="Arial" w:eastAsia="Arial" w:hAnsi="Arial"/>
@@ -6957,7 +6957,7 @@
               <w:spacing w:after="10" w:before="0"/>
               <w:ind w:left="120"/>
             </w:pPr>
-            <w:hyperlink w:history="1" r:id="rId9mpi1uzj-wajpbe0yt4th">
+            <w:hyperlink w:history="1" r:id="rId3fmzlnlevtonf9rczt7be">
               <w:r>
                 <w:rPr>
                   <w:rFonts w:ascii="Arial" w:cs="Arial" w:eastAsia="Arial" w:hAnsi="Arial"/>
@@ -7002,7 +7002,7 @@
             <w:pPr>
               <w:spacing w:after="20" w:before="0"/>
             </w:pPr>
-            <w:hyperlink w:history="1" r:id="rIdxrxedoggil29ehslenjib">
+            <w:hyperlink w:history="1" r:id="rId9zcfgzsa0cewu5cuncua5">
               <w:r>
                 <w:rPr>
                   <w:rFonts w:ascii="Arial" w:cs="Arial" w:eastAsia="Arial" w:hAnsi="Arial"/>
@@ -7035,7 +7035,7 @@
               <w:spacing w:after="10" w:before="0"/>
               <w:ind w:left="120"/>
             </w:pPr>
-            <w:hyperlink w:history="1" r:id="rIdtl5wwrxzkov0mhu1t9x1t">
+            <w:hyperlink w:history="1" r:id="rIdu5xqoypomb5xcj9oaxk81">
               <w:r>
                 <w:rPr>
                   <w:rFonts w:ascii="Arial" w:cs="Arial" w:eastAsia="Arial" w:hAnsi="Arial"/>
@@ -7230,7 +7230,7 @@
             <w:pPr>
               <w:spacing w:after="20" w:before="0"/>
             </w:pPr>
-            <w:hyperlink w:history="1" r:id="rIdp0nzfd-nnv21fa8vdgow7">
+            <w:hyperlink w:history="1" r:id="rId3k-0igr6btzisacgs_ftm">
               <w:r>
                 <w:rPr>
                   <w:rFonts w:ascii="Arial" w:cs="Arial" w:eastAsia="Arial" w:hAnsi="Arial"/>
@@ -7263,7 +7263,7 @@
               <w:spacing w:after="10" w:before="0"/>
               <w:ind w:left="120"/>
             </w:pPr>
-            <w:hyperlink w:history="1" r:id="rIdkd0_xjhccllcnr2reey7k">
+            <w:hyperlink w:history="1" r:id="rIddxb20ipjeoxzpuomcgmnj">
               <w:r>
                 <w:rPr>
                   <w:rFonts w:ascii="Arial" w:cs="Arial" w:eastAsia="Arial" w:hAnsi="Arial"/>
@@ -7308,7 +7308,7 @@
             <w:pPr>
               <w:spacing w:after="20" w:before="0"/>
             </w:pPr>
-            <w:hyperlink w:history="1" r:id="rIdggxrqlnwsulge7g6p-gvm">
+            <w:hyperlink w:history="1" r:id="rId9ok3d5rxkomlrart0kgup">
               <w:r>
                 <w:rPr>
                   <w:rFonts w:ascii="Arial" w:cs="Arial" w:eastAsia="Arial" w:hAnsi="Arial"/>
@@ -7341,7 +7341,7 @@
               <w:spacing w:after="10" w:before="0"/>
               <w:ind w:left="120"/>
             </w:pPr>
-            <w:hyperlink w:history="1" r:id="rIdnp-t__3o1xndnisrefmad">
+            <w:hyperlink w:history="1" r:id="rIdv6_wr0d2qg_qfojvgryuy">
               <w:r>
                 <w:rPr>
                   <w:rFonts w:ascii="Arial" w:cs="Arial" w:eastAsia="Arial" w:hAnsi="Arial"/>
@@ -8828,7 +8828,7 @@
             <w:pPr>
               <w:spacing w:after="20" w:before="0"/>
             </w:pPr>
-            <w:hyperlink w:history="1" r:id="rId5m6_y75drd_o62ikxlc_t">
+            <w:hyperlink w:history="1" r:id="rIdf5bnn3e9xp4e2mejllhuf">
               <w:r>
                 <w:rPr>
                   <w:rFonts w:ascii="Arial" w:cs="Arial" w:eastAsia="Arial" w:hAnsi="Arial"/>
@@ -8861,7 +8861,7 @@
               <w:spacing w:after="10" w:before="0"/>
               <w:ind w:left="120"/>
             </w:pPr>
-            <w:hyperlink w:history="1" r:id="rId6ddxff-fbbcyehzphwnmn">
+            <w:hyperlink w:history="1" r:id="rId4cfv80afkwzq1ieitkveu">
               <w:r>
                 <w:rPr>
                   <w:rFonts w:ascii="Arial" w:cs="Arial" w:eastAsia="Arial" w:hAnsi="Arial"/>
@@ -8906,7 +8906,7 @@
             <w:pPr>
               <w:spacing w:after="20" w:before="0"/>
             </w:pPr>
-            <w:hyperlink w:history="1" r:id="rIdtmeecu27esabekfz1gvtm">
+            <w:hyperlink w:history="1" r:id="rIdhtot7z7mttnb9chf5k8u4">
               <w:r>
                 <w:rPr>
                   <w:rFonts w:ascii="Arial" w:cs="Arial" w:eastAsia="Arial" w:hAnsi="Arial"/>
@@ -8939,7 +8939,7 @@
               <w:spacing w:after="10" w:before="0"/>
               <w:ind w:left="120"/>
             </w:pPr>
-            <w:hyperlink w:history="1" r:id="rIdurhgqpguh4zy-5err1v5i">
+            <w:hyperlink w:history="1" r:id="rIdwiqt-qgi2rikugwjselwa">
               <w:r>
                 <w:rPr>
                   <w:rFonts w:ascii="Arial" w:cs="Arial" w:eastAsia="Arial" w:hAnsi="Arial"/>
@@ -9286,7 +9286,7 @@
             <w:pPr>
               <w:spacing w:after="20" w:before="0"/>
             </w:pPr>
-            <w:hyperlink w:history="1" r:id="rIdy40yy8i8qe5aao0vamyu1">
+            <w:hyperlink w:history="1" r:id="rId5lgj7xg4bdv1csrxgumz4">
               <w:r>
                 <w:rPr>
                   <w:rFonts w:ascii="Arial" w:cs="Arial" w:eastAsia="Arial" w:hAnsi="Arial"/>
@@ -9319,7 +9319,7 @@
               <w:spacing w:after="10" w:before="0"/>
               <w:ind w:left="120"/>
             </w:pPr>
-            <w:hyperlink w:history="1" r:id="rId0u01yncivnuqyltj3qfxt">
+            <w:hyperlink w:history="1" r:id="rIdka02c_rptwvxjgjd-bnao">
               <w:r>
                 <w:rPr>
                   <w:rFonts w:ascii="Arial" w:cs="Arial" w:eastAsia="Arial" w:hAnsi="Arial"/>
@@ -9364,7 +9364,7 @@
             <w:pPr>
               <w:spacing w:after="20" w:before="0"/>
             </w:pPr>
-            <w:hyperlink w:history="1" r:id="rIdpzzhdzasrtkb9ggzzglge">
+            <w:hyperlink w:history="1" r:id="rIdsvfem97kcqzldw-5dpxr2">
               <w:r>
                 <w:rPr>
                   <w:rFonts w:ascii="Arial" w:cs="Arial" w:eastAsia="Arial" w:hAnsi="Arial"/>
@@ -9397,7 +9397,7 @@
               <w:spacing w:after="10" w:before="0"/>
               <w:ind w:left="120"/>
             </w:pPr>
-            <w:hyperlink w:history="1" r:id="rIdwfldrdj8mk6geakojfrzb">
+            <w:hyperlink w:history="1" r:id="rIdrc8ouqj-emoplfth46fa3">
               <w:r>
                 <w:rPr>
                   <w:rFonts w:ascii="Arial" w:cs="Arial" w:eastAsia="Arial" w:hAnsi="Arial"/>
@@ -9972,7 +9972,7 @@
             <w:pPr>
               <w:spacing w:after="20" w:before="0"/>
             </w:pPr>
-            <w:hyperlink w:history="1" r:id="rIdpjhedk-e1le84h35reoti">
+            <w:hyperlink w:history="1" r:id="rIdc2xqiehcqlm8ovtqrwyxz">
               <w:r>
                 <w:rPr>
                   <w:rFonts w:ascii="Arial" w:cs="Arial" w:eastAsia="Arial" w:hAnsi="Arial"/>
@@ -10005,7 +10005,7 @@
               <w:spacing w:after="10" w:before="0"/>
               <w:ind w:left="120"/>
             </w:pPr>
-            <w:hyperlink w:history="1" r:id="rIdg5ljkm2wcxltrgz-zsegw">
+            <w:hyperlink w:history="1" r:id="rIdidlh4smxf7gyiyxm2dxd5">
               <w:r>
                 <w:rPr>
                   <w:rFonts w:ascii="Arial" w:cs="Arial" w:eastAsia="Arial" w:hAnsi="Arial"/>
@@ -10050,7 +10050,7 @@
             <w:pPr>
               <w:spacing w:after="20" w:before="0"/>
             </w:pPr>
-            <w:hyperlink w:history="1" r:id="rIdpz9xm8ulucetdhitlh6uo">
+            <w:hyperlink w:history="1" r:id="rId-noonvg-lhysn3uhsjirx">
               <w:r>
                 <w:rPr>
                   <w:rFonts w:ascii="Arial" w:cs="Arial" w:eastAsia="Arial" w:hAnsi="Arial"/>
@@ -10083,7 +10083,7 @@
               <w:spacing w:after="10" w:before="0"/>
               <w:ind w:left="120"/>
             </w:pPr>
-            <w:hyperlink w:history="1" r:id="rIdsnpswdvjr5joxdfg5la-p">
+            <w:hyperlink w:history="1" r:id="rIdogtl8ygvsstru9tde2_lo">
               <w:r>
                 <w:rPr>
                   <w:rFonts w:ascii="Arial" w:cs="Arial" w:eastAsia="Arial" w:hAnsi="Arial"/>
@@ -10620,7 +10620,7 @@
             <w:pPr>
               <w:spacing w:after="20" w:before="0"/>
             </w:pPr>
-            <w:hyperlink w:history="1" r:id="rIdknxab3u5bn0at6lur_wye">
+            <w:hyperlink w:history="1" r:id="rId5kzi_ipgjp16nhgro8pvf">
               <w:r>
                 <w:rPr>
                   <w:rFonts w:ascii="Arial" w:cs="Arial" w:eastAsia="Arial" w:hAnsi="Arial"/>
@@ -10653,7 +10653,7 @@
               <w:spacing w:after="10" w:before="0"/>
               <w:ind w:left="120"/>
             </w:pPr>
-            <w:hyperlink w:history="1" r:id="rIda5h-rwiivz5tpd276euaj">
+            <w:hyperlink w:history="1" r:id="rIdy58ycduigw4qan6m91qg6">
               <w:r>
                 <w:rPr>
                   <w:rFonts w:ascii="Arial" w:cs="Arial" w:eastAsia="Arial" w:hAnsi="Arial"/>
@@ -10698,7 +10698,7 @@
             <w:pPr>
               <w:spacing w:after="20" w:before="0"/>
             </w:pPr>
-            <w:hyperlink w:history="1" r:id="rIdrptvs5qojidybka2jskxf">
+            <w:hyperlink w:history="1" r:id="rId2ngndi6tncdgm4mntt3rf">
               <w:r>
                 <w:rPr>
                   <w:rFonts w:ascii="Arial" w:cs="Arial" w:eastAsia="Arial" w:hAnsi="Arial"/>
@@ -10731,7 +10731,7 @@
               <w:spacing w:after="10" w:before="0"/>
               <w:ind w:left="120"/>
             </w:pPr>
-            <w:hyperlink w:history="1" r:id="rIdrfmjuvzd_gofs-ajciyiz">
+            <w:hyperlink w:history="1" r:id="rIds8ppo1j2citjrq7y2arku">
               <w:r>
                 <w:rPr>
                   <w:rFonts w:ascii="Arial" w:cs="Arial" w:eastAsia="Arial" w:hAnsi="Arial"/>
@@ -11154,7 +11154,7 @@
             <w:pPr>
               <w:spacing w:after="20" w:before="0"/>
             </w:pPr>
-            <w:hyperlink w:history="1" r:id="rIdrysx7a2rufs7_lslmw8ci">
+            <w:hyperlink w:history="1" r:id="rId4rgre1ovtdiroublv4ujy">
               <w:r>
                 <w:rPr>
                   <w:rFonts w:ascii="Arial" w:cs="Arial" w:eastAsia="Arial" w:hAnsi="Arial"/>
@@ -11187,7 +11187,7 @@
               <w:spacing w:after="10" w:before="0"/>
               <w:ind w:left="120"/>
             </w:pPr>
-            <w:hyperlink w:history="1" r:id="rIdsnz0tqlp53g4sdilknpcl">
+            <w:hyperlink w:history="1" r:id="rId62vampihlhoqisjdpgnph">
               <w:r>
                 <w:rPr>
                   <w:rFonts w:ascii="Arial" w:cs="Arial" w:eastAsia="Arial" w:hAnsi="Arial"/>
@@ -11232,7 +11232,7 @@
             <w:pPr>
               <w:spacing w:after="20" w:before="0"/>
             </w:pPr>
-            <w:hyperlink w:history="1" r:id="rIdxwrlxw14eh-q1yh1bes3t">
+            <w:hyperlink w:history="1" r:id="rIdrhyqf60iih8r6dezfiphi">
               <w:r>
                 <w:rPr>
                   <w:rFonts w:ascii="Arial" w:cs="Arial" w:eastAsia="Arial" w:hAnsi="Arial"/>
@@ -11265,7 +11265,7 @@
               <w:spacing w:after="10" w:before="0"/>
               <w:ind w:left="120"/>
             </w:pPr>
-            <w:hyperlink w:history="1" r:id="rIdydjvw8nrsgifkeek1oh_p">
+            <w:hyperlink w:history="1" r:id="rIdst62yypcilzl4jx-obrz8">
               <w:r>
                 <w:rPr>
                   <w:rFonts w:ascii="Arial" w:cs="Arial" w:eastAsia="Arial" w:hAnsi="Arial"/>
@@ -13056,7 +13056,7 @@
             <w:pPr>
               <w:spacing w:after="20" w:before="0"/>
             </w:pPr>
-            <w:hyperlink w:history="1" r:id="rIdco0q6ykh039lanjhcw_cn">
+            <w:hyperlink w:history="1" r:id="rIdyfcgs-0dt5dskchvxzkbq">
               <w:r>
                 <w:rPr>
                   <w:rFonts w:ascii="Arial" w:cs="Arial" w:eastAsia="Arial" w:hAnsi="Arial"/>
@@ -13089,7 +13089,7 @@
               <w:spacing w:after="10" w:before="0"/>
               <w:ind w:left="120"/>
             </w:pPr>
-            <w:hyperlink w:history="1" r:id="rIdqpq_3xkgej8p_vfwkmvjy">
+            <w:hyperlink w:history="1" r:id="rIdwsj5jpmylf6wfm4x6aqdy">
               <w:r>
                 <w:rPr>
                   <w:rFonts w:ascii="Arial" w:cs="Arial" w:eastAsia="Arial" w:hAnsi="Arial"/>
@@ -13134,7 +13134,7 @@
             <w:pPr>
               <w:spacing w:after="20" w:before="0"/>
             </w:pPr>
-            <w:hyperlink w:history="1" r:id="rIdkatmxotslfwaqsahe0_x3">
+            <w:hyperlink w:history="1" r:id="rIdhje0c-zv9hjugi0wcaqzm">
               <w:r>
                 <w:rPr>
                   <w:rFonts w:ascii="Arial" w:cs="Arial" w:eastAsia="Arial" w:hAnsi="Arial"/>
@@ -13167,7 +13167,7 @@
               <w:spacing w:after="10" w:before="0"/>
               <w:ind w:left="120"/>
             </w:pPr>
-            <w:hyperlink w:history="1" r:id="rId3dvb6gazbe36g3ro2qzid">
+            <w:hyperlink w:history="1" r:id="rIdhcwpsp_dnrkqimufwax5h">
               <w:r>
                 <w:rPr>
                   <w:rFonts w:ascii="Arial" w:cs="Arial" w:eastAsia="Arial" w:hAnsi="Arial"/>
@@ -13362,7 +13362,7 @@
             <w:pPr>
               <w:spacing w:after="20" w:before="0"/>
             </w:pPr>
-            <w:hyperlink w:history="1" r:id="rIdwegrirm5ya91ges7xrkqd">
+            <w:hyperlink w:history="1" r:id="rId98-bxssl1exbnoif8sz02">
               <w:r>
                 <w:rPr>
                   <w:rFonts w:ascii="Arial" w:cs="Arial" w:eastAsia="Arial" w:hAnsi="Arial"/>
@@ -13395,7 +13395,7 @@
               <w:spacing w:after="10" w:before="0"/>
               <w:ind w:left="120"/>
             </w:pPr>
-            <w:hyperlink w:history="1" r:id="rIdmukjgawrbhcwkawoj-wc-">
+            <w:hyperlink w:history="1" r:id="rIdcoalk7wauxt9w5sbp8u4s">
               <w:r>
                 <w:rPr>
                   <w:rFonts w:ascii="Arial" w:cs="Arial" w:eastAsia="Arial" w:hAnsi="Arial"/>
@@ -13440,7 +13440,7 @@
             <w:pPr>
               <w:spacing w:after="20" w:before="0"/>
             </w:pPr>
-            <w:hyperlink w:history="1" r:id="rIdwtpcc-qw4w2pa3b-deexr">
+            <w:hyperlink w:history="1" r:id="rIdf21golwzxz-tjy-brhwrd">
               <w:r>
                 <w:rPr>
                   <w:rFonts w:ascii="Arial" w:cs="Arial" w:eastAsia="Arial" w:hAnsi="Arial"/>
@@ -13473,7 +13473,7 @@
               <w:spacing w:after="10" w:before="0"/>
               <w:ind w:left="120"/>
             </w:pPr>
-            <w:hyperlink w:history="1" r:id="rId5uw-vfflz0rh9ydukuppe">
+            <w:hyperlink w:history="1" r:id="rIdtft8wb7g8ris3pfin8pj0">
               <w:r>
                 <w:rPr>
                   <w:rFonts w:ascii="Arial" w:cs="Arial" w:eastAsia="Arial" w:hAnsi="Arial"/>
@@ -13668,7 +13668,7 @@
             <w:pPr>
               <w:spacing w:after="20" w:before="0"/>
             </w:pPr>
-            <w:hyperlink w:history="1" r:id="rId-s0cgmpcguwkoqj1iqsd6">
+            <w:hyperlink w:history="1" r:id="rIdwelsalzoo7nirc8qlzunb">
               <w:r>
                 <w:rPr>
                   <w:rFonts w:ascii="Arial" w:cs="Arial" w:eastAsia="Arial" w:hAnsi="Arial"/>
@@ -13701,7 +13701,7 @@
               <w:spacing w:after="10" w:before="0"/>
               <w:ind w:left="120"/>
             </w:pPr>
-            <w:hyperlink w:history="1" r:id="rIdwrzdot0w3tlsaw6kamfwp">
+            <w:hyperlink w:history="1" r:id="rIdqlbq_6rdcqevsvocgwnuy">
               <w:r>
                 <w:rPr>
                   <w:rFonts w:ascii="Arial" w:cs="Arial" w:eastAsia="Arial" w:hAnsi="Arial"/>
@@ -13746,7 +13746,7 @@
             <w:pPr>
               <w:spacing w:after="20" w:before="0"/>
             </w:pPr>
-            <w:hyperlink w:history="1" r:id="rIdfnq6kspvgpewg8lecxnhg">
+            <w:hyperlink w:history="1" r:id="rId9qtavl_6kmqsocfqqospt">
               <w:r>
                 <w:rPr>
                   <w:rFonts w:ascii="Arial" w:cs="Arial" w:eastAsia="Arial" w:hAnsi="Arial"/>
@@ -13779,7 +13779,7 @@
               <w:spacing w:after="10" w:before="0"/>
               <w:ind w:left="120"/>
             </w:pPr>
-            <w:hyperlink w:history="1" r:id="rIda_jeowm0wympk4sky_do3">
+            <w:hyperlink w:history="1" r:id="rIdjhptcekfnqunhhkjs6uvc">
               <w:r>
                 <w:rPr>
                   <w:rFonts w:ascii="Arial" w:cs="Arial" w:eastAsia="Arial" w:hAnsi="Arial"/>
@@ -13974,7 +13974,7 @@
             <w:pPr>
               <w:spacing w:after="20" w:before="0"/>
             </w:pPr>
-            <w:hyperlink w:history="1" r:id="rIdtcah6mrfrq9tkhnqxinjs">
+            <w:hyperlink w:history="1" r:id="rIdgyrfcu6qfiyxkika8gfys">
               <w:r>
                 <w:rPr>
                   <w:rFonts w:ascii="Arial" w:cs="Arial" w:eastAsia="Arial" w:hAnsi="Arial"/>
@@ -14007,7 +14007,7 @@
               <w:spacing w:after="10" w:before="0"/>
               <w:ind w:left="120"/>
             </w:pPr>
-            <w:hyperlink w:history="1" r:id="rIdhrhoxe0ejzjunwnqbbtpe">
+            <w:hyperlink w:history="1" r:id="rIdfivxcnmeg7kchzww9cgzx">
               <w:r>
                 <w:rPr>
                   <w:rFonts w:ascii="Arial" w:cs="Arial" w:eastAsia="Arial" w:hAnsi="Arial"/>
@@ -14052,7 +14052,7 @@
             <w:pPr>
               <w:spacing w:after="20" w:before="0"/>
             </w:pPr>
-            <w:hyperlink w:history="1" r:id="rIdnm7v4ojvoweg9b8hg6b90">
+            <w:hyperlink w:history="1" r:id="rIddtc0po9akfd5fc9eeoeks">
               <w:r>
                 <w:rPr>
                   <w:rFonts w:ascii="Arial" w:cs="Arial" w:eastAsia="Arial" w:hAnsi="Arial"/>
@@ -14085,7 +14085,7 @@
               <w:spacing w:after="10" w:before="0"/>
               <w:ind w:left="120"/>
             </w:pPr>
-            <w:hyperlink w:history="1" r:id="rIdkyjvcxz3mu_hnypdelrjq">
+            <w:hyperlink w:history="1" r:id="rIdpnakzqk8jcronxfvmcfmj">
               <w:r>
                 <w:rPr>
                   <w:rFonts w:ascii="Arial" w:cs="Arial" w:eastAsia="Arial" w:hAnsi="Arial"/>
@@ -14280,7 +14280,7 @@
             <w:pPr>
               <w:spacing w:after="20" w:before="0"/>
             </w:pPr>
-            <w:hyperlink w:history="1" r:id="rId9doo5doi2yfkdewgl-341">
+            <w:hyperlink w:history="1" r:id="rId3wqaw2fbhdsqphyjxtceu">
               <w:r>
                 <w:rPr>
                   <w:rFonts w:ascii="Arial" w:cs="Arial" w:eastAsia="Arial" w:hAnsi="Arial"/>
@@ -14313,7 +14313,7 @@
               <w:spacing w:after="10" w:before="0"/>
               <w:ind w:left="120"/>
             </w:pPr>
-            <w:hyperlink w:history="1" r:id="rId_ltum-aoeqolkqfan0lg8">
+            <w:hyperlink w:history="1" r:id="rIdugukri2ozqwtfp7hibqzg">
               <w:r>
                 <w:rPr>
                   <w:rFonts w:ascii="Arial" w:cs="Arial" w:eastAsia="Arial" w:hAnsi="Arial"/>
@@ -14358,7 +14358,7 @@
             <w:pPr>
               <w:spacing w:after="20" w:before="0"/>
             </w:pPr>
-            <w:hyperlink w:history="1" r:id="rId5ftwsdr7u-znpak79y4im">
+            <w:hyperlink w:history="1" r:id="rIdpqjjw5ez3ki1ghvl-gmcm">
               <w:r>
                 <w:rPr>
                   <w:rFonts w:ascii="Arial" w:cs="Arial" w:eastAsia="Arial" w:hAnsi="Arial"/>
@@ -14391,7 +14391,7 @@
               <w:spacing w:after="10" w:before="0"/>
               <w:ind w:left="120"/>
             </w:pPr>
-            <w:hyperlink w:history="1" r:id="rIdch9b6ph1ivhxpnq3661t0">
+            <w:hyperlink w:history="1" r:id="rIdo7tijwmetiuxkrvcbsqev">
               <w:r>
                 <w:rPr>
                   <w:rFonts w:ascii="Arial" w:cs="Arial" w:eastAsia="Arial" w:hAnsi="Arial"/>
@@ -15878,7 +15878,7 @@
             <w:pPr>
               <w:spacing w:after="20" w:before="0"/>
             </w:pPr>
-            <w:hyperlink w:history="1" r:id="rIdiysri7xobtd4kjuagfzza">
+            <w:hyperlink w:history="1" r:id="rIdaziqjbuhtyb1dtxqc0vnf">
               <w:r>
                 <w:rPr>
                   <w:rFonts w:ascii="Arial" w:cs="Arial" w:eastAsia="Arial" w:hAnsi="Arial"/>
@@ -15911,7 +15911,7 @@
               <w:spacing w:after="10" w:before="0"/>
               <w:ind w:left="120"/>
             </w:pPr>
-            <w:hyperlink w:history="1" r:id="rIdspt6ihod4_ocy_-e8otyf">
+            <w:hyperlink w:history="1" r:id="rId_tyvq2qhxov1pfmwxopgy">
               <w:r>
                 <w:rPr>
                   <w:rFonts w:ascii="Arial" w:cs="Arial" w:eastAsia="Arial" w:hAnsi="Arial"/>
@@ -15956,7 +15956,7 @@
             <w:pPr>
               <w:spacing w:after="20" w:before="0"/>
             </w:pPr>
-            <w:hyperlink w:history="1" r:id="rIdgopihmmker59-b3mpqfbj">
+            <w:hyperlink w:history="1" r:id="rIdsps9-ku6zd1z4o_gk4ylc">
               <w:r>
                 <w:rPr>
                   <w:rFonts w:ascii="Arial" w:cs="Arial" w:eastAsia="Arial" w:hAnsi="Arial"/>
@@ -15989,7 +15989,7 @@
               <w:spacing w:after="10" w:before="0"/>
               <w:ind w:left="120"/>
             </w:pPr>
-            <w:hyperlink w:history="1" r:id="rIdyw-v7xmgx8lkzntgeo8dr">
+            <w:hyperlink w:history="1" r:id="rId1u3txoahoxnxjazc3-j88">
               <w:r>
                 <w:rPr>
                   <w:rFonts w:ascii="Arial" w:cs="Arial" w:eastAsia="Arial" w:hAnsi="Arial"/>
@@ -16184,7 +16184,7 @@
             <w:pPr>
               <w:spacing w:after="20" w:before="0"/>
             </w:pPr>
-            <w:hyperlink w:history="1" r:id="rIdybn1nslxoikrvdjsygrfl">
+            <w:hyperlink w:history="1" r:id="rId5mzm8nhboupm3g-dmj1qy">
               <w:r>
                 <w:rPr>
                   <w:rFonts w:ascii="Arial" w:cs="Arial" w:eastAsia="Arial" w:hAnsi="Arial"/>
@@ -16217,7 +16217,7 @@
               <w:spacing w:after="10" w:before="0"/>
               <w:ind w:left="120"/>
             </w:pPr>
-            <w:hyperlink w:history="1" r:id="rIdbbpl20exs7_rzkxiu1gaq">
+            <w:hyperlink w:history="1" r:id="rIdf5svpzauzgw1ue0o5qy4s">
               <w:r>
                 <w:rPr>
                   <w:rFonts w:ascii="Arial" w:cs="Arial" w:eastAsia="Arial" w:hAnsi="Arial"/>
@@ -16262,7 +16262,7 @@
             <w:pPr>
               <w:spacing w:after="20" w:before="0"/>
             </w:pPr>
-            <w:hyperlink w:history="1" r:id="rIdeojiee36eqtqo_b7niasg">
+            <w:hyperlink w:history="1" r:id="rIdayjgibfcjzwbp255tnpmj">
               <w:r>
                 <w:rPr>
                   <w:rFonts w:ascii="Arial" w:cs="Arial" w:eastAsia="Arial" w:hAnsi="Arial"/>
@@ -16295,7 +16295,7 @@
               <w:spacing w:after="10" w:before="0"/>
               <w:ind w:left="120"/>
             </w:pPr>
-            <w:hyperlink w:history="1" r:id="rIdltqzovql0ehrxo8_ehwt0">
+            <w:hyperlink w:history="1" r:id="rIdw-kqctjp7wmgtoliasnxo">
               <w:r>
                 <w:rPr>
                   <w:rFonts w:ascii="Arial" w:cs="Arial" w:eastAsia="Arial" w:hAnsi="Arial"/>
@@ -16490,7 +16490,7 @@
             <w:pPr>
               <w:spacing w:after="20" w:before="0"/>
             </w:pPr>
-            <w:hyperlink w:history="1" r:id="rIdbrel12isftjo9pezc4s5m">
+            <w:hyperlink w:history="1" r:id="rIdisdw43qh6_bsawbredkhh">
               <w:r>
                 <w:rPr>
                   <w:rFonts w:ascii="Arial" w:cs="Arial" w:eastAsia="Arial" w:hAnsi="Arial"/>
@@ -16523,7 +16523,7 @@
               <w:spacing w:after="10" w:before="0"/>
               <w:ind w:left="120"/>
             </w:pPr>
-            <w:hyperlink w:history="1" r:id="rIdubxeweuycg1genmvmhf9y">
+            <w:hyperlink w:history="1" r:id="rIdenn4_2nzvh6nuctx7ihus">
               <w:r>
                 <w:rPr>
                   <w:rFonts w:ascii="Arial" w:cs="Arial" w:eastAsia="Arial" w:hAnsi="Arial"/>
@@ -16568,7 +16568,7 @@
             <w:pPr>
               <w:spacing w:after="20" w:before="0"/>
             </w:pPr>
-            <w:hyperlink w:history="1" r:id="rIdnml71udmhp3bb64ukjnwj">
+            <w:hyperlink w:history="1" r:id="rIdpgsjz8ehgiu74i_vihlia">
               <w:r>
                 <w:rPr>
                   <w:rFonts w:ascii="Arial" w:cs="Arial" w:eastAsia="Arial" w:hAnsi="Arial"/>
@@ -16601,7 +16601,7 @@
               <w:spacing w:after="10" w:before="0"/>
               <w:ind w:left="120"/>
             </w:pPr>
-            <w:hyperlink w:history="1" r:id="rIdpk5q68r4ecx3zr-mfoh0m">
+            <w:hyperlink w:history="1" r:id="rIdlog6nxr47cjbg3esex0vf">
               <w:r>
                 <w:rPr>
                   <w:rFonts w:ascii="Arial" w:cs="Arial" w:eastAsia="Arial" w:hAnsi="Arial"/>
@@ -16796,7 +16796,7 @@
             <w:pPr>
               <w:spacing w:after="20" w:before="0"/>
             </w:pPr>
-            <w:hyperlink w:history="1" r:id="rIddy-znicjjxg0layk1fngg">
+            <w:hyperlink w:history="1" r:id="rIdzn7p7u4yvbgw_wsxkl1ln">
               <w:r>
                 <w:rPr>
                   <w:rFonts w:ascii="Arial" w:cs="Arial" w:eastAsia="Arial" w:hAnsi="Arial"/>
@@ -16829,7 +16829,7 @@
               <w:spacing w:after="10" w:before="0"/>
               <w:ind w:left="120"/>
             </w:pPr>
-            <w:hyperlink w:history="1" r:id="rIduow-1mbamppgvel8hkt8e">
+            <w:hyperlink w:history="1" r:id="rId5j9dbuj3ufe0i2upanrow">
               <w:r>
                 <w:rPr>
                   <w:rFonts w:ascii="Arial" w:cs="Arial" w:eastAsia="Arial" w:hAnsi="Arial"/>
@@ -16874,7 +16874,7 @@
             <w:pPr>
               <w:spacing w:after="20" w:before="0"/>
             </w:pPr>
-            <w:hyperlink w:history="1" r:id="rIdafuu20hcybz7fnrz_9_6m">
+            <w:hyperlink w:history="1" r:id="rIdvwpwiyf2sdt5sddrgv7zk">
               <w:r>
                 <w:rPr>
                   <w:rFonts w:ascii="Arial" w:cs="Arial" w:eastAsia="Arial" w:hAnsi="Arial"/>
@@ -16907,7 +16907,7 @@
               <w:spacing w:after="10" w:before="0"/>
               <w:ind w:left="120"/>
             </w:pPr>
-            <w:hyperlink w:history="1" r:id="rIdruchztmmh1y-_lymeemg8">
+            <w:hyperlink w:history="1" r:id="rIdlurz2suzaadzwgyiasuen">
               <w:r>
                 <w:rPr>
                   <w:rFonts w:ascii="Arial" w:cs="Arial" w:eastAsia="Arial" w:hAnsi="Arial"/>
@@ -17102,7 +17102,7 @@
             <w:pPr>
               <w:spacing w:after="20" w:before="0"/>
             </w:pPr>
-            <w:hyperlink w:history="1" r:id="rIdlceiuikjgjivwacubxwta">
+            <w:hyperlink w:history="1" r:id="rIdiqqknh1qa7_46fp3drtjn">
               <w:r>
                 <w:rPr>
                   <w:rFonts w:ascii="Arial" w:cs="Arial" w:eastAsia="Arial" w:hAnsi="Arial"/>
@@ -17135,7 +17135,7 @@
               <w:spacing w:after="10" w:before="0"/>
               <w:ind w:left="120"/>
             </w:pPr>
-            <w:hyperlink w:history="1" r:id="rIdgwnzrp-gm6yk-5xeruwxm">
+            <w:hyperlink w:history="1" r:id="rIdejwjxq3di_rizeq1gtozi">
               <w:r>
                 <w:rPr>
                   <w:rFonts w:ascii="Arial" w:cs="Arial" w:eastAsia="Arial" w:hAnsi="Arial"/>
@@ -17180,7 +17180,7 @@
             <w:pPr>
               <w:spacing w:after="20" w:before="0"/>
             </w:pPr>
-            <w:hyperlink w:history="1" r:id="rIdvm2ugxkfnsrb-udarackk">
+            <w:hyperlink w:history="1" r:id="rIdw8xvhyr47tcwwce8gwj9n">
               <w:r>
                 <w:rPr>
                   <w:rFonts w:ascii="Arial" w:cs="Arial" w:eastAsia="Arial" w:hAnsi="Arial"/>
@@ -17213,7 +17213,7 @@
               <w:spacing w:after="10" w:before="0"/>
               <w:ind w:left="120"/>
             </w:pPr>
-            <w:hyperlink w:history="1" r:id="rIdfwyqlao_tzrmmjd0k7coc">
+            <w:hyperlink w:history="1" r:id="rIdgxq3wgk_pnc43gst8lm2c">
               <w:r>
                 <w:rPr>
                   <w:rFonts w:ascii="Arial" w:cs="Arial" w:eastAsia="Arial" w:hAnsi="Arial"/>
@@ -18928,7 +18928,7 @@
             <w:pPr>
               <w:spacing w:after="20" w:before="0"/>
             </w:pPr>
-            <w:hyperlink w:history="1" r:id="rIdlodkokckl2dmo3ncal810">
+            <w:hyperlink w:history="1" r:id="rIdiopjjfytnqwhd3vbynkmz">
               <w:r>
                 <w:rPr>
                   <w:rFonts w:ascii="Arial" w:cs="Arial" w:eastAsia="Arial" w:hAnsi="Arial"/>
@@ -18961,7 +18961,7 @@
               <w:spacing w:after="10" w:before="0"/>
               <w:ind w:left="120"/>
             </w:pPr>
-            <w:hyperlink w:history="1" r:id="rId5flkgxkieqs2v0zhjlpki">
+            <w:hyperlink w:history="1" r:id="rIdhjand1l03v3nj8r006pe0">
               <w:r>
                 <w:rPr>
                   <w:rFonts w:ascii="Arial" w:cs="Arial" w:eastAsia="Arial" w:hAnsi="Arial"/>
@@ -19006,7 +19006,7 @@
             <w:pPr>
               <w:spacing w:after="20" w:before="0"/>
             </w:pPr>
-            <w:hyperlink w:history="1" r:id="rIdj_cdij25uk8ymg2ujaixb">
+            <w:hyperlink w:history="1" r:id="rIdzxyzmkdwymp5ekwzyllj3">
               <w:r>
                 <w:rPr>
                   <w:rFonts w:ascii="Arial" w:cs="Arial" w:eastAsia="Arial" w:hAnsi="Arial"/>
@@ -19039,7 +19039,7 @@
               <w:spacing w:after="10" w:before="0"/>
               <w:ind w:left="120"/>
             </w:pPr>
-            <w:hyperlink w:history="1" r:id="rIdkv-6d5tuenvnrqxhu626j">
+            <w:hyperlink w:history="1" r:id="rIdrenukb2pbrh-byd1tnwks">
               <w:r>
                 <w:rPr>
                   <w:rFonts w:ascii="Arial" w:cs="Arial" w:eastAsia="Arial" w:hAnsi="Arial"/>
@@ -19234,7 +19234,7 @@
             <w:pPr>
               <w:spacing w:after="20" w:before="0"/>
             </w:pPr>
-            <w:hyperlink w:history="1" r:id="rIdfmvbjvfgrlhc54w4ttg9_">
+            <w:hyperlink w:history="1" r:id="rIdeljsrids5kgttkgvomj2g">
               <w:r>
                 <w:rPr>
                   <w:rFonts w:ascii="Arial" w:cs="Arial" w:eastAsia="Arial" w:hAnsi="Arial"/>
@@ -19267,7 +19267,7 @@
               <w:spacing w:after="10" w:before="0"/>
               <w:ind w:left="120"/>
             </w:pPr>
-            <w:hyperlink w:history="1" r:id="rIdmdult4lndiegjd7shiudf">
+            <w:hyperlink w:history="1" r:id="rIdtb-w2azlmjndvg0n0z8oi">
               <w:r>
                 <w:rPr>
                   <w:rFonts w:ascii="Arial" w:cs="Arial" w:eastAsia="Arial" w:hAnsi="Arial"/>
@@ -19312,7 +19312,7 @@
             <w:pPr>
               <w:spacing w:after="20" w:before="0"/>
             </w:pPr>
-            <w:hyperlink w:history="1" r:id="rIdxgb4cedcfg69-ai5yenog">
+            <w:hyperlink w:history="1" r:id="rIdvsifkhs8va99v6we-xtdo">
               <w:r>
                 <w:rPr>
                   <w:rFonts w:ascii="Arial" w:cs="Arial" w:eastAsia="Arial" w:hAnsi="Arial"/>
@@ -19345,7 +19345,7 @@
               <w:spacing w:after="10" w:before="0"/>
               <w:ind w:left="120"/>
             </w:pPr>
-            <w:hyperlink w:history="1" r:id="rIdeummpdchsmepxbtyixbf_">
+            <w:hyperlink w:history="1" r:id="rIdvjvjpd7vzgm8b4s9srzvu">
               <w:r>
                 <w:rPr>
                   <w:rFonts w:ascii="Arial" w:cs="Arial" w:eastAsia="Arial" w:hAnsi="Arial"/>
@@ -19540,7 +19540,7 @@
             <w:pPr>
               <w:spacing w:after="20" w:before="0"/>
             </w:pPr>
-            <w:hyperlink w:history="1" r:id="rIdboryhg_46mb7xc2zpiloz">
+            <w:hyperlink w:history="1" r:id="rIdjnqlwsz2lz6ullsx2gk7b">
               <w:r>
                 <w:rPr>
                   <w:rFonts w:ascii="Arial" w:cs="Arial" w:eastAsia="Arial" w:hAnsi="Arial"/>
@@ -19573,7 +19573,7 @@
               <w:spacing w:after="10" w:before="0"/>
               <w:ind w:left="120"/>
             </w:pPr>
-            <w:hyperlink w:history="1" r:id="rIdu34vehe_gokfpmgilw4gn">
+            <w:hyperlink w:history="1" r:id="rIdvym1femuafidjcaqldgty">
               <w:r>
                 <w:rPr>
                   <w:rFonts w:ascii="Arial" w:cs="Arial" w:eastAsia="Arial" w:hAnsi="Arial"/>
@@ -19618,7 +19618,7 @@
             <w:pPr>
               <w:spacing w:after="20" w:before="0"/>
             </w:pPr>
-            <w:hyperlink w:history="1" r:id="rIdtotwhbmz3hic1ourhcwmj">
+            <w:hyperlink w:history="1" r:id="rId5vwgiyzsgqzukv5kxq5wj">
               <w:r>
                 <w:rPr>
                   <w:rFonts w:ascii="Arial" w:cs="Arial" w:eastAsia="Arial" w:hAnsi="Arial"/>
@@ -19651,7 +19651,7 @@
               <w:spacing w:after="10" w:before="0"/>
               <w:ind w:left="120"/>
             </w:pPr>
-            <w:hyperlink w:history="1" r:id="rIdxktadqs6lyqnrqvbtlweb">
+            <w:hyperlink w:history="1" r:id="rIdsujr18htmiui382ifbn7l">
               <w:r>
                 <w:rPr>
                   <w:rFonts w:ascii="Arial" w:cs="Arial" w:eastAsia="Arial" w:hAnsi="Arial"/>
@@ -19846,7 +19846,7 @@
             <w:pPr>
               <w:spacing w:after="20" w:before="0"/>
             </w:pPr>
-            <w:hyperlink w:history="1" r:id="rIdzjwpbszip-xnkm2tvywvs">
+            <w:hyperlink w:history="1" r:id="rIdlv-tbe3sdfyigx_bcynlm">
               <w:r>
                 <w:rPr>
                   <w:rFonts w:ascii="Arial" w:cs="Arial" w:eastAsia="Arial" w:hAnsi="Arial"/>
@@ -19879,7 +19879,7 @@
               <w:spacing w:after="10" w:before="0"/>
               <w:ind w:left="120"/>
             </w:pPr>
-            <w:hyperlink w:history="1" r:id="rIdtcn4feeevv8gnmgx4ru_i">
+            <w:hyperlink w:history="1" r:id="rIdacjzck9szikjsbwv7rv8g">
               <w:r>
                 <w:rPr>
                   <w:rFonts w:ascii="Arial" w:cs="Arial" w:eastAsia="Arial" w:hAnsi="Arial"/>
@@ -19924,7 +19924,7 @@
             <w:pPr>
               <w:spacing w:after="20" w:before="0"/>
             </w:pPr>
-            <w:hyperlink w:history="1" r:id="rIdocnqo6dva_b7stwvremwg">
+            <w:hyperlink w:history="1" r:id="rIdojwzozmjbc-hwpvi-rubg">
               <w:r>
                 <w:rPr>
                   <w:rFonts w:ascii="Arial" w:cs="Arial" w:eastAsia="Arial" w:hAnsi="Arial"/>
@@ -19957,7 +19957,7 @@
               <w:spacing w:after="10" w:before="0"/>
               <w:ind w:left="120"/>
             </w:pPr>
-            <w:hyperlink w:history="1" r:id="rIdtd1oxhgmmuf9fpa6ve_wk">
+            <w:hyperlink w:history="1" r:id="rIdxd-yzqo_7d5y_hidqxwh4">
               <w:r>
                 <w:rPr>
                   <w:rFonts w:ascii="Arial" w:cs="Arial" w:eastAsia="Arial" w:hAnsi="Arial"/>
@@ -20152,7 +20152,7 @@
             <w:pPr>
               <w:spacing w:after="20" w:before="0"/>
             </w:pPr>
-            <w:hyperlink w:history="1" r:id="rIdr_l0ylds6x59hgu9uextg">
+            <w:hyperlink w:history="1" r:id="rIdvl2k-_hqo6cfgt-wyjkh7">
               <w:r>
                 <w:rPr>
                   <w:rFonts w:ascii="Arial" w:cs="Arial" w:eastAsia="Arial" w:hAnsi="Arial"/>
@@ -20185,7 +20185,7 @@
               <w:spacing w:after="10" w:before="0"/>
               <w:ind w:left="120"/>
             </w:pPr>
-            <w:hyperlink w:history="1" r:id="rIdjqzgbhr0bzzfdgugep62w">
+            <w:hyperlink w:history="1" r:id="rIdl7v3dttz1sbsheyfwtuvv">
               <w:r>
                 <w:rPr>
                   <w:rFonts w:ascii="Arial" w:cs="Arial" w:eastAsia="Arial" w:hAnsi="Arial"/>
@@ -20230,7 +20230,7 @@
             <w:pPr>
               <w:spacing w:after="20" w:before="0"/>
             </w:pPr>
-            <w:hyperlink w:history="1" r:id="rId9u90sjjwnkpt7cux5ip2d">
+            <w:hyperlink w:history="1" r:id="rId4jtaj8zd3hlbwafobmzbk">
               <w:r>
                 <w:rPr>
                   <w:rFonts w:ascii="Arial" w:cs="Arial" w:eastAsia="Arial" w:hAnsi="Arial"/>
@@ -20263,7 +20263,7 @@
               <w:spacing w:after="10" w:before="0"/>
               <w:ind w:left="120"/>
             </w:pPr>
-            <w:hyperlink w:history="1" r:id="rIdb7vievuc6yk09qwjyphoe">
+            <w:hyperlink w:history="1" r:id="rIdmlw6gie4fy4rqkovly_xr">
               <w:r>
                 <w:rPr>
                   <w:rFonts w:ascii="Arial" w:cs="Arial" w:eastAsia="Arial" w:hAnsi="Arial"/>
@@ -21750,7 +21750,7 @@
             <w:pPr>
               <w:spacing w:after="20" w:before="0"/>
             </w:pPr>
-            <w:hyperlink w:history="1" r:id="rId52mskmhs94qh6fi-h8jbd">
+            <w:hyperlink w:history="1" r:id="rIdokpvkqg_zo6imj7p6x0de">
               <w:r>
                 <w:rPr>
                   <w:rFonts w:ascii="Arial" w:cs="Arial" w:eastAsia="Arial" w:hAnsi="Arial"/>
@@ -21783,7 +21783,7 @@
               <w:spacing w:after="10" w:before="0"/>
               <w:ind w:left="120"/>
             </w:pPr>
-            <w:hyperlink w:history="1" r:id="rIdh-bgxmfn46aulnog2fghu">
+            <w:hyperlink w:history="1" r:id="rIdz9xvrgzweud0isj3vcct5">
               <w:r>
                 <w:rPr>
                   <w:rFonts w:ascii="Arial" w:cs="Arial" w:eastAsia="Arial" w:hAnsi="Arial"/>
@@ -21828,7 +21828,7 @@
             <w:pPr>
               <w:spacing w:after="20" w:before="0"/>
             </w:pPr>
-            <w:hyperlink w:history="1" r:id="rIdrwtn9t09n_99khlj7mrda">
+            <w:hyperlink w:history="1" r:id="rId9a1jdrtgqodmmzjfg1b_t">
               <w:r>
                 <w:rPr>
                   <w:rFonts w:ascii="Arial" w:cs="Arial" w:eastAsia="Arial" w:hAnsi="Arial"/>
@@ -21861,7 +21861,7 @@
               <w:spacing w:after="10" w:before="0"/>
               <w:ind w:left="120"/>
             </w:pPr>
-            <w:hyperlink w:history="1" r:id="rIdwabvko5ttoiy8zpzt3uq5">
+            <w:hyperlink w:history="1" r:id="rIds-dblfperkzep8ytnvv2a">
               <w:r>
                 <w:rPr>
                   <w:rFonts w:ascii="Arial" w:cs="Arial" w:eastAsia="Arial" w:hAnsi="Arial"/>
@@ -22056,7 +22056,7 @@
             <w:pPr>
               <w:spacing w:after="20" w:before="0"/>
             </w:pPr>
-            <w:hyperlink w:history="1" r:id="rIdnnjuk7mxccdn6o5wnklg2">
+            <w:hyperlink w:history="1" r:id="rIdgomicg3sm-hfufe7earcg">
               <w:r>
                 <w:rPr>
                   <w:rFonts w:ascii="Arial" w:cs="Arial" w:eastAsia="Arial" w:hAnsi="Arial"/>
@@ -22089,7 +22089,7 @@
               <w:spacing w:after="10" w:before="0"/>
               <w:ind w:left="120"/>
             </w:pPr>
-            <w:hyperlink w:history="1" r:id="rIdrf8cnhp1jfgtq9wlatufj">
+            <w:hyperlink w:history="1" r:id="rIds4olwenl6mog7yjswamn5">
               <w:r>
                 <w:rPr>
                   <w:rFonts w:ascii="Arial" w:cs="Arial" w:eastAsia="Arial" w:hAnsi="Arial"/>
@@ -22134,7 +22134,7 @@
             <w:pPr>
               <w:spacing w:after="20" w:before="0"/>
             </w:pPr>
-            <w:hyperlink w:history="1" r:id="rIdl52o4z4nr9cawcrut4r5x">
+            <w:hyperlink w:history="1" r:id="rIdr5ypxvr0xmwnfz3tysn0k">
               <w:r>
                 <w:rPr>
                   <w:rFonts w:ascii="Arial" w:cs="Arial" w:eastAsia="Arial" w:hAnsi="Arial"/>
@@ -22167,7 +22167,7 @@
               <w:spacing w:after="10" w:before="0"/>
               <w:ind w:left="120"/>
             </w:pPr>
-            <w:hyperlink w:history="1" r:id="rIdnx07rkdpgdjdkg4zmyhy4">
+            <w:hyperlink w:history="1" r:id="rIdnz6bm44pzmob5pe1jmihq">
               <w:r>
                 <w:rPr>
                   <w:rFonts w:ascii="Arial" w:cs="Arial" w:eastAsia="Arial" w:hAnsi="Arial"/>
@@ -22362,7 +22362,7 @@
             <w:pPr>
               <w:spacing w:after="20" w:before="0"/>
             </w:pPr>
-            <w:hyperlink w:history="1" r:id="rIdgww45alvw21uutph2kjfx">
+            <w:hyperlink w:history="1" r:id="rId5-waj5hqjvvycizdlrsto">
               <w:r>
                 <w:rPr>
                   <w:rFonts w:ascii="Arial" w:cs="Arial" w:eastAsia="Arial" w:hAnsi="Arial"/>
@@ -22395,7 +22395,7 @@
               <w:spacing w:after="10" w:before="0"/>
               <w:ind w:left="120"/>
             </w:pPr>
-            <w:hyperlink w:history="1" r:id="rIdphskud45yyd3_w_jyijvd">
+            <w:hyperlink w:history="1" r:id="rIdtcbdo-lngwigkvsxyqaox">
               <w:r>
                 <w:rPr>
                   <w:rFonts w:ascii="Arial" w:cs="Arial" w:eastAsia="Arial" w:hAnsi="Arial"/>
@@ -22440,7 +22440,7 @@
             <w:pPr>
               <w:spacing w:after="20" w:before="0"/>
             </w:pPr>
-            <w:hyperlink w:history="1" r:id="rIdmgpyffkdl_jzjyn-k0fuy">
+            <w:hyperlink w:history="1" r:id="rIdaazsmvckqu3sphn-lflot">
               <w:r>
                 <w:rPr>
                   <w:rFonts w:ascii="Arial" w:cs="Arial" w:eastAsia="Arial" w:hAnsi="Arial"/>
@@ -22473,7 +22473,7 @@
               <w:spacing w:after="10" w:before="0"/>
               <w:ind w:left="120"/>
             </w:pPr>
-            <w:hyperlink w:history="1" r:id="rIdehidoifzbaik-ketgbqdd">
+            <w:hyperlink w:history="1" r:id="rIdd1zdw3pfqpmyeg3_lqm3x">
               <w:r>
                 <w:rPr>
                   <w:rFonts w:ascii="Arial" w:cs="Arial" w:eastAsia="Arial" w:hAnsi="Arial"/>
@@ -22668,7 +22668,7 @@
             <w:pPr>
               <w:spacing w:after="20" w:before="0"/>
             </w:pPr>
-            <w:hyperlink w:history="1" r:id="rIdthjbubhgok_wdxvriz-fu">
+            <w:hyperlink w:history="1" r:id="rId1c-gg24vcy-nrmwhzmmwj">
               <w:r>
                 <w:rPr>
                   <w:rFonts w:ascii="Arial" w:cs="Arial" w:eastAsia="Arial" w:hAnsi="Arial"/>
@@ -22701,7 +22701,7 @@
               <w:spacing w:after="10" w:before="0"/>
               <w:ind w:left="120"/>
             </w:pPr>
-            <w:hyperlink w:history="1" r:id="rIdn5czoea6lwwbs_dpgqmip">
+            <w:hyperlink w:history="1" r:id="rIdk3tsq3y6v_7xrxprf9lwg">
               <w:r>
                 <w:rPr>
                   <w:rFonts w:ascii="Arial" w:cs="Arial" w:eastAsia="Arial" w:hAnsi="Arial"/>
@@ -22746,7 +22746,7 @@
             <w:pPr>
               <w:spacing w:after="20" w:before="0"/>
             </w:pPr>
-            <w:hyperlink w:history="1" r:id="rIdogxy6i11v2maauluq3v2n">
+            <w:hyperlink w:history="1" r:id="rIdpxekmkzl5lt5a0snjdk7w">
               <w:r>
                 <w:rPr>
                   <w:rFonts w:ascii="Arial" w:cs="Arial" w:eastAsia="Arial" w:hAnsi="Arial"/>
@@ -22779,7 +22779,7 @@
               <w:spacing w:after="10" w:before="0"/>
               <w:ind w:left="120"/>
             </w:pPr>
-            <w:hyperlink w:history="1" r:id="rId2wsskdqevncehdz9iqqom">
+            <w:hyperlink w:history="1" r:id="rIdohfz3rxad1c8e0nhpkmwk">
               <w:r>
                 <w:rPr>
                   <w:rFonts w:ascii="Arial" w:cs="Arial" w:eastAsia="Arial" w:hAnsi="Arial"/>
@@ -22974,7 +22974,7 @@
             <w:pPr>
               <w:spacing w:after="20" w:before="0"/>
             </w:pPr>
-            <w:hyperlink w:history="1" r:id="rIdpkepviwyzoxnqsqhh5ji8">
+            <w:hyperlink w:history="1" r:id="rId3qo9e2jcy5tfygtii1nox">
               <w:r>
                 <w:rPr>
                   <w:rFonts w:ascii="Arial" w:cs="Arial" w:eastAsia="Arial" w:hAnsi="Arial"/>
@@ -23007,7 +23007,7 @@
               <w:spacing w:after="10" w:before="0"/>
               <w:ind w:left="120"/>
             </w:pPr>
-            <w:hyperlink w:history="1" r:id="rIds0noo1ab2bzelydhzzamf">
+            <w:hyperlink w:history="1" r:id="rIdiwakye60yuwtnarglkl5m">
               <w:r>
                 <w:rPr>
                   <w:rFonts w:ascii="Arial" w:cs="Arial" w:eastAsia="Arial" w:hAnsi="Arial"/>
@@ -23052,7 +23052,7 @@
             <w:pPr>
               <w:spacing w:after="20" w:before="0"/>
             </w:pPr>
-            <w:hyperlink w:history="1" r:id="rId6baj0wgrhjjs8ty8xxdro">
+            <w:hyperlink w:history="1" r:id="rIdkvh_m-lmb3opmyjaayv3x">
               <w:r>
                 <w:rPr>
                   <w:rFonts w:ascii="Arial" w:cs="Arial" w:eastAsia="Arial" w:hAnsi="Arial"/>
@@ -23085,7 +23085,7 @@
               <w:spacing w:after="10" w:before="0"/>
               <w:ind w:left="120"/>
             </w:pPr>
-            <w:hyperlink w:history="1" r:id="rIdn_uiqbrog4tlg9xhlnczi">
+            <w:hyperlink w:history="1" r:id="rIdxq3r60y5bwkieyrdi7-cw">
               <w:r>
                 <w:rPr>
                   <w:rFonts w:ascii="Arial" w:cs="Arial" w:eastAsia="Arial" w:hAnsi="Arial"/>

--- a/data/outputs/v2/Chemistry/SS1.5_Periodicity/Chemistry_Periodicity_CBE_LessonSequence.docx
+++ b/data/outputs/v2/Chemistry/SS1.5_Periodicity/Chemistry_Periodicity_CBE_LessonSequence.docx
@@ -3184,7 +3184,7 @@
             <w:pPr>
               <w:spacing w:after="20" w:before="0"/>
             </w:pPr>
-            <w:hyperlink w:history="1" r:id="rIdqjxrstds_5tp-qgnqprl1">
+            <w:hyperlink w:history="1" r:id="rIduhs4blekelal7d-s_fel3">
               <w:r>
                 <w:rPr>
                   <w:rFonts w:ascii="Arial" w:cs="Arial" w:eastAsia="Arial" w:hAnsi="Arial"/>
@@ -3217,7 +3217,7 @@
               <w:spacing w:after="10" w:before="0"/>
               <w:ind w:left="120"/>
             </w:pPr>
-            <w:hyperlink w:history="1" r:id="rIdpsohcxdzg0hnuzfadht8s">
+            <w:hyperlink w:history="1" r:id="rId5eduukqjwrgt7pkau5g39">
               <w:r>
                 <w:rPr>
                   <w:rFonts w:ascii="Arial" w:cs="Arial" w:eastAsia="Arial" w:hAnsi="Arial"/>
@@ -3262,7 +3262,7 @@
             <w:pPr>
               <w:spacing w:after="20" w:before="0"/>
             </w:pPr>
-            <w:hyperlink w:history="1" r:id="rId1ivtr2dfjbxdycazh8irp">
+            <w:hyperlink w:history="1" r:id="rIdrtzqsiveswwvazizrqocc">
               <w:r>
                 <w:rPr>
                   <w:rFonts w:ascii="Arial" w:cs="Arial" w:eastAsia="Arial" w:hAnsi="Arial"/>
@@ -3295,7 +3295,7 @@
               <w:spacing w:after="10" w:before="0"/>
               <w:ind w:left="120"/>
             </w:pPr>
-            <w:hyperlink w:history="1" r:id="rIdsrn7p6bh2ay0he2kqx2x8">
+            <w:hyperlink w:history="1" r:id="rId0vhozztvkdohmf8m9nclj">
               <w:r>
                 <w:rPr>
                   <w:rFonts w:ascii="Arial" w:cs="Arial" w:eastAsia="Arial" w:hAnsi="Arial"/>
@@ -3490,7 +3490,7 @@
             <w:pPr>
               <w:spacing w:after="20" w:before="0"/>
             </w:pPr>
-            <w:hyperlink w:history="1" r:id="rId0j5lr4dgdx9qmmzt620ag">
+            <w:hyperlink w:history="1" r:id="rId-oegrqcxzac3sjjd1foxv">
               <w:r>
                 <w:rPr>
                   <w:rFonts w:ascii="Arial" w:cs="Arial" w:eastAsia="Arial" w:hAnsi="Arial"/>
@@ -3523,7 +3523,7 @@
               <w:spacing w:after="10" w:before="0"/>
               <w:ind w:left="120"/>
             </w:pPr>
-            <w:hyperlink w:history="1" r:id="rIdincxpat8rvtqdi4_u8kqs">
+            <w:hyperlink w:history="1" r:id="rIdjf82gsbkdcn7ixmtdfjwq">
               <w:r>
                 <w:rPr>
                   <w:rFonts w:ascii="Arial" w:cs="Arial" w:eastAsia="Arial" w:hAnsi="Arial"/>
@@ -3568,7 +3568,7 @@
             <w:pPr>
               <w:spacing w:after="20" w:before="0"/>
             </w:pPr>
-            <w:hyperlink w:history="1" r:id="rIdt1trp9bh57crpbkpuv1kk">
+            <w:hyperlink w:history="1" r:id="rIdcd-0qqs41rlolfzbx3qc3">
               <w:r>
                 <w:rPr>
                   <w:rFonts w:ascii="Arial" w:cs="Arial" w:eastAsia="Arial" w:hAnsi="Arial"/>
@@ -3601,7 +3601,7 @@
               <w:spacing w:after="10" w:before="0"/>
               <w:ind w:left="120"/>
             </w:pPr>
-            <w:hyperlink w:history="1" r:id="rId2wvdbqo_3ztkioxtsiwzo">
+            <w:hyperlink w:history="1" r:id="rIds0rbxqyplwpzbqgt1dgbp">
               <w:r>
                 <w:rPr>
                   <w:rFonts w:ascii="Arial" w:cs="Arial" w:eastAsia="Arial" w:hAnsi="Arial"/>
@@ -3796,7 +3796,7 @@
             <w:pPr>
               <w:spacing w:after="20" w:before="0"/>
             </w:pPr>
-            <w:hyperlink w:history="1" r:id="rIdzcltwhdqr-cd4ojlnvdgx">
+            <w:hyperlink w:history="1" r:id="rId1yjv-z155drz_anwiawug">
               <w:r>
                 <w:rPr>
                   <w:rFonts w:ascii="Arial" w:cs="Arial" w:eastAsia="Arial" w:hAnsi="Arial"/>
@@ -3829,7 +3829,7 @@
               <w:spacing w:after="10" w:before="0"/>
               <w:ind w:left="120"/>
             </w:pPr>
-            <w:hyperlink w:history="1" r:id="rIdqsw0ifaj3hjgbqyx30v9u">
+            <w:hyperlink w:history="1" r:id="rIdpy6lo5su-ydzrtznrps1o">
               <w:r>
                 <w:rPr>
                   <w:rFonts w:ascii="Arial" w:cs="Arial" w:eastAsia="Arial" w:hAnsi="Arial"/>
@@ -3874,7 +3874,7 @@
             <w:pPr>
               <w:spacing w:after="20" w:before="0"/>
             </w:pPr>
-            <w:hyperlink w:history="1" r:id="rId2nrx0lyobyeoxqfikfr9e">
+            <w:hyperlink w:history="1" r:id="rIdvfxsk66qfqomxywch8ygt">
               <w:r>
                 <w:rPr>
                   <w:rFonts w:ascii="Arial" w:cs="Arial" w:eastAsia="Arial" w:hAnsi="Arial"/>
@@ -3907,7 +3907,7 @@
               <w:spacing w:after="10" w:before="0"/>
               <w:ind w:left="120"/>
             </w:pPr>
-            <w:hyperlink w:history="1" r:id="rIdvonvfbte2opatvafzpul1">
+            <w:hyperlink w:history="1" r:id="rIdogb2r8iz0jrvrd9fbao33">
               <w:r>
                 <w:rPr>
                   <w:rFonts w:ascii="Arial" w:cs="Arial" w:eastAsia="Arial" w:hAnsi="Arial"/>
@@ -4102,7 +4102,7 @@
             <w:pPr>
               <w:spacing w:after="20" w:before="0"/>
             </w:pPr>
-            <w:hyperlink w:history="1" r:id="rIddolyaai7ljm7dh-xxgwtf">
+            <w:hyperlink w:history="1" r:id="rIdi-hy75c9jhztgnb8eev0e">
               <w:r>
                 <w:rPr>
                   <w:rFonts w:ascii="Arial" w:cs="Arial" w:eastAsia="Arial" w:hAnsi="Arial"/>
@@ -4135,7 +4135,7 @@
               <w:spacing w:after="10" w:before="0"/>
               <w:ind w:left="120"/>
             </w:pPr>
-            <w:hyperlink w:history="1" r:id="rId1a8pbovw8jcfxnehxjxuv">
+            <w:hyperlink w:history="1" r:id="rIdpn7jqyn5o2tj8fobm-iqj">
               <w:r>
                 <w:rPr>
                   <w:rFonts w:ascii="Arial" w:cs="Arial" w:eastAsia="Arial" w:hAnsi="Arial"/>
@@ -4180,7 +4180,7 @@
             <w:pPr>
               <w:spacing w:after="20" w:before="0"/>
             </w:pPr>
-            <w:hyperlink w:history="1" r:id="rIdudhbxfsmhcevn2na0lknm">
+            <w:hyperlink w:history="1" r:id="rIdl8ulpzrat2ndhe9yppug_">
               <w:r>
                 <w:rPr>
                   <w:rFonts w:ascii="Arial" w:cs="Arial" w:eastAsia="Arial" w:hAnsi="Arial"/>
@@ -4213,7 +4213,7 @@
               <w:spacing w:after="10" w:before="0"/>
               <w:ind w:left="120"/>
             </w:pPr>
-            <w:hyperlink w:history="1" r:id="rId28ohcwwl9aohhcu70iq0c">
+            <w:hyperlink w:history="1" r:id="rIdq0wm2gf9yhegcejm--psd">
               <w:r>
                 <w:rPr>
                   <w:rFonts w:ascii="Arial" w:cs="Arial" w:eastAsia="Arial" w:hAnsi="Arial"/>
@@ -4408,7 +4408,7 @@
             <w:pPr>
               <w:spacing w:after="20" w:before="0"/>
             </w:pPr>
-            <w:hyperlink w:history="1" r:id="rIdidjut6mklacasmkackasz">
+            <w:hyperlink w:history="1" r:id="rIdmle5k485s7rnsqtwjh9tf">
               <w:r>
                 <w:rPr>
                   <w:rFonts w:ascii="Arial" w:cs="Arial" w:eastAsia="Arial" w:hAnsi="Arial"/>
@@ -4441,7 +4441,7 @@
               <w:spacing w:after="10" w:before="0"/>
               <w:ind w:left="120"/>
             </w:pPr>
-            <w:hyperlink w:history="1" r:id="rIdzilwch76it6x-jw4fx9d2">
+            <w:hyperlink w:history="1" r:id="rIdb6k1yi2_92a94wm1o3zg6">
               <w:r>
                 <w:rPr>
                   <w:rFonts w:ascii="Arial" w:cs="Arial" w:eastAsia="Arial" w:hAnsi="Arial"/>
@@ -4486,7 +4486,7 @@
             <w:pPr>
               <w:spacing w:after="20" w:before="0"/>
             </w:pPr>
-            <w:hyperlink w:history="1" r:id="rIdshsopog5oynjqhv6nevnz">
+            <w:hyperlink w:history="1" r:id="rId2l41bu29qi6qtqzqnznzv">
               <w:r>
                 <w:rPr>
                   <w:rFonts w:ascii="Arial" w:cs="Arial" w:eastAsia="Arial" w:hAnsi="Arial"/>
@@ -4519,7 +4519,7 @@
               <w:spacing w:after="10" w:before="0"/>
               <w:ind w:left="120"/>
             </w:pPr>
-            <w:hyperlink w:history="1" r:id="rIdkqpuypatey8buzncwgefc">
+            <w:hyperlink w:history="1" r:id="rIdwokxpdsgnmjogo7_opiet">
               <w:r>
                 <w:rPr>
                   <w:rFonts w:ascii="Arial" w:cs="Arial" w:eastAsia="Arial" w:hAnsi="Arial"/>
@@ -6006,7 +6006,7 @@
             <w:pPr>
               <w:spacing w:after="20" w:before="0"/>
             </w:pPr>
-            <w:hyperlink w:history="1" r:id="rId1rwnay9_tyz-iv7vraivh">
+            <w:hyperlink w:history="1" r:id="rId2djrhtomxd7hd0nvcnzwe">
               <w:r>
                 <w:rPr>
                   <w:rFonts w:ascii="Arial" w:cs="Arial" w:eastAsia="Arial" w:hAnsi="Arial"/>
@@ -6039,7 +6039,7 @@
               <w:spacing w:after="10" w:before="0"/>
               <w:ind w:left="120"/>
             </w:pPr>
-            <w:hyperlink w:history="1" r:id="rIdrrdql_mvea_dob-sy7-rj">
+            <w:hyperlink w:history="1" r:id="rIddfkjctjrlgect6bwxvbjx">
               <w:r>
                 <w:rPr>
                   <w:rFonts w:ascii="Arial" w:cs="Arial" w:eastAsia="Arial" w:hAnsi="Arial"/>
@@ -6084,7 +6084,7 @@
             <w:pPr>
               <w:spacing w:after="20" w:before="0"/>
             </w:pPr>
-            <w:hyperlink w:history="1" r:id="rIdnkh4qe0aeuba_yhbzztff">
+            <w:hyperlink w:history="1" r:id="rIdkmsxepg74xblsqqw1zebt">
               <w:r>
                 <w:rPr>
                   <w:rFonts w:ascii="Arial" w:cs="Arial" w:eastAsia="Arial" w:hAnsi="Arial"/>
@@ -6117,7 +6117,7 @@
               <w:spacing w:after="10" w:before="0"/>
               <w:ind w:left="120"/>
             </w:pPr>
-            <w:hyperlink w:history="1" r:id="rId4vorlxt-gc4dsmebezv9m">
+            <w:hyperlink w:history="1" r:id="rId-bkkff8y__le1mcwvdbmr">
               <w:r>
                 <w:rPr>
                   <w:rFonts w:ascii="Arial" w:cs="Arial" w:eastAsia="Arial" w:hAnsi="Arial"/>
@@ -6312,7 +6312,7 @@
             <w:pPr>
               <w:spacing w:after="20" w:before="0"/>
             </w:pPr>
-            <w:hyperlink w:history="1" r:id="rIdspqkmlb95_xibw1ovwmqn">
+            <w:hyperlink w:history="1" r:id="rIdals2kx0016-21ftn_flnu">
               <w:r>
                 <w:rPr>
                   <w:rFonts w:ascii="Arial" w:cs="Arial" w:eastAsia="Arial" w:hAnsi="Arial"/>
@@ -6345,7 +6345,7 @@
               <w:spacing w:after="10" w:before="0"/>
               <w:ind w:left="120"/>
             </w:pPr>
-            <w:hyperlink w:history="1" r:id="rIdghrbnxsjqweawszcw69bj">
+            <w:hyperlink w:history="1" r:id="rIddltabhwgwab1d2ol75c3y">
               <w:r>
                 <w:rPr>
                   <w:rFonts w:ascii="Arial" w:cs="Arial" w:eastAsia="Arial" w:hAnsi="Arial"/>
@@ -6390,7 +6390,7 @@
             <w:pPr>
               <w:spacing w:after="20" w:before="0"/>
             </w:pPr>
-            <w:hyperlink w:history="1" r:id="rIdcjqelhz9ewnkor9xlyq0h">
+            <w:hyperlink w:history="1" r:id="rIdl9sexxiqclkipud0vl-oi">
               <w:r>
                 <w:rPr>
                   <w:rFonts w:ascii="Arial" w:cs="Arial" w:eastAsia="Arial" w:hAnsi="Arial"/>
@@ -6423,7 +6423,7 @@
               <w:spacing w:after="10" w:before="0"/>
               <w:ind w:left="120"/>
             </w:pPr>
-            <w:hyperlink w:history="1" r:id="rIdvn9eq0bi9j15-mc_yrdzj">
+            <w:hyperlink w:history="1" r:id="rId5are-y6ryfborsey2483j">
               <w:r>
                 <w:rPr>
                   <w:rFonts w:ascii="Arial" w:cs="Arial" w:eastAsia="Arial" w:hAnsi="Arial"/>
@@ -6618,7 +6618,7 @@
             <w:pPr>
               <w:spacing w:after="20" w:before="0"/>
             </w:pPr>
-            <w:hyperlink w:history="1" r:id="rIdbjvdcssk5tcjylchlyn46">
+            <w:hyperlink w:history="1" r:id="rIdffcd6dooxlijpuewxzbr7">
               <w:r>
                 <w:rPr>
                   <w:rFonts w:ascii="Arial" w:cs="Arial" w:eastAsia="Arial" w:hAnsi="Arial"/>
@@ -6651,7 +6651,7 @@
               <w:spacing w:after="10" w:before="0"/>
               <w:ind w:left="120"/>
             </w:pPr>
-            <w:hyperlink w:history="1" r:id="rIdxsuoghlf5tcrxhh0m9i0h">
+            <w:hyperlink w:history="1" r:id="rIdxh9nnwyjbylwg35vhe8st">
               <w:r>
                 <w:rPr>
                   <w:rFonts w:ascii="Arial" w:cs="Arial" w:eastAsia="Arial" w:hAnsi="Arial"/>
@@ -6696,7 +6696,7 @@
             <w:pPr>
               <w:spacing w:after="20" w:before="0"/>
             </w:pPr>
-            <w:hyperlink w:history="1" r:id="rIdqmarcnz6lo-sk1pm48k7u">
+            <w:hyperlink w:history="1" r:id="rIdhqcicwrh-vl7c1ba2hjua">
               <w:r>
                 <w:rPr>
                   <w:rFonts w:ascii="Arial" w:cs="Arial" w:eastAsia="Arial" w:hAnsi="Arial"/>
@@ -6729,7 +6729,7 @@
               <w:spacing w:after="10" w:before="0"/>
               <w:ind w:left="120"/>
             </w:pPr>
-            <w:hyperlink w:history="1" r:id="rIdozxv6tt_cesvpiqgwwjep">
+            <w:hyperlink w:history="1" r:id="rIdtii0kzc1c3vdqjpmav5if">
               <w:r>
                 <w:rPr>
                   <w:rFonts w:ascii="Arial" w:cs="Arial" w:eastAsia="Arial" w:hAnsi="Arial"/>
@@ -6924,7 +6924,7 @@
             <w:pPr>
               <w:spacing w:after="20" w:before="0"/>
             </w:pPr>
-            <w:hyperlink w:history="1" r:id="rIdfdmeat8p8gxutu0_mdycv">
+            <w:hyperlink w:history="1" r:id="rIdaxr5ogspqxxuwvplgx55a">
               <w:r>
                 <w:rPr>
                   <w:rFonts w:ascii="Arial" w:cs="Arial" w:eastAsia="Arial" w:hAnsi="Arial"/>
@@ -6957,7 +6957,7 @@
               <w:spacing w:after="10" w:before="0"/>
               <w:ind w:left="120"/>
             </w:pPr>
-            <w:hyperlink w:history="1" r:id="rId3fmzlnlevtonf9rczt7be">
+            <w:hyperlink w:history="1" r:id="rIdokyn39yzjt461dcznkyol">
               <w:r>
                 <w:rPr>
                   <w:rFonts w:ascii="Arial" w:cs="Arial" w:eastAsia="Arial" w:hAnsi="Arial"/>
@@ -7002,7 +7002,7 @@
             <w:pPr>
               <w:spacing w:after="20" w:before="0"/>
             </w:pPr>
-            <w:hyperlink w:history="1" r:id="rId9zcfgzsa0cewu5cuncua5">
+            <w:hyperlink w:history="1" r:id="rId1ubhlsvvrff_hdikhyfft">
               <w:r>
                 <w:rPr>
                   <w:rFonts w:ascii="Arial" w:cs="Arial" w:eastAsia="Arial" w:hAnsi="Arial"/>
@@ -7035,7 +7035,7 @@
               <w:spacing w:after="10" w:before="0"/>
               <w:ind w:left="120"/>
             </w:pPr>
-            <w:hyperlink w:history="1" r:id="rIdu5xqoypomb5xcj9oaxk81">
+            <w:hyperlink w:history="1" r:id="rIdmldmcyyvwzaw7vvj4qa_r">
               <w:r>
                 <w:rPr>
                   <w:rFonts w:ascii="Arial" w:cs="Arial" w:eastAsia="Arial" w:hAnsi="Arial"/>
@@ -7230,7 +7230,7 @@
             <w:pPr>
               <w:spacing w:after="20" w:before="0"/>
             </w:pPr>
-            <w:hyperlink w:history="1" r:id="rId3k-0igr6btzisacgs_ftm">
+            <w:hyperlink w:history="1" r:id="rIdkx-lxkukbr2gmtqz9qrqw">
               <w:r>
                 <w:rPr>
                   <w:rFonts w:ascii="Arial" w:cs="Arial" w:eastAsia="Arial" w:hAnsi="Arial"/>
@@ -7263,7 +7263,7 @@
               <w:spacing w:after="10" w:before="0"/>
               <w:ind w:left="120"/>
             </w:pPr>
-            <w:hyperlink w:history="1" r:id="rIddxb20ipjeoxzpuomcgmnj">
+            <w:hyperlink w:history="1" r:id="rId-ykl3robxszxurnhmoyo-">
               <w:r>
                 <w:rPr>
                   <w:rFonts w:ascii="Arial" w:cs="Arial" w:eastAsia="Arial" w:hAnsi="Arial"/>
@@ -7308,7 +7308,7 @@
             <w:pPr>
               <w:spacing w:after="20" w:before="0"/>
             </w:pPr>
-            <w:hyperlink w:history="1" r:id="rId9ok3d5rxkomlrart0kgup">
+            <w:hyperlink w:history="1" r:id="rIdfyh5txlhc1k7elnaifwmi">
               <w:r>
                 <w:rPr>
                   <w:rFonts w:ascii="Arial" w:cs="Arial" w:eastAsia="Arial" w:hAnsi="Arial"/>
@@ -7341,7 +7341,7 @@
               <w:spacing w:after="10" w:before="0"/>
               <w:ind w:left="120"/>
             </w:pPr>
-            <w:hyperlink w:history="1" r:id="rIdv6_wr0d2qg_qfojvgryuy">
+            <w:hyperlink w:history="1" r:id="rIdohuke0m8qebmrnsxlsxt2">
               <w:r>
                 <w:rPr>
                   <w:rFonts w:ascii="Arial" w:cs="Arial" w:eastAsia="Arial" w:hAnsi="Arial"/>
@@ -8828,7 +8828,7 @@
             <w:pPr>
               <w:spacing w:after="20" w:before="0"/>
             </w:pPr>
-            <w:hyperlink w:history="1" r:id="rIdf5bnn3e9xp4e2mejllhuf">
+            <w:hyperlink w:history="1" r:id="rId0gbsywk_qjszaxmtyifsn">
               <w:r>
                 <w:rPr>
                   <w:rFonts w:ascii="Arial" w:cs="Arial" w:eastAsia="Arial" w:hAnsi="Arial"/>
@@ -8861,7 +8861,7 @@
               <w:spacing w:after="10" w:before="0"/>
               <w:ind w:left="120"/>
             </w:pPr>
-            <w:hyperlink w:history="1" r:id="rId4cfv80afkwzq1ieitkveu">
+            <w:hyperlink w:history="1" r:id="rIdkbm8aihl_pclykteqgmtd">
               <w:r>
                 <w:rPr>
                   <w:rFonts w:ascii="Arial" w:cs="Arial" w:eastAsia="Arial" w:hAnsi="Arial"/>
@@ -8906,7 +8906,7 @@
             <w:pPr>
               <w:spacing w:after="20" w:before="0"/>
             </w:pPr>
-            <w:hyperlink w:history="1" r:id="rIdhtot7z7mttnb9chf5k8u4">
+            <w:hyperlink w:history="1" r:id="rIdocrdwikpzjcfaa-0rsjdb">
               <w:r>
                 <w:rPr>
                   <w:rFonts w:ascii="Arial" w:cs="Arial" w:eastAsia="Arial" w:hAnsi="Arial"/>
@@ -8939,7 +8939,7 @@
               <w:spacing w:after="10" w:before="0"/>
               <w:ind w:left="120"/>
             </w:pPr>
-            <w:hyperlink w:history="1" r:id="rIdwiqt-qgi2rikugwjselwa">
+            <w:hyperlink w:history="1" r:id="rIdclqhnqx5kiq2djcg0z_q5">
               <w:r>
                 <w:rPr>
                   <w:rFonts w:ascii="Arial" w:cs="Arial" w:eastAsia="Arial" w:hAnsi="Arial"/>
@@ -9286,7 +9286,7 @@
             <w:pPr>
               <w:spacing w:after="20" w:before="0"/>
             </w:pPr>
-            <w:hyperlink w:history="1" r:id="rId5lgj7xg4bdv1csrxgumz4">
+            <w:hyperlink w:history="1" r:id="rIdcnnvihlkvv0-urayj9t_f">
               <w:r>
                 <w:rPr>
                   <w:rFonts w:ascii="Arial" w:cs="Arial" w:eastAsia="Arial" w:hAnsi="Arial"/>
@@ -9319,7 +9319,7 @@
               <w:spacing w:after="10" w:before="0"/>
               <w:ind w:left="120"/>
             </w:pPr>
-            <w:hyperlink w:history="1" r:id="rIdka02c_rptwvxjgjd-bnao">
+            <w:hyperlink w:history="1" r:id="rIdsudwf2seogeos_bfm0e4t">
               <w:r>
                 <w:rPr>
                   <w:rFonts w:ascii="Arial" w:cs="Arial" w:eastAsia="Arial" w:hAnsi="Arial"/>
@@ -9364,7 +9364,7 @@
             <w:pPr>
               <w:spacing w:after="20" w:before="0"/>
             </w:pPr>
-            <w:hyperlink w:history="1" r:id="rIdsvfem97kcqzldw-5dpxr2">
+            <w:hyperlink w:history="1" r:id="rIdtrdqxcztvup7eh5wmphsi">
               <w:r>
                 <w:rPr>
                   <w:rFonts w:ascii="Arial" w:cs="Arial" w:eastAsia="Arial" w:hAnsi="Arial"/>
@@ -9397,7 +9397,7 @@
               <w:spacing w:after="10" w:before="0"/>
               <w:ind w:left="120"/>
             </w:pPr>
-            <w:hyperlink w:history="1" r:id="rIdrc8ouqj-emoplfth46fa3">
+            <w:hyperlink w:history="1" r:id="rIdci03n6hup2ipv77bhkads">
               <w:r>
                 <w:rPr>
                   <w:rFonts w:ascii="Arial" w:cs="Arial" w:eastAsia="Arial" w:hAnsi="Arial"/>
@@ -9972,7 +9972,7 @@
             <w:pPr>
               <w:spacing w:after="20" w:before="0"/>
             </w:pPr>
-            <w:hyperlink w:history="1" r:id="rIdc2xqiehcqlm8ovtqrwyxz">
+            <w:hyperlink w:history="1" r:id="rIdleo0bs6yr-zwi66_4x-_m">
               <w:r>
                 <w:rPr>
                   <w:rFonts w:ascii="Arial" w:cs="Arial" w:eastAsia="Arial" w:hAnsi="Arial"/>
@@ -10005,7 +10005,7 @@
               <w:spacing w:after="10" w:before="0"/>
               <w:ind w:left="120"/>
             </w:pPr>
-            <w:hyperlink w:history="1" r:id="rIdidlh4smxf7gyiyxm2dxd5">
+            <w:hyperlink w:history="1" r:id="rId49cism3enyk0d0znfd76u">
               <w:r>
                 <w:rPr>
                   <w:rFonts w:ascii="Arial" w:cs="Arial" w:eastAsia="Arial" w:hAnsi="Arial"/>
@@ -10050,7 +10050,7 @@
             <w:pPr>
               <w:spacing w:after="20" w:before="0"/>
             </w:pPr>
-            <w:hyperlink w:history="1" r:id="rId-noonvg-lhysn3uhsjirx">
+            <w:hyperlink w:history="1" r:id="rId_bycy-wu4okzbkmquuklg">
               <w:r>
                 <w:rPr>
                   <w:rFonts w:ascii="Arial" w:cs="Arial" w:eastAsia="Arial" w:hAnsi="Arial"/>
@@ -10083,7 +10083,7 @@
               <w:spacing w:after="10" w:before="0"/>
               <w:ind w:left="120"/>
             </w:pPr>
-            <w:hyperlink w:history="1" r:id="rIdogtl8ygvsstru9tde2_lo">
+            <w:hyperlink w:history="1" r:id="rIdtud_82mxfxee1oobnx0-e">
               <w:r>
                 <w:rPr>
                   <w:rFonts w:ascii="Arial" w:cs="Arial" w:eastAsia="Arial" w:hAnsi="Arial"/>
@@ -10620,7 +10620,7 @@
             <w:pPr>
               <w:spacing w:after="20" w:before="0"/>
             </w:pPr>
-            <w:hyperlink w:history="1" r:id="rId5kzi_ipgjp16nhgro8pvf">
+            <w:hyperlink w:history="1" r:id="rIdhzhobza09soapvf-1q5xn">
               <w:r>
                 <w:rPr>
                   <w:rFonts w:ascii="Arial" w:cs="Arial" w:eastAsia="Arial" w:hAnsi="Arial"/>
@@ -10653,7 +10653,7 @@
               <w:spacing w:after="10" w:before="0"/>
               <w:ind w:left="120"/>
             </w:pPr>
-            <w:hyperlink w:history="1" r:id="rIdy58ycduigw4qan6m91qg6">
+            <w:hyperlink w:history="1" r:id="rId22oovmqturd2fogiatk2f">
               <w:r>
                 <w:rPr>
                   <w:rFonts w:ascii="Arial" w:cs="Arial" w:eastAsia="Arial" w:hAnsi="Arial"/>
@@ -10698,7 +10698,7 @@
             <w:pPr>
               <w:spacing w:after="20" w:before="0"/>
             </w:pPr>
-            <w:hyperlink w:history="1" r:id="rId2ngndi6tncdgm4mntt3rf">
+            <w:hyperlink w:history="1" r:id="rIdz4xsqitjqhp891caflelh">
               <w:r>
                 <w:rPr>
                   <w:rFonts w:ascii="Arial" w:cs="Arial" w:eastAsia="Arial" w:hAnsi="Arial"/>
@@ -10731,7 +10731,7 @@
               <w:spacing w:after="10" w:before="0"/>
               <w:ind w:left="120"/>
             </w:pPr>
-            <w:hyperlink w:history="1" r:id="rIds8ppo1j2citjrq7y2arku">
+            <w:hyperlink w:history="1" r:id="rIdclopud8k0vot_xgkwqe07">
               <w:r>
                 <w:rPr>
                   <w:rFonts w:ascii="Arial" w:cs="Arial" w:eastAsia="Arial" w:hAnsi="Arial"/>
@@ -11154,7 +11154,7 @@
             <w:pPr>
               <w:spacing w:after="20" w:before="0"/>
             </w:pPr>
-            <w:hyperlink w:history="1" r:id="rId4rgre1ovtdiroublv4ujy">
+            <w:hyperlink w:history="1" r:id="rIdn8uw51ck-_2bgrorux1rq">
               <w:r>
                 <w:rPr>
                   <w:rFonts w:ascii="Arial" w:cs="Arial" w:eastAsia="Arial" w:hAnsi="Arial"/>
@@ -11187,7 +11187,7 @@
               <w:spacing w:after="10" w:before="0"/>
               <w:ind w:left="120"/>
             </w:pPr>
-            <w:hyperlink w:history="1" r:id="rId62vampihlhoqisjdpgnph">
+            <w:hyperlink w:history="1" r:id="rIdmzwikk628ewx8eoaezupc">
               <w:r>
                 <w:rPr>
                   <w:rFonts w:ascii="Arial" w:cs="Arial" w:eastAsia="Arial" w:hAnsi="Arial"/>
@@ -11232,7 +11232,7 @@
             <w:pPr>
               <w:spacing w:after="20" w:before="0"/>
             </w:pPr>
-            <w:hyperlink w:history="1" r:id="rIdrhyqf60iih8r6dezfiphi">
+            <w:hyperlink w:history="1" r:id="rIdo_qydymmoqldkl8hf-r44">
               <w:r>
                 <w:rPr>
                   <w:rFonts w:ascii="Arial" w:cs="Arial" w:eastAsia="Arial" w:hAnsi="Arial"/>
@@ -11265,7 +11265,7 @@
               <w:spacing w:after="10" w:before="0"/>
               <w:ind w:left="120"/>
             </w:pPr>
-            <w:hyperlink w:history="1" r:id="rIdst62yypcilzl4jx-obrz8">
+            <w:hyperlink w:history="1" r:id="rId2uzygfmcq0rxjcm_wqpph">
               <w:r>
                 <w:rPr>
                   <w:rFonts w:ascii="Arial" w:cs="Arial" w:eastAsia="Arial" w:hAnsi="Arial"/>
@@ -13056,7 +13056,7 @@
             <w:pPr>
               <w:spacing w:after="20" w:before="0"/>
             </w:pPr>
-            <w:hyperlink w:history="1" r:id="rIdyfcgs-0dt5dskchvxzkbq">
+            <w:hyperlink w:history="1" r:id="rId-jq2tcwjxur6vhozec35i">
               <w:r>
                 <w:rPr>
                   <w:rFonts w:ascii="Arial" w:cs="Arial" w:eastAsia="Arial" w:hAnsi="Arial"/>
@@ -13089,7 +13089,7 @@
               <w:spacing w:after="10" w:before="0"/>
               <w:ind w:left="120"/>
             </w:pPr>
-            <w:hyperlink w:history="1" r:id="rIdwsj5jpmylf6wfm4x6aqdy">
+            <w:hyperlink w:history="1" r:id="rIdtwsv6juvckok8rxoie6vj">
               <w:r>
                 <w:rPr>
                   <w:rFonts w:ascii="Arial" w:cs="Arial" w:eastAsia="Arial" w:hAnsi="Arial"/>
@@ -13134,7 +13134,7 @@
             <w:pPr>
               <w:spacing w:after="20" w:before="0"/>
             </w:pPr>
-            <w:hyperlink w:history="1" r:id="rIdhje0c-zv9hjugi0wcaqzm">
+            <w:hyperlink w:history="1" r:id="rIdyjaxmaym0yitkwaziw10b">
               <w:r>
                 <w:rPr>
                   <w:rFonts w:ascii="Arial" w:cs="Arial" w:eastAsia="Arial" w:hAnsi="Arial"/>
@@ -13167,7 +13167,7 @@
               <w:spacing w:after="10" w:before="0"/>
               <w:ind w:left="120"/>
             </w:pPr>
-            <w:hyperlink w:history="1" r:id="rIdhcwpsp_dnrkqimufwax5h">
+            <w:hyperlink w:history="1" r:id="rIdhmi-pjjsunivoteoqa0ld">
               <w:r>
                 <w:rPr>
                   <w:rFonts w:ascii="Arial" w:cs="Arial" w:eastAsia="Arial" w:hAnsi="Arial"/>
@@ -13362,7 +13362,7 @@
             <w:pPr>
               <w:spacing w:after="20" w:before="0"/>
             </w:pPr>
-            <w:hyperlink w:history="1" r:id="rId98-bxssl1exbnoif8sz02">
+            <w:hyperlink w:history="1" r:id="rIdedc7nxls0iviyfmcx5xfw">
               <w:r>
                 <w:rPr>
                   <w:rFonts w:ascii="Arial" w:cs="Arial" w:eastAsia="Arial" w:hAnsi="Arial"/>
@@ -13395,7 +13395,7 @@
               <w:spacing w:after="10" w:before="0"/>
               <w:ind w:left="120"/>
             </w:pPr>
-            <w:hyperlink w:history="1" r:id="rIdcoalk7wauxt9w5sbp8u4s">
+            <w:hyperlink w:history="1" r:id="rIdleuysz6r4knp4nd5lvvyx">
               <w:r>
                 <w:rPr>
                   <w:rFonts w:ascii="Arial" w:cs="Arial" w:eastAsia="Arial" w:hAnsi="Arial"/>
@@ -13440,7 +13440,7 @@
             <w:pPr>
               <w:spacing w:after="20" w:before="0"/>
             </w:pPr>
-            <w:hyperlink w:history="1" r:id="rIdf21golwzxz-tjy-brhwrd">
+            <w:hyperlink w:history="1" r:id="rId1m2fs5ku9icqgtro0arz7">
               <w:r>
                 <w:rPr>
                   <w:rFonts w:ascii="Arial" w:cs="Arial" w:eastAsia="Arial" w:hAnsi="Arial"/>
@@ -13473,7 +13473,7 @@
               <w:spacing w:after="10" w:before="0"/>
               <w:ind w:left="120"/>
             </w:pPr>
-            <w:hyperlink w:history="1" r:id="rIdtft8wb7g8ris3pfin8pj0">
+            <w:hyperlink w:history="1" r:id="rId44bp1uoovlfcj8eww2fhb">
               <w:r>
                 <w:rPr>
                   <w:rFonts w:ascii="Arial" w:cs="Arial" w:eastAsia="Arial" w:hAnsi="Arial"/>
@@ -13668,7 +13668,7 @@
             <w:pPr>
               <w:spacing w:after="20" w:before="0"/>
             </w:pPr>
-            <w:hyperlink w:history="1" r:id="rIdwelsalzoo7nirc8qlzunb">
+            <w:hyperlink w:history="1" r:id="rIduh9bof2lakcgbncwa2o1w">
               <w:r>
                 <w:rPr>
                   <w:rFonts w:ascii="Arial" w:cs="Arial" w:eastAsia="Arial" w:hAnsi="Arial"/>
@@ -13701,7 +13701,7 @@
               <w:spacing w:after="10" w:before="0"/>
               <w:ind w:left="120"/>
             </w:pPr>
-            <w:hyperlink w:history="1" r:id="rIdqlbq_6rdcqevsvocgwnuy">
+            <w:hyperlink w:history="1" r:id="rId4fotegyihhomqsy_lajt_">
               <w:r>
                 <w:rPr>
                   <w:rFonts w:ascii="Arial" w:cs="Arial" w:eastAsia="Arial" w:hAnsi="Arial"/>
@@ -13746,7 +13746,7 @@
             <w:pPr>
               <w:spacing w:after="20" w:before="0"/>
             </w:pPr>
-            <w:hyperlink w:history="1" r:id="rId9qtavl_6kmqsocfqqospt">
+            <w:hyperlink w:history="1" r:id="rIdaxoz6ubuuvhskfdrokvoa">
               <w:r>
                 <w:rPr>
                   <w:rFonts w:ascii="Arial" w:cs="Arial" w:eastAsia="Arial" w:hAnsi="Arial"/>
@@ -13779,7 +13779,7 @@
               <w:spacing w:after="10" w:before="0"/>
               <w:ind w:left="120"/>
             </w:pPr>
-            <w:hyperlink w:history="1" r:id="rIdjhptcekfnqunhhkjs6uvc">
+            <w:hyperlink w:history="1" r:id="rIdoxqjhlchg81cfdmgxrhl0">
               <w:r>
                 <w:rPr>
                   <w:rFonts w:ascii="Arial" w:cs="Arial" w:eastAsia="Arial" w:hAnsi="Arial"/>
@@ -13974,7 +13974,7 @@
             <w:pPr>
               <w:spacing w:after="20" w:before="0"/>
             </w:pPr>
-            <w:hyperlink w:history="1" r:id="rIdgyrfcu6qfiyxkika8gfys">
+            <w:hyperlink w:history="1" r:id="rIdokc4gguejgfnehegmexk8">
               <w:r>
                 <w:rPr>
                   <w:rFonts w:ascii="Arial" w:cs="Arial" w:eastAsia="Arial" w:hAnsi="Arial"/>
@@ -14007,7 +14007,7 @@
               <w:spacing w:after="10" w:before="0"/>
               <w:ind w:left="120"/>
             </w:pPr>
-            <w:hyperlink w:history="1" r:id="rIdfivxcnmeg7kchzww9cgzx">
+            <w:hyperlink w:history="1" r:id="rIdazk7h356vf_ez5ft7nvqa">
               <w:r>
                 <w:rPr>
                   <w:rFonts w:ascii="Arial" w:cs="Arial" w:eastAsia="Arial" w:hAnsi="Arial"/>
@@ -14052,7 +14052,7 @@
             <w:pPr>
               <w:spacing w:after="20" w:before="0"/>
             </w:pPr>
-            <w:hyperlink w:history="1" r:id="rIddtc0po9akfd5fc9eeoeks">
+            <w:hyperlink w:history="1" r:id="rIdh9n55nnfwdeiq1nr0qmvs">
               <w:r>
                 <w:rPr>
                   <w:rFonts w:ascii="Arial" w:cs="Arial" w:eastAsia="Arial" w:hAnsi="Arial"/>
@@ -14085,7 +14085,7 @@
               <w:spacing w:after="10" w:before="0"/>
               <w:ind w:left="120"/>
             </w:pPr>
-            <w:hyperlink w:history="1" r:id="rIdpnakzqk8jcronxfvmcfmj">
+            <w:hyperlink w:history="1" r:id="rIdwvh-uh93dq5iof0fym7as">
               <w:r>
                 <w:rPr>
                   <w:rFonts w:ascii="Arial" w:cs="Arial" w:eastAsia="Arial" w:hAnsi="Arial"/>
@@ -14280,7 +14280,7 @@
             <w:pPr>
               <w:spacing w:after="20" w:before="0"/>
             </w:pPr>
-            <w:hyperlink w:history="1" r:id="rId3wqaw2fbhdsqphyjxtceu">
+            <w:hyperlink w:history="1" r:id="rId3v5kfainyuh7odfa0jwdf">
               <w:r>
                 <w:rPr>
                   <w:rFonts w:ascii="Arial" w:cs="Arial" w:eastAsia="Arial" w:hAnsi="Arial"/>
@@ -14313,7 +14313,7 @@
               <w:spacing w:after="10" w:before="0"/>
               <w:ind w:left="120"/>
             </w:pPr>
-            <w:hyperlink w:history="1" r:id="rIdugukri2ozqwtfp7hibqzg">
+            <w:hyperlink w:history="1" r:id="rIdwu9sr6uglldxspk5jka0j">
               <w:r>
                 <w:rPr>
                   <w:rFonts w:ascii="Arial" w:cs="Arial" w:eastAsia="Arial" w:hAnsi="Arial"/>
@@ -14358,7 +14358,7 @@
             <w:pPr>
               <w:spacing w:after="20" w:before="0"/>
             </w:pPr>
-            <w:hyperlink w:history="1" r:id="rIdpqjjw5ez3ki1ghvl-gmcm">
+            <w:hyperlink w:history="1" r:id="rIdjnw3jbtdd6qidmklv2vbq">
               <w:r>
                 <w:rPr>
                   <w:rFonts w:ascii="Arial" w:cs="Arial" w:eastAsia="Arial" w:hAnsi="Arial"/>
@@ -14391,7 +14391,7 @@
               <w:spacing w:after="10" w:before="0"/>
               <w:ind w:left="120"/>
             </w:pPr>
-            <w:hyperlink w:history="1" r:id="rIdo7tijwmetiuxkrvcbsqev">
+            <w:hyperlink w:history="1" r:id="rIduf3iiv_wqy_fwwtlmphmh">
               <w:r>
                 <w:rPr>
                   <w:rFonts w:ascii="Arial" w:cs="Arial" w:eastAsia="Arial" w:hAnsi="Arial"/>
@@ -15878,7 +15878,7 @@
             <w:pPr>
               <w:spacing w:after="20" w:before="0"/>
             </w:pPr>
-            <w:hyperlink w:history="1" r:id="rIdaziqjbuhtyb1dtxqc0vnf">
+            <w:hyperlink w:history="1" r:id="rIdvfqn2mszhs5ek20yrjwnt">
               <w:r>
                 <w:rPr>
                   <w:rFonts w:ascii="Arial" w:cs="Arial" w:eastAsia="Arial" w:hAnsi="Arial"/>
@@ -15911,7 +15911,7 @@
               <w:spacing w:after="10" w:before="0"/>
               <w:ind w:left="120"/>
             </w:pPr>
-            <w:hyperlink w:history="1" r:id="rId_tyvq2qhxov1pfmwxopgy">
+            <w:hyperlink w:history="1" r:id="rIdz-ucz-hfdsnelldkl6fye">
               <w:r>
                 <w:rPr>
                   <w:rFonts w:ascii="Arial" w:cs="Arial" w:eastAsia="Arial" w:hAnsi="Arial"/>
@@ -15956,7 +15956,7 @@
             <w:pPr>
               <w:spacing w:after="20" w:before="0"/>
             </w:pPr>
-            <w:hyperlink w:history="1" r:id="rIdsps9-ku6zd1z4o_gk4ylc">
+            <w:hyperlink w:history="1" r:id="rIdd-zpz94ru53bd-8tgleo6">
               <w:r>
                 <w:rPr>
                   <w:rFonts w:ascii="Arial" w:cs="Arial" w:eastAsia="Arial" w:hAnsi="Arial"/>
@@ -15989,7 +15989,7 @@
               <w:spacing w:after="10" w:before="0"/>
               <w:ind w:left="120"/>
             </w:pPr>
-            <w:hyperlink w:history="1" r:id="rId1u3txoahoxnxjazc3-j88">
+            <w:hyperlink w:history="1" r:id="rIdmftxik1eqwjx7n485risr">
               <w:r>
                 <w:rPr>
                   <w:rFonts w:ascii="Arial" w:cs="Arial" w:eastAsia="Arial" w:hAnsi="Arial"/>
@@ -16184,7 +16184,7 @@
             <w:pPr>
               <w:spacing w:after="20" w:before="0"/>
             </w:pPr>
-            <w:hyperlink w:history="1" r:id="rId5mzm8nhboupm3g-dmj1qy">
+            <w:hyperlink w:history="1" r:id="rIdas0zwtx5jm_pfcndk_kmg">
               <w:r>
                 <w:rPr>
                   <w:rFonts w:ascii="Arial" w:cs="Arial" w:eastAsia="Arial" w:hAnsi="Arial"/>
@@ -16217,7 +16217,7 @@
               <w:spacing w:after="10" w:before="0"/>
               <w:ind w:left="120"/>
             </w:pPr>
-            <w:hyperlink w:history="1" r:id="rIdf5svpzauzgw1ue0o5qy4s">
+            <w:hyperlink w:history="1" r:id="rIdax9juragsobrdf_pq4vu3">
               <w:r>
                 <w:rPr>
                   <w:rFonts w:ascii="Arial" w:cs="Arial" w:eastAsia="Arial" w:hAnsi="Arial"/>
@@ -16262,7 +16262,7 @@
             <w:pPr>
               <w:spacing w:after="20" w:before="0"/>
             </w:pPr>
-            <w:hyperlink w:history="1" r:id="rIdayjgibfcjzwbp255tnpmj">
+            <w:hyperlink w:history="1" r:id="rIdmvpbpzesjxwiwkvbddnrf">
               <w:r>
                 <w:rPr>
                   <w:rFonts w:ascii="Arial" w:cs="Arial" w:eastAsia="Arial" w:hAnsi="Arial"/>
@@ -16295,7 +16295,7 @@
               <w:spacing w:after="10" w:before="0"/>
               <w:ind w:left="120"/>
             </w:pPr>
-            <w:hyperlink w:history="1" r:id="rIdw-kqctjp7wmgtoliasnxo">
+            <w:hyperlink w:history="1" r:id="rIdbkbxmes3j_fm3zsimuwgk">
               <w:r>
                 <w:rPr>
                   <w:rFonts w:ascii="Arial" w:cs="Arial" w:eastAsia="Arial" w:hAnsi="Arial"/>
@@ -16490,7 +16490,7 @@
             <w:pPr>
               <w:spacing w:after="20" w:before="0"/>
             </w:pPr>
-            <w:hyperlink w:history="1" r:id="rIdisdw43qh6_bsawbredkhh">
+            <w:hyperlink w:history="1" r:id="rIdogh9uuhg0mefpdjcv2r6z">
               <w:r>
                 <w:rPr>
                   <w:rFonts w:ascii="Arial" w:cs="Arial" w:eastAsia="Arial" w:hAnsi="Arial"/>
@@ -16523,7 +16523,7 @@
               <w:spacing w:after="10" w:before="0"/>
               <w:ind w:left="120"/>
             </w:pPr>
-            <w:hyperlink w:history="1" r:id="rIdenn4_2nzvh6nuctx7ihus">
+            <w:hyperlink w:history="1" r:id="rIdingm2w-cm_ase9oudfz8y">
               <w:r>
                 <w:rPr>
                   <w:rFonts w:ascii="Arial" w:cs="Arial" w:eastAsia="Arial" w:hAnsi="Arial"/>
@@ -16568,7 +16568,7 @@
             <w:pPr>
               <w:spacing w:after="20" w:before="0"/>
             </w:pPr>
-            <w:hyperlink w:history="1" r:id="rIdpgsjz8ehgiu74i_vihlia">
+            <w:hyperlink w:history="1" r:id="rId_hluhow2k9g1txhgnc8ls">
               <w:r>
                 <w:rPr>
                   <w:rFonts w:ascii="Arial" w:cs="Arial" w:eastAsia="Arial" w:hAnsi="Arial"/>
@@ -16601,7 +16601,7 @@
               <w:spacing w:after="10" w:before="0"/>
               <w:ind w:left="120"/>
             </w:pPr>
-            <w:hyperlink w:history="1" r:id="rIdlog6nxr47cjbg3esex0vf">
+            <w:hyperlink w:history="1" r:id="rId2boty4pscysavfqs_cwsb">
               <w:r>
                 <w:rPr>
                   <w:rFonts w:ascii="Arial" w:cs="Arial" w:eastAsia="Arial" w:hAnsi="Arial"/>
@@ -16796,7 +16796,7 @@
             <w:pPr>
               <w:spacing w:after="20" w:before="0"/>
             </w:pPr>
-            <w:hyperlink w:history="1" r:id="rIdzn7p7u4yvbgw_wsxkl1ln">
+            <w:hyperlink w:history="1" r:id="rIdetei_grrbilr5fwniu-do">
               <w:r>
                 <w:rPr>
                   <w:rFonts w:ascii="Arial" w:cs="Arial" w:eastAsia="Arial" w:hAnsi="Arial"/>
@@ -16829,7 +16829,7 @@
               <w:spacing w:after="10" w:before="0"/>
               <w:ind w:left="120"/>
             </w:pPr>
-            <w:hyperlink w:history="1" r:id="rId5j9dbuj3ufe0i2upanrow">
+            <w:hyperlink w:history="1" r:id="rIdjgycmyihqu8yayibk63ap">
               <w:r>
                 <w:rPr>
                   <w:rFonts w:ascii="Arial" w:cs="Arial" w:eastAsia="Arial" w:hAnsi="Arial"/>
@@ -16874,7 +16874,7 @@
             <w:pPr>
               <w:spacing w:after="20" w:before="0"/>
             </w:pPr>
-            <w:hyperlink w:history="1" r:id="rIdvwpwiyf2sdt5sddrgv7zk">
+            <w:hyperlink w:history="1" r:id="rIdxqblxy0p0_4utg3s2fadr">
               <w:r>
                 <w:rPr>
                   <w:rFonts w:ascii="Arial" w:cs="Arial" w:eastAsia="Arial" w:hAnsi="Arial"/>
@@ -16907,7 +16907,7 @@
               <w:spacing w:after="10" w:before="0"/>
               <w:ind w:left="120"/>
             </w:pPr>
-            <w:hyperlink w:history="1" r:id="rIdlurz2suzaadzwgyiasuen">
+            <w:hyperlink w:history="1" r:id="rIdk4uurfuftb2ozihmwceud">
               <w:r>
                 <w:rPr>
                   <w:rFonts w:ascii="Arial" w:cs="Arial" w:eastAsia="Arial" w:hAnsi="Arial"/>
@@ -17102,7 +17102,7 @@
             <w:pPr>
               <w:spacing w:after="20" w:before="0"/>
             </w:pPr>
-            <w:hyperlink w:history="1" r:id="rIdiqqknh1qa7_46fp3drtjn">
+            <w:hyperlink w:history="1" r:id="rId2zai757aguodmhoit-_5t">
               <w:r>
                 <w:rPr>
                   <w:rFonts w:ascii="Arial" w:cs="Arial" w:eastAsia="Arial" w:hAnsi="Arial"/>
@@ -17135,7 +17135,7 @@
               <w:spacing w:after="10" w:before="0"/>
               <w:ind w:left="120"/>
             </w:pPr>
-            <w:hyperlink w:history="1" r:id="rIdejwjxq3di_rizeq1gtozi">
+            <w:hyperlink w:history="1" r:id="rIdhtsti7hiiskqfizuoeg9p">
               <w:r>
                 <w:rPr>
                   <w:rFonts w:ascii="Arial" w:cs="Arial" w:eastAsia="Arial" w:hAnsi="Arial"/>
@@ -17180,7 +17180,7 @@
             <w:pPr>
               <w:spacing w:after="20" w:before="0"/>
             </w:pPr>
-            <w:hyperlink w:history="1" r:id="rIdw8xvhyr47tcwwce8gwj9n">
+            <w:hyperlink w:history="1" r:id="rIda-ldfrmyg5a1ek90osqvl">
               <w:r>
                 <w:rPr>
                   <w:rFonts w:ascii="Arial" w:cs="Arial" w:eastAsia="Arial" w:hAnsi="Arial"/>
@@ -17213,7 +17213,7 @@
               <w:spacing w:after="10" w:before="0"/>
               <w:ind w:left="120"/>
             </w:pPr>
-            <w:hyperlink w:history="1" r:id="rIdgxq3wgk_pnc43gst8lm2c">
+            <w:hyperlink w:history="1" r:id="rId2u2hknmqiuivqudzm9xlo">
               <w:r>
                 <w:rPr>
                   <w:rFonts w:ascii="Arial" w:cs="Arial" w:eastAsia="Arial" w:hAnsi="Arial"/>
@@ -18928,7 +18928,7 @@
             <w:pPr>
               <w:spacing w:after="20" w:before="0"/>
             </w:pPr>
-            <w:hyperlink w:history="1" r:id="rIdiopjjfytnqwhd3vbynkmz">
+            <w:hyperlink w:history="1" r:id="rId6dcnxr19_tbht1li_t4zy">
               <w:r>
                 <w:rPr>
                   <w:rFonts w:ascii="Arial" w:cs="Arial" w:eastAsia="Arial" w:hAnsi="Arial"/>
@@ -18961,7 +18961,7 @@
               <w:spacing w:after="10" w:before="0"/>
               <w:ind w:left="120"/>
             </w:pPr>
-            <w:hyperlink w:history="1" r:id="rIdhjand1l03v3nj8r006pe0">
+            <w:hyperlink w:history="1" r:id="rIdydz7o7awqzcrqt6572fvk">
               <w:r>
                 <w:rPr>
                   <w:rFonts w:ascii="Arial" w:cs="Arial" w:eastAsia="Arial" w:hAnsi="Arial"/>
@@ -19006,7 +19006,7 @@
             <w:pPr>
               <w:spacing w:after="20" w:before="0"/>
             </w:pPr>
-            <w:hyperlink w:history="1" r:id="rIdzxyzmkdwymp5ekwzyllj3">
+            <w:hyperlink w:history="1" r:id="rId8-kfycl-wirttwlp3h3zn">
               <w:r>
                 <w:rPr>
                   <w:rFonts w:ascii="Arial" w:cs="Arial" w:eastAsia="Arial" w:hAnsi="Arial"/>
@@ -19039,7 +19039,7 @@
               <w:spacing w:after="10" w:before="0"/>
               <w:ind w:left="120"/>
             </w:pPr>
-            <w:hyperlink w:history="1" r:id="rIdrenukb2pbrh-byd1tnwks">
+            <w:hyperlink w:history="1" r:id="rId6lkcmmf0bh5wmrmppfire">
               <w:r>
                 <w:rPr>
                   <w:rFonts w:ascii="Arial" w:cs="Arial" w:eastAsia="Arial" w:hAnsi="Arial"/>
@@ -19234,7 +19234,7 @@
             <w:pPr>
               <w:spacing w:after="20" w:before="0"/>
             </w:pPr>
-            <w:hyperlink w:history="1" r:id="rIdeljsrids5kgttkgvomj2g">
+            <w:hyperlink w:history="1" r:id="rIdexgsb8m_f9hhxqk1bjitg">
               <w:r>
                 <w:rPr>
                   <w:rFonts w:ascii="Arial" w:cs="Arial" w:eastAsia="Arial" w:hAnsi="Arial"/>
@@ -19267,7 +19267,7 @@
               <w:spacing w:after="10" w:before="0"/>
               <w:ind w:left="120"/>
             </w:pPr>
-            <w:hyperlink w:history="1" r:id="rIdtb-w2azlmjndvg0n0z8oi">
+            <w:hyperlink w:history="1" r:id="rIdjyrvj8dwkkybjowrkqeus">
               <w:r>
                 <w:rPr>
                   <w:rFonts w:ascii="Arial" w:cs="Arial" w:eastAsia="Arial" w:hAnsi="Arial"/>
@@ -19312,7 +19312,7 @@
             <w:pPr>
               <w:spacing w:after="20" w:before="0"/>
             </w:pPr>
-            <w:hyperlink w:history="1" r:id="rIdvsifkhs8va99v6we-xtdo">
+            <w:hyperlink w:history="1" r:id="rId-oiku6anp53ehoj4nyypi">
               <w:r>
                 <w:rPr>
                   <w:rFonts w:ascii="Arial" w:cs="Arial" w:eastAsia="Arial" w:hAnsi="Arial"/>
@@ -19345,7 +19345,7 @@
               <w:spacing w:after="10" w:before="0"/>
               <w:ind w:left="120"/>
             </w:pPr>
-            <w:hyperlink w:history="1" r:id="rIdvjvjpd7vzgm8b4s9srzvu">
+            <w:hyperlink w:history="1" r:id="rIdaylchu_hticffrkv_g-y3">
               <w:r>
                 <w:rPr>
                   <w:rFonts w:ascii="Arial" w:cs="Arial" w:eastAsia="Arial" w:hAnsi="Arial"/>
@@ -19540,7 +19540,7 @@
             <w:pPr>
               <w:spacing w:after="20" w:before="0"/>
             </w:pPr>
-            <w:hyperlink w:history="1" r:id="rIdjnqlwsz2lz6ullsx2gk7b">
+            <w:hyperlink w:history="1" r:id="rId5domyn0h7c0rdecwadhnk">
               <w:r>
                 <w:rPr>
                   <w:rFonts w:ascii="Arial" w:cs="Arial" w:eastAsia="Arial" w:hAnsi="Arial"/>
@@ -19573,7 +19573,7 @@
               <w:spacing w:after="10" w:before="0"/>
               <w:ind w:left="120"/>
             </w:pPr>
-            <w:hyperlink w:history="1" r:id="rIdvym1femuafidjcaqldgty">
+            <w:hyperlink w:history="1" r:id="rIdoyutkhl41l_lpgfy2cjlx">
               <w:r>
                 <w:rPr>
                   <w:rFonts w:ascii="Arial" w:cs="Arial" w:eastAsia="Arial" w:hAnsi="Arial"/>
@@ -19618,7 +19618,7 @@
             <w:pPr>
               <w:spacing w:after="20" w:before="0"/>
             </w:pPr>
-            <w:hyperlink w:history="1" r:id="rId5vwgiyzsgqzukv5kxq5wj">
+            <w:hyperlink w:history="1" r:id="rIdxcqjah1mlo5wsvcxqtqj3">
               <w:r>
                 <w:rPr>
                   <w:rFonts w:ascii="Arial" w:cs="Arial" w:eastAsia="Arial" w:hAnsi="Arial"/>
@@ -19651,7 +19651,7 @@
               <w:spacing w:after="10" w:before="0"/>
               <w:ind w:left="120"/>
             </w:pPr>
-            <w:hyperlink w:history="1" r:id="rIdsujr18htmiui382ifbn7l">
+            <w:hyperlink w:history="1" r:id="rIdjcplhvgrzwmysja61fsh4">
               <w:r>
                 <w:rPr>
                   <w:rFonts w:ascii="Arial" w:cs="Arial" w:eastAsia="Arial" w:hAnsi="Arial"/>
@@ -19846,7 +19846,7 @@
             <w:pPr>
               <w:spacing w:after="20" w:before="0"/>
             </w:pPr>
-            <w:hyperlink w:history="1" r:id="rIdlv-tbe3sdfyigx_bcynlm">
+            <w:hyperlink w:history="1" r:id="rIdytwnjtwe-spmdz-4r7pfc">
               <w:r>
                 <w:rPr>
                   <w:rFonts w:ascii="Arial" w:cs="Arial" w:eastAsia="Arial" w:hAnsi="Arial"/>
@@ -19879,7 +19879,7 @@
               <w:spacing w:after="10" w:before="0"/>
               <w:ind w:left="120"/>
             </w:pPr>
-            <w:hyperlink w:history="1" r:id="rIdacjzck9szikjsbwv7rv8g">
+            <w:hyperlink w:history="1" r:id="rIdifttqxk7g30m4iod8tckf">
               <w:r>
                 <w:rPr>
                   <w:rFonts w:ascii="Arial" w:cs="Arial" w:eastAsia="Arial" w:hAnsi="Arial"/>
@@ -19924,7 +19924,7 @@
             <w:pPr>
               <w:spacing w:after="20" w:before="0"/>
             </w:pPr>
-            <w:hyperlink w:history="1" r:id="rIdojwzozmjbc-hwpvi-rubg">
+            <w:hyperlink w:history="1" r:id="rIdwh_ic48lofocxeb21xj4x">
               <w:r>
                 <w:rPr>
                   <w:rFonts w:ascii="Arial" w:cs="Arial" w:eastAsia="Arial" w:hAnsi="Arial"/>
@@ -19957,7 +19957,7 @@
               <w:spacing w:after="10" w:before="0"/>
               <w:ind w:left="120"/>
             </w:pPr>
-            <w:hyperlink w:history="1" r:id="rIdxd-yzqo_7d5y_hidqxwh4">
+            <w:hyperlink w:history="1" r:id="rIdjduhbygrhlil1zcsameg5">
               <w:r>
                 <w:rPr>
                   <w:rFonts w:ascii="Arial" w:cs="Arial" w:eastAsia="Arial" w:hAnsi="Arial"/>
@@ -20152,7 +20152,7 @@
             <w:pPr>
               <w:spacing w:after="20" w:before="0"/>
             </w:pPr>
-            <w:hyperlink w:history="1" r:id="rIdvl2k-_hqo6cfgt-wyjkh7">
+            <w:hyperlink w:history="1" r:id="rIdwbmx7uyjptxjmbk0m8mxq">
               <w:r>
                 <w:rPr>
                   <w:rFonts w:ascii="Arial" w:cs="Arial" w:eastAsia="Arial" w:hAnsi="Arial"/>
@@ -20185,7 +20185,7 @@
               <w:spacing w:after="10" w:before="0"/>
               <w:ind w:left="120"/>
             </w:pPr>
-            <w:hyperlink w:history="1" r:id="rIdl7v3dttz1sbsheyfwtuvv">
+            <w:hyperlink w:history="1" r:id="rId8yphzy_ngwbsqycnemrtm">
               <w:r>
                 <w:rPr>
                   <w:rFonts w:ascii="Arial" w:cs="Arial" w:eastAsia="Arial" w:hAnsi="Arial"/>
@@ -20230,7 +20230,7 @@
             <w:pPr>
               <w:spacing w:after="20" w:before="0"/>
             </w:pPr>
-            <w:hyperlink w:history="1" r:id="rId4jtaj8zd3hlbwafobmzbk">
+            <w:hyperlink w:history="1" r:id="rIdu24rqqhwvtvpr9aejs2ur">
               <w:r>
                 <w:rPr>
                   <w:rFonts w:ascii="Arial" w:cs="Arial" w:eastAsia="Arial" w:hAnsi="Arial"/>
@@ -20263,7 +20263,7 @@
               <w:spacing w:after="10" w:before="0"/>
               <w:ind w:left="120"/>
             </w:pPr>
-            <w:hyperlink w:history="1" r:id="rIdmlw6gie4fy4rqkovly_xr">
+            <w:hyperlink w:history="1" r:id="rIdcv3e1pekv7dszszplumoe">
               <w:r>
                 <w:rPr>
                   <w:rFonts w:ascii="Arial" w:cs="Arial" w:eastAsia="Arial" w:hAnsi="Arial"/>
@@ -21750,7 +21750,7 @@
             <w:pPr>
               <w:spacing w:after="20" w:before="0"/>
             </w:pPr>
-            <w:hyperlink w:history="1" r:id="rIdokpvkqg_zo6imj7p6x0de">
+            <w:hyperlink w:history="1" r:id="rIditcmt5dxok1ys7cua323y">
               <w:r>
                 <w:rPr>
                   <w:rFonts w:ascii="Arial" w:cs="Arial" w:eastAsia="Arial" w:hAnsi="Arial"/>
@@ -21783,7 +21783,7 @@
               <w:spacing w:after="10" w:before="0"/>
               <w:ind w:left="120"/>
             </w:pPr>
-            <w:hyperlink w:history="1" r:id="rIdz9xvrgzweud0isj3vcct5">
+            <w:hyperlink w:history="1" r:id="rIdpjlp2ejx5dry1v19p0kx7">
               <w:r>
                 <w:rPr>
                   <w:rFonts w:ascii="Arial" w:cs="Arial" w:eastAsia="Arial" w:hAnsi="Arial"/>
@@ -21828,7 +21828,7 @@
             <w:pPr>
               <w:spacing w:after="20" w:before="0"/>
             </w:pPr>
-            <w:hyperlink w:history="1" r:id="rId9a1jdrtgqodmmzjfg1b_t">
+            <w:hyperlink w:history="1" r:id="rIdcd0agopotl6edpz_s1a0i">
               <w:r>
                 <w:rPr>
                   <w:rFonts w:ascii="Arial" w:cs="Arial" w:eastAsia="Arial" w:hAnsi="Arial"/>
@@ -21861,7 +21861,7 @@
               <w:spacing w:after="10" w:before="0"/>
               <w:ind w:left="120"/>
             </w:pPr>
-            <w:hyperlink w:history="1" r:id="rIds-dblfperkzep8ytnvv2a">
+            <w:hyperlink w:history="1" r:id="rIdhwcvgn0rkkxqshu0cswpz">
               <w:r>
                 <w:rPr>
                   <w:rFonts w:ascii="Arial" w:cs="Arial" w:eastAsia="Arial" w:hAnsi="Arial"/>
@@ -22056,7 +22056,7 @@
             <w:pPr>
               <w:spacing w:after="20" w:before="0"/>
             </w:pPr>
-            <w:hyperlink w:history="1" r:id="rIdgomicg3sm-hfufe7earcg">
+            <w:hyperlink w:history="1" r:id="rIdnndj_ttn16_sxohyjmbyj">
               <w:r>
                 <w:rPr>
                   <w:rFonts w:ascii="Arial" w:cs="Arial" w:eastAsia="Arial" w:hAnsi="Arial"/>
@@ -22089,7 +22089,7 @@
               <w:spacing w:after="10" w:before="0"/>
               <w:ind w:left="120"/>
             </w:pPr>
-            <w:hyperlink w:history="1" r:id="rIds4olwenl6mog7yjswamn5">
+            <w:hyperlink w:history="1" r:id="rIdtak0nfnh0iby6euwo7q76">
               <w:r>
                 <w:rPr>
                   <w:rFonts w:ascii="Arial" w:cs="Arial" w:eastAsia="Arial" w:hAnsi="Arial"/>
@@ -22134,7 +22134,7 @@
             <w:pPr>
               <w:spacing w:after="20" w:before="0"/>
             </w:pPr>
-            <w:hyperlink w:history="1" r:id="rIdr5ypxvr0xmwnfz3tysn0k">
+            <w:hyperlink w:history="1" r:id="rId5dr9osih5v3mzxjl0rfkd">
               <w:r>
                 <w:rPr>
                   <w:rFonts w:ascii="Arial" w:cs="Arial" w:eastAsia="Arial" w:hAnsi="Arial"/>
@@ -22167,7 +22167,7 @@
               <w:spacing w:after="10" w:before="0"/>
               <w:ind w:left="120"/>
             </w:pPr>
-            <w:hyperlink w:history="1" r:id="rIdnz6bm44pzmob5pe1jmihq">
+            <w:hyperlink w:history="1" r:id="rId7mlahn8pmvg3obdljsg08">
               <w:r>
                 <w:rPr>
                   <w:rFonts w:ascii="Arial" w:cs="Arial" w:eastAsia="Arial" w:hAnsi="Arial"/>
@@ -22362,7 +22362,7 @@
             <w:pPr>
               <w:spacing w:after="20" w:before="0"/>
             </w:pPr>
-            <w:hyperlink w:history="1" r:id="rId5-waj5hqjvvycizdlrsto">
+            <w:hyperlink w:history="1" r:id="rIdol3aawjrujj1_guz-oc24">
               <w:r>
                 <w:rPr>
                   <w:rFonts w:ascii="Arial" w:cs="Arial" w:eastAsia="Arial" w:hAnsi="Arial"/>
@@ -22395,7 +22395,7 @@
               <w:spacing w:after="10" w:before="0"/>
               <w:ind w:left="120"/>
             </w:pPr>
-            <w:hyperlink w:history="1" r:id="rIdtcbdo-lngwigkvsxyqaox">
+            <w:hyperlink w:history="1" r:id="rId7_0rsgikfxgtm-ouxkaf3">
               <w:r>
                 <w:rPr>
                   <w:rFonts w:ascii="Arial" w:cs="Arial" w:eastAsia="Arial" w:hAnsi="Arial"/>
@@ -22440,7 +22440,7 @@
             <w:pPr>
               <w:spacing w:after="20" w:before="0"/>
             </w:pPr>
-            <w:hyperlink w:history="1" r:id="rIdaazsmvckqu3sphn-lflot">
+            <w:hyperlink w:history="1" r:id="rId-1knjkoivj-icgczcic5q">
               <w:r>
                 <w:rPr>
                   <w:rFonts w:ascii="Arial" w:cs="Arial" w:eastAsia="Arial" w:hAnsi="Arial"/>
@@ -22473,7 +22473,7 @@
               <w:spacing w:after="10" w:before="0"/>
               <w:ind w:left="120"/>
             </w:pPr>
-            <w:hyperlink w:history="1" r:id="rIdd1zdw3pfqpmyeg3_lqm3x">
+            <w:hyperlink w:history="1" r:id="rIdr-0phdgchrxfceaniummn">
               <w:r>
                 <w:rPr>
                   <w:rFonts w:ascii="Arial" w:cs="Arial" w:eastAsia="Arial" w:hAnsi="Arial"/>
@@ -22668,7 +22668,7 @@
             <w:pPr>
               <w:spacing w:after="20" w:before="0"/>
             </w:pPr>
-            <w:hyperlink w:history="1" r:id="rId1c-gg24vcy-nrmwhzmmwj">
+            <w:hyperlink w:history="1" r:id="rIdvuldkegjnmtitmdytqfd-">
               <w:r>
                 <w:rPr>
                   <w:rFonts w:ascii="Arial" w:cs="Arial" w:eastAsia="Arial" w:hAnsi="Arial"/>
@@ -22701,7 +22701,7 @@
               <w:spacing w:after="10" w:before="0"/>
               <w:ind w:left="120"/>
             </w:pPr>
-            <w:hyperlink w:history="1" r:id="rIdk3tsq3y6v_7xrxprf9lwg">
+            <w:hyperlink w:history="1" r:id="rIddtjv_1ptz7qh1wpsihrkx">
               <w:r>
                 <w:rPr>
                   <w:rFonts w:ascii="Arial" w:cs="Arial" w:eastAsia="Arial" w:hAnsi="Arial"/>
@@ -22746,7 +22746,7 @@
             <w:pPr>
               <w:spacing w:after="20" w:before="0"/>
             </w:pPr>
-            <w:hyperlink w:history="1" r:id="rIdpxekmkzl5lt5a0snjdk7w">
+            <w:hyperlink w:history="1" r:id="rIdm1tucdp_qx5abkicrypml">
               <w:r>
                 <w:rPr>
                   <w:rFonts w:ascii="Arial" w:cs="Arial" w:eastAsia="Arial" w:hAnsi="Arial"/>
@@ -22779,7 +22779,7 @@
               <w:spacing w:after="10" w:before="0"/>
               <w:ind w:left="120"/>
             </w:pPr>
-            <w:hyperlink w:history="1" r:id="rIdohfz3rxad1c8e0nhpkmwk">
+            <w:hyperlink w:history="1" r:id="rId5f6g4g3sev8volwh-eiiu">
               <w:r>
                 <w:rPr>
                   <w:rFonts w:ascii="Arial" w:cs="Arial" w:eastAsia="Arial" w:hAnsi="Arial"/>
@@ -22974,7 +22974,7 @@
             <w:pPr>
               <w:spacing w:after="20" w:before="0"/>
             </w:pPr>
-            <w:hyperlink w:history="1" r:id="rId3qo9e2jcy5tfygtii1nox">
+            <w:hyperlink w:history="1" r:id="rIdczjpsxxdm_kb3kztcquto">
               <w:r>
                 <w:rPr>
                   <w:rFonts w:ascii="Arial" w:cs="Arial" w:eastAsia="Arial" w:hAnsi="Arial"/>
@@ -23007,7 +23007,7 @@
               <w:spacing w:after="10" w:before="0"/>
               <w:ind w:left="120"/>
             </w:pPr>
-            <w:hyperlink w:history="1" r:id="rIdiwakye60yuwtnarglkl5m">
+            <w:hyperlink w:history="1" r:id="rId9mnhlaeskpcdalcqczzm_">
               <w:r>
                 <w:rPr>
                   <w:rFonts w:ascii="Arial" w:cs="Arial" w:eastAsia="Arial" w:hAnsi="Arial"/>
@@ -23052,7 +23052,7 @@
             <w:pPr>
               <w:spacing w:after="20" w:before="0"/>
             </w:pPr>
-            <w:hyperlink w:history="1" r:id="rIdkvh_m-lmb3opmyjaayv3x">
+            <w:hyperlink w:history="1" r:id="rId6v87ewjc8rvvsfhyjyulo">
               <w:r>
                 <w:rPr>
                   <w:rFonts w:ascii="Arial" w:cs="Arial" w:eastAsia="Arial" w:hAnsi="Arial"/>
@@ -23085,7 +23085,7 @@
               <w:spacing w:after="10" w:before="0"/>
               <w:ind w:left="120"/>
             </w:pPr>
-            <w:hyperlink w:history="1" r:id="rIdxq3r60y5bwkieyrdi7-cw">
+            <w:hyperlink w:history="1" r:id="rIdczpxjqg8wjdxayjvncvu6">
               <w:r>
                 <w:rPr>
                   <w:rFonts w:ascii="Arial" w:cs="Arial" w:eastAsia="Arial" w:hAnsi="Arial"/>
